--- a/docs/2.Nguyễn Bình Dương_Xay Dung Website Truyen Thong Cong Doan TDMU Tich Hop AI Ho Tro Tao Va Dang Tai Noi Dung_De cuong.docx
+++ b/docs/2.Nguyễn Bình Dương_Xay Dung Website Truyen Thong Cong Doan TDMU Tich Hop AI Ho Tro Tao Va Dang Tai Noi Dung_De cuong.docx
@@ -718,7 +718,7 @@
               </wp:anchor>
             </w:drawing>
           </mc:Choice>
-          <mc:Fallback xmlns:wpsCustomData="http://www.wps.cn/officeDocument/2013/wpsCustomData" xmlns:w16cei="http://schemas.microsoft.com/office/word/2026/wordml/cei">
+          <mc:Fallback xmlns:w16cei="http://schemas.microsoft.com/office/word/2026/wordml/cei" xmlns:wpsCustomData="http://www.wps.cn/officeDocument/2013/wpsCustomData">
             <w:pict>
               <v:line id="Line 3" o:spid="_x0000_s1026" o:spt="20" style="position:absolute;left:0pt;margin-left:157.9pt;margin-top:2.55pt;height:0pt;width:113.6pt;mso-wrap-distance-bottom:0pt;mso-wrap-distance-top:0pt;z-index:251659264;mso-width-relative:page;mso-height-relative:page;" filled="f" stroked="t" coordsize="21600,21600" o:gfxdata="UEsDBAoAAAAAAIdO4kAAAAAAAAAAAAAAAAAEAAAAZHJzL1BLAwQUAAAACACHTuJA6+URjdUAAAAH AQAADwAAAGRycy9kb3ducmV2LnhtbE2PvU7DQBCEeyTe4bRINFFydowjZHxOAbijIQHRbnyLbeHb c3yXH3h6FhooRzOa+aZcn92gjjSF3rOBdJGAIm687bk18LKt57egQkS2OHgmA58UYF1dXpRYWH/i ZzpuYqukhEOBBroYx0Lr0HTkMCz8SCzeu58cRpFTq+2EJyl3g14myUo77FkWOhzpvqPmY3NwBkL9 Svv6a9bMkres9bTcPzw9ojHXV2lyByrSOf6F4Qdf0KESpp0/sA1qMJCluaBHA3kKSvz8JpNvu1+t q1L/56++AVBLAwQUAAAACACHTuJAx0uUO9ABAACqAwAADgAAAGRycy9lMm9Eb2MueG1srVNNb9sw DL0P2H8QdF+ceO0+jDg9JOgu2Rag3Q9QZNkWKomCqMTOvx8lJ2nXXXqoD4Ioko98j/TybrSGHVVA Da7mi9mcM+UkNNp1Nf/zeP/pG2cYhWuEAadqflLI71YfPywHX6kSejCNCoxAHFaDr3kfo6+KAmWv rMAZeOXI2UKwIpIZuqIJYiB0a4pyPv9SDBAaH0AqRHrdTE5+RgxvAYS21VJtQB6scnFCDcqISJSw 1x75KnfbtkrG322LKjJTc2Ia80lF6L5PZ7FaiqoLwvdanlsQb2nhFScrtKOiV6iNiIIdgv4PymoZ AKGNMwm2mIhkRYjFYv5Km4deeJW5kNTor6Lj+8HKX8ddYLqhTeDMCUsD32qn2OekzOCxooC124XE TY7uwW9BPiFzsO6F61Tu8PHkKW2RMop/UpKBnvD3w09oKEYcImSZxjbYBEkCsDFP43Sdhhojk/S4 uLkpv5Y0KHnxFaK6JPqA8YcCy9Kl5oZ6zsDiuMWYGhHVJSTVcXCvjcnDNo4NNf9+W94SsvXEHF2X cxGMblJcysDQ7dcmsKNIm5O/TJA8L8MCHFwz1TPuzD9RnsTbQ3PahYsuNMLc2Hnd0o68tHP28y+2 +gtQSwMECgAAAAAAh07iQAAAAAAAAAAAAAAAAAYAAABfcmVscy9QSwMEFAAAAAgAh07iQIoUZjzR AAAAlAEAAAsAAABfcmVscy8ucmVsc6WQwWrDMAyG74O9g9F9cZrDGKNOL6PQa+kewNiKYxpbRjLZ +vbzDoNl9LajfqHvE//+8JkWtSJLpGxg1/WgMDvyMQcD75fj0wsoqTZ7u1BGAzcUOIyPD/szLra2 I5ljEdUoWQzMtZZXrcXNmKx0VDC3zUScbG0jB12su9qAeuj7Z82/GTBumOrkDfDJD6Aut9LMf9gp OiahqXaOkqZpiu4eVQe2ZY7uyDbhG7lGsxywGvAsGgdqWdd+BH1fv/un3tNHPuO61X6HjOuPV2+6 HL8AUEsDBBQAAAAIAIdO4kB+5uUg9wAAAOEBAAATAAAAW0NvbnRlbnRfVHlwZXNdLnhtbJWRQU7D MBBF90jcwfIWJU67QAgl6YK0S0CoHGBkTxKLZGx5TGhvj5O2G0SRWNoz/78nu9wcxkFMGNg6quQq L6RA0s5Y6ir5vt9lD1JwBDIwOMJKHpHlpr69KfdHjyxSmriSfYz+USnWPY7AufNIadK6MEJMx9Ap D/oDOlTrorhX2lFEilmcO2RdNtjC5xDF9pCuTyYBB5bi6bQ4syoJ3g9WQ0ymaiLzg5KdCXlKLjvc W893SUOqXwnz5DrgnHtJTxOsQfEKIT7DmDSUCayM+6KAU/53yWw5cuba1mrMm8BNir3hdLG61o5r 1zj93/Ltkrp0q+WD6m9QSwECFAAUAAAACACHTuJAfublIPcAAADhAQAAEwAAAAAAAAABACAAAAA+ BAAAW0NvbnRlbnRfVHlwZXNdLnhtbFBLAQIUAAoAAAAAAIdO4kAAAAAAAAAAAAAAAAAGAAAAAAAA AAAAEAAAACADAABfcmVscy9QSwECFAAUAAAACACHTuJAihRmPNEAAACUAQAACwAAAAAAAAABACAA AABEAwAAX3JlbHMvLnJlbHNQSwECFAAKAAAAAACHTuJAAAAAAAAAAAAAAAAABAAAAAAAAAAAABAA AAAAAAAAZHJzL1BLAQIUABQAAAAIAIdO4kDr5RGN1QAAAAcBAAAPAAAAAAAAAAEAIAAAACIAAABk cnMvZG93bnJldi54bWxQSwECFAAUAAAACACHTuJAx0uUO9ABAACqAwAADgAAAAAAAAABACAAAAAk AQAAZHJzL2Uyb0RvYy54bWxQSwUGAAAAAAYABgBZAQAAZgUAAAAA ">
                 <v:fill on="f" focussize="0,0"/>
@@ -813,7 +813,7 @@
     </w:p>
     <w:p>
       <w:pPr>
-        <w:pStyle w:val="Heading1"/>
+        <w:pStyle w:val="u1"/>
         <w:numPr>
           <w:ilvl w:val="0"/>
           <w:numId w:val="1"/>
@@ -870,7 +870,7 @@
     </w:p>
     <w:p>
       <w:pPr>
-        <w:pStyle w:val="Heading1"/>
+        <w:pStyle w:val="u1"/>
         <w:numPr>
           <w:ilvl w:val="0"/>
           <w:numId w:val="1"/>
@@ -965,7 +965,7 @@
     </w:p>
     <w:p>
       <w:pPr>
-        <w:pStyle w:val="Heading1"/>
+        <w:pStyle w:val="u1"/>
         <w:numPr>
           <w:ilvl w:val="0"/>
           <w:numId w:val="1"/>
@@ -1279,7 +1279,7 @@
     </w:p>
     <w:p>
       <w:pPr>
-        <w:pStyle w:val="Heading1"/>
+        <w:pStyle w:val="u1"/>
         <w:numPr>
           <w:ilvl w:val="0"/>
           <w:numId w:val="1"/>
@@ -1350,7 +1350,7 @@
     </w:p>
     <w:p>
       <w:pPr>
-        <w:pStyle w:val="ListParagraph"/>
+        <w:pStyle w:val="oancuaDanhsach"/>
         <w:keepNext/>
         <w:numPr>
           <w:ilvl w:val="0"/>
@@ -1441,7 +1441,7 @@
     </w:p>
     <w:p>
       <w:pPr>
-        <w:pStyle w:val="ListParagraph"/>
+        <w:pStyle w:val="oancuaDanhsach"/>
         <w:keepNext/>
         <w:numPr>
           <w:ilvl w:val="0"/>
@@ -1483,6 +1483,7 @@
         <w:rPr>
           <w:sz w:val="26"/>
           <w:szCs w:val="26"/>
+          <w:lang w:val="vi-VN"/>
         </w:rPr>
       </w:pPr>
       <w:r>
@@ -1506,6 +1507,7 @@
         <w:rPr>
           <w:sz w:val="26"/>
           <w:szCs w:val="26"/>
+          <w:lang w:val="vi-VN"/>
         </w:rPr>
         <w:t>ĩ</w:t>
       </w:r>
@@ -1602,7 +1604,7 @@
     </w:p>
     <w:p>
       <w:pPr>
-        <w:pStyle w:val="Heading1"/>
+        <w:pStyle w:val="u1"/>
         <w:numPr>
           <w:ilvl w:val="0"/>
           <w:numId w:val="1"/>
@@ -2271,7 +2273,7 @@
     </w:p>
     <w:p>
       <w:pPr>
-        <w:pStyle w:val="ListParagraph"/>
+        <w:pStyle w:val="oancuaDanhsach"/>
         <w:numPr>
           <w:ilvl w:val="0"/>
           <w:numId w:val="1"/>
@@ -2389,7 +2391,7 @@
     </w:p>
     <w:p>
       <w:pPr>
-        <w:pStyle w:val="Heading4"/>
+        <w:pStyle w:val="u4"/>
         <w:keepNext w:val="0"/>
         <w:numPr>
           <w:ilvl w:val="1"/>
@@ -2419,7 +2421,7 @@
       </w:pPr>
       <w:r>
         <w:rPr>
-          <w:rStyle w:val="Strong"/>
+          <w:rStyle w:val="Manh"/>
         </w:rPr>
         <w:lastRenderedPageBreak/>
         <w:t>Quản trị nội dung &amp; Quy trình xuất bản:</w:t>
@@ -2470,7 +2472,7 @@
     </w:p>
     <w:p>
       <w:pPr>
-        <w:pStyle w:val="Heading4"/>
+        <w:pStyle w:val="u4"/>
         <w:keepNext w:val="0"/>
         <w:numPr>
           <w:ilvl w:val="1"/>
@@ -2500,7 +2502,7 @@
       </w:pPr>
       <w:r>
         <w:rPr>
-          <w:rStyle w:val="Strong"/>
+          <w:rStyle w:val="Manh"/>
         </w:rPr>
         <w:t>Thiết kế trên Figma:</w:t>
       </w:r>
@@ -2514,7 +2516,7 @@
       </w:pPr>
       <w:r>
         <w:rPr>
-          <w:rStyle w:val="Strong"/>
+          <w:rStyle w:val="Manh"/>
         </w:rPr>
         <w:t>Xây dựng Design System:</w:t>
       </w:r>
@@ -2528,7 +2530,7 @@
       </w:pPr>
       <w:r>
         <w:rPr>
-          <w:rStyle w:val="Strong"/>
+          <w:rStyle w:val="Manh"/>
         </w:rPr>
         <w:t>Thiết kế giao diện Portal:</w:t>
       </w:r>
@@ -2542,7 +2544,7 @@
       </w:pPr>
       <w:r>
         <w:rPr>
-          <w:rStyle w:val="Strong"/>
+          <w:rStyle w:val="Manh"/>
         </w:rPr>
         <w:t>Thiết kế giao diện Quản trị:</w:t>
       </w:r>
@@ -2556,7 +2558,7 @@
       </w:pPr>
       <w:r>
         <w:rPr>
-          <w:rStyle w:val="Strong"/>
+          <w:rStyle w:val="Manh"/>
         </w:rPr>
         <w:t>Thiết kế Responsive:</w:t>
       </w:r>
@@ -2566,7 +2568,7 @@
     </w:p>
     <w:p>
       <w:pPr>
-        <w:pStyle w:val="Heading4"/>
+        <w:pStyle w:val="u4"/>
         <w:keepNext w:val="0"/>
         <w:numPr>
           <w:ilvl w:val="1"/>
@@ -2587,6 +2589,7 @@
           <w:szCs w:val="26"/>
           <w:lang w:val="vi-VN"/>
         </w:rPr>
+        <w:lastRenderedPageBreak/>
         <w:t>Về kỹ thuật:</w:t>
       </w:r>
     </w:p>
@@ -2648,7 +2651,7 @@
     </w:p>
     <w:p>
       <w:pPr>
-        <w:pStyle w:val="Heading4"/>
+        <w:pStyle w:val="u4"/>
         <w:keepNext w:val="0"/>
         <w:numPr>
           <w:ilvl w:val="1"/>
@@ -2678,7 +2681,7 @@
       </w:pPr>
       <w:r>
         <w:rPr>
-          <w:rStyle w:val="Strong"/>
+          <w:rStyle w:val="Manh"/>
         </w:rPr>
         <w:t>Số hóa truyền thông Công đoàn:</w:t>
       </w:r>
@@ -2692,7 +2695,7 @@
       </w:pPr>
       <w:r>
         <w:rPr>
-          <w:rStyle w:val="Strong"/>
+          <w:rStyle w:val="Manh"/>
         </w:rPr>
         <w:t>Tiết kiệm thời gian &amp; nguồn lực:</w:t>
       </w:r>
@@ -2706,8 +2709,9 @@
       </w:pPr>
       <w:r>
         <w:rPr>
-          <w:rStyle w:val="Strong"/>
-        </w:rPr>
+          <w:rStyle w:val="Manh"/>
+        </w:rPr>
+        <w:lastRenderedPageBreak/>
         <w:t>Quy trình khép kín &amp; kiểm soát nội dung:</w:t>
       </w:r>
       <w:r>
@@ -2720,7 +2724,7 @@
       </w:pPr>
       <w:r>
         <w:rPr>
-          <w:rStyle w:val="Strong"/>
+          <w:rStyle w:val="Manh"/>
         </w:rPr>
         <w:t>Theo dõi &amp; mở rộng:</w:t>
       </w:r>
@@ -2730,7 +2734,7 @@
     </w:p>
     <w:p>
       <w:pPr>
-        <w:pStyle w:val="ListParagraph"/>
+        <w:pStyle w:val="oancuaDanhsach"/>
         <w:keepNext/>
         <w:numPr>
           <w:ilvl w:val="0"/>
@@ -2776,19 +2780,19 @@
       </w:pPr>
       <w:r>
         <w:rPr>
-          <w:rStyle w:val="Strong"/>
+          <w:rStyle w:val="Manh"/>
         </w:rPr>
         <w:t>1</w:t>
       </w:r>
       <w:r>
         <w:rPr>
-          <w:rStyle w:val="Strong"/>
+          <w:rStyle w:val="Manh"/>
         </w:rPr>
         <w:t>0.1.</w:t>
       </w:r>
       <w:r>
         <w:rPr>
-          <w:rStyle w:val="Strong"/>
+          <w:rStyle w:val="Manh"/>
         </w:rPr>
         <w:t xml:space="preserve"> Các nền tảng quản lý truyền thông tích hợp AI:</w:t>
       </w:r>
@@ -2802,27 +2806,29 @@
     </w:p>
     <w:p>
       <w:pPr>
-        <w:pStyle w:val="NormalWeb"/>
+        <w:pStyle w:val="ThngthngWeb"/>
         <w:shd w:val="clear" w:color="auto" w:fill="FFFFFF" w:themeFill="background1"/>
         <w:spacing w:before="0" w:after="0"/>
         <w:ind w:left="426"/>
         <w:rPr>
-          <w:rStyle w:val="Strong"/>
-          <w:sz w:val="26"/>
-          <w:szCs w:val="26"/>
-        </w:rPr>
-      </w:pPr>
-      <w:r>
-        <w:rPr>
-          <w:rStyle w:val="Strong"/>
-          <w:sz w:val="26"/>
-          <w:szCs w:val="26"/>
+          <w:rStyle w:val="Manh"/>
+          <w:sz w:val="26"/>
+          <w:szCs w:val="26"/>
+          <w:lang w:val="vi-VN"/>
+        </w:rPr>
+      </w:pPr>
+      <w:r>
+        <w:rPr>
+          <w:rStyle w:val="Manh"/>
+          <w:sz w:val="26"/>
+          <w:szCs w:val="26"/>
+          <w:lang w:val="vi-VN"/>
         </w:rPr>
         <w:t>10.2.</w:t>
       </w:r>
       <w:r>
         <w:rPr>
-          <w:rStyle w:val="Strong"/>
+          <w:rStyle w:val="Manh"/>
           <w:sz w:val="26"/>
           <w:szCs w:val="26"/>
           <w:lang w:val="vi-VN"/>
@@ -2840,22 +2846,18 @@
       </w:r>
       <w:r>
         <w:rPr>
-          <w:rStyle w:val="Strong"/>
+          <w:rStyle w:val="Manh"/>
           <w:b w:val="0"/>
           <w:bCs w:val="0"/>
         </w:rPr>
         <w:t>Website Công đoàn Trường Đại học Công nghiệp TP.HCM (IUH), Công đoàn Trường Đại học Nha Trang (NTU) và Công đoàn Trường Đại học Lâm nghiệp</w:t>
       </w:r>
       <w:r>
-        <w:t xml:space="preserve">. Các hệ thống đã đáp ứng việc đăng tải tin tức, thông báo, văn bản, sự kiện </w:t>
-      </w:r>
-      <w:r>
-        <w:lastRenderedPageBreak/>
-        <w:t xml:space="preserve">và thông tin hoạt động Công đoàn. Tuy nhiên, các hệ thống chủ yếu tập trung vào cung cấp thông tin, chưa tích hợp sâu </w:t>
-      </w:r>
-      <w:r>
-        <w:rPr>
-          <w:rStyle w:val="Strong"/>
+        <w:t xml:space="preserve">. Các hệ thống đã đáp ứng việc đăng tải tin tức, thông báo, văn bản, sự kiện và thông tin hoạt động Công đoàn. Tuy nhiên, các hệ thống chủ yếu tập trung vào cung cấp thông tin, chưa tích hợp sâu </w:t>
+      </w:r>
+      <w:r>
+        <w:rPr>
+          <w:rStyle w:val="Manh"/>
           <w:b w:val="0"/>
           <w:bCs w:val="0"/>
         </w:rPr>
@@ -2871,7 +2873,7 @@
       </w:pPr>
       <w:r>
         <w:rPr>
-          <w:rStyle w:val="Strong"/>
+          <w:rStyle w:val="Manh"/>
         </w:rPr>
         <w:t>10.3. Hướng giải quyết và điểm mới của đề tài:</w:t>
       </w:r>
@@ -2884,7 +2886,7 @@
       </w:r>
       <w:r>
         <w:rPr>
-          <w:rStyle w:val="Strong"/>
+          <w:rStyle w:val="Manh"/>
         </w:rPr>
         <w:t>“Xây dựng Website truyền thông Công đoàn TDMU tích hợp AI hỗ trợ tạo và đăng tải nội dung”</w:t>
       </w:r>
@@ -2925,6 +2927,7 @@
         </w:numPr>
       </w:pPr>
       <w:r>
+        <w:lastRenderedPageBreak/>
         <w:t>Phân quyền RBAC 4 vai trò rõ rệt kết hợp phân hệ số hóa Quản lý Phong trào &amp; Thi đua 16 Tổ Công đoàn trực thuộc (nộp báo cáo tháng online, đính kèm minh chứng, chấm điểm theo tiêu chí và công bố bảng xếp hạng trực quan).</w:t>
       </w:r>
     </w:p>
@@ -2962,7 +2965,7 @@
     </w:p>
     <w:p>
       <w:pPr>
-        <w:pStyle w:val="ListParagraph"/>
+        <w:pStyle w:val="oancuaDanhsach"/>
         <w:keepNext/>
         <w:numPr>
           <w:ilvl w:val="0"/>
@@ -2996,7 +2999,7 @@
     </w:p>
     <w:p>
       <w:pPr>
-        <w:pStyle w:val="ListParagraph"/>
+        <w:pStyle w:val="oancuaDanhsach"/>
         <w:numPr>
           <w:ilvl w:val="1"/>
           <w:numId w:val="1"/>
@@ -3034,7 +3037,7 @@
       </w:r>
       <w:r>
         <w:rPr>
-          <w:rStyle w:val="Strong"/>
+          <w:rStyle w:val="Manh"/>
           <w:b w:val="0"/>
           <w:bCs w:val="0"/>
         </w:rPr>
@@ -3054,7 +3057,7 @@
       </w:pPr>
       <w:r>
         <w:rPr>
-          <w:rStyle w:val="Strong"/>
+          <w:rStyle w:val="Manh"/>
         </w:rPr>
         <w:t>Ban Chấp hành Công đoàn:</w:t>
       </w:r>
@@ -3088,21 +3091,17 @@
       </w:pPr>
       <w:r>
         <w:rPr>
-          <w:rStyle w:val="Strong"/>
+          <w:rStyle w:val="Manh"/>
         </w:rPr>
         <w:t>Đoàn viên, cán bộ, giảng viên, sinh viên và người lao động:</w:t>
       </w:r>
       <w:r>
-        <w:t xml:space="preserve"> là nhóm người tiếp nhận nội dung truyền thông của Công đoàn. Nhu cầu của nhóm này được nghiên cứu nhằm đánh giá khả năng tra cứu, tiếp nhận và tương </w:t>
-      </w:r>
-      <w:r>
-        <w:lastRenderedPageBreak/>
-        <w:t>tác với tin tức, thông báo, hoạt động và các nội dung được đăng tải trên hệ thống.</w:t>
-      </w:r>
-    </w:p>
-    <w:p>
-      <w:pPr>
-        <w:pStyle w:val="ListParagraph"/>
+        <w:t xml:space="preserve"> là nhóm người tiếp nhận nội dung truyền thông của Công đoàn. Nhu cầu của nhóm này được nghiên cứu nhằm đánh giá khả năng tra cứu, tiếp nhận và tương tác với tin tức, thông báo, hoạt động và các nội dung được đăng tải trên hệ thống.</w:t>
+      </w:r>
+    </w:p>
+    <w:p>
+      <w:pPr>
+        <w:pStyle w:val="oancuaDanhsach"/>
         <w:numPr>
           <w:ilvl w:val="1"/>
           <w:numId w:val="1"/>
@@ -3151,6 +3150,7 @@
         </w:numPr>
       </w:pPr>
       <w:r>
+        <w:lastRenderedPageBreak/>
         <w:t>Về nội dung: đề tài tập trung vào 6 phân hệ chức năng cốt lõi (với 26 Use Case chi tiết): (1) Cổng thông tin &amp; Tương tác đoàn viên; (2) Quản trị nội dung (CMS) &amp; Quy trình xuất bản 4 bước; (3) Trợ lý AI Copilot CMS &amp; Sáng tạo nội dung đa năng; (4) Quản lý Phong trào &amp; Thi đua 16 Tổ Công đoàn trực thuộc; (5) Tiện ích, Thăm dò &amp; Khảo sát ý kiến đoàn viên; (6) Quản trị Hệ thống, Phân quyền RBAC &amp; Giám sát kiểm toán.</w:t>
       </w:r>
     </w:p>
@@ -3180,7 +3180,7 @@
     </w:p>
     <w:p>
       <w:pPr>
-        <w:pStyle w:val="ListParagraph"/>
+        <w:pStyle w:val="oancuaDanhsach"/>
         <w:numPr>
           <w:ilvl w:val="1"/>
           <w:numId w:val="1"/>
@@ -3260,7 +3260,7 @@
     </w:p>
     <w:p>
       <w:pPr>
-        <w:pStyle w:val="ListParagraph"/>
+        <w:pStyle w:val="oancuaDanhsach"/>
         <w:numPr>
           <w:ilvl w:val="1"/>
           <w:numId w:val="1"/>
@@ -3291,7 +3291,7 @@
     </w:p>
     <w:p>
       <w:pPr>
-        <w:pStyle w:val="NormalWeb"/>
+        <w:pStyle w:val="ThngthngWeb"/>
         <w:numPr>
           <w:ilvl w:val="0"/>
           <w:numId w:val="9"/>
@@ -3307,23 +3307,23 @@
       </w:pPr>
       <w:r>
         <w:rPr>
-          <w:rStyle w:val="Strong"/>
+          <w:rStyle w:val="Manh"/>
           <w:b w:val="0"/>
           <w:bCs w:val="0"/>
           <w:sz w:val="26"/>
           <w:szCs w:val="26"/>
           <w:lang w:val="vi-VN"/>
         </w:rPr>
-        <w:lastRenderedPageBreak/>
         <w:t>Phương pháp khảo sát và phân tích</w:t>
       </w:r>
       <w:r>
         <w:rPr>
-          <w:rStyle w:val="Strong"/>
+          <w:rStyle w:val="Manh"/>
           <w:b w:val="0"/>
           <w:bCs w:val="0"/>
           <w:sz w:val="26"/>
           <w:szCs w:val="26"/>
+          <w:lang w:val="vi-VN"/>
         </w:rPr>
         <w:t>:</w:t>
       </w:r>
@@ -3337,6 +3337,7 @@
         </w:numPr>
       </w:pPr>
       <w:r>
+        <w:lastRenderedPageBreak/>
         <w:t>Khảo sát quy trình truyền thông hiện tại của Công đoàn TDMU</w:t>
       </w:r>
     </w:p>
@@ -3603,6 +3604,7 @@
         </w:numPr>
       </w:pPr>
       <w:r>
+        <w:lastRenderedPageBreak/>
         <w:t>Nghiên cứu và thử nghiệm kết nối Facebook Graph API trong phạm vi điều kiện cho phép.</w:t>
       </w:r>
     </w:p>
@@ -3644,7 +3646,7 @@
     </w:p>
     <w:p>
       <w:pPr>
-        <w:pStyle w:val="ListParagraph"/>
+        <w:pStyle w:val="oancuaDanhsach"/>
         <w:numPr>
           <w:ilvl w:val="0"/>
           <w:numId w:val="1"/>
@@ -3676,7 +3678,7 @@
     </w:p>
     <w:p>
       <w:pPr>
-        <w:pStyle w:val="ListParagraph"/>
+        <w:pStyle w:val="oancuaDanhsach"/>
         <w:numPr>
           <w:ilvl w:val="1"/>
           <w:numId w:val="1"/>
@@ -3722,318 +3724,340 @@
     <w:p>
       <w:pPr>
         <w:spacing w:before="120" w:after="40"/>
+        <w:rPr>
+          <w:sz w:val="26"/>
+          <w:szCs w:val="26"/>
+          <w:lang w:val="vi-VN"/>
+        </w:rPr>
+      </w:pPr>
+      <w:r>
+        <w:rPr>
+          <w:b/>
+          <w:sz w:val="26"/>
+          <w:szCs w:val="26"/>
+          <w:lang w:val="vi-VN"/>
+        </w:rPr>
+        <w:t>Chương 1: Tổng quan và khảo sát hiện trạng</w:t>
+      </w:r>
+    </w:p>
+    <w:p>
+      <w:pPr>
+        <w:pStyle w:val="oancuaDanhsach"/>
+        <w:spacing w:before="20" w:after="30" w:line="276" w:lineRule="auto"/>
+        <w:rPr>
+          <w:sz w:val="26"/>
+          <w:szCs w:val="26"/>
+          <w:lang w:val="vi-VN"/>
+        </w:rPr>
       </w:pPr>
       <w:r>
         <w:rPr>
           <w:rFonts w:ascii="Times New Roman" w:hAnsi="Times New Roman"/>
+          <w:sz w:val="26"/>
+          <w:szCs w:val="26"/>
+          <w:lang w:val="vi-VN"/>
+        </w:rPr>
+        <w:t>1.1. Khảo sát hiện trạng công tác truyền thông tại Công đoàn TDMU (khó khăn kiêm nhiệm, phân tán kênh, thiếu công cụ đo lường)</w:t>
+      </w:r>
+    </w:p>
+    <w:p>
+      <w:pPr>
+        <w:pStyle w:val="oancuaDanhsach"/>
+        <w:spacing w:before="20" w:after="30" w:line="276" w:lineRule="auto"/>
+        <w:rPr>
+          <w:sz w:val="26"/>
+          <w:szCs w:val="26"/>
+          <w:lang w:val="vi-VN"/>
+        </w:rPr>
+      </w:pPr>
+      <w:r>
+        <w:rPr>
+          <w:rFonts w:ascii="Times New Roman" w:hAnsi="Times New Roman"/>
+          <w:sz w:val="26"/>
+          <w:szCs w:val="26"/>
+          <w:lang w:val="vi-VN"/>
+        </w:rPr>
+        <w:t>1.2. Khảo sát phần cứng và hạ tầng công nghệ</w:t>
+      </w:r>
+    </w:p>
+    <w:p>
+      <w:pPr>
+        <w:pStyle w:val="oancuaDanhsach"/>
+        <w:spacing w:before="20" w:after="30" w:line="276" w:lineRule="auto"/>
+        <w:rPr>
+          <w:sz w:val="26"/>
+          <w:szCs w:val="26"/>
+          <w:lang w:val="vi-VN"/>
+        </w:rPr>
+      </w:pPr>
+      <w:r>
+        <w:rPr>
+          <w:rFonts w:ascii="Times New Roman" w:hAnsi="Times New Roman"/>
+          <w:sz w:val="26"/>
+          <w:szCs w:val="26"/>
+          <w:lang w:val="vi-VN"/>
+        </w:rPr>
+        <w:t>1.3. Khảo sát nhu cầu (Kế hoạch khảo sát và biên bản phỏng vấn thực tế với Lãnh đạo Công đoàn và Biên tập viên)</w:t>
+      </w:r>
+    </w:p>
+    <w:p>
+      <w:pPr>
+        <w:pStyle w:val="oancuaDanhsach"/>
+        <w:spacing w:before="20" w:after="30" w:line="276" w:lineRule="auto"/>
+        <w:rPr>
+          <w:sz w:val="26"/>
+          <w:szCs w:val="26"/>
+          <w:lang w:val="vi-VN"/>
+        </w:rPr>
+      </w:pPr>
+      <w:r>
+        <w:rPr>
+          <w:rFonts w:ascii="Times New Roman" w:hAnsi="Times New Roman"/>
+          <w:sz w:val="26"/>
+          <w:szCs w:val="26"/>
+          <w:lang w:val="vi-VN"/>
+        </w:rPr>
+        <w:t>1.4. Phân tích yêu cầu hệ thống (Yêu cầu phía người dùng và Yêu cầu phía quản lý)</w:t>
+      </w:r>
+    </w:p>
+    <w:p>
+      <w:pPr>
+        <w:pStyle w:val="oancuaDanhsach"/>
+        <w:spacing w:before="20" w:after="30" w:line="276" w:lineRule="auto"/>
+        <w:rPr>
+          <w:sz w:val="26"/>
+          <w:szCs w:val="26"/>
+          <w:lang w:val="vi-VN"/>
+        </w:rPr>
+      </w:pPr>
+      <w:r>
+        <w:rPr>
+          <w:rFonts w:ascii="Times New Roman" w:hAnsi="Times New Roman"/>
+          <w:sz w:val="26"/>
+          <w:szCs w:val="26"/>
+          <w:lang w:val="vi-VN"/>
+        </w:rPr>
+        <w:t>1.5. Phân tích chức năng hệ thống (Danh mục chức năng người dùng và Danh mục chức năng người quản trị)</w:t>
+      </w:r>
+    </w:p>
+    <w:p>
+      <w:pPr>
+        <w:spacing w:before="120" w:after="40"/>
+        <w:rPr>
+          <w:sz w:val="26"/>
+          <w:szCs w:val="26"/>
+          <w:lang w:val="vi-VN"/>
+        </w:rPr>
+      </w:pPr>
+      <w:r>
+        <w:rPr>
+          <w:rFonts w:ascii="Times New Roman" w:hAnsi="Times New Roman" w:cs="Times New Roman" w:eastAsia="Times New Roman"/>
           <w:b/>
-          <w:sz w:val="22"/>
-        </w:rPr>
-        <w:t>Chương 1: Tổng quan và khảo sát hiện trạng</w:t>
-      </w:r>
-    </w:p>
-    <w:p>
-      <w:pPr>
-        <w:pStyle w:val="ListParagraph"/>
+          <w:sz w:val="26"/>
+        </w:rPr>
+        <w:t>Chương 2: Phân tích hệ thống theo chuẩn UML</w:t>
+      </w:r>
+    </w:p>
+    <w:p>
+      <w:pPr>
+        <w:pStyle w:val="oancuaDanhsach"/>
         <w:spacing w:before="20" w:after="30" w:line="276" w:lineRule="auto"/>
+        <w:rPr>
+          <w:sz w:val="26"/>
+          <w:szCs w:val="26"/>
+        </w:rPr>
       </w:pPr>
       <w:r>
         <w:rPr>
           <w:rFonts w:ascii="Times New Roman" w:hAnsi="Times New Roman"/>
-          <w:sz w:val="20"/>
-        </w:rPr>
-        <w:t>1.1. Khảo sát hiện trạng công tác truyền thông tại Công đoàn TDMU (khó khăn kiêm nhiệm, phân tán kênh, thiếu công cụ đo lường)</w:t>
-      </w:r>
-    </w:p>
-    <w:p>
-      <w:pPr>
-        <w:pStyle w:val="ListParagraph"/>
+          <w:sz w:val="26"/>
+          <w:szCs w:val="26"/>
+        </w:rPr>
+        <w:t>2.1. Danh sách và cấu trúc phân cấp các Actor (4 Actor con người: Admin, Editor, Contributor, User + 3 Actor dịch vụ ngoài)</w:t>
+      </w:r>
+    </w:p>
+    <w:p>
+      <w:pPr>
+        <w:pStyle w:val="oancuaDanhsach"/>
         <w:spacing w:before="20" w:after="30" w:line="276" w:lineRule="auto"/>
+        <w:rPr>
+          <w:sz w:val="26"/>
+          <w:szCs w:val="26"/>
+        </w:rPr>
       </w:pPr>
       <w:r>
         <w:rPr>
           <w:rFonts w:ascii="Times New Roman" w:hAnsi="Times New Roman"/>
-          <w:sz w:val="20"/>
-        </w:rPr>
-        <w:t>1.2. Khảo sát phần cứng và hạ tầng công nghệ</w:t>
-      </w:r>
-    </w:p>
-    <w:p>
-      <w:pPr>
-        <w:pStyle w:val="ListParagraph"/>
+          <w:sz w:val="26"/>
+          <w:szCs w:val="26"/>
+        </w:rPr>
+        <w:t>2.2. Danh mục 26 Use Case chức năng hệ thống</w:t>
+      </w:r>
+    </w:p>
+    <w:p>
+      <w:pPr>
+        <w:pStyle w:val="oancuaDanhsach"/>
         <w:spacing w:before="20" w:after="30" w:line="276" w:lineRule="auto"/>
+        <w:rPr>
+          <w:sz w:val="26"/>
+          <w:szCs w:val="26"/>
+        </w:rPr>
       </w:pPr>
       <w:r>
         <w:rPr>
           <w:rFonts w:ascii="Times New Roman" w:hAnsi="Times New Roman"/>
-          <w:sz w:val="20"/>
-        </w:rPr>
-        <w:t>1.3. Khảo sát nhu cầu (Kế hoạch khảo sát và biên bản phỏng vấn thực tế với Lãnh đạo Công đoàn và Biên tập viên)</w:t>
-      </w:r>
-    </w:p>
-    <w:p>
-      <w:pPr>
-        <w:pStyle w:val="ListParagraph"/>
+          <w:sz w:val="26"/>
+          <w:szCs w:val="26"/>
+        </w:rPr>
+        <w:t>2.3. Ma trận quan hệ Use Case (&lt;&lt;include&gt;&gt;, &lt;&lt;extend&gt;&gt;) và Ma trận phân quyền CRUD</w:t>
+      </w:r>
+    </w:p>
+    <w:p>
+      <w:pPr>
+        <w:pStyle w:val="oancuaDanhsach"/>
         <w:spacing w:before="20" w:after="30" w:line="276" w:lineRule="auto"/>
+        <w:rPr>
+          <w:sz w:val="26"/>
+          <w:szCs w:val="26"/>
+        </w:rPr>
       </w:pPr>
       <w:r>
         <w:rPr>
           <w:rFonts w:ascii="Times New Roman" w:hAnsi="Times New Roman"/>
-          <w:sz w:val="20"/>
-        </w:rPr>
-        <w:t>1.4. Phân tích yêu cầu hệ thống (Yêu cầu phía người dùng và Yêu cầu phía quản lý)</w:t>
-      </w:r>
-    </w:p>
-    <w:p>
-      <w:pPr>
-        <w:pStyle w:val="ListParagraph"/>
+          <w:sz w:val="26"/>
+          <w:szCs w:val="26"/>
+        </w:rPr>
+        <w:t>2.4. Biểu đồ Use Case tổng quát và 6 Biểu đồ Use Case phân rã kèm Bảng đặc tả 8 mục chi tiết chuẩn Cockburn</w:t>
+      </w:r>
+    </w:p>
+    <w:p>
+      <w:pPr>
+        <w:pStyle w:val="oancuaDanhsach"/>
         <w:spacing w:before="20" w:after="30" w:line="276" w:lineRule="auto"/>
+        <w:rPr>
+          <w:sz w:val="26"/>
+          <w:szCs w:val="26"/>
+        </w:rPr>
       </w:pPr>
       <w:r>
         <w:rPr>
           <w:rFonts w:ascii="Times New Roman" w:hAnsi="Times New Roman"/>
-          <w:sz w:val="20"/>
-        </w:rPr>
-        <w:t>1.5. Phân tích chức năng hệ thống (Danh mục chức năng người dùng và Danh mục chức năng người quản trị)</w:t>
+          <w:sz w:val="26"/>
+          <w:szCs w:val="26"/>
+        </w:rPr>
+        <w:t>2.5. Biểu đồ tuần tự (Sequence Diagram) mô tả các luồng nghiệp vụ cốt lõi (Đăng nhập xác thực JWT, Xuất bản AI Copilot &amp; Facebook, Nộp báo cáo &amp; Chấm điểm thi đua 16 Tổ)</w:t>
       </w:r>
     </w:p>
     <w:p>
       <w:pPr>
         <w:spacing w:before="120" w:after="40"/>
-      </w:pPr>
-      <w:r>
-        <w:rPr>
-          <w:rFonts w:ascii="Times New Roman" w:hAnsi="Times New Roman"/>
+        <w:rPr>
+          <w:sz w:val="26"/>
+          <w:szCs w:val="26"/>
+        </w:rPr>
+      </w:pPr>
+      <w:r>
+        <w:rPr>
+          <w:rFonts w:ascii="Times New Roman" w:hAnsi="Times New Roman" w:cs="Times New Roman" w:eastAsia="Times New Roman"/>
           <w:b/>
-          <w:sz w:val="22"/>
-        </w:rPr>
-        <w:t>Chương 2: Phân tích và thiết kế hệ thống theo chuẩn UML</w:t>
-      </w:r>
-    </w:p>
-    <w:p>
-      <w:pPr>
-        <w:pStyle w:val="ListParagraph"/>
+          <w:sz w:val="26"/>
+        </w:rPr>
+        <w:t>Chương 3: Cơ sở dữ liệu và thiết kế, hiện thực hệ thống</w:t>
+      </w:r>
+    </w:p>
+    <w:p>
+      <w:pPr>
+        <w:pStyle w:val="oancuaDanhsach"/>
         <w:spacing w:before="20" w:after="30" w:line="276" w:lineRule="auto"/>
-      </w:pPr>
-      <w:r>
-        <w:rPr>
-          <w:rFonts w:ascii="Times New Roman" w:hAnsi="Times New Roman"/>
-          <w:sz w:val="20"/>
-        </w:rPr>
-        <w:t>2.1. Danh sách và cấu trúc phân cấp các Actor (4 Actor con người: Admin, Editor, Contributor, User + 3 Actor dịch vụ ngoài)</w:t>
-      </w:r>
-    </w:p>
-    <w:p>
-      <w:pPr>
-        <w:pStyle w:val="ListParagraph"/>
+        <w:rPr>
+          <w:sz w:val="26"/>
+          <w:szCs w:val="26"/>
+        </w:rPr>
+      </w:pPr>
+      <w:r>
+        <w:rPr>
+          <w:rFonts w:ascii="Times New Roman" w:hAnsi="Times New Roman" w:cs="Times New Roman" w:eastAsia="Times New Roman"/>
+          <w:b w:val="0"/>
+          <w:sz w:val="26"/>
+        </w:rPr>
+        <w:t>3.1. Sơ đồ thực thể liên kết (ERD) và Kiến trúc 3 tầng phân tán (React SPA - Express RESTful API - MSSQL Database)</w:t>
+      </w:r>
+    </w:p>
+    <w:p>
+      <w:pPr>
+        <w:pStyle w:val="oancuaDanhsach"/>
         <w:spacing w:before="20" w:after="30" w:line="276" w:lineRule="auto"/>
-      </w:pPr>
-      <w:r>
-        <w:rPr>
-          <w:rFonts w:ascii="Times New Roman" w:hAnsi="Times New Roman"/>
-          <w:sz w:val="20"/>
-        </w:rPr>
-        <w:t>2.2. Danh mục 26 Use Case chức năng hệ thống</w:t>
-      </w:r>
-    </w:p>
-    <w:p>
-      <w:pPr>
-        <w:pStyle w:val="ListParagraph"/>
+        <w:rPr>
+          <w:sz w:val="26"/>
+          <w:szCs w:val="26"/>
+        </w:rPr>
+      </w:pPr>
+      <w:r>
+        <w:rPr>
+          <w:rFonts w:ascii="Times New Roman" w:hAnsi="Times New Roman" w:cs="Times New Roman" w:eastAsia="Times New Roman"/>
+          <w:b w:val="0"/>
+          <w:sz w:val="26"/>
+        </w:rPr>
+        <w:t>3.2. Thiết kế và đặc tả chi tiết 15 bảng cơ sở dữ liệu quan hệ chuẩn hóa (ORGANIZATIONS, UNION_BRANCHES, MEMBERS, CATEGORIES, ARTICLES, DOCUMENTS, MONTHLY_REPORTS, SCHEDULES, USERS, ARTICLE_AUDITS, COMMENTS, BOOKMARKS, WELFARE_PROGRAMS, AID_REQUESTS, INBOX_FEEDBACK)</w:t>
+      </w:r>
+    </w:p>
+    <w:p>
+      <w:pPr>
+        <w:pStyle w:val="oancuaDanhsach"/>
         <w:spacing w:before="20" w:after="30" w:line="276" w:lineRule="auto"/>
-      </w:pPr>
-      <w:r>
-        <w:rPr>
-          <w:rFonts w:ascii="Times New Roman" w:hAnsi="Times New Roman"/>
-          <w:sz w:val="20"/>
-        </w:rPr>
-        <w:t>2.3. Ma trận quan hệ Use Case (&lt;&lt;include&gt;&gt;, &lt;&lt;extend&gt;&gt;) và Ma trận phân quyền CRUD</w:t>
-      </w:r>
-    </w:p>
-    <w:p>
-      <w:pPr>
-        <w:pStyle w:val="ListParagraph"/>
+        <w:rPr>
+          <w:sz w:val="26"/>
+          <w:szCs w:val="26"/>
+        </w:rPr>
+      </w:pPr>
+      <w:r>
+        <w:rPr>
+          <w:rFonts w:ascii="Times New Roman" w:hAnsi="Times New Roman" w:cs="Times New Roman" w:eastAsia="Times New Roman"/>
+          <w:b w:val="0"/>
+          <w:sz w:val="26"/>
+        </w:rPr>
+        <w:t>3.3. Thiết kế kiến trúc tích hợp Trợ lý AI (Google Gemini Pro/Flash API) và Meta Facebook Graph API v19.0</w:t>
+      </w:r>
+    </w:p>
+    <w:p>
+      <w:pPr>
+        <w:pStyle w:val="oancuaDanhsach"/>
+        <w:spacing w:before="120" w:after="40"/>
+        <w:rPr>
+          <w:sz w:val="26"/>
+          <w:szCs w:val="26"/>
+        </w:rPr>
+      </w:pPr>
+      <w:r>
+        <w:rPr>
+          <w:rFonts w:ascii="Times New Roman" w:hAnsi="Times New Roman" w:cs="Times New Roman" w:eastAsia="Times New Roman"/>
+          <w:b w:val="0"/>
+          <w:sz w:val="26"/>
+        </w:rPr>
+        <w:t>3.4. Hiện thực hệ thống, giao diện các phân hệ cốt lõi và kết quả thực nghiệm đa kênh tích hợp AI</w:t>
+      </w:r>
+    </w:p>
+    <w:p>
+      <w:pPr>
+        <w:pStyle w:val="oancuaDanhsach"/>
         <w:spacing w:before="20" w:after="30" w:line="276" w:lineRule="auto"/>
-      </w:pPr>
-      <w:r>
-        <w:rPr>
-          <w:rFonts w:ascii="Times New Roman" w:hAnsi="Times New Roman"/>
-          <w:sz w:val="20"/>
-        </w:rPr>
-        <w:t>2.4. Biểu đồ Use Case tổng quát và 6 Biểu đồ Use Case phân rã kèm Bảng đặc tả 8 mục chi tiết chuẩn Cockburn</w:t>
-      </w:r>
-    </w:p>
-    <w:p>
-      <w:pPr>
-        <w:pStyle w:val="ListParagraph"/>
-        <w:spacing w:before="20" w:after="30" w:line="276" w:lineRule="auto"/>
-      </w:pPr>
-      <w:r>
-        <w:rPr>
-          <w:rFonts w:ascii="Times New Roman" w:hAnsi="Times New Roman"/>
-          <w:sz w:val="20"/>
-        </w:rPr>
-        <w:t>2.5. Biểu đồ tuần tự (Sequence Diagram) mô tả các luồng nghiệp vụ cốt lõi (Đăng nhập xác thực JWT, Xuất bản AI Copilot &amp; Facebook, Nộp báo cáo &amp; Chấm điểm thi đua 16 Tổ)</w:t>
-      </w:r>
-    </w:p>
-    <w:p>
-      <w:pPr>
-        <w:spacing w:before="120" w:after="40"/>
-      </w:pPr>
-      <w:r>
-        <w:rPr>
-          <w:rFonts w:ascii="Times New Roman" w:hAnsi="Times New Roman"/>
-          <w:b/>
-          <w:sz w:val="22"/>
-        </w:rPr>
-        <w:t>Chương 3: Thiết kế cơ sở dữ liệu và kiến trúc phần mềm</w:t>
-      </w:r>
-    </w:p>
-    <w:p>
-      <w:pPr>
-        <w:pStyle w:val="ListParagraph"/>
-        <w:spacing w:before="20" w:after="30" w:line="276" w:lineRule="auto"/>
-      </w:pPr>
-      <w:r>
-        <w:rPr>
-          <w:rFonts w:ascii="Times New Roman" w:hAnsi="Times New Roman"/>
-          <w:sz w:val="20"/>
-        </w:rPr>
-        <w:t>3.1. Sơ đồ thực thể liên kết (ERD) và Kiến trúc 3 tầng phân tán (React SPA - Express RESTful API - MSSQL Database)</w:t>
-      </w:r>
-    </w:p>
-    <w:p>
-      <w:pPr>
-        <w:pStyle w:val="ListParagraph"/>
-        <w:spacing w:before="20" w:after="30" w:line="276" w:lineRule="auto"/>
-      </w:pPr>
-      <w:r>
-        <w:rPr>
-          <w:rFonts w:ascii="Times New Roman" w:hAnsi="Times New Roman"/>
-          <w:sz w:val="20"/>
-        </w:rPr>
-        <w:t>3.2. Thiết kế và đặc tả chi tiết 15 bảng cơ sở dữ liệu quan hệ chuẩn hóa (Users, Roles, Categories, Articles, History, Media, Comments, Reactions, FacebookLogs, AILogs, Branches, MonthlyReports, Scores, Feedback, Settings)</w:t>
-      </w:r>
-    </w:p>
-    <w:p>
-      <w:pPr>
-        <w:pStyle w:val="ListParagraph"/>
-        <w:spacing w:before="20" w:after="30" w:line="276" w:lineRule="auto"/>
-      </w:pPr>
-      <w:r>
-        <w:rPr>
-          <w:rFonts w:ascii="Times New Roman" w:hAnsi="Times New Roman"/>
-          <w:sz w:val="20"/>
-        </w:rPr>
-        <w:t>3.3. Thiết kế kiến trúc tích hợp Trợ lý AI (Google Gemini Pro/Flash API) và Meta Facebook Graph API v19.0</w:t>
-      </w:r>
-    </w:p>
-    <w:p>
-      <w:pPr>
-        <w:spacing w:before="120" w:after="40"/>
-      </w:pPr>
-      <w:r>
-        <w:rPr>
-          <w:rFonts w:ascii="Times New Roman" w:hAnsi="Times New Roman"/>
-          <w:b/>
-          <w:sz w:val="22"/>
-        </w:rPr>
-        <w:t>Chương 4: Hiện thực hệ thống và thực nghiệm đa kênh tích hợp AI</w:t>
-      </w:r>
-    </w:p>
-    <w:p>
-      <w:pPr>
-        <w:pStyle w:val="ListParagraph"/>
-        <w:spacing w:before="20" w:after="30" w:line="276" w:lineRule="auto"/>
-      </w:pPr>
-      <w:r>
-        <w:rPr>
-          <w:rFonts w:ascii="Times New Roman" w:hAnsi="Times New Roman"/>
-          <w:sz w:val="20"/>
-        </w:rPr>
-        <w:t>4.1. Môi trường cài đặt, cấu hình hệ thống và công nghệ triển khai (React 18, Node.js Express, MSSQL 2022)</w:t>
-      </w:r>
-    </w:p>
-    <w:p>
-      <w:pPr>
-        <w:pStyle w:val="ListParagraph"/>
-        <w:spacing w:before="20" w:after="30" w:line="276" w:lineRule="auto"/>
-      </w:pPr>
-      <w:r>
-        <w:rPr>
-          <w:rFonts w:ascii="Times New Roman" w:hAnsi="Times New Roman"/>
-          <w:sz w:val="20"/>
-        </w:rPr>
-        <w:t>4.2. Xây dựng các phân hệ giao diện người dùng và bảng điều khiển quản trị (Dashboard, Trợ lý AI CMS, Phân hệ thi đua 16 Tổ, Lập lịch xuất bản đa kênh)</w:t>
-      </w:r>
-    </w:p>
-    <w:p>
-      <w:pPr>
-        <w:pStyle w:val="ListParagraph"/>
-        <w:spacing w:before="20" w:after="30" w:line="276" w:lineRule="auto"/>
-      </w:pPr>
-      <w:r>
-        <w:rPr>
-          <w:rFonts w:ascii="Times New Roman" w:hAnsi="Times New Roman"/>
-          <w:sz w:val="20"/>
-        </w:rPr>
-        <w:t>4.3. Kiểm thử chức năng toàn diện (Functional Testing) và Đánh giá hiệu năng thực tế</w:t>
-      </w:r>
-    </w:p>
-    <w:p>
-      <w:pPr>
-        <w:spacing w:before="120" w:after="40"/>
-      </w:pPr>
-      <w:r>
-        <w:rPr>
-          <w:rFonts w:ascii="Times New Roman" w:hAnsi="Times New Roman"/>
-          <w:b/>
-          <w:sz w:val="22"/>
-        </w:rPr>
-        <w:t>Chương 5: Tổng kết, đánh giá và hướng phát triển</w:t>
-      </w:r>
-    </w:p>
-    <w:p>
-      <w:pPr>
-        <w:pStyle w:val="ListParagraph"/>
-        <w:spacing w:before="20" w:after="30" w:line="276" w:lineRule="auto"/>
-      </w:pPr>
-      <w:r>
-        <w:rPr>
-          <w:rFonts w:ascii="Times New Roman" w:hAnsi="Times New Roman"/>
-          <w:sz w:val="20"/>
-        </w:rPr>
-        <w:t>5.1. Kết quả đạt được so với mục tiêu đề tài</w:t>
-      </w:r>
-    </w:p>
-    <w:p>
-      <w:pPr>
-        <w:pStyle w:val="ListParagraph"/>
-        <w:spacing w:before="20" w:after="30" w:line="276" w:lineRule="auto"/>
-      </w:pPr>
-      <w:r>
-        <w:rPr>
-          <w:rFonts w:ascii="Times New Roman" w:hAnsi="Times New Roman"/>
-          <w:sz w:val="20"/>
-        </w:rPr>
-        <w:t>5.2. Đánh giá ưu điểm, hạn chế và bài học kinh nghiệm trong quá trình nghiên cứu, triển khai</w:t>
-      </w:r>
-    </w:p>
-    <w:p>
-      <w:pPr>
-        <w:pStyle w:val="ListParagraph"/>
-        <w:spacing w:before="20" w:after="30" w:line="276" w:lineRule="auto"/>
-      </w:pPr>
-      <w:r>
-        <w:rPr>
-          <w:rFonts w:ascii="Times New Roman" w:hAnsi="Times New Roman"/>
-          <w:sz w:val="20"/>
-        </w:rPr>
-        <w:t>5.3. Hướng phát triển mở rộng (tích hợp Zalo Official Account, Mobile App, Trí tuệ nhân tạo phân tích cảm xúc dư luận đoàn viên)</w:t>
-      </w:r>
-    </w:p>
-    <w:p>
-      <w:pPr>
-        <w:pStyle w:val="ListParagraph"/>
+        <w:rPr>
+          <w:sz w:val="26"/>
+          <w:szCs w:val="26"/>
+        </w:rPr>
+      </w:pPr>
+      <w:r>
+        <w:rPr>
+          <w:rFonts w:ascii="Times New Roman" w:hAnsi="Times New Roman" w:cs="Times New Roman" w:eastAsia="Times New Roman"/>
+          <w:b w:val="0"/>
+          <w:sz w:val="26"/>
+        </w:rPr>
+        <w:t>3.5. Đánh giá kết quả đạt được, kết luận và hướng phát triển đề tài (kết nối Zalo OA, Mobile App, AI phân tích cảm xúc phản hồi)</w:t>
+      </w:r>
+    </w:p>
+    <w:p>
+      <w:pPr>
+        <w:pStyle w:val="oancuaDanhsach"/>
         <w:numPr>
           <w:ilvl w:val="1"/>
           <w:numId w:val="1"/>
@@ -4102,7 +4126,7 @@
           <w:p>
             <w:pPr>
               <w:shd w:val="clear" w:color="auto" w:fill="FFFFFF" w:themeFill="background1"/>
-              <w:spacing w:line="276" w:lineRule="auto" w:before="40" w:after="40"/>
+              <w:spacing w:before="40" w:after="40" w:line="276" w:lineRule="auto"/>
               <w:contextualSpacing/>
               <w:jc w:val="center"/>
               <w:rPr>
@@ -4114,9 +4138,9 @@
             </w:pPr>
             <w:r>
               <w:rPr>
-                <w:rFonts w:ascii="Times New Roman" w:hAnsi="Times New Roman"/>
+                <w:rFonts w:ascii="Times New Roman" w:hAnsi="Times New Roman" w:cs="Times New Roman" w:eastAsia="Times New Roman"/>
                 <w:b/>
-                <w:sz w:val="20"/>
+                <w:sz w:val="22"/>
                 <w:szCs w:val="26"/>
                 <w:lang w:val="vi-VN"/>
               </w:rPr>
@@ -4132,7 +4156,7 @@
           <w:p>
             <w:pPr>
               <w:shd w:val="clear" w:color="auto" w:fill="FFFFFF" w:themeFill="background1"/>
-              <w:spacing w:line="276" w:lineRule="auto" w:before="40" w:after="40"/>
+              <w:spacing w:before="40" w:after="40" w:line="276" w:lineRule="auto"/>
               <w:contextualSpacing/>
               <w:jc w:val="center"/>
               <w:rPr>
@@ -4144,9 +4168,9 @@
             </w:pPr>
             <w:r>
               <w:rPr>
-                <w:rFonts w:ascii="Times New Roman" w:hAnsi="Times New Roman"/>
+                <w:rFonts w:ascii="Times New Roman" w:hAnsi="Times New Roman" w:cs="Times New Roman" w:eastAsia="Times New Roman"/>
                 <w:b/>
-                <w:sz w:val="20"/>
+                <w:sz w:val="22"/>
                 <w:szCs w:val="26"/>
                 <w:lang w:val="vi-VN"/>
               </w:rPr>
@@ -4162,7 +4186,7 @@
           <w:p>
             <w:pPr>
               <w:shd w:val="clear" w:color="auto" w:fill="FFFFFF" w:themeFill="background1"/>
-              <w:spacing w:line="276" w:lineRule="auto" w:before="40" w:after="40"/>
+              <w:spacing w:before="40" w:after="40" w:line="276" w:lineRule="auto"/>
               <w:contextualSpacing/>
               <w:jc w:val="center"/>
               <w:rPr>
@@ -4174,9 +4198,9 @@
             </w:pPr>
             <w:r>
               <w:rPr>
-                <w:rFonts w:ascii="Times New Roman" w:hAnsi="Times New Roman"/>
+                <w:rFonts w:ascii="Times New Roman" w:hAnsi="Times New Roman" w:cs="Times New Roman" w:eastAsia="Times New Roman"/>
                 <w:b/>
-                <w:sz w:val="20"/>
+                <w:sz w:val="22"/>
                 <w:szCs w:val="26"/>
                 <w:lang w:val="vi-VN"/>
               </w:rPr>
@@ -4186,7 +4210,7 @@
           <w:p>
             <w:pPr>
               <w:shd w:val="clear" w:color="auto" w:fill="FFFFFF" w:themeFill="background1"/>
-              <w:spacing w:line="276" w:lineRule="auto" w:before="40" w:after="40"/>
+              <w:spacing w:before="40" w:after="40" w:line="276" w:lineRule="auto"/>
               <w:contextualSpacing/>
               <w:jc w:val="center"/>
               <w:rPr>
@@ -4206,7 +4230,7 @@
           <w:p>
             <w:pPr>
               <w:shd w:val="clear" w:color="auto" w:fill="FFFFFF" w:themeFill="background1"/>
-              <w:spacing w:line="276" w:lineRule="auto" w:before="40" w:after="40"/>
+              <w:spacing w:before="40" w:after="40" w:line="276" w:lineRule="auto"/>
               <w:contextualSpacing/>
               <w:rPr>
                 <w:b/>
@@ -4217,9 +4241,9 @@
             </w:pPr>
             <w:r>
               <w:rPr>
-                <w:rFonts w:ascii="Times New Roman" w:hAnsi="Times New Roman"/>
+                <w:rFonts w:ascii="Times New Roman" w:hAnsi="Times New Roman" w:cs="Times New Roman" w:eastAsia="Times New Roman"/>
                 <w:b/>
-                <w:sz w:val="20"/>
+                <w:sz w:val="22"/>
                 <w:szCs w:val="26"/>
                 <w:lang w:val="vi-VN"/>
               </w:rPr>
@@ -4239,24 +4263,10 @@
             <w:vAlign w:val="center"/>
           </w:tcPr>
           <w:p>
-            <w:pPr>
-              <w:shd w:val="clear" w:color="auto" w:fill="FFFFFF" w:themeFill="background1"/>
-              <w:spacing w:line="276" w:lineRule="auto" w:before="40" w:after="40"/>
-              <w:contextualSpacing/>
-              <w:jc w:val="center"/>
-              <w:rPr>
-                <w:sz w:val="26"/>
-                <w:szCs w:val="26"/>
-                <w:lang w:val="vi-VN"/>
-              </w:rPr>
-            </w:pPr>
             <w:r>
               <w:rPr>
-                <w:rFonts w:ascii="Times New Roman" w:hAnsi="Times New Roman"/>
-                <w:color w:val="000000" w:themeColor="text1"/>
-                <w:sz w:val="20"/>
-                <w:szCs w:val="26"/>
-                <w:lang w:val="vi-VN"/>
+                <w:rFonts w:ascii="Times New Roman" w:hAnsi="Times New Roman" w:cs="Times New Roman" w:eastAsia="Times New Roman"/>
+                <w:sz w:val="22"/>
               </w:rPr>
               <w:t>1 tháng</w:t>
             </w:r>
@@ -4268,25 +4278,12 @@
             <w:vAlign w:val="center"/>
           </w:tcPr>
           <w:p>
-            <w:pPr>
-              <w:shd w:val="clear" w:color="auto" w:fill="FFFFFF" w:themeFill="background1"/>
-              <w:spacing w:line="276" w:lineRule="auto" w:before="40" w:after="40"/>
-              <w:contextualSpacing/>
-              <w:rPr>
-                <w:sz w:val="26"/>
-                <w:szCs w:val="26"/>
-                <w:lang w:val="vi-VN"/>
-              </w:rPr>
-            </w:pPr>
             <w:r>
               <w:rPr>
-                <w:rFonts w:ascii="Times New Roman" w:hAnsi="Times New Roman"/>
-                <w:color w:val="000000" w:themeColor="text1"/>
-                <w:sz w:val="20"/>
-                <w:szCs w:val="26"/>
-                <w:lang w:val="vi-VN"/>
+                <w:rFonts w:ascii="Times New Roman" w:hAnsi="Times New Roman" w:cs="Times New Roman" w:eastAsia="Times New Roman"/>
+                <w:sz w:val="22"/>
               </w:rPr>
-              <w:t>Khảo sát thực trạng, phân tích yêu cầu và thực hiện Chương 1 (Tổng quan)</w:t>
+              <w:t>Khảo sát thực trạng truyền thông Công đoàn TDMU, khảo sát phần cứng hạ tầng, phân tích yêu cầu, phân tích chức năng và thực hiện Chương 1 (Tổng quan và khảo sát hiện trạng)</w:t>
             </w:r>
           </w:p>
         </w:tc>
@@ -4296,23 +4293,10 @@
             <w:vAlign w:val="center"/>
           </w:tcPr>
           <w:p>
-            <w:pPr>
-              <w:shd w:val="clear" w:color="auto" w:fill="FFFFFF" w:themeFill="background1"/>
-              <w:spacing w:line="276" w:lineRule="auto" w:before="40" w:after="40"/>
-              <w:contextualSpacing/>
-              <w:rPr>
-                <w:sz w:val="26"/>
-                <w:szCs w:val="26"/>
-                <w:lang w:val="vi-VN"/>
-              </w:rPr>
-            </w:pPr>
             <w:r>
               <w:rPr>
-                <w:rFonts w:ascii="Times New Roman" w:hAnsi="Times New Roman"/>
-                <w:color w:val="000000" w:themeColor="text1"/>
-                <w:sz w:val="20"/>
-                <w:szCs w:val="26"/>
-                <w:lang w:val="vi-VN"/>
+                <w:rFonts w:ascii="Times New Roman" w:hAnsi="Times New Roman" w:cs="Times New Roman" w:eastAsia="Times New Roman"/>
+                <w:sz w:val="22"/>
               </w:rPr>
               <w:t>Đề cương chi tiết và nội dung báo cáo Chương 1</w:t>
             </w:r>
@@ -4324,26 +4308,10 @@
             <w:vAlign w:val="center"/>
           </w:tcPr>
           <w:p>
-            <w:pPr>
-              <w:shd w:val="clear" w:color="auto" w:fill="FFFFFF" w:themeFill="background1"/>
-              <w:spacing w:line="276" w:lineRule="auto" w:before="40" w:after="40"/>
-              <w:contextualSpacing/>
-              <w:rPr>
-                <w:bCs/>
-                <w:color w:val="000000" w:themeColor="text1"/>
-                <w:sz w:val="26"/>
-                <w:szCs w:val="26"/>
-                <w:lang w:val="vi-VN"/>
-              </w:rPr>
-            </w:pPr>
             <w:r>
               <w:rPr>
-                <w:rFonts w:ascii="Times New Roman" w:hAnsi="Times New Roman"/>
-                <w:bCs/>
-                <w:color w:val="000000" w:themeColor="text1"/>
-                <w:sz w:val="20"/>
-                <w:szCs w:val="26"/>
-                <w:lang w:val="vi-VN"/>
+                <w:rFonts w:ascii="Times New Roman" w:hAnsi="Times New Roman" w:cs="Times New Roman" w:eastAsia="Times New Roman"/>
+                <w:sz w:val="22"/>
               </w:rPr>
               <w:t>Trần Hồng Thanh</w:t>
             </w:r>
@@ -4361,24 +4329,10 @@
             <w:vAlign w:val="center"/>
           </w:tcPr>
           <w:p>
-            <w:pPr>
-              <w:shd w:val="clear" w:color="auto" w:fill="FFFFFF" w:themeFill="background1"/>
-              <w:spacing w:line="276" w:lineRule="auto" w:before="40" w:after="40"/>
-              <w:contextualSpacing/>
-              <w:jc w:val="center"/>
-              <w:rPr>
-                <w:sz w:val="26"/>
-                <w:szCs w:val="26"/>
-                <w:lang w:val="vi-VN"/>
-              </w:rPr>
-            </w:pPr>
             <w:r>
               <w:rPr>
-                <w:rFonts w:ascii="Times New Roman" w:hAnsi="Times New Roman"/>
-                <w:color w:val="000000" w:themeColor="text1"/>
-                <w:sz w:val="20"/>
-                <w:szCs w:val="26"/>
-                <w:lang w:val="vi-VN"/>
+                <w:rFonts w:ascii="Times New Roman" w:hAnsi="Times New Roman" w:cs="Times New Roman" w:eastAsia="Times New Roman"/>
+                <w:sz w:val="22"/>
               </w:rPr>
               <w:t>1 tháng</w:t>
             </w:r>
@@ -4390,15 +4344,12 @@
             <w:vAlign w:val="center"/>
           </w:tcPr>
           <w:p>
-            <w:pPr>
-              <w:spacing w:before="40" w:after="40" w:line="276" w:lineRule="auto"/>
-            </w:pPr>
             <w:r>
               <w:rPr>
-                <w:rFonts w:ascii="Times New Roman" w:hAnsi="Times New Roman"/>
-                <w:sz w:val="20"/>
+                <w:rFonts w:ascii="Times New Roman" w:hAnsi="Times New Roman" w:cs="Times New Roman" w:eastAsia="Times New Roman"/>
+                <w:sz w:val="22"/>
               </w:rPr>
-              <w:t>Phân tích, thiết kế hệ thống theo chuẩn UML (Chương 2), thiết kế CSDL 15 bảng MSSQL và kiến trúc 3 tầng (Chương 3), thiết kế giao diện trên Figma</w:t>
+              <w:t>Phân tích hệ thống theo chuẩn UML (phân cấp 4 Actor, 26 Use Case, ma trận quan hệ/CRUD, biểu đồ Use Case tổng quát/phân rã và Biểu đồ tuần tự) phục vụ Chương 2; Thiết kế giao diện Figma (UI/UX)</w:t>
             </w:r>
           </w:p>
         </w:tc>
@@ -4408,15 +4359,12 @@
             <w:vAlign w:val="center"/>
           </w:tcPr>
           <w:p>
-            <w:pPr>
-              <w:spacing w:before="40" w:after="40" w:line="276" w:lineRule="auto"/>
-            </w:pPr>
             <w:r>
               <w:rPr>
-                <w:rFonts w:ascii="Times New Roman" w:hAnsi="Times New Roman"/>
-                <w:sz w:val="20"/>
+                <w:rFonts w:ascii="Times New Roman" w:hAnsi="Times New Roman" w:cs="Times New Roman" w:eastAsia="Times New Roman"/>
+                <w:sz w:val="22"/>
               </w:rPr>
-              <w:t>Sơ đồ Use Case, Sequence Diagram, Sơ đồ ERD 15 bảng CSDL và bản thiết kế giao diện Figma (UI/UX)</w:t>
+              <w:t>Tập biểu đồ UML phân tích hệ thống và bộ thiết kế giao diện Figma UI/UX hoàn chỉnh</w:t>
             </w:r>
           </w:p>
         </w:tc>
@@ -4426,48 +4374,13 @@
             <w:vAlign w:val="center"/>
           </w:tcPr>
           <w:p>
-            <w:pPr>
-              <w:shd w:val="clear" w:color="auto" w:fill="FFFFFF" w:themeFill="background1"/>
-              <w:spacing w:line="276" w:lineRule="auto" w:before="40" w:after="40"/>
-              <w:contextualSpacing/>
-              <w:rPr>
-                <w:color w:val="000000" w:themeColor="text1"/>
-                <w:sz w:val="26"/>
-                <w:szCs w:val="26"/>
-                <w:lang w:val="vi-VN"/>
-              </w:rPr>
-            </w:pPr>
             <w:r>
               <w:rPr>
-                <w:rFonts w:ascii="Times New Roman" w:hAnsi="Times New Roman"/>
-                <w:color w:val="000000" w:themeColor="text1"/>
-                <w:sz w:val="20"/>
-                <w:szCs w:val="26"/>
-                <w:lang w:val="vi-VN"/>
+                <w:rFonts w:ascii="Times New Roman" w:hAnsi="Times New Roman" w:cs="Times New Roman" w:eastAsia="Times New Roman"/>
+                <w:sz w:val="22"/>
               </w:rPr>
               <w:t>Nguyễn Bình Dương</w:t>
-            </w:r>
-          </w:p>
-          <w:p>
-            <w:pPr>
-              <w:shd w:val="clear" w:color="auto" w:fill="FFFFFF" w:themeFill="background1"/>
-              <w:spacing w:line="276" w:lineRule="auto" w:before="40" w:after="40"/>
-              <w:contextualSpacing/>
-              <w:rPr>
-                <w:color w:val="000000" w:themeColor="text1"/>
-                <w:sz w:val="26"/>
-                <w:szCs w:val="26"/>
-                <w:lang w:val="vi-VN"/>
-              </w:rPr>
-            </w:pPr>
-            <w:r>
-              <w:rPr>
-                <w:rFonts w:ascii="Times New Roman" w:hAnsi="Times New Roman"/>
-                <w:color w:val="000000" w:themeColor="text1"/>
-                <w:sz w:val="20"/>
-                <w:szCs w:val="26"/>
-                <w:lang w:val="vi-VN"/>
-              </w:rPr>
+              <w:br/>
               <w:t>Phạm Anh Tuấn</w:t>
             </w:r>
           </w:p>
@@ -4484,24 +4397,10 @@
             <w:vAlign w:val="center"/>
           </w:tcPr>
           <w:p>
-            <w:pPr>
-              <w:shd w:val="clear" w:color="auto" w:fill="FFFFFF" w:themeFill="background1"/>
-              <w:spacing w:line="276" w:lineRule="auto" w:before="40" w:after="40"/>
-              <w:contextualSpacing/>
-              <w:jc w:val="center"/>
-              <w:rPr>
-                <w:sz w:val="26"/>
-                <w:szCs w:val="26"/>
-                <w:lang w:val="vi-VN"/>
-              </w:rPr>
-            </w:pPr>
             <w:r>
               <w:rPr>
-                <w:rFonts w:ascii="Times New Roman" w:hAnsi="Times New Roman"/>
-                <w:color w:val="000000" w:themeColor="text1"/>
-                <w:sz w:val="20"/>
-                <w:szCs w:val="26"/>
-                <w:lang w:val="vi-VN"/>
+                <w:rFonts w:ascii="Times New Roman" w:hAnsi="Times New Roman" w:cs="Times New Roman" w:eastAsia="Times New Roman"/>
+                <w:sz w:val="22"/>
               </w:rPr>
               <w:t>2 tháng</w:t>
             </w:r>
@@ -4513,15 +4412,12 @@
             <w:vAlign w:val="center"/>
           </w:tcPr>
           <w:p>
-            <w:pPr>
-              <w:spacing w:before="40" w:after="40" w:line="276" w:lineRule="auto"/>
-            </w:pPr>
             <w:r>
               <w:rPr>
-                <w:rFonts w:ascii="Times New Roman" w:hAnsi="Times New Roman"/>
-                <w:sz w:val="20"/>
+                <w:rFonts w:ascii="Times New Roman" w:hAnsi="Times New Roman" w:cs="Times New Roman" w:eastAsia="Times New Roman"/>
+                <w:sz w:val="22"/>
               </w:rPr>
-              <w:t>Xây dựng ứng dụng hoàn chỉnh: Frontend React SPA, Backend Node.js Express, Tích hợp Gemini AI, Phân hệ thi đua 16 Tổ, Lập lịch xuất bản và kết nối Facebook Graph API</w:t>
+              <w:t>Thiết kế CSDL 15 bảng MSSQL, kiến trúc 3 tầng, hiện thực hệ thống (Frontend React SPA, Backend Node.js Express, Tích hợp Trợ lý Gemini AI, Facebook Graph API, phân hệ thi đua 16 Tổ) phục vụ Chương 3</w:t>
             </w:r>
           </w:p>
         </w:tc>
@@ -4531,15 +4427,12 @@
             <w:vAlign w:val="center"/>
           </w:tcPr>
           <w:p>
-            <w:pPr>
-              <w:spacing w:before="40" w:after="40" w:line="276" w:lineRule="auto"/>
-            </w:pPr>
             <w:r>
               <w:rPr>
-                <w:rFonts w:ascii="Times New Roman" w:hAnsi="Times New Roman"/>
-                <w:sz w:val="20"/>
+                <w:rFonts w:ascii="Times New Roman" w:hAnsi="Times New Roman" w:cs="Times New Roman" w:eastAsia="Times New Roman"/>
+                <w:sz w:val="22"/>
               </w:rPr>
-              <w:t>Website chạy thử nghiệm hoàn chỉnh 6 phân hệ (bản beta)</w:t>
+              <w:t>Mã nguồn hệ thống, CSDL MSSQL và Website chạy thử nghiệm hoàn chỉnh 6 phân hệ (bản beta)</w:t>
             </w:r>
           </w:p>
         </w:tc>
@@ -4549,51 +4442,13 @@
             <w:vAlign w:val="center"/>
           </w:tcPr>
           <w:p>
-            <w:pPr>
-              <w:shd w:val="clear" w:color="auto" w:fill="FFFFFF" w:themeFill="background1"/>
-              <w:spacing w:line="276" w:lineRule="auto" w:before="40" w:after="40"/>
-              <w:contextualSpacing/>
-              <w:rPr>
-                <w:bCs/>
-                <w:color w:val="000000" w:themeColor="text1"/>
-                <w:sz w:val="26"/>
-                <w:szCs w:val="26"/>
-                <w:lang w:val="vi-VN"/>
-              </w:rPr>
-            </w:pPr>
             <w:r>
               <w:rPr>
-                <w:rFonts w:ascii="Times New Roman" w:hAnsi="Times New Roman"/>
-                <w:bCs/>
-                <w:color w:val="000000" w:themeColor="text1"/>
-                <w:sz w:val="20"/>
-                <w:szCs w:val="26"/>
-                <w:lang w:val="vi-VN"/>
+                <w:rFonts w:ascii="Times New Roman" w:hAnsi="Times New Roman" w:cs="Times New Roman" w:eastAsia="Times New Roman"/>
+                <w:sz w:val="22"/>
               </w:rPr>
               <w:t>Nguyễn Bình Dương</w:t>
-            </w:r>
-          </w:p>
-          <w:p>
-            <w:pPr>
-              <w:shd w:val="clear" w:color="auto" w:fill="FFFFFF" w:themeFill="background1"/>
-              <w:spacing w:line="276" w:lineRule="auto" w:before="40" w:after="40"/>
-              <w:contextualSpacing/>
-              <w:rPr>
-                <w:color w:val="000000" w:themeColor="text1"/>
-                <w:sz w:val="26"/>
-                <w:szCs w:val="26"/>
-                <w:lang w:val="vi-VN"/>
-              </w:rPr>
-            </w:pPr>
-            <w:r>
-              <w:rPr>
-                <w:rFonts w:ascii="Times New Roman" w:hAnsi="Times New Roman"/>
-                <w:bCs/>
-                <w:color w:val="000000" w:themeColor="text1"/>
-                <w:sz w:val="20"/>
-                <w:szCs w:val="26"/>
-                <w:lang w:val="vi-VN"/>
-              </w:rPr>
+              <w:br/>
               <w:t>Trần Hồng Thanh</w:t>
             </w:r>
           </w:p>
@@ -4610,26 +4465,11 @@
             <w:vAlign w:val="center"/>
           </w:tcPr>
           <w:p>
-            <w:pPr>
-              <w:shd w:val="clear" w:color="auto" w:fill="FFFFFF" w:themeFill="background1"/>
-              <w:spacing w:line="276" w:lineRule="auto" w:before="40" w:after="40"/>
-              <w:contextualSpacing/>
-              <w:jc w:val="center"/>
-              <w:rPr>
-                <w:sz w:val="26"/>
-                <w:szCs w:val="26"/>
-                <w:lang w:val="vi-VN"/>
-              </w:rPr>
-            </w:pPr>
             <w:r>
               <w:rPr>
-                <w:rFonts w:ascii="Times New Roman" w:hAnsi="Times New Roman"/>
-                <w:color w:val="000000" w:themeColor="text1"/>
-                <w:sz w:val="20"/>
-                <w:szCs w:val="26"/>
-                <w:lang w:val="vi-VN"/>
+                <w:rFonts w:ascii="Times New Roman" w:hAnsi="Times New Roman" w:cs="Times New Roman" w:eastAsia="Times New Roman"/>
+                <w:sz w:val="22"/>
               </w:rPr>
-              <w:lastRenderedPageBreak/>
               <w:t>1 tháng</w:t>
             </w:r>
           </w:p>
@@ -4640,15 +4480,12 @@
             <w:vAlign w:val="center"/>
           </w:tcPr>
           <w:p>
-            <w:pPr>
-              <w:spacing w:before="40" w:after="40" w:line="276" w:lineRule="auto"/>
-            </w:pPr>
             <w:r>
               <w:rPr>
-                <w:rFonts w:ascii="Times New Roman" w:hAnsi="Times New Roman"/>
-                <w:sz w:val="20"/>
+                <w:rFonts w:ascii="Times New Roman" w:hAnsi="Times New Roman" w:cs="Times New Roman" w:eastAsia="Times New Roman"/>
+                <w:sz w:val="22"/>
               </w:rPr>
-              <w:t>Kiểm thử chức năng toàn diện 6 phân hệ, đánh giá hiệu năng và hoàn thiện báo cáo đề tài (Chương 4, Chương 5)</w:t>
+              <w:t>Kiểm thử chức năng toàn diện 6 phân hệ, đánh giá hiệu năng thực tế, tổng kết kết quả thực nghiệm và hoàn thiện cuốn báo cáo đề tài Chương 3</w:t>
             </w:r>
           </w:p>
         </w:tc>
@@ -4658,15 +4495,12 @@
             <w:vAlign w:val="center"/>
           </w:tcPr>
           <w:p>
-            <w:pPr>
-              <w:spacing w:before="40" w:after="40" w:line="276" w:lineRule="auto"/>
-            </w:pPr>
             <w:r>
               <w:rPr>
-                <w:rFonts w:ascii="Times New Roman" w:hAnsi="Times New Roman"/>
-                <w:sz w:val="20"/>
+                <w:rFonts w:ascii="Times New Roman" w:hAnsi="Times New Roman" w:cs="Times New Roman" w:eastAsia="Times New Roman"/>
+                <w:sz w:val="22"/>
               </w:rPr>
-              <w:t>Báo cáo kiểm thử và Cuốn báo cáo hoàn chỉnh</w:t>
+              <w:t>Báo cáo kiểm thử hệ thống và Cuốn báo cáo NCKH hoàn chỉnh 3 chương</w:t>
             </w:r>
           </w:p>
         </w:tc>
@@ -4676,24 +4510,10 @@
             <w:vAlign w:val="center"/>
           </w:tcPr>
           <w:p>
-            <w:pPr>
-              <w:shd w:val="clear" w:color="auto" w:fill="FFFFFF" w:themeFill="background1"/>
-              <w:spacing w:line="276" w:lineRule="auto" w:before="40" w:after="40"/>
-              <w:contextualSpacing/>
-              <w:rPr>
-                <w:color w:val="000000" w:themeColor="text1"/>
-                <w:sz w:val="26"/>
-                <w:szCs w:val="26"/>
-                <w:lang w:val="vi-VN"/>
-              </w:rPr>
-            </w:pPr>
             <w:r>
               <w:rPr>
-                <w:rFonts w:ascii="Times New Roman" w:hAnsi="Times New Roman"/>
-                <w:color w:val="000000" w:themeColor="text1"/>
-                <w:sz w:val="20"/>
-                <w:szCs w:val="26"/>
-                <w:lang w:val="vi-VN"/>
+                <w:rFonts w:ascii="Times New Roman" w:hAnsi="Times New Roman" w:cs="Times New Roman" w:eastAsia="Times New Roman"/>
+                <w:sz w:val="22"/>
               </w:rPr>
               <w:t>Phạm Anh Tuấn</w:t>
             </w:r>
@@ -4711,24 +4531,10 @@
             <w:vAlign w:val="center"/>
           </w:tcPr>
           <w:p>
-            <w:pPr>
-              <w:shd w:val="clear" w:color="auto" w:fill="FFFFFF" w:themeFill="background1"/>
-              <w:spacing w:line="276" w:lineRule="auto" w:before="40" w:after="40"/>
-              <w:contextualSpacing/>
-              <w:jc w:val="center"/>
-              <w:rPr>
-                <w:sz w:val="26"/>
-                <w:szCs w:val="26"/>
-                <w:lang w:val="vi-VN"/>
-              </w:rPr>
-            </w:pPr>
             <w:r>
               <w:rPr>
-                <w:rFonts w:ascii="Times New Roman" w:hAnsi="Times New Roman"/>
-                <w:color w:val="000000" w:themeColor="text1"/>
-                <w:sz w:val="20"/>
-                <w:szCs w:val="26"/>
-                <w:lang w:val="vi-VN"/>
+                <w:rFonts w:ascii="Times New Roman" w:hAnsi="Times New Roman" w:cs="Times New Roman" w:eastAsia="Times New Roman"/>
+                <w:sz w:val="22"/>
               </w:rPr>
               <w:t>1 tháng</w:t>
             </w:r>
@@ -4740,25 +4546,12 @@
             <w:vAlign w:val="center"/>
           </w:tcPr>
           <w:p>
-            <w:pPr>
-              <w:shd w:val="clear" w:color="auto" w:fill="FFFFFF" w:themeFill="background1"/>
-              <w:spacing w:line="276" w:lineRule="auto" w:before="40" w:after="40"/>
-              <w:contextualSpacing/>
-              <w:rPr>
-                <w:sz w:val="26"/>
-                <w:szCs w:val="26"/>
-                <w:lang w:val="vi-VN"/>
-              </w:rPr>
-            </w:pPr>
             <w:r>
               <w:rPr>
-                <w:rFonts w:ascii="Times New Roman" w:hAnsi="Times New Roman"/>
-                <w:color w:val="000000" w:themeColor="text1"/>
-                <w:sz w:val="20"/>
-                <w:szCs w:val="26"/>
-                <w:lang w:val="vi-VN"/>
+                <w:rFonts w:ascii="Times New Roman" w:hAnsi="Times New Roman" w:cs="Times New Roman" w:eastAsia="Times New Roman"/>
+                <w:sz w:val="22"/>
               </w:rPr>
-              <w:t>Triển khai thử nghiệm thực tế cho hoạt động truyền thông của Công đoàn TDMU</w:t>
+              <w:t>Triển khai thử nghiệm thực tế cho hoạt động truyền thông của Công đoàn TDMU, thu thập phản hồi của cán bộ đoàn viên và nghiệm thu đề tài</w:t>
             </w:r>
           </w:p>
         </w:tc>
@@ -4768,38 +4561,13 @@
             <w:vAlign w:val="center"/>
           </w:tcPr>
           <w:p>
-            <w:pPr>
-              <w:shd w:val="clear" w:color="auto" w:fill="FFFFFF" w:themeFill="background1"/>
-              <w:spacing w:line="276" w:lineRule="auto" w:before="40" w:after="40"/>
-              <w:contextualSpacing/>
-              <w:rPr>
-                <w:sz w:val="26"/>
-                <w:szCs w:val="26"/>
-                <w:lang w:val="vi-VN"/>
-              </w:rPr>
-            </w:pPr>
             <w:r>
               <w:rPr>
-                <w:rFonts w:ascii="Times New Roman" w:hAnsi="Times New Roman"/>
-                <w:color w:val="000000" w:themeColor="text1"/>
-                <w:sz w:val="20"/>
-                <w:szCs w:val="26"/>
-                <w:lang w:val="vi-VN"/>
+                <w:rFonts w:ascii="Times New Roman" w:hAnsi="Times New Roman" w:cs="Times New Roman" w:eastAsia="Times New Roman"/>
+                <w:sz w:val="22"/>
               </w:rPr>
-              <w:t>Kết quả phản hồi từ cán bộ phụ trách truyền thông Công đoàn TDMU và bản hoàn thiện hệ thống</w:t>
+              <w:t>Biên bản nghiệm thu thử nghiệm thực tế, kết quả đánh giá của Công đoàn TDMU và hồ sơ nghiệm thu</w:t>
             </w:r>
-          </w:p>
-          <w:p>
-            <w:pPr>
-              <w:shd w:val="clear" w:color="auto" w:fill="FFFFFF" w:themeFill="background1"/>
-              <w:spacing w:line="276" w:lineRule="auto" w:before="40" w:after="40"/>
-              <w:contextualSpacing/>
-              <w:rPr>
-                <w:sz w:val="26"/>
-                <w:szCs w:val="26"/>
-                <w:lang w:val="vi-VN"/>
-              </w:rPr>
-            </w:pPr>
           </w:p>
         </w:tc>
         <w:tc>
@@ -4808,52 +4576,13 @@
             <w:vAlign w:val="center"/>
           </w:tcPr>
           <w:p>
-            <w:pPr>
-              <w:shd w:val="clear" w:color="auto" w:fill="FFFFFF" w:themeFill="background1"/>
-              <w:spacing w:line="276" w:lineRule="auto" w:before="40" w:after="40"/>
-              <w:contextualSpacing/>
-              <w:rPr>
-                <w:bCs/>
-                <w:color w:val="000000" w:themeColor="text1"/>
-                <w:sz w:val="26"/>
-                <w:szCs w:val="26"/>
-                <w:lang w:val="vi-VN"/>
-              </w:rPr>
-            </w:pPr>
             <w:r>
               <w:rPr>
-                <w:rFonts w:ascii="Times New Roman" w:hAnsi="Times New Roman"/>
-                <w:bCs/>
-                <w:color w:val="000000" w:themeColor="text1"/>
-                <w:sz w:val="20"/>
-                <w:szCs w:val="26"/>
-                <w:lang w:val="vi-VN"/>
+                <w:rFonts w:ascii="Times New Roman" w:hAnsi="Times New Roman" w:cs="Times New Roman" w:eastAsia="Times New Roman"/>
+                <w:sz w:val="22"/>
               </w:rPr>
               <w:t>Nguyễn Bình Dương</w:t>
-            </w:r>
-          </w:p>
-          <w:p>
-            <w:pPr>
-              <w:shd w:val="clear" w:color="auto" w:fill="FFFFFF" w:themeFill="background1"/>
-              <w:spacing w:line="276" w:lineRule="auto" w:before="40" w:after="40"/>
-              <w:contextualSpacing/>
-              <w:rPr>
-                <w:bCs/>
-                <w:color w:val="000000" w:themeColor="text1"/>
-                <w:sz w:val="26"/>
-                <w:szCs w:val="26"/>
-                <w:lang w:val="vi-VN"/>
-              </w:rPr>
-            </w:pPr>
-            <w:r>
-              <w:rPr>
-                <w:rFonts w:ascii="Times New Roman" w:hAnsi="Times New Roman"/>
-                <w:bCs/>
-                <w:color w:val="000000" w:themeColor="text1"/>
-                <w:sz w:val="20"/>
-                <w:szCs w:val="26"/>
-                <w:lang w:val="vi-VN"/>
-              </w:rPr>
+              <w:br/>
               <w:t>Trần Hồng Thanh</w:t>
             </w:r>
           </w:p>
@@ -4870,13 +4599,12 @@
           <w:bCs/>
           <w:sz w:val="26"/>
           <w:szCs w:val="26"/>
-          <w:lang w:val="vi-VN"/>
-        </w:rPr>
-      </w:pPr>
-    </w:p>
-    <w:p>
-      <w:pPr>
-        <w:pStyle w:val="ListParagraph"/>
+        </w:rPr>
+      </w:pPr>
+    </w:p>
+    <w:p>
+      <w:pPr>
+        <w:pStyle w:val="oancuaDanhsach"/>
         <w:numPr>
           <w:ilvl w:val="0"/>
           <w:numId w:val="1"/>
@@ -4958,7 +4686,7 @@
     </w:p>
     <w:p>
       <w:pPr>
-        <w:pStyle w:val="ListParagraph"/>
+        <w:pStyle w:val="oancuaDanhsach"/>
         <w:numPr>
           <w:ilvl w:val="0"/>
           <w:numId w:val="18"/>
@@ -4977,136 +4705,15 @@
         </w:rPr>
       </w:pPr>
       <w:r>
+        <w:rPr>
+          <w:lang w:val="vi-VN"/>
+        </w:rPr>
         <w:t>Quản trị viên (Ban Chấp hành Công đoàn): Quản lý tài khoản, phân quyền RBAC 4 vai trò, quản lý cơ cấu 16 Tổ công đoàn, cấu hình API Keys (AI, Facebook, Mail), duyệt bài, giám sát định mức Token AI và nhật ký kiểm toán.</w:t>
       </w:r>
     </w:p>
     <w:p>
       <w:pPr>
-        <w:pStyle w:val="ListParagraph"/>
-        <w:numPr>
-          <w:ilvl w:val="0"/>
-          <w:numId w:val="19"/>
-        </w:numPr>
-        <w:shd w:val="clear" w:color="auto" w:fill="FFFFFF" w:themeFill="background1"/>
-        <w:spacing w:line="276" w:lineRule="auto"/>
-        <w:jc w:val="both"/>
-        <w:rPr>
-          <w:rFonts w:ascii="Times New Roman" w:hAnsi="Times New Roman"/>
-          <w:bCs/>
-          <w:color w:val="000000" w:themeColor="text1"/>
-          <w:sz w:val="26"/>
-          <w:szCs w:val="26"/>
-          <w:lang w:val="vi-VN"/>
-        </w:rPr>
-      </w:pPr>
-      <w:r>
-        <w:rPr>
-          <w:rFonts w:ascii="Times New Roman" w:hAnsi="Times New Roman"/>
-          <w:bCs/>
-          <w:color w:val="000000" w:themeColor="text1"/>
-          <w:sz w:val="26"/>
-          <w:szCs w:val="26"/>
-          <w:lang w:val="vi-VN"/>
-        </w:rPr>
-        <w:t>Quản lý tài khoản, phân quyền người dùng (Admin, Biên tập viên).</w:t>
-      </w:r>
-    </w:p>
-    <w:p>
-      <w:pPr>
-        <w:pStyle w:val="ListParagraph"/>
-        <w:numPr>
-          <w:ilvl w:val="0"/>
-          <w:numId w:val="19"/>
-        </w:numPr>
-        <w:shd w:val="clear" w:color="auto" w:fill="FFFFFF" w:themeFill="background1"/>
-        <w:spacing w:line="276" w:lineRule="auto"/>
-        <w:jc w:val="both"/>
-        <w:rPr>
-          <w:rFonts w:ascii="Times New Roman" w:hAnsi="Times New Roman"/>
-          <w:bCs/>
-          <w:color w:val="000000" w:themeColor="text1"/>
-          <w:sz w:val="26"/>
-          <w:szCs w:val="26"/>
-          <w:lang w:val="vi-VN"/>
-        </w:rPr>
-      </w:pPr>
-      <w:r>
-        <w:rPr>
-          <w:rFonts w:ascii="Times New Roman" w:hAnsi="Times New Roman"/>
-          <w:bCs/>
-          <w:color w:val="000000" w:themeColor="text1"/>
-          <w:sz w:val="26"/>
-          <w:szCs w:val="26"/>
-          <w:lang w:val="vi-VN"/>
-        </w:rPr>
-        <w:t>Duyệt/từ chối bài viết trước khi đăng tải công khai.</w:t>
-      </w:r>
-    </w:p>
-    <w:p>
-      <w:pPr>
-        <w:pStyle w:val="ListParagraph"/>
-        <w:numPr>
-          <w:ilvl w:val="0"/>
-          <w:numId w:val="19"/>
-        </w:numPr>
-        <w:shd w:val="clear" w:color="auto" w:fill="FFFFFF" w:themeFill="background1"/>
-        <w:spacing w:line="276" w:lineRule="auto"/>
-        <w:jc w:val="both"/>
-        <w:rPr>
-          <w:rFonts w:ascii="Times New Roman" w:hAnsi="Times New Roman"/>
-          <w:bCs/>
-          <w:color w:val="000000" w:themeColor="text1"/>
-          <w:sz w:val="26"/>
-          <w:szCs w:val="26"/>
-          <w:lang w:val="vi-VN"/>
-        </w:rPr>
-      </w:pPr>
-      <w:r>
-        <w:rPr>
-          <w:rFonts w:ascii="Times New Roman" w:hAnsi="Times New Roman"/>
-          <w:bCs/>
-          <w:color w:val="000000" w:themeColor="text1"/>
-          <w:sz w:val="26"/>
-          <w:szCs w:val="26"/>
-          <w:lang w:val="vi-VN"/>
-        </w:rPr>
-        <w:t>Quản lý danh mục nội dung truyền thông.</w:t>
-      </w:r>
-    </w:p>
-    <w:p>
-      <w:pPr>
-        <w:pStyle w:val="ListParagraph"/>
-        <w:numPr>
-          <w:ilvl w:val="0"/>
-          <w:numId w:val="19"/>
-        </w:numPr>
-        <w:shd w:val="clear" w:color="auto" w:fill="FFFFFF" w:themeFill="background1"/>
-        <w:spacing w:line="276" w:lineRule="auto"/>
-        <w:jc w:val="both"/>
-        <w:rPr>
-          <w:rFonts w:ascii="Times New Roman" w:hAnsi="Times New Roman"/>
-          <w:bCs/>
-          <w:color w:val="000000" w:themeColor="text1"/>
-          <w:sz w:val="26"/>
-          <w:szCs w:val="26"/>
-          <w:lang w:val="vi-VN"/>
-        </w:rPr>
-      </w:pPr>
-      <w:r>
-        <w:rPr>
-          <w:rFonts w:ascii="Times New Roman" w:hAnsi="Times New Roman"/>
-          <w:bCs/>
-          <w:color w:val="000000" w:themeColor="text1"/>
-          <w:sz w:val="26"/>
-          <w:szCs w:val="26"/>
-          <w:lang w:val="vi-VN"/>
-        </w:rPr>
-        <w:t>Xem báo cáo, thống kê hiệu quả truyền thông tổng thể.</w:t>
-      </w:r>
-    </w:p>
-    <w:p>
-      <w:pPr>
-        <w:pStyle w:val="ListParagraph"/>
+        <w:pStyle w:val="oancuaDanhsach"/>
         <w:numPr>
           <w:ilvl w:val="0"/>
           <w:numId w:val="18"/>
@@ -5125,149 +4732,32 @@
         </w:rPr>
       </w:pPr>
       <w:r>
+        <w:rPr>
+          <w:lang w:val="vi-VN"/>
+        </w:rPr>
         <w:t>Biên tập viên (Ban Tuyên giáo Công đoàn): Soạn thảo, biên tập nội dung, tiếp nhận hàng đợi duyệt bài, sử dụng AI Copilot CMS tối ưu SEO/tóm tắt/ảnh banner, thiết lập lịch đăng bài, xuất bản đa kênh Facebook và thẩm định chấm điểm thi đua 16 Tổ.</w:t>
       </w:r>
     </w:p>
     <w:p>
       <w:pPr>
-        <w:pStyle w:val="ListParagraph"/>
-        <w:numPr>
-          <w:ilvl w:val="0"/>
-          <w:numId w:val="19"/>
-        </w:numPr>
-        <w:shd w:val="clear" w:color="auto" w:fill="FFFFFF" w:themeFill="background1"/>
-        <w:spacing w:line="276" w:lineRule="auto"/>
-        <w:jc w:val="both"/>
-        <w:rPr>
-          <w:rFonts w:ascii="Times New Roman" w:hAnsi="Times New Roman"/>
-          <w:bCs/>
-          <w:color w:val="000000" w:themeColor="text1"/>
-          <w:sz w:val="26"/>
-          <w:szCs w:val="26"/>
-          <w:lang w:val="vi-VN"/>
-        </w:rPr>
-      </w:pPr>
-      <w:r>
-        <w:rPr>
-          <w:rFonts w:ascii="Times New Roman" w:hAnsi="Times New Roman"/>
-          <w:bCs/>
-          <w:color w:val="000000" w:themeColor="text1"/>
-          <w:sz w:val="26"/>
-          <w:szCs w:val="26"/>
-          <w:lang w:val="vi-VN"/>
-        </w:rPr>
-        <w:t>Soạn thảo, biên tập bài viết bằng trình soạn thảo trực quan.</w:t>
-      </w:r>
-    </w:p>
-    <w:p>
-      <w:pPr>
-        <w:pStyle w:val="ListParagraph"/>
-        <w:numPr>
-          <w:ilvl w:val="0"/>
-          <w:numId w:val="19"/>
-        </w:numPr>
-        <w:shd w:val="clear" w:color="auto" w:fill="FFFFFF" w:themeFill="background1"/>
-        <w:spacing w:line="276" w:lineRule="auto"/>
-        <w:jc w:val="both"/>
-        <w:rPr>
-          <w:rFonts w:ascii="Times New Roman" w:hAnsi="Times New Roman"/>
-          <w:bCs/>
-          <w:color w:val="000000" w:themeColor="text1"/>
-          <w:sz w:val="26"/>
-          <w:szCs w:val="26"/>
-          <w:lang w:val="vi-VN"/>
-        </w:rPr>
-      </w:pPr>
-      <w:r>
-        <w:rPr>
-          <w:rFonts w:ascii="Times New Roman" w:hAnsi="Times New Roman"/>
-          <w:bCs/>
-          <w:color w:val="000000" w:themeColor="text1"/>
-          <w:sz w:val="26"/>
-          <w:szCs w:val="26"/>
-          <w:lang w:val="vi-VN"/>
-        </w:rPr>
-        <w:t>Sử dụng AI hỗ trợ tạo nội dung văn bản, hình ảnh, video minh họa cho bài viết.</w:t>
-      </w:r>
-    </w:p>
-    <w:p>
-      <w:pPr>
-        <w:pStyle w:val="ListParagraph"/>
-        <w:numPr>
-          <w:ilvl w:val="0"/>
-          <w:numId w:val="19"/>
-        </w:numPr>
-        <w:shd w:val="clear" w:color="auto" w:fill="FFFFFF" w:themeFill="background1"/>
-        <w:spacing w:line="276" w:lineRule="auto"/>
-        <w:jc w:val="both"/>
-        <w:rPr>
-          <w:rFonts w:ascii="Times New Roman" w:hAnsi="Times New Roman"/>
-          <w:bCs/>
-          <w:color w:val="000000" w:themeColor="text1"/>
-          <w:sz w:val="26"/>
-          <w:szCs w:val="26"/>
-          <w:lang w:val="vi-VN"/>
-        </w:rPr>
-      </w:pPr>
-      <w:r>
-        <w:rPr>
-          <w:rFonts w:ascii="Times New Roman" w:hAnsi="Times New Roman"/>
-          <w:bCs/>
-          <w:color w:val="000000" w:themeColor="text1"/>
-          <w:sz w:val="26"/>
-          <w:szCs w:val="26"/>
-          <w:lang w:val="vi-VN"/>
-        </w:rPr>
-        <w:t>Thiết lập lịch đăng bài (ngày giờ, kênh đăng: Website và/hoặc Fanpage).</w:t>
-      </w:r>
-    </w:p>
-    <w:p>
-      <w:pPr>
-        <w:pStyle w:val="ListParagraph"/>
-        <w:numPr>
-          <w:ilvl w:val="0"/>
-          <w:numId w:val="19"/>
-        </w:numPr>
-        <w:shd w:val="clear" w:color="auto" w:fill="FFFFFF" w:themeFill="background1"/>
-        <w:spacing w:line="276" w:lineRule="auto"/>
-        <w:jc w:val="both"/>
-        <w:rPr>
-          <w:rFonts w:ascii="Times New Roman" w:hAnsi="Times New Roman"/>
-          <w:bCs/>
-          <w:color w:val="000000" w:themeColor="text1"/>
-          <w:sz w:val="26"/>
-          <w:szCs w:val="26"/>
-          <w:lang w:val="vi-VN"/>
-        </w:rPr>
-      </w:pPr>
-      <w:r>
-        <w:rPr>
-          <w:rFonts w:ascii="Times New Roman" w:hAnsi="Times New Roman"/>
-          <w:bCs/>
-          <w:color w:val="000000" w:themeColor="text1"/>
-          <w:sz w:val="26"/>
-          <w:szCs w:val="26"/>
-          <w:lang w:val="vi-VN"/>
-        </w:rPr>
-        <w:t>Theo dõi trạng thái bài viết (nháp / chờ đăng / đã đăng).</w:t>
-      </w:r>
-    </w:p>
-    <w:p>
-      <w:pPr>
-        <w:pStyle w:val="ListParagraph"/>
+        <w:pStyle w:val="oancuaDanhsach"/>
         <w:spacing w:before="20" w:after="40"/>
+        <w:rPr>
+          <w:lang w:val="vi-VN"/>
+        </w:rPr>
       </w:pPr>
       <w:r>
         <w:rPr>
           <w:rFonts w:ascii="Times New Roman" w:hAnsi="Times New Roman"/>
           <w:sz w:val="20"/>
+          <w:lang w:val="vi-VN"/>
         </w:rPr>
         <w:t>Cộng tác viên (Đại diện 16 Tổ Công đoàn): Soạn thảo bài viết bản nháp, sử dụng Trợ lý AI gợi ý nội dung, nộp bài yêu cầu phê duyệt và nộp báo cáo hoạt động thi đua tháng của Tổ online kèm minh chứng.</w:t>
       </w:r>
     </w:p>
     <w:p>
       <w:pPr>
-        <w:pStyle w:val="ListParagraph"/>
+        <w:pStyle w:val="oancuaDanhsach"/>
         <w:numPr>
           <w:ilvl w:val="0"/>
           <w:numId w:val="18"/>
@@ -5286,74 +4776,15 @@
         </w:rPr>
       </w:pPr>
       <w:r>
+        <w:rPr>
+          <w:lang w:val="vi-VN"/>
+        </w:rPr>
         <w:t>Hệ thống (tự động): Tự động xuất bản bài viết theo lịch hẹn giờ, tự động đồng bộ đăng bài kèm ảnh sang Fanpage Facebook Công đoàn qua Graph API, tự động tính điểm và xếp hạng thi đua 16 Tổ, tự động sao lưu CSDL định kỳ.</w:t>
       </w:r>
     </w:p>
     <w:p>
       <w:pPr>
-        <w:pStyle w:val="ListParagraph"/>
-        <w:numPr>
-          <w:ilvl w:val="0"/>
-          <w:numId w:val="19"/>
-        </w:numPr>
-        <w:shd w:val="clear" w:color="auto" w:fill="FFFFFF" w:themeFill="background1"/>
-        <w:spacing w:line="276" w:lineRule="auto"/>
-        <w:jc w:val="both"/>
-        <w:rPr>
-          <w:rFonts w:ascii="Times New Roman" w:hAnsi="Times New Roman"/>
-          <w:bCs/>
-          <w:color w:val="000000" w:themeColor="text1"/>
-          <w:sz w:val="26"/>
-          <w:szCs w:val="26"/>
-          <w:lang w:val="vi-VN"/>
-        </w:rPr>
-      </w:pPr>
-      <w:r>
-        <w:rPr>
-          <w:rFonts w:ascii="Times New Roman" w:hAnsi="Times New Roman"/>
-          <w:bCs/>
-          <w:color w:val="000000" w:themeColor="text1"/>
-          <w:sz w:val="26"/>
-          <w:szCs w:val="26"/>
-          <w:lang w:val="vi-VN"/>
-        </w:rPr>
-        <w:t>Tự động đăng tải bài viết đúng thời điểm đã lên lịch lên Website và Fanpage Công đoàn.</w:t>
-      </w:r>
-    </w:p>
-    <w:p>
-      <w:pPr>
-        <w:pStyle w:val="ListParagraph"/>
-        <w:numPr>
-          <w:ilvl w:val="0"/>
-          <w:numId w:val="19"/>
-        </w:numPr>
-        <w:shd w:val="clear" w:color="auto" w:fill="FFFFFF" w:themeFill="background1"/>
-        <w:spacing w:line="276" w:lineRule="auto"/>
-        <w:jc w:val="both"/>
-        <w:rPr>
-          <w:rFonts w:ascii="Times New Roman" w:hAnsi="Times New Roman"/>
-          <w:bCs/>
-          <w:color w:val="000000" w:themeColor="text1"/>
-          <w:sz w:val="26"/>
-          <w:szCs w:val="26"/>
-          <w:lang w:val="vi-VN"/>
-        </w:rPr>
-      </w:pPr>
-      <w:r>
-        <w:rPr>
-          <w:rFonts w:ascii="Times New Roman" w:hAnsi="Times New Roman"/>
-          <w:bCs/>
-          <w:color w:val="000000" w:themeColor="text1"/>
-          <w:sz w:val="26"/>
-          <w:szCs w:val="26"/>
-          <w:lang w:val="vi-VN"/>
-        </w:rPr>
-        <w:t>Tự động thu thập, tổng hợp số liệu tương tác (lượt xem, lượt like, lượt share, lượt bình luận) vào một dashboard thống kê.</w:t>
-      </w:r>
-    </w:p>
-    <w:p>
-      <w:pPr>
-        <w:pStyle w:val="ListParagraph"/>
+        <w:pStyle w:val="oancuaDanhsach"/>
         <w:numPr>
           <w:ilvl w:val="0"/>
           <w:numId w:val="18"/>
@@ -5372,21 +4803,19 @@
         </w:rPr>
       </w:pPr>
       <w:r>
+        <w:rPr>
+          <w:lang w:val="vi-VN"/>
+        </w:rPr>
         <w:t>Đoàn viên &amp; Độc giả (cán bộ, giảng viên, nhân viên, sinh viên): Xem và tìm kiếm tin tức đa tiêu chí, tải văn bản biểu mẫu chính sách, gửi phản ánh tâm tư nguyện vọng, tham gia bình chọn thăm dò ý kiến và tương tác bài viết (Like, bình luận, chia sẻ).</w:t>
       </w:r>
     </w:p>
     <w:p>
       <w:pPr>
-        <w:pStyle w:val="ListParagraph"/>
-        <w:numPr>
-          <w:ilvl w:val="0"/>
-          <w:numId w:val="19"/>
-        </w:numPr>
         <w:shd w:val="clear" w:color="auto" w:fill="FFFFFF" w:themeFill="background1"/>
         <w:spacing w:line="276" w:lineRule="auto"/>
         <w:jc w:val="both"/>
         <w:rPr>
-          <w:rFonts w:ascii="Times New Roman" w:hAnsi="Times New Roman"/>
+          <w:b/>
           <w:bCs/>
           <w:color w:val="000000" w:themeColor="text1"/>
           <w:sz w:val="26"/>
@@ -5396,46 +4825,23 @@
       </w:pPr>
       <w:r>
         <w:rPr>
-          <w:rFonts w:ascii="Times New Roman" w:hAnsi="Times New Roman"/>
-          <w:bCs/>
-          <w:color w:val="000000" w:themeColor="text1"/>
-          <w:sz w:val="26"/>
-          <w:szCs w:val="26"/>
-          <w:lang w:val="vi-VN"/>
-        </w:rPr>
-        <w:t>Xem, tìm kiếm nội dung truyền thông công khai trên Website.</w:t>
-      </w:r>
-    </w:p>
-    <w:p>
-      <w:pPr>
-        <w:pStyle w:val="ListParagraph"/>
-        <w:numPr>
-          <w:ilvl w:val="0"/>
-          <w:numId w:val="19"/>
-        </w:numPr>
+          <w:lang w:val="vi-VN"/>
+        </w:rPr>
+        <w:t>Khả năng ứng dụng: Triển khai ứng dụng thực tế trực tiếp trong công tác truyền thông và phong trào thi đua của Công đoàn Trường Đại học Thủ Dầu Một, giúp rút ngắn thời gian tạo nội dung nhờ AI hỗ trợ, số hóa minh bạch công tác thi đua 16 Tổ công đoàn trực thuộc, thống nhất quản lý lịch đăng đa kênh và cung cấp công cụ thống kê tập trung để đánh giá hiệu quả truyền thông. Mô hình có khả năng mở rộng áp dụng cho các đơn vị/phòng ban khác trong trường hoặc các tổ chức Công đoàn cơ sở, Đoàn Thanh niên trong hệ thống giáo dục đại học.</w:t>
+      </w:r>
+    </w:p>
+    <w:p>
+      <w:pPr>
         <w:shd w:val="clear" w:color="auto" w:fill="FFFFFF" w:themeFill="background1"/>
         <w:spacing w:line="276" w:lineRule="auto"/>
         <w:jc w:val="both"/>
         <w:rPr>
-          <w:rFonts w:ascii="Times New Roman" w:hAnsi="Times New Roman"/>
-          <w:bCs/>
-          <w:color w:val="000000" w:themeColor="text1"/>
-          <w:sz w:val="26"/>
-          <w:szCs w:val="26"/>
-          <w:lang w:val="vi-VN"/>
-        </w:rPr>
-      </w:pPr>
-      <w:r>
-        <w:rPr>
-          <w:rFonts w:ascii="Times New Roman" w:hAnsi="Times New Roman"/>
-          <w:bCs/>
-          <w:color w:val="000000" w:themeColor="text1"/>
-          <w:sz w:val="26"/>
-          <w:szCs w:val="26"/>
-          <w:lang w:val="vi-VN"/>
-        </w:rPr>
-        <w:t>Tương tác với nội dung trên Fanpage (like, share, bình luận).</w:t>
-      </w:r>
+          <w:b/>
+          <w:bCs/>
+          <w:sz w:val="26"/>
+          <w:szCs w:val="26"/>
+        </w:rPr>
+      </w:pPr>
     </w:p>
     <w:p>
       <w:pPr>
@@ -5445,33 +4851,14 @@
         <w:rPr>
           <w:b/>
           <w:bCs/>
-          <w:color w:val="000000" w:themeColor="text1"/>
-          <w:sz w:val="26"/>
-          <w:szCs w:val="26"/>
-          <w:lang w:val="vi-VN"/>
-        </w:rPr>
-      </w:pPr>
-      <w:r>
-        <w:t>Khả năng ứng dụng: Triển khai ứng dụng thực tế trực tiếp trong công tác truyền thông và phong trào thi đua của Công đoàn Trường Đại học Thủ Dầu Một, giúp rút ngắn thời gian tạo nội dung nhờ AI hỗ trợ, số hóa minh bạch công tác thi đua 16 Tổ công đoàn trực thuộc, thống nhất quản lý lịch đăng đa kênh và cung cấp công cụ thống kê tập trung để đánh giá hiệu quả truyền thông. Mô hình có khả năng mở rộng áp dụng cho các đơn vị/phòng ban khác trong trường hoặc các tổ chức Công đoàn cơ sở, Đoàn Thanh niên trong hệ thống giáo dục đại học.</w:t>
-      </w:r>
-    </w:p>
-    <w:p>
-      <w:pPr>
-        <w:shd w:val="clear" w:color="auto" w:fill="FFFFFF" w:themeFill="background1"/>
-        <w:spacing w:line="276" w:lineRule="auto"/>
-        <w:jc w:val="both"/>
-        <w:rPr>
-          <w:b/>
-          <w:bCs/>
-          <w:sz w:val="26"/>
-          <w:szCs w:val="26"/>
-          <w:lang w:val="vi-VN"/>
-        </w:rPr>
-      </w:pPr>
-    </w:p>
-    <w:p>
-      <w:pPr>
-        <w:pStyle w:val="BodyText"/>
+          <w:sz w:val="26"/>
+          <w:szCs w:val="26"/>
+        </w:rPr>
+      </w:pPr>
+    </w:p>
+    <w:p>
+      <w:pPr>
+        <w:pStyle w:val="ThnVnban"/>
         <w:numPr>
           <w:ilvl w:val="0"/>
           <w:numId w:val="1"/>
@@ -5494,6 +4881,7 @@
           <w:szCs w:val="26"/>
           <w:lang w:val="vi-VN"/>
         </w:rPr>
+        <w:lastRenderedPageBreak/>
         <w:t>Kinh phí thực hiện đề tài:</w:t>
       </w:r>
       <w:r>
@@ -5537,13 +4925,12 @@
           <w:szCs w:val="26"/>
           <w:lang w:val="vi-VN"/>
         </w:rPr>
-        <w:lastRenderedPageBreak/>
         <w:t>Bằng chữ: Bốn triệu chín trăm ngàn đồng.</w:t>
       </w:r>
     </w:p>
     <w:p>
       <w:pPr>
-        <w:pStyle w:val="BodyText"/>
+        <w:pStyle w:val="ThnVnban"/>
         <w:tabs>
           <w:tab w:val="center" w:pos="2268"/>
           <w:tab w:val="center" w:pos="7371"/>
@@ -5560,7 +4947,7 @@
     </w:p>
     <w:p>
       <w:pPr>
-        <w:pStyle w:val="BodyText"/>
+        <w:pStyle w:val="ThnVnban"/>
         <w:tabs>
           <w:tab w:val="center" w:pos="2268"/>
           <w:tab w:val="center" w:pos="7371"/>
@@ -5596,7 +4983,7 @@
           <w:lang w:val="vi-VN"/>
         </w:rPr>
         <w:tab/>
-        <w:t xml:space="preserve">Ngày 02 tháng </w:t>
+        <w:t>Ngày 2</w:t>
       </w:r>
       <w:r>
         <w:rPr>
@@ -5607,7 +4994,7 @@
           <w:szCs w:val="26"/>
           <w:lang w:val="en-US"/>
         </w:rPr>
-        <w:t>09</w:t>
+        <w:t>4</w:t>
       </w:r>
       <w:r>
         <w:rPr>
@@ -5618,243 +5005,9 @@
           <w:szCs w:val="26"/>
           <w:lang w:val="vi-VN"/>
         </w:rPr>
-        <w:t xml:space="preserve"> năm 2026</w:t>
-      </w:r>
-    </w:p>
-    <w:p>
-      <w:pPr>
-        <w:pStyle w:val="BodyText"/>
-        <w:tabs>
-          <w:tab w:val="center" w:pos="2268"/>
-          <w:tab w:val="center" w:pos="7371"/>
-        </w:tabs>
-        <w:spacing w:line="276" w:lineRule="auto"/>
-        <w:jc w:val="left"/>
-        <w:rPr>
-          <w:rFonts w:ascii="Times New Roman" w:hAnsi="Times New Roman"/>
-          <w:bCs/>
-          <w:szCs w:val="26"/>
-          <w:lang w:val="vi-VN"/>
-        </w:rPr>
-      </w:pPr>
-      <w:r>
-        <w:rPr>
-          <w:rFonts w:ascii="Times New Roman" w:hAnsi="Times New Roman"/>
-          <w:bCs/>
-          <w:szCs w:val="26"/>
-          <w:lang w:val="vi-VN"/>
-        </w:rPr>
-        <w:tab/>
-        <w:t>Giáo viên hướng dẫn</w:t>
-      </w:r>
-      <w:r>
-        <w:rPr>
-          <w:rFonts w:ascii="Times New Roman" w:hAnsi="Times New Roman"/>
-          <w:bCs/>
-          <w:szCs w:val="26"/>
-          <w:lang w:val="vi-VN"/>
-        </w:rPr>
-        <w:tab/>
-      </w:r>
-      <w:r>
-        <w:rPr>
-          <w:rFonts w:ascii="Times New Roman" w:hAnsi="Times New Roman"/>
-          <w:bCs/>
-          <w:iCs/>
-          <w:szCs w:val="26"/>
-          <w:lang w:val="vi-VN"/>
-        </w:rPr>
-        <w:t>Sinh viên</w:t>
-      </w:r>
-    </w:p>
-    <w:p>
-      <w:pPr>
-        <w:pStyle w:val="BodyText"/>
-        <w:tabs>
-          <w:tab w:val="center" w:pos="2268"/>
-          <w:tab w:val="center" w:pos="7371"/>
-        </w:tabs>
-        <w:spacing w:line="276" w:lineRule="auto"/>
-        <w:jc w:val="left"/>
-        <w:rPr>
-          <w:rFonts w:ascii="Times New Roman" w:hAnsi="Times New Roman"/>
-          <w:b w:val="0"/>
-          <w:szCs w:val="26"/>
-          <w:lang w:val="vi-VN"/>
-        </w:rPr>
-      </w:pPr>
-      <w:r>
-        <w:rPr>
-          <w:rFonts w:ascii="Times New Roman" w:hAnsi="Times New Roman"/>
-          <w:bCs/>
-          <w:szCs w:val="26"/>
-          <w:lang w:val="vi-VN"/>
-        </w:rPr>
-        <w:tab/>
-        <w:t xml:space="preserve"> đề tài</w:t>
-      </w:r>
-      <w:r>
-        <w:rPr>
-          <w:rFonts w:ascii="Times New Roman" w:hAnsi="Times New Roman"/>
-          <w:bCs/>
-          <w:szCs w:val="26"/>
-          <w:lang w:val="vi-VN"/>
-        </w:rPr>
-        <w:tab/>
-      </w:r>
-      <w:r>
-        <w:rPr>
-          <w:rFonts w:ascii="Times New Roman" w:hAnsi="Times New Roman"/>
-          <w:iCs/>
-          <w:szCs w:val="26"/>
-          <w:lang w:val="vi-VN"/>
-        </w:rPr>
-        <w:t>chịu trách nhiệm chính</w:t>
-      </w:r>
-      <w:r>
-        <w:rPr>
-          <w:rFonts w:ascii="Times New Roman" w:hAnsi="Times New Roman"/>
-          <w:b w:val="0"/>
-          <w:szCs w:val="26"/>
-          <w:lang w:val="vi-VN"/>
-        </w:rPr>
-        <w:tab/>
-        <w:t>Ký, ghi rõ họ tên )</w:t>
-      </w:r>
-      <w:r>
-        <w:rPr>
-          <w:rFonts w:ascii="Times New Roman" w:hAnsi="Times New Roman"/>
-          <w:b w:val="0"/>
-          <w:szCs w:val="26"/>
-          <w:lang w:val="vi-VN"/>
-        </w:rPr>
-        <w:tab/>
-        <w:t>(Ký, ghi rõ họ tên)</w:t>
-      </w:r>
-    </w:p>
-    <w:p>
-      <w:pPr>
-        <w:tabs>
-          <w:tab w:val="center" w:pos="2268"/>
-          <w:tab w:val="center" w:pos="7371"/>
-        </w:tabs>
-        <w:spacing w:line="276" w:lineRule="auto"/>
-        <w:rPr>
-          <w:sz w:val="26"/>
-          <w:szCs w:val="26"/>
-          <w:lang w:val="vi-VN"/>
-        </w:rPr>
-      </w:pPr>
-    </w:p>
-    <w:p>
-      <w:pPr>
-        <w:tabs>
-          <w:tab w:val="center" w:pos="2268"/>
-          <w:tab w:val="center" w:pos="7371"/>
-        </w:tabs>
-        <w:spacing w:line="276" w:lineRule="auto"/>
-        <w:rPr>
-          <w:sz w:val="26"/>
-          <w:szCs w:val="26"/>
-          <w:lang w:val="vi-VN"/>
-        </w:rPr>
-      </w:pPr>
-    </w:p>
-    <w:p>
-      <w:pPr>
-        <w:tabs>
-          <w:tab w:val="center" w:pos="2268"/>
-          <w:tab w:val="center" w:pos="7371"/>
-        </w:tabs>
-        <w:spacing w:line="276" w:lineRule="auto"/>
-        <w:rPr>
-          <w:sz w:val="26"/>
-          <w:szCs w:val="26"/>
-          <w:lang w:val="vi-VN"/>
-        </w:rPr>
-      </w:pPr>
-    </w:p>
-    <w:p>
-      <w:pPr>
-        <w:tabs>
-          <w:tab w:val="center" w:pos="2268"/>
-          <w:tab w:val="center" w:pos="7371"/>
-        </w:tabs>
-        <w:spacing w:line="276" w:lineRule="auto"/>
-        <w:rPr>
-          <w:b/>
-          <w:bCs/>
-          <w:sz w:val="26"/>
-          <w:szCs w:val="26"/>
-          <w:lang w:val="vi-VN"/>
-        </w:rPr>
-      </w:pPr>
-      <w:r>
-        <w:rPr>
-          <w:b/>
-          <w:bCs/>
-          <w:sz w:val="26"/>
-          <w:szCs w:val="26"/>
-          <w:lang w:val="vi-VN"/>
-        </w:rPr>
-        <w:tab/>
-        <w:t xml:space="preserve">Võ Quốc Lương </w:t>
-      </w:r>
-      <w:r>
-        <w:rPr>
-          <w:b/>
-          <w:bCs/>
-          <w:sz w:val="26"/>
-          <w:szCs w:val="26"/>
-          <w:lang w:val="vi-VN"/>
-        </w:rPr>
-        <w:tab/>
-      </w:r>
-      <w:r>
-        <w:rPr>
-          <w:b/>
-          <w:bCs/>
-          <w:color w:val="000000" w:themeColor="text1"/>
-          <w:sz w:val="26"/>
-          <w:szCs w:val="26"/>
-          <w:lang w:val="vi-VN"/>
-        </w:rPr>
-        <w:t>Nguyễn Bình Dương</w:t>
-      </w:r>
-    </w:p>
-    <w:p>
-      <w:pPr>
-        <w:tabs>
-          <w:tab w:val="center" w:pos="2268"/>
-          <w:tab w:val="center" w:pos="7371"/>
-        </w:tabs>
-        <w:spacing w:line="276" w:lineRule="auto"/>
-        <w:rPr>
-          <w:sz w:val="26"/>
-          <w:szCs w:val="26"/>
-          <w:lang w:val="vi-VN"/>
-        </w:rPr>
-      </w:pPr>
-    </w:p>
-    <w:p>
-      <w:pPr>
-        <w:tabs>
-          <w:tab w:val="center" w:pos="2268"/>
-          <w:tab w:val="center" w:pos="7371"/>
-        </w:tabs>
-        <w:spacing w:line="276" w:lineRule="auto"/>
-        <w:rPr>
-          <w:sz w:val="26"/>
-          <w:szCs w:val="26"/>
-          <w:lang w:val="vi-VN"/>
-        </w:rPr>
-      </w:pPr>
-    </w:p>
-    <w:p>
-      <w:pPr>
-        <w:pStyle w:val="BodyText"/>
-        <w:spacing w:line="276" w:lineRule="auto"/>
-        <w:jc w:val="center"/>
+        <w:t xml:space="preserve"> tháng </w:t>
+      </w:r>
+      <w:r>
         <w:rPr>
           <w:rFonts w:ascii="Times New Roman" w:hAnsi="Times New Roman"/>
           <w:b w:val="0"/>
@@ -5863,18 +5016,7 @@
           <w:szCs w:val="26"/>
           <w:lang w:val="vi-VN"/>
         </w:rPr>
-      </w:pPr>
-      <w:r>
-        <w:rPr>
-          <w:rFonts w:ascii="Times New Roman" w:hAnsi="Times New Roman"/>
-          <w:b w:val="0"/>
-          <w:bCs/>
-          <w:i/>
-          <w:color w:val="000000"/>
-          <w:szCs w:val="26"/>
-          <w:lang w:val="vi-VN"/>
-        </w:rPr>
-        <w:t>Thành phố Hồ Chí Minh</w:t>
+        <w:t>09</w:t>
       </w:r>
       <w:r>
         <w:rPr>
@@ -5885,16 +5027,283 @@
           <w:szCs w:val="26"/>
           <w:lang w:val="vi-VN"/>
         </w:rPr>
-        <w:t xml:space="preserve">, ngày …… tháng </w:t>
-      </w:r>
-      <w:r>
+        <w:t xml:space="preserve"> năm 2026</w:t>
+      </w:r>
+    </w:p>
+    <w:p>
+      <w:pPr>
+        <w:pStyle w:val="ThnVnban"/>
+        <w:tabs>
+          <w:tab w:val="center" w:pos="2268"/>
+          <w:tab w:val="center" w:pos="7371"/>
+        </w:tabs>
+        <w:spacing w:line="276" w:lineRule="auto"/>
+        <w:jc w:val="left"/>
+        <w:rPr>
+          <w:rFonts w:ascii="Times New Roman" w:hAnsi="Times New Roman"/>
+          <w:bCs/>
+          <w:szCs w:val="26"/>
+          <w:lang w:val="vi-VN"/>
+        </w:rPr>
+      </w:pPr>
+      <w:r>
+        <w:rPr>
+          <w:rFonts w:ascii="Times New Roman" w:hAnsi="Times New Roman"/>
+          <w:bCs/>
+          <w:szCs w:val="26"/>
+          <w:lang w:val="vi-VN"/>
+        </w:rPr>
+        <w:tab/>
+        <w:t>Giáo viên hướng dẫn</w:t>
+      </w:r>
+      <w:r>
+        <w:rPr>
+          <w:rFonts w:ascii="Times New Roman" w:hAnsi="Times New Roman"/>
+          <w:bCs/>
+          <w:szCs w:val="26"/>
+          <w:lang w:val="vi-VN"/>
+        </w:rPr>
+        <w:tab/>
+      </w:r>
+      <w:r>
+        <w:rPr>
+          <w:rFonts w:ascii="Times New Roman" w:hAnsi="Times New Roman"/>
+          <w:bCs/>
+          <w:iCs/>
+          <w:szCs w:val="26"/>
+          <w:lang w:val="vi-VN"/>
+        </w:rPr>
+        <w:t>Sinh viên</w:t>
+      </w:r>
+    </w:p>
+    <w:p>
+      <w:pPr>
+        <w:pStyle w:val="ThnVnban"/>
+        <w:tabs>
+          <w:tab w:val="center" w:pos="2268"/>
+          <w:tab w:val="center" w:pos="7371"/>
+        </w:tabs>
+        <w:spacing w:line="276" w:lineRule="auto"/>
+        <w:jc w:val="left"/>
+        <w:rPr>
+          <w:rFonts w:ascii="Times New Roman" w:hAnsi="Times New Roman"/>
+          <w:b w:val="0"/>
+          <w:szCs w:val="26"/>
+          <w:lang w:val="vi-VN"/>
+        </w:rPr>
+      </w:pPr>
+      <w:r>
+        <w:rPr>
+          <w:rFonts w:ascii="Times New Roman" w:hAnsi="Times New Roman"/>
+          <w:bCs/>
+          <w:szCs w:val="26"/>
+          <w:lang w:val="vi-VN"/>
+        </w:rPr>
+        <w:tab/>
+        <w:t xml:space="preserve"> đề tài</w:t>
+      </w:r>
+      <w:r>
+        <w:rPr>
+          <w:rFonts w:ascii="Times New Roman" w:hAnsi="Times New Roman"/>
+          <w:bCs/>
+          <w:szCs w:val="26"/>
+          <w:lang w:val="vi-VN"/>
+        </w:rPr>
+        <w:tab/>
+      </w:r>
+      <w:r>
+        <w:rPr>
+          <w:rFonts w:ascii="Times New Roman" w:hAnsi="Times New Roman"/>
+          <w:iCs/>
+          <w:szCs w:val="26"/>
+          <w:lang w:val="vi-VN"/>
+        </w:rPr>
+        <w:t>chịu trách nhiệm chính</w:t>
+      </w:r>
+      <w:r>
+        <w:rPr>
+          <w:rFonts w:ascii="Times New Roman" w:hAnsi="Times New Roman"/>
+          <w:b w:val="0"/>
+          <w:szCs w:val="26"/>
+          <w:lang w:val="vi-VN"/>
+        </w:rPr>
+        <w:tab/>
+        <w:t>Ký, ghi rõ họ tên )</w:t>
+      </w:r>
+      <w:r>
+        <w:rPr>
+          <w:rFonts w:ascii="Times New Roman" w:hAnsi="Times New Roman"/>
+          <w:b w:val="0"/>
+          <w:szCs w:val="26"/>
+          <w:lang w:val="vi-VN"/>
+        </w:rPr>
+        <w:tab/>
+        <w:t>(Ký, ghi rõ họ tên)</w:t>
+      </w:r>
+    </w:p>
+    <w:p>
+      <w:pPr>
+        <w:tabs>
+          <w:tab w:val="center" w:pos="2268"/>
+          <w:tab w:val="center" w:pos="7371"/>
+        </w:tabs>
+        <w:spacing w:line="276" w:lineRule="auto"/>
+        <w:rPr>
+          <w:sz w:val="26"/>
+          <w:szCs w:val="26"/>
+          <w:lang w:val="vi-VN"/>
+        </w:rPr>
+      </w:pPr>
+    </w:p>
+    <w:p>
+      <w:pPr>
+        <w:tabs>
+          <w:tab w:val="center" w:pos="2268"/>
+          <w:tab w:val="center" w:pos="7371"/>
+        </w:tabs>
+        <w:spacing w:line="276" w:lineRule="auto"/>
+        <w:rPr>
+          <w:sz w:val="26"/>
+          <w:szCs w:val="26"/>
+          <w:lang w:val="vi-VN"/>
+        </w:rPr>
+      </w:pPr>
+    </w:p>
+    <w:p>
+      <w:pPr>
+        <w:tabs>
+          <w:tab w:val="center" w:pos="2268"/>
+          <w:tab w:val="center" w:pos="7371"/>
+        </w:tabs>
+        <w:spacing w:line="276" w:lineRule="auto"/>
+        <w:rPr>
+          <w:sz w:val="26"/>
+          <w:szCs w:val="26"/>
+          <w:lang w:val="vi-VN"/>
+        </w:rPr>
+      </w:pPr>
+    </w:p>
+    <w:p>
+      <w:pPr>
+        <w:tabs>
+          <w:tab w:val="center" w:pos="2268"/>
+          <w:tab w:val="center" w:pos="7371"/>
+        </w:tabs>
+        <w:spacing w:line="276" w:lineRule="auto"/>
+        <w:rPr>
+          <w:b/>
+          <w:bCs/>
+          <w:sz w:val="26"/>
+          <w:szCs w:val="26"/>
+          <w:lang w:val="vi-VN"/>
+        </w:rPr>
+      </w:pPr>
+      <w:r>
+        <w:rPr>
+          <w:b/>
+          <w:bCs/>
+          <w:sz w:val="26"/>
+          <w:szCs w:val="26"/>
+          <w:lang w:val="vi-VN"/>
+        </w:rPr>
+        <w:tab/>
+        <w:t xml:space="preserve">Võ Quốc Lương </w:t>
+      </w:r>
+      <w:r>
+        <w:rPr>
+          <w:b/>
+          <w:bCs/>
+          <w:sz w:val="26"/>
+          <w:szCs w:val="26"/>
+          <w:lang w:val="vi-VN"/>
+        </w:rPr>
+        <w:tab/>
+      </w:r>
+      <w:r>
+        <w:rPr>
+          <w:b/>
+          <w:bCs/>
+          <w:color w:val="000000" w:themeColor="text1"/>
+          <w:sz w:val="26"/>
+          <w:szCs w:val="26"/>
+          <w:lang w:val="vi-VN"/>
+        </w:rPr>
+        <w:t>Nguyễn Bình Dương</w:t>
+      </w:r>
+    </w:p>
+    <w:p>
+      <w:pPr>
+        <w:tabs>
+          <w:tab w:val="center" w:pos="2268"/>
+          <w:tab w:val="center" w:pos="7371"/>
+        </w:tabs>
+        <w:spacing w:line="276" w:lineRule="auto"/>
+        <w:rPr>
+          <w:sz w:val="26"/>
+          <w:szCs w:val="26"/>
+          <w:lang w:val="vi-VN"/>
+        </w:rPr>
+      </w:pPr>
+    </w:p>
+    <w:p>
+      <w:pPr>
+        <w:tabs>
+          <w:tab w:val="center" w:pos="2268"/>
+          <w:tab w:val="center" w:pos="7371"/>
+        </w:tabs>
+        <w:spacing w:line="276" w:lineRule="auto"/>
+        <w:rPr>
+          <w:sz w:val="26"/>
+          <w:szCs w:val="26"/>
+          <w:lang w:val="vi-VN"/>
+        </w:rPr>
+      </w:pPr>
+    </w:p>
+    <w:p>
+      <w:pPr>
+        <w:pStyle w:val="ThnVnban"/>
+        <w:spacing w:line="276" w:lineRule="auto"/>
+        <w:jc w:val="center"/>
         <w:rPr>
           <w:rFonts w:ascii="Times New Roman" w:hAnsi="Times New Roman"/>
           <w:b w:val="0"/>
           <w:i/>
           <w:iCs/>
           <w:szCs w:val="26"/>
-          <w:lang w:val="en-US"/>
+          <w:lang w:val="vi-VN"/>
+        </w:rPr>
+      </w:pPr>
+      <w:r>
+        <w:rPr>
+          <w:rFonts w:ascii="Times New Roman" w:hAnsi="Times New Roman"/>
+          <w:b w:val="0"/>
+          <w:bCs/>
+          <w:i/>
+          <w:color w:val="000000"/>
+          <w:szCs w:val="26"/>
+          <w:lang w:val="vi-VN"/>
+        </w:rPr>
+        <w:t>Thành phố Hồ Chí Minh</w:t>
+      </w:r>
+      <w:r>
+        <w:rPr>
+          <w:rFonts w:ascii="Times New Roman" w:hAnsi="Times New Roman"/>
+          <w:b w:val="0"/>
+          <w:i/>
+          <w:iCs/>
+          <w:szCs w:val="26"/>
+          <w:lang w:val="vi-VN"/>
+        </w:rPr>
+        <w:t xml:space="preserve">, ngày …… tháng </w:t>
+      </w:r>
+      <w:r>
+        <w:rPr>
+          <w:rFonts w:ascii="Times New Roman" w:hAnsi="Times New Roman"/>
+          <w:b w:val="0"/>
+          <w:i/>
+          <w:iCs/>
+          <w:szCs w:val="26"/>
+          <w:lang w:val="vi-VN"/>
         </w:rPr>
         <w:t>09</w:t>
       </w:r>
@@ -5995,10 +5404,10 @@
 <w:ftr xmlns:wpc="http://schemas.microsoft.com/office/word/2010/wordprocessingCanvas" xmlns:cx="http://schemas.microsoft.com/office/drawing/2014/chartex" xmlns:cx1="http://schemas.microsoft.com/office/drawing/2015/9/8/chartex" xmlns:cx2="http://schemas.microsoft.com/office/drawing/2015/10/21/chartex" xmlns:cx3="http://schemas.microsoft.com/office/drawing/2016/5/9/chartex" xmlns:cx4="http://schemas.microsoft.com/office/drawing/2016/5/10/chartex" xmlns:cx5="http://schemas.microsoft.com/office/drawing/2016/5/11/chartex" xmlns:cx6="http://schemas.microsoft.com/office/drawing/2016/5/12/chartex" xmlns:cx7="http://schemas.microsoft.com/office/drawing/2016/5/13/chartex" xmlns:cx8="http://schemas.microsoft.com/office/drawing/2016/5/14/chartex" xmlns:mc="http://schemas.openxmlformats.org/markup-compatibility/2006" xmlns:aink="http://schemas.microsoft.com/office/drawing/2016/ink" xmlns:am3d="http://schemas.microsoft.com/office/drawing/2017/model3d" xmlns:o="urn:schemas-microsoft-com:office:office" xmlns:oel="http://schemas.microsoft.com/office/2019/extlst" xmlns:r="http://schemas.openxmlformats.org/officeDocument/2006/relationships" xmlns:m="http://schemas.openxmlformats.org/officeDocument/2006/math" xmlns:v="urn:schemas-microsoft-com:vml" xmlns:wp14="http://schemas.microsoft.com/office/word/2010/wordprocessingDrawing" xmlns:wp="http://schemas.openxmlformats.org/drawingml/2006/wordprocessingDrawing" xmlns:w10="urn:schemas-microsoft-com:office:word" xmlns:w="http://schemas.openxmlformats.org/wordprocessingml/2006/main" xmlns:w14="http://schemas.microsoft.com/office/word/2010/wordml" xmlns:w15="http://schemas.microsoft.com/office/word/2012/wordml" xmlns:w16cex="http://schemas.microsoft.com/office/word/2018/wordml/cex" xmlns:w16cid="http://schemas.microsoft.com/office/word/2016/wordml/cid" xmlns:w16="http://schemas.microsoft.com/office/word/2018/wordml" xmlns:w16du="http://schemas.microsoft.com/office/word/2023/wordml/word16du" xmlns:w16sdtdh="http://schemas.microsoft.com/office/word/2020/wordml/sdtdatahash" xmlns:w16sdtfl="http://schemas.microsoft.com/office/word/2024/wordml/sdtformatlock" xmlns:w16se="http://schemas.microsoft.com/office/word/2015/wordml/symex" xmlns:wpg="http://schemas.microsoft.com/office/word/2010/wordprocessingGroup" xmlns:wpi="http://schemas.microsoft.com/office/word/2010/wordprocessingInk" xmlns:wne="http://schemas.microsoft.com/office/word/2006/wordml" xmlns:wps="http://schemas.microsoft.com/office/word/2010/wordprocessingShape" mc:Ignorable="w14 w15 w16se w16cid w16 w16cex w16sdtdh w16sdtfl w16du wp14">
   <w:p>
     <w:pPr>
-      <w:pStyle w:val="Footer"/>
+      <w:pStyle w:val="Chntrang"/>
       <w:framePr w:wrap="around" w:vAnchor="text" w:hAnchor="margin" w:xAlign="center" w:y="1"/>
       <w:rPr>
-        <w:rStyle w:val="PageNumber"/>
+        <w:rStyle w:val="Strang"/>
       </w:rPr>
     </w:pPr>
     <w:r>
@@ -6006,7 +5415,7 @@
     </w:r>
     <w:r>
       <w:rPr>
-        <w:rStyle w:val="PageNumber"/>
+        <w:rStyle w:val="Strang"/>
       </w:rPr>
       <w:instrText xml:space="preserve">PAGE  </w:instrText>
     </w:r>
@@ -6016,7 +5425,7 @@
   </w:p>
   <w:p>
     <w:pPr>
-      <w:pStyle w:val="Footer"/>
+      <w:pStyle w:val="Chntrang"/>
       <w:ind w:right="360"/>
     </w:pPr>
   </w:p>
@@ -6027,7 +5436,7 @@
 <w:ftr xmlns:wpc="http://schemas.microsoft.com/office/word/2010/wordprocessingCanvas" xmlns:cx="http://schemas.microsoft.com/office/drawing/2014/chartex" xmlns:cx1="http://schemas.microsoft.com/office/drawing/2015/9/8/chartex" xmlns:cx2="http://schemas.microsoft.com/office/drawing/2015/10/21/chartex" xmlns:cx3="http://schemas.microsoft.com/office/drawing/2016/5/9/chartex" xmlns:cx4="http://schemas.microsoft.com/office/drawing/2016/5/10/chartex" xmlns:cx5="http://schemas.microsoft.com/office/drawing/2016/5/11/chartex" xmlns:cx6="http://schemas.microsoft.com/office/drawing/2016/5/12/chartex" xmlns:cx7="http://schemas.microsoft.com/office/drawing/2016/5/13/chartex" xmlns:cx8="http://schemas.microsoft.com/office/drawing/2016/5/14/chartex" xmlns:mc="http://schemas.openxmlformats.org/markup-compatibility/2006" xmlns:aink="http://schemas.microsoft.com/office/drawing/2016/ink" xmlns:am3d="http://schemas.microsoft.com/office/drawing/2017/model3d" xmlns:o="urn:schemas-microsoft-com:office:office" xmlns:oel="http://schemas.microsoft.com/office/2019/extlst" xmlns:r="http://schemas.openxmlformats.org/officeDocument/2006/relationships" xmlns:m="http://schemas.openxmlformats.org/officeDocument/2006/math" xmlns:v="urn:schemas-microsoft-com:vml" xmlns:wp14="http://schemas.microsoft.com/office/word/2010/wordprocessingDrawing" xmlns:wp="http://schemas.openxmlformats.org/drawingml/2006/wordprocessingDrawing" xmlns:w10="urn:schemas-microsoft-com:office:word" xmlns:w="http://schemas.openxmlformats.org/wordprocessingml/2006/main" xmlns:w14="http://schemas.microsoft.com/office/word/2010/wordml" xmlns:w15="http://schemas.microsoft.com/office/word/2012/wordml" xmlns:w16cex="http://schemas.microsoft.com/office/word/2018/wordml/cex" xmlns:w16cid="http://schemas.microsoft.com/office/word/2016/wordml/cid" xmlns:w16="http://schemas.microsoft.com/office/word/2018/wordml" xmlns:w16du="http://schemas.microsoft.com/office/word/2023/wordml/word16du" xmlns:w16sdtdh="http://schemas.microsoft.com/office/word/2020/wordml/sdtdatahash" xmlns:w16sdtfl="http://schemas.microsoft.com/office/word/2024/wordml/sdtformatlock" xmlns:w16se="http://schemas.microsoft.com/office/word/2015/wordml/symex" xmlns:wpg="http://schemas.microsoft.com/office/word/2010/wordprocessingGroup" xmlns:wpi="http://schemas.microsoft.com/office/word/2010/wordprocessingInk" xmlns:wne="http://schemas.microsoft.com/office/word/2006/wordml" xmlns:wps="http://schemas.microsoft.com/office/word/2010/wordprocessingShape" mc:Ignorable="w14 w15 w16se w16cid w16 w16cex w16sdtdh w16sdtfl w16du wp14">
   <w:p>
     <w:pPr>
-      <w:pStyle w:val="Footer"/>
+      <w:pStyle w:val="Chntrang"/>
       <w:jc w:val="center"/>
       <w:rPr>
         <w:color w:val="FFFFFF" w:themeColor="background1"/>
@@ -6042,7 +5451,7 @@
   </w:p>
   <w:p>
     <w:pPr>
-      <w:pStyle w:val="Footer"/>
+      <w:pStyle w:val="Chntrang"/>
       <w:rPr>
         <w:lang w:val="en-US"/>
       </w:rPr>
@@ -6065,7 +5474,7 @@
     <w:sdtContent>
       <w:p>
         <w:pPr>
-          <w:pStyle w:val="Footer"/>
+          <w:pStyle w:val="Chntrang"/>
           <w:jc w:val="center"/>
           <w:rPr>
             <w:rFonts w:ascii="Times New Roman" w:hAnsi="Times New Roman"/>
@@ -6106,7 +5515,7 @@
   </w:sdt>
   <w:p>
     <w:pPr>
-      <w:pStyle w:val="Footer"/>
+      <w:pStyle w:val="Chntrang"/>
       <w:rPr>
         <w:lang w:val="en-US"/>
       </w:rPr>
@@ -9640,7 +9049,7 @@
     <w:lsdException w:name="Unresolved Mention" w:semiHidden="1" w:uiPriority="99" w:unhideWhenUsed="1"/>
     <w:lsdException w:name="Smart Link" w:semiHidden="1" w:uiPriority="99" w:unhideWhenUsed="1"/>
   </w:latentStyles>
-  <w:style w:type="paragraph" w:default="1" w:styleId="Normal">
+  <w:style w:type="paragraph" w:default="1" w:styleId="Binhthng">
     <w:name w:val="Normal"/>
     <w:qFormat/>
     <w:rPr>
@@ -9649,11 +9058,11 @@
       <w:szCs w:val="24"/>
     </w:rPr>
   </w:style>
-  <w:style w:type="paragraph" w:styleId="Heading1">
+  <w:style w:type="paragraph" w:styleId="u1">
     <w:name w:val="heading 1"/>
-    <w:basedOn w:val="Normal"/>
-    <w:next w:val="Normal"/>
-    <w:link w:val="Heading1Char"/>
+    <w:basedOn w:val="Binhthng"/>
+    <w:next w:val="Binhthng"/>
+    <w:link w:val="u1Char"/>
     <w:qFormat/>
     <w:pPr>
       <w:keepNext/>
@@ -9668,9 +9077,9 @@
       <w:szCs w:val="32"/>
     </w:rPr>
   </w:style>
-  <w:style w:type="paragraph" w:styleId="Heading3">
+  <w:style w:type="paragraph" w:styleId="u3">
     <w:name w:val="heading 3"/>
-    <w:next w:val="Normal"/>
+    <w:next w:val="Binhthng"/>
     <w:semiHidden/>
     <w:unhideWhenUsed/>
     <w:qFormat/>
@@ -9687,10 +9096,10 @@
       <w:lang w:eastAsia="zh-CN"/>
     </w:rPr>
   </w:style>
-  <w:style w:type="paragraph" w:styleId="Heading4">
+  <w:style w:type="paragraph" w:styleId="u4">
     <w:name w:val="heading 4"/>
-    <w:basedOn w:val="Normal"/>
-    <w:next w:val="Normal"/>
+    <w:basedOn w:val="Binhthng"/>
+    <w:next w:val="Binhthng"/>
     <w:qFormat/>
     <w:pPr>
       <w:keepNext/>
@@ -9703,10 +9112,10 @@
       <w:lang w:val="en-GB"/>
     </w:rPr>
   </w:style>
-  <w:style w:type="paragraph" w:styleId="Heading5">
+  <w:style w:type="paragraph" w:styleId="u5">
     <w:name w:val="heading 5"/>
-    <w:basedOn w:val="Normal"/>
-    <w:next w:val="Normal"/>
+    <w:basedOn w:val="Binhthng"/>
+    <w:next w:val="Binhthng"/>
     <w:qFormat/>
     <w:pPr>
       <w:keepNext/>
@@ -9721,10 +9130,10 @@
       <w:lang w:val="en-GB"/>
     </w:rPr>
   </w:style>
-  <w:style w:type="paragraph" w:styleId="Heading7">
+  <w:style w:type="paragraph" w:styleId="u7">
     <w:name w:val="heading 7"/>
-    <w:basedOn w:val="Normal"/>
-    <w:next w:val="Normal"/>
+    <w:basedOn w:val="Binhthng"/>
+    <w:next w:val="Binhthng"/>
     <w:qFormat/>
     <w:pPr>
       <w:keepNext/>
@@ -9740,13 +9149,13 @@
       <w:lang w:val="en-GB"/>
     </w:rPr>
   </w:style>
-  <w:style w:type="character" w:default="1" w:styleId="DefaultParagraphFont">
+  <w:style w:type="character" w:default="1" w:styleId="Phngmcinhcuaoanvn">
     <w:name w:val="Default Paragraph Font"/>
     <w:uiPriority w:val="1"/>
     <w:semiHidden/>
     <w:unhideWhenUsed/>
   </w:style>
-  <w:style w:type="table" w:default="1" w:styleId="TableNormal">
+  <w:style w:type="table" w:default="1" w:styleId="BangThngthng">
     <w:name w:val="Normal Table"/>
     <w:uiPriority w:val="99"/>
     <w:semiHidden/>
@@ -9761,15 +9170,15 @@
       </w:tblCellMar>
     </w:tblPr>
   </w:style>
-  <w:style w:type="numbering" w:default="1" w:styleId="NoList">
+  <w:style w:type="numbering" w:default="1" w:styleId="Khngco">
     <w:name w:val="No List"/>
     <w:uiPriority w:val="99"/>
     <w:semiHidden/>
     <w:unhideWhenUsed/>
   </w:style>
-  <w:style w:type="paragraph" w:styleId="BodyText">
+  <w:style w:type="paragraph" w:styleId="ThnVnban">
     <w:name w:val="Body Text"/>
-    <w:basedOn w:val="Normal"/>
+    <w:basedOn w:val="Binhthng"/>
     <w:qFormat/>
     <w:pPr>
       <w:jc w:val="both"/>
@@ -9782,10 +9191,10 @@
       <w:lang w:val="en-GB"/>
     </w:rPr>
   </w:style>
-  <w:style w:type="paragraph" w:styleId="Footer">
+  <w:style w:type="paragraph" w:styleId="Chntrang">
     <w:name w:val="footer"/>
-    <w:basedOn w:val="Normal"/>
-    <w:link w:val="FooterChar"/>
+    <w:basedOn w:val="Binhthng"/>
+    <w:link w:val="ChntrangChar"/>
     <w:uiPriority w:val="99"/>
     <w:qFormat/>
     <w:pPr>
@@ -9801,9 +9210,9 @@
       <w:lang w:val="en-GB"/>
     </w:rPr>
   </w:style>
-  <w:style w:type="paragraph" w:styleId="Header">
+  <w:style w:type="paragraph" w:styleId="utrang">
     <w:name w:val="header"/>
-    <w:basedOn w:val="Normal"/>
+    <w:basedOn w:val="Binhthng"/>
     <w:qFormat/>
     <w:pPr>
       <w:tabs>
@@ -9812,32 +9221,32 @@
       </w:tabs>
     </w:pPr>
   </w:style>
-  <w:style w:type="character" w:styleId="Hyperlink">
+  <w:style w:type="character" w:styleId="Siuktni">
     <w:name w:val="Hyperlink"/>
-    <w:basedOn w:val="DefaultParagraphFont"/>
+    <w:basedOn w:val="Phngmcinhcuaoanvn"/>
     <w:qFormat/>
     <w:rPr>
       <w:color w:val="0000FF"/>
       <w:u w:val="single"/>
     </w:rPr>
   </w:style>
-  <w:style w:type="paragraph" w:styleId="NormalWeb">
+  <w:style w:type="paragraph" w:styleId="ThngthngWeb">
     <w:name w:val="Normal (Web)"/>
-    <w:basedOn w:val="Normal"/>
+    <w:basedOn w:val="Binhthng"/>
     <w:semiHidden/>
     <w:qFormat/>
     <w:pPr>
       <w:spacing w:before="100" w:beforeAutospacing="1" w:after="100" w:afterAutospacing="1"/>
     </w:pPr>
   </w:style>
-  <w:style w:type="character" w:styleId="PageNumber">
+  <w:style w:type="character" w:styleId="Strang">
     <w:name w:val="page number"/>
-    <w:basedOn w:val="DefaultParagraphFont"/>
+    <w:basedOn w:val="Phngmcinhcuaoanvn"/>
     <w:qFormat/>
   </w:style>
-  <w:style w:type="character" w:styleId="Strong">
+  <w:style w:type="character" w:styleId="Manh">
     <w:name w:val="Strong"/>
-    <w:basedOn w:val="DefaultParagraphFont"/>
+    <w:basedOn w:val="Phngmcinhcuaoanvn"/>
     <w:qFormat/>
     <w:rPr>
       <w:b/>
@@ -9846,7 +9255,7 @@
   </w:style>
   <w:style w:type="paragraph" w:customStyle="1" w:styleId="Char">
     <w:name w:val="Char"/>
-    <w:basedOn w:val="Normal"/>
+    <w:basedOn w:val="Binhthng"/>
     <w:qFormat/>
     <w:pPr>
       <w:spacing w:after="160" w:line="240" w:lineRule="exact"/>
@@ -9857,9 +9266,9 @@
       <w:szCs w:val="20"/>
     </w:rPr>
   </w:style>
-  <w:style w:type="paragraph" w:styleId="ListParagraph">
+  <w:style w:type="paragraph" w:styleId="oancuaDanhsach">
     <w:name w:val="List Paragraph"/>
-    <w:basedOn w:val="Normal"/>
+    <w:basedOn w:val="Binhthng"/>
     <w:uiPriority w:val="34"/>
     <w:qFormat/>
     <w:pPr>
@@ -9873,10 +9282,10 @@
       <w:szCs w:val="22"/>
     </w:rPr>
   </w:style>
-  <w:style w:type="character" w:customStyle="1" w:styleId="FooterChar">
-    <w:name w:val="Footer Char"/>
-    <w:basedOn w:val="DefaultParagraphFont"/>
-    <w:link w:val="Footer"/>
+  <w:style w:type="character" w:customStyle="1" w:styleId="ChntrangChar">
+    <w:name w:val="Chân trang Char"/>
+    <w:basedOn w:val="Phngmcinhcuaoanvn"/>
+    <w:link w:val="Chntrang"/>
     <w:uiPriority w:val="99"/>
     <w:qFormat/>
     <w:rPr>
@@ -9885,10 +9294,10 @@
       <w:lang w:val="en-GB"/>
     </w:rPr>
   </w:style>
-  <w:style w:type="character" w:customStyle="1" w:styleId="Heading1Char">
-    <w:name w:val="Heading 1 Char"/>
-    <w:basedOn w:val="DefaultParagraphFont"/>
-    <w:link w:val="Heading1"/>
+  <w:style w:type="character" w:customStyle="1" w:styleId="u1Char">
+    <w:name w:val="Đầu đề 1 Char"/>
+    <w:basedOn w:val="Phngmcinhcuaoanvn"/>
+    <w:link w:val="u1"/>
     <w:qFormat/>
     <w:rPr>
       <w:rFonts w:asciiTheme="majorHAnsi" w:eastAsiaTheme="majorEastAsia" w:hAnsiTheme="majorHAnsi" w:cstheme="majorBidi"/>
@@ -9899,7 +9308,7 @@
   </w:style>
   <w:style w:type="paragraph" w:customStyle="1" w:styleId="nd">
     <w:name w:val=".nd"/>
-    <w:basedOn w:val="NormalWeb"/>
+    <w:basedOn w:val="ThngthngWeb"/>
     <w:qFormat/>
     <w:rsid w:val="005E496B"/>
     <w:pPr>
@@ -10174,6 +9583,10 @@
 </file>
 
 <file path=customXml/item1.xml><?xml version="1.0" encoding="utf-8"?>
+<b:Sources xmlns:b="http://schemas.openxmlformats.org/officeDocument/2006/bibliography" xmlns="http://schemas.openxmlformats.org/officeDocument/2006/bibliography" SelectedStyle="\APASixthEditionOfficeOnline.xsl" StyleName="APA" Version="6"/>
+</file>
+
+<file path=customXml/item2.xml><?xml version="1.0" encoding="utf-8"?>
 <s:customData xmlns="http://www.wps.cn/officeDocument/2013/wpsCustomData" xmlns:s="http://www.wps.cn/officeDocument/2013/wpsCustomData">
   <customSectProps>
     <customSectPr/>
@@ -10184,22 +9597,18 @@
 </s:customData>
 </file>
 
-<file path=customXml/item2.xml><?xml version="1.0" encoding="utf-8"?>
-<b:Sources xmlns:b="http://schemas.openxmlformats.org/officeDocument/2006/bibliography" xmlns="http://schemas.openxmlformats.org/officeDocument/2006/bibliography" SelectedStyle="\APASixthEditionOfficeOnline.xsl" StyleName="APA" Version="6"/>
+<file path=customXml/itemProps1.xml><?xml version="1.0" encoding="utf-8"?>
+<ds:datastoreItem xmlns:ds="http://schemas.openxmlformats.org/officeDocument/2006/customXml" ds:itemID="{EB1C289B-4E46-4ACB-8DEF-6AFE43709B45}">
+  <ds:schemaRefs>
+    <ds:schemaRef ds:uri="http://schemas.openxmlformats.org/officeDocument/2006/bibliography"/>
+  </ds:schemaRefs>
+</ds:datastoreItem>
 </file>
 
-<file path=customXml/itemProps1.xml><?xml version="1.0" encoding="utf-8"?>
+<file path=customXml/itemProps2.xml><?xml version="1.0" encoding="utf-8"?>
 <ds:datastoreItem xmlns:ds="http://schemas.openxmlformats.org/officeDocument/2006/customXml" ds:itemID="{B1977F7D-205B-4081-913C-38D41E755F92}">
   <ds:schemaRefs>
     <ds:schemaRef ds:uri="http://www.wps.cn/officeDocument/2013/wpsCustomData"/>
   </ds:schemaRefs>
 </ds:datastoreItem>
-</file>
-
-<file path=customXml/itemProps2.xml><?xml version="1.0" encoding="utf-8"?>
-<ds:datastoreItem xmlns:ds="http://schemas.openxmlformats.org/officeDocument/2006/customXml" ds:itemID="{EB1C289B-4E46-4ACB-8DEF-6AFE43709B45}">
-  <ds:schemaRefs>
-    <ds:schemaRef ds:uri="http://schemas.openxmlformats.org/officeDocument/2006/bibliography"/>
-  </ds:schemaRefs>
-</ds:datastoreItem>
 </file>
--- a/docs/2.Nguyễn Bình Dương_Xay Dung Website Truyen Thong Cong Doan TDMU Tich Hop AI Ho Tro Tao Va Dang Tai Noi Dung_De cuong.docx
+++ b/docs/2.Nguyễn Bình Dương_Xay Dung Website Truyen Thong Cong Doan TDMU Tich Hop AI Ho Tro Tao Va Dang Tai Noi Dung_De cuong.docx
@@ -3732,12 +3732,11 @@
       </w:pPr>
       <w:r>
         <w:rPr>
+          <w:rFonts w:ascii="Times New Roman" w:hAnsi="Times New Roman" w:cs="Times New Roman" w:eastAsia="Times New Roman"/>
           <w:b/>
           <w:sz w:val="26"/>
-          <w:szCs w:val="26"/>
-          <w:lang w:val="vi-VN"/>
-        </w:rPr>
-        <w:t>Chương 1: Tổng quan và khảo sát hiện trạng</w:t>
+        </w:rPr>
+        <w:t>Chương 1: Tổng quan</w:t>
       </w:r>
     </w:p>
     <w:p>
@@ -3752,12 +3751,11 @@
       </w:pPr>
       <w:r>
         <w:rPr>
-          <w:rFonts w:ascii="Times New Roman" w:hAnsi="Times New Roman"/>
-          <w:sz w:val="26"/>
-          <w:szCs w:val="26"/>
-          <w:lang w:val="vi-VN"/>
-        </w:rPr>
-        <w:t>1.1. Khảo sát hiện trạng công tác truyền thông tại Công đoàn TDMU (khó khăn kiêm nhiệm, phân tán kênh, thiếu công cụ đo lường)</w:t>
+          <w:rFonts w:ascii="Times New Roman" w:hAnsi="Times New Roman" w:cs="Times New Roman" w:eastAsia="Times New Roman"/>
+          <w:b w:val="0"/>
+          <w:sz w:val="26"/>
+        </w:rPr>
+        <w:t>1.1. Lý do chọn đề tài và tính cấp thiết</w:t>
       </w:r>
     </w:p>
     <w:p>
@@ -3772,12 +3770,11 @@
       </w:pPr>
       <w:r>
         <w:rPr>
-          <w:rFonts w:ascii="Times New Roman" w:hAnsi="Times New Roman"/>
-          <w:sz w:val="26"/>
-          <w:szCs w:val="26"/>
-          <w:lang w:val="vi-VN"/>
-        </w:rPr>
-        <w:t>1.2. Khảo sát phần cứng và hạ tầng công nghệ</w:t>
+          <w:rFonts w:ascii="Times New Roman" w:hAnsi="Times New Roman" w:cs="Times New Roman" w:eastAsia="Times New Roman"/>
+          <w:b w:val="0"/>
+          <w:sz w:val="26"/>
+        </w:rPr>
+        <w:t>1.2. Mục đích và nhiệm vụ nghiên cứu</w:t>
       </w:r>
     </w:p>
     <w:p>
@@ -3792,12 +3789,11 @@
       </w:pPr>
       <w:r>
         <w:rPr>
-          <w:rFonts w:ascii="Times New Roman" w:hAnsi="Times New Roman"/>
-          <w:sz w:val="26"/>
-          <w:szCs w:val="26"/>
-          <w:lang w:val="vi-VN"/>
-        </w:rPr>
-        <w:t>1.3. Khảo sát nhu cầu (Kế hoạch khảo sát và biên bản phỏng vấn thực tế với Lãnh đạo Công đoàn và Biên tập viên)</w:t>
+          <w:rFonts w:ascii="Times New Roman" w:hAnsi="Times New Roman" w:cs="Times New Roman" w:eastAsia="Times New Roman"/>
+          <w:b w:val="0"/>
+          <w:sz w:val="26"/>
+        </w:rPr>
+        <w:t>1.3. Phạm vi và đối tượng nghiên cứu</w:t>
       </w:r>
     </w:p>
     <w:p>
@@ -3812,12 +3808,11 @@
       </w:pPr>
       <w:r>
         <w:rPr>
-          <w:rFonts w:ascii="Times New Roman" w:hAnsi="Times New Roman"/>
-          <w:sz w:val="26"/>
-          <w:szCs w:val="26"/>
-          <w:lang w:val="vi-VN"/>
-        </w:rPr>
-        <w:t>1.4. Phân tích yêu cầu hệ thống (Yêu cầu phía người dùng và Yêu cầu phía quản lý)</w:t>
+          <w:rFonts w:ascii="Times New Roman" w:hAnsi="Times New Roman" w:cs="Times New Roman" w:eastAsia="Times New Roman"/>
+          <w:b w:val="0"/>
+          <w:sz w:val="26"/>
+        </w:rPr>
+        <w:t>1.4. Phương pháp nghiên cứu</w:t>
       </w:r>
     </w:p>
     <w:p>
@@ -3832,12 +3827,11 @@
       </w:pPr>
       <w:r>
         <w:rPr>
-          <w:rFonts w:ascii="Times New Roman" w:hAnsi="Times New Roman"/>
-          <w:sz w:val="26"/>
-          <w:szCs w:val="26"/>
-          <w:lang w:val="vi-VN"/>
-        </w:rPr>
-        <w:t>1.5. Phân tích chức năng hệ thống (Danh mục chức năng người dùng và Danh mục chức năng người quản trị)</w:t>
+          <w:rFonts w:ascii="Times New Roman" w:hAnsi="Times New Roman" w:cs="Times New Roman" w:eastAsia="Times New Roman"/>
+          <w:b w:val="0"/>
+          <w:sz w:val="26"/>
+        </w:rPr>
+        <w:t>1.5. Khảo sát thực trạng công tác truyền thông tại Công đoàn TDMU (khó khăn kiêm nhiệm, phân tán kênh, hạ tầng CNTT và kết quả phỏng vấn nhu cầu thực tế)</w:t>
       </w:r>
     </w:p>
     <w:p>
@@ -3855,7 +3849,7 @@
           <w:b/>
           <w:sz w:val="26"/>
         </w:rPr>
-        <w:t>Chương 2: Phân tích hệ thống theo chuẩn UML</w:t>
+        <w:t>Chương 2: Xây dựng ứng dụng</w:t>
       </w:r>
     </w:p>
     <w:p>
@@ -3869,11 +3863,11 @@
       </w:pPr>
       <w:r>
         <w:rPr>
-          <w:rFonts w:ascii="Times New Roman" w:hAnsi="Times New Roman"/>
-          <w:sz w:val="26"/>
-          <w:szCs w:val="26"/>
-        </w:rPr>
-        <w:t>2.1. Danh sách và cấu trúc phân cấp các Actor (4 Actor con người: Admin, Editor, Contributor, User + 3 Actor dịch vụ ngoài)</w:t>
+          <w:rFonts w:ascii="Times New Roman" w:hAnsi="Times New Roman" w:cs="Times New Roman" w:eastAsia="Times New Roman"/>
+          <w:b w:val="0"/>
+          <w:sz w:val="26"/>
+        </w:rPr>
+        <w:t>2.1. Xây dựng các yêu cầu và đặc tả chức năng (Yêu cầu chức năng và phi chức năng, phân cấp 4 Actor: Admin, Editor, Contributor, User + 3 Actor dịch vụ ngoài, danh mục 26 Use Case)</w:t>
       </w:r>
     </w:p>
     <w:p>
@@ -3887,11 +3881,11 @@
       </w:pPr>
       <w:r>
         <w:rPr>
-          <w:rFonts w:ascii="Times New Roman" w:hAnsi="Times New Roman"/>
-          <w:sz w:val="26"/>
-          <w:szCs w:val="26"/>
-        </w:rPr>
-        <w:t>2.2. Danh mục 26 Use Case chức năng hệ thống</w:t>
+          <w:rFonts w:ascii="Times New Roman" w:hAnsi="Times New Roman" w:cs="Times New Roman" w:eastAsia="Times New Roman"/>
+          <w:b w:val="0"/>
+          <w:sz w:val="26"/>
+        </w:rPr>
+        <w:t>2.2. Phân tích và thiết kế hệ thống theo chuẩn UML (Biểu đồ Use Case tổng quát và 6 phân hệ phân rã, Ma trận quan hệ &lt;&lt;include&gt;&gt;, &lt;&lt;extend&gt;&gt; &amp; phân quyền CRUD, Biểu đồ tuần tự Sequence Diagram các luồng nghiệp vụ cốt lõi)</w:t>
       </w:r>
     </w:p>
     <w:p>
@@ -3905,11 +3899,11 @@
       </w:pPr>
       <w:r>
         <w:rPr>
-          <w:rFonts w:ascii="Times New Roman" w:hAnsi="Times New Roman"/>
-          <w:sz w:val="26"/>
-          <w:szCs w:val="26"/>
-        </w:rPr>
-        <w:t>2.3. Ma trận quan hệ Use Case (&lt;&lt;include&gt;&gt;, &lt;&lt;extend&gt;&gt;) và Ma trận phân quyền CRUD</w:t>
+          <w:rFonts w:ascii="Times New Roman" w:hAnsi="Times New Roman" w:cs="Times New Roman" w:eastAsia="Times New Roman"/>
+          <w:b w:val="0"/>
+          <w:sz w:val="26"/>
+        </w:rPr>
+        <w:t>2.3. Thiết kế cơ sở dữ liệu quan hệ và kiến trúc phần mềm (Sơ đồ thực thể liên kết ERD, Thiết kế chi tiết 15 bảng MSSQL chuẩn hóa: ORGANIZATIONS, UNION_BRANCHES, MEMBERS, CATEGORIES, ARTICLES, DOCUMENTS, MONTHLY_REPORTS, SCHEDULES, USERS, ARTICLE_AUDITS, COMMENTS, BOOKMARKS, WELFARE_PROGRAMS, AID_REQUESTS, INBOX_FEEDBACK, Kiến trúc 3 tầng Client-Server)</w:t>
       </w:r>
     </w:p>
     <w:p>
@@ -3923,11 +3917,11 @@
       </w:pPr>
       <w:r>
         <w:rPr>
-          <w:rFonts w:ascii="Times New Roman" w:hAnsi="Times New Roman"/>
-          <w:sz w:val="26"/>
-          <w:szCs w:val="26"/>
-        </w:rPr>
-        <w:t>2.4. Biểu đồ Use Case tổng quát và 6 Biểu đồ Use Case phân rã kèm Bảng đặc tả 8 mục chi tiết chuẩn Cockburn</w:t>
+          <w:rFonts w:ascii="Times New Roman" w:hAnsi="Times New Roman" w:cs="Times New Roman" w:eastAsia="Times New Roman"/>
+          <w:b w:val="0"/>
+          <w:sz w:val="26"/>
+        </w:rPr>
+        <w:t>2.4. Xây dựng ứng dụng và tích hợp công nghệ hiện đại (Phát triển Frontend React 18 SPA, Backend Node.js Express RESTful API, Tích hợp Trợ lý Google Gemini Pro/Flash API hỗ trợ viết bài/tóm tắt/banner, Kết nối Meta Facebook Graph API v19.0 xuất bản tự động, Phân hệ quản lý thi đua và chấm điểm 16 Tổ công đoàn)</w:t>
       </w:r>
     </w:p>
     <w:p>
@@ -3941,11 +3935,11 @@
       </w:pPr>
       <w:r>
         <w:rPr>
-          <w:rFonts w:ascii="Times New Roman" w:hAnsi="Times New Roman"/>
-          <w:sz w:val="26"/>
-          <w:szCs w:val="26"/>
-        </w:rPr>
-        <w:t>2.5. Biểu đồ tuần tự (Sequence Diagram) mô tả các luồng nghiệp vụ cốt lõi (Đăng nhập xác thực JWT, Xuất bản AI Copilot &amp; Facebook, Nộp báo cáo &amp; Chấm điểm thi đua 16 Tổ)</w:t>
+          <w:rFonts w:ascii="Times New Roman" w:hAnsi="Times New Roman" w:cs="Times New Roman" w:eastAsia="Times New Roman"/>
+          <w:b w:val="0"/>
+          <w:sz w:val="26"/>
+        </w:rPr>
+        <w:t>2.5. Thử nghiệm và kiểm thử hệ thống (Kiểm thử chức năng Black-box testing trên 6 phân hệ, kiểm thử bảo mật xác thực JWT và đo lường hiệu năng phản hồi API)</w:t>
       </w:r>
     </w:p>
     <w:p>
@@ -3962,7 +3956,7 @@
           <w:b/>
           <w:sz w:val="26"/>
         </w:rPr>
-        <w:t>Chương 3: Cơ sở dữ liệu và thiết kế, hiện thực hệ thống</w:t>
+        <w:t>Chương 3: Tổng kết, đánh giá và hướng phát triển</w:t>
       </w:r>
     </w:p>
     <w:p>
@@ -3980,7 +3974,7 @@
           <w:b w:val="0"/>
           <w:sz w:val="26"/>
         </w:rPr>
-        <w:t>3.1. Sơ đồ thực thể liên kết (ERD) và Kiến trúc 3 tầng phân tán (React SPA - Express RESTful API - MSSQL Database)</w:t>
+        <w:t>3.1. Kết quả đạt được của đề tài (Mức độ hoàn thành các mục tiêu nghiên cứu, hoàn thiện hệ thống Website và CMS Trợ lý AI)</w:t>
       </w:r>
     </w:p>
     <w:p>
@@ -3998,7 +3992,7 @@
           <w:b w:val="0"/>
           <w:sz w:val="26"/>
         </w:rPr>
-        <w:t>3.2. Thiết kế và đặc tả chi tiết 15 bảng cơ sở dữ liệu quan hệ chuẩn hóa (ORGANIZATIONS, UNION_BRANCHES, MEMBERS, CATEGORIES, ARTICLES, DOCUMENTS, MONTHLY_REPORTS, SCHEDULES, USERS, ARTICLE_AUDITS, COMMENTS, BOOKMARKS, WELFARE_PROGRAMS, AID_REQUESTS, INBOX_FEEDBACK)</w:t>
+        <w:t>3.2. Triển khai thử nghiệm thực tế và đánh giá hiệu quả tại Công đoàn Trường ĐH Thủ Dầu Một (Kết quả đánh giá từ Ban Chấp hành, Ban Tuyên giáo và đại diện 16 Tổ công đoàn)</w:t>
       </w:r>
     </w:p>
     <w:p>
@@ -4016,7 +4010,7 @@
           <w:b w:val="0"/>
           <w:sz w:val="26"/>
         </w:rPr>
-        <w:t>3.3. Thiết kế kiến trúc tích hợp Trợ lý AI (Google Gemini Pro/Flash API) và Meta Facebook Graph API v19.0</w:t>
+        <w:t>3.3. Đánh giá ưu điểm, hạn chế và bài học kinh nghiệm</w:t>
       </w:r>
     </w:p>
     <w:p>
@@ -4034,25 +4028,7 @@
           <w:b w:val="0"/>
           <w:sz w:val="26"/>
         </w:rPr>
-        <w:t>3.4. Hiện thực hệ thống, giao diện các phân hệ cốt lõi và kết quả thực nghiệm đa kênh tích hợp AI</w:t>
-      </w:r>
-    </w:p>
-    <w:p>
-      <w:pPr>
-        <w:pStyle w:val="oancuaDanhsach"/>
-        <w:spacing w:before="20" w:after="30" w:line="276" w:lineRule="auto"/>
-        <w:rPr>
-          <w:sz w:val="26"/>
-          <w:szCs w:val="26"/>
-        </w:rPr>
-      </w:pPr>
-      <w:r>
-        <w:rPr>
-          <w:rFonts w:ascii="Times New Roman" w:hAnsi="Times New Roman" w:cs="Times New Roman" w:eastAsia="Times New Roman"/>
-          <w:b w:val="0"/>
-          <w:sz w:val="26"/>
-        </w:rPr>
-        <w:t>3.5. Đánh giá kết quả đạt được, kết luận và hướng phát triển đề tài (kết nối Zalo OA, Mobile App, AI phân tích cảm xúc phản hồi)</w:t>
+        <w:t>3.4. Hướng phát triển đề tài (Tích hợp Zalo Official Account, phát triển Mobile App đa nền tảng, ứng dụng AI phân tích cảm xúc phản hồi của đoàn viên)</w:t>
       </w:r>
     </w:p>
     <w:p>
@@ -4283,7 +4259,7 @@
                 <w:rFonts w:ascii="Times New Roman" w:hAnsi="Times New Roman" w:cs="Times New Roman" w:eastAsia="Times New Roman"/>
                 <w:sz w:val="22"/>
               </w:rPr>
-              <w:t>Khảo sát thực trạng truyền thông Công đoàn TDMU, khảo sát phần cứng hạ tầng, phân tích yêu cầu, phân tích chức năng và thực hiện Chương 1 (Tổng quan và khảo sát hiện trạng)</w:t>
+              <w:t>Thực hiện Chương 1: Tổng quan, khảo sát hiện trạng công tác truyền thông và hạ tầng CNTT tại Công đoàn Trường Đại học Thủ Dầu Một</w:t>
             </w:r>
           </w:p>
         </w:tc>
@@ -4349,7 +4325,7 @@
                 <w:rFonts w:ascii="Times New Roman" w:hAnsi="Times New Roman" w:cs="Times New Roman" w:eastAsia="Times New Roman"/>
                 <w:sz w:val="22"/>
               </w:rPr>
-              <w:t>Phân tích hệ thống theo chuẩn UML (phân cấp 4 Actor, 26 Use Case, ma trận quan hệ/CRUD, biểu đồ Use Case tổng quát/phân rã và Biểu đồ tuần tự) phục vụ Chương 2; Thiết kế giao diện Figma (UI/UX)</w:t>
+              <w:t>Phân tích và thiết kế hệ thống (Chương 2): Phân tích 4 Actor, 26 Use Case, xây dựng biểu đồ UML (Use Case, Sequence Diagram), thiết kế CSDL 15 bảng MSSQL và thiết kế giao diện Figma (UI/UX)</w:t>
             </w:r>
           </w:p>
         </w:tc>
@@ -4364,7 +4340,7 @@
                 <w:rFonts w:ascii="Times New Roman" w:hAnsi="Times New Roman" w:cs="Times New Roman" w:eastAsia="Times New Roman"/>
                 <w:sz w:val="22"/>
               </w:rPr>
-              <w:t>Tập biểu đồ UML phân tích hệ thống và bộ thiết kế giao diện Figma UI/UX hoàn chỉnh</w:t>
+              <w:t>Tập biểu đồ UML phân tích hệ thống, Sơ đồ ERD 15 bảng CSDL và bộ thiết kế giao diện Figma UI/UX hoàn chỉnh</w:t>
             </w:r>
           </w:p>
         </w:tc>
@@ -4417,7 +4393,7 @@
                 <w:rFonts w:ascii="Times New Roman" w:hAnsi="Times New Roman" w:cs="Times New Roman" w:eastAsia="Times New Roman"/>
                 <w:sz w:val="22"/>
               </w:rPr>
-              <w:t>Thiết kế CSDL 15 bảng MSSQL, kiến trúc 3 tầng, hiện thực hệ thống (Frontend React SPA, Backend Node.js Express, Tích hợp Trợ lý Gemini AI, Facebook Graph API, phân hệ thi đua 16 Tổ) phục vụ Chương 3</w:t>
+              <w:t>Xây dựng ứng dụng (Chương 2): Lập trình Frontend React SPA, Backend Node.js Express RESTful API, Tích hợp Trợ lý Gemini AI, Facebook Graph API và Phân hệ thi đua 16 Tổ công đoàn</w:t>
             </w:r>
           </w:p>
         </w:tc>
@@ -4432,7 +4408,7 @@
                 <w:rFonts w:ascii="Times New Roman" w:hAnsi="Times New Roman" w:cs="Times New Roman" w:eastAsia="Times New Roman"/>
                 <w:sz w:val="22"/>
               </w:rPr>
-              <w:t>Mã nguồn hệ thống, CSDL MSSQL và Website chạy thử nghiệm hoàn chỉnh 6 phân hệ (bản beta)</w:t>
+              <w:t>Mã nguồn hệ thống, CSDL MSSQL và Website hoàn chỉnh chạy thử nghiệm (bản beta)</w:t>
             </w:r>
           </w:p>
         </w:tc>
@@ -4485,7 +4461,7 @@
                 <w:rFonts w:ascii="Times New Roman" w:hAnsi="Times New Roman" w:cs="Times New Roman" w:eastAsia="Times New Roman"/>
                 <w:sz w:val="22"/>
               </w:rPr>
-              <w:t>Kiểm thử chức năng toàn diện 6 phân hệ, đánh giá hiệu năng thực tế, tổng kết kết quả thực nghiệm và hoàn thiện cuốn báo cáo đề tài Chương 3</w:t>
+              <w:t>Kiểm thử hệ thống và hoàn thiện báo cáo đề tài Chương 2, Chương 3: Tổng kết, đánh giá kết quả đạt được, phân tích ưu nhược điểm và hướng phát triển</w:t>
             </w:r>
           </w:p>
         </w:tc>
@@ -4500,7 +4476,7 @@
                 <w:rFonts w:ascii="Times New Roman" w:hAnsi="Times New Roman" w:cs="Times New Roman" w:eastAsia="Times New Roman"/>
                 <w:sz w:val="22"/>
               </w:rPr>
-              <w:t>Báo cáo kiểm thử hệ thống và Cuốn báo cáo NCKH hoàn chỉnh 3 chương</w:t>
+              <w:t>Báo cáo kiểm thử chức năng và Cuốn báo cáo NCKH hoàn chỉnh 3 chương</w:t>
             </w:r>
           </w:p>
         </w:tc>
@@ -4551,7 +4527,7 @@
                 <w:rFonts w:ascii="Times New Roman" w:hAnsi="Times New Roman" w:cs="Times New Roman" w:eastAsia="Times New Roman"/>
                 <w:sz w:val="22"/>
               </w:rPr>
-              <w:t>Triển khai thử nghiệm thực tế cho hoạt động truyền thông của Công đoàn TDMU, thu thập phản hồi của cán bộ đoàn viên và nghiệm thu đề tài</w:t>
+              <w:t>Triển khai thử nghiệm thực tế tại Công đoàn TDMU, thu thập kết quả đánh giá phản hồi của cán bộ đoàn viên và hoàn thiện hồ sơ nghiệm thu đề tài</w:t>
             </w:r>
           </w:p>
         </w:tc>

--- a/docs/2.Nguyễn Bình Dương_Xay Dung Website Truyen Thong Cong Doan TDMU Tich Hop AI Ho Tro Tao Va Dang Tai Noi Dung_De cuong.docx
+++ b/docs/2.Nguyễn Bình Dương_Xay Dung Website Truyen Thong Cong Doan TDMU Tich Hop AI Ho Tro Tao Va Dang Tai Noi Dung_De cuong.docx
@@ -10,7 +10,6 @@
           <w:b/>
           <w:sz w:val="30"/>
           <w:szCs w:val="30"/>
-          <w:lang w:val="vi-VN"/>
         </w:rPr>
       </w:pPr>
       <w:r>
@@ -18,7 +17,6 @@
           <w:b/>
           <w:sz w:val="30"/>
           <w:szCs w:val="30"/>
-          <w:lang w:val="vi-VN"/>
         </w:rPr>
         <w:t>TRƯỜNG ĐẠI HỌC THỦ DẦU MỘT</w:t>
       </w:r>
@@ -30,7 +28,6 @@
           <w:b/>
           <w:sz w:val="28"/>
           <w:szCs w:val="32"/>
-          <w:lang w:val="vi-VN"/>
         </w:rPr>
       </w:pPr>
       <w:r>
@@ -38,7 +35,6 @@
           <w:b/>
           <w:sz w:val="28"/>
           <w:szCs w:val="32"/>
-          <w:lang w:val="vi-VN"/>
         </w:rPr>
         <w:t>VIỆN CÔNG NGHỆ SỐ</w:t>
       </w:r>
@@ -46,31 +42,18 @@
     <w:p>
       <w:pPr>
         <w:jc w:val="center"/>
-        <w:rPr>
-          <w:lang w:val="vi-VN"/>
-        </w:rPr>
       </w:pPr>
     </w:p>
     <w:p>
       <w:pPr>
         <w:jc w:val="center"/>
-        <w:rPr>
-          <w:lang w:val="vi-VN"/>
-        </w:rPr>
       </w:pPr>
     </w:p>
     <w:p>
       <w:pPr>
         <w:jc w:val="center"/>
-        <w:rPr>
-          <w:lang w:val="vi-VN"/>
-        </w:rPr>
-      </w:pPr>
-      <w:r>
-        <w:rPr>
-          <w:noProof/>
-          <w:lang w:val="vi-VN"/>
-        </w:rPr>
+      </w:pPr>
+      <w:r>
         <w:drawing>
           <wp:inline distT="0" distB="0" distL="0" distR="0" wp14:anchorId="157C17AD" wp14:editId="54A50A29">
             <wp:extent cx="2044700" cy="1079500"/>
@@ -124,33 +107,21 @@
     <w:p>
       <w:pPr>
         <w:jc w:val="center"/>
-        <w:rPr>
-          <w:lang w:val="vi-VN"/>
-        </w:rPr>
       </w:pPr>
     </w:p>
     <w:p>
       <w:pPr>
         <w:jc w:val="center"/>
-        <w:rPr>
-          <w:lang w:val="vi-VN"/>
-        </w:rPr>
       </w:pPr>
     </w:p>
     <w:p>
       <w:pPr>
         <w:jc w:val="center"/>
-        <w:rPr>
-          <w:lang w:val="vi-VN"/>
-        </w:rPr>
       </w:pPr>
     </w:p>
     <w:p>
       <w:pPr>
         <w:jc w:val="center"/>
-        <w:rPr>
-          <w:lang w:val="vi-VN"/>
-        </w:rPr>
       </w:pPr>
     </w:p>
     <w:p>
@@ -160,7 +131,6 @@
           <w:b/>
           <w:sz w:val="36"/>
           <w:szCs w:val="36"/>
-          <w:lang w:val="vi-VN"/>
         </w:rPr>
       </w:pPr>
       <w:r>
@@ -168,7 +138,6 @@
           <w:b/>
           <w:sz w:val="36"/>
           <w:szCs w:val="36"/>
-          <w:lang w:val="vi-VN"/>
         </w:rPr>
         <w:t>THUYẾT MINH ĐỀ CƯƠNG</w:t>
       </w:r>
@@ -179,7 +148,6 @@
         <w:rPr>
           <w:sz w:val="28"/>
           <w:szCs w:val="28"/>
-          <w:lang w:val="vi-VN"/>
         </w:rPr>
       </w:pPr>
     </w:p>
@@ -191,7 +159,6 @@
           <w:bCs/>
           <w:sz w:val="28"/>
           <w:szCs w:val="28"/>
-          <w:lang w:val="vi-VN"/>
         </w:rPr>
       </w:pPr>
       <w:r>
@@ -199,7 +166,6 @@
           <w:b/>
           <w:sz w:val="28"/>
           <w:szCs w:val="28"/>
-          <w:lang w:val="vi-VN"/>
         </w:rPr>
         <w:t xml:space="preserve">ĐỀ TÀI NGHIÊN CỨU KHOA HỌC CỦA SINH VIÊN </w:t>
       </w:r>
@@ -212,7 +178,6 @@
           <w:bCs/>
           <w:sz w:val="28"/>
           <w:szCs w:val="28"/>
-          <w:lang w:val="vi-VN"/>
         </w:rPr>
       </w:pPr>
       <w:r>
@@ -221,7 +186,6 @@
           <w:bCs/>
           <w:sz w:val="28"/>
           <w:szCs w:val="28"/>
-          <w:lang w:val="vi-VN"/>
         </w:rPr>
         <w:t xml:space="preserve"> NĂM HỌC 2026-2027</w:t>
       </w:r>
@@ -229,25 +193,16 @@
     <w:p>
       <w:pPr>
         <w:jc w:val="center"/>
-        <w:rPr>
-          <w:lang w:val="vi-VN"/>
-        </w:rPr>
       </w:pPr>
     </w:p>
     <w:p>
       <w:pPr>
         <w:jc w:val="center"/>
-        <w:rPr>
-          <w:lang w:val="vi-VN"/>
-        </w:rPr>
       </w:pPr>
     </w:p>
     <w:p>
       <w:pPr>
         <w:jc w:val="center"/>
-        <w:rPr>
-          <w:lang w:val="vi-VN"/>
-        </w:rPr>
       </w:pPr>
     </w:p>
     <w:p>
@@ -258,7 +213,6 @@
           <w:bCs/>
           <w:color w:val="000000" w:themeColor="text1"/>
           <w:sz w:val="32"/>
-          <w:lang w:val="vi-VN"/>
         </w:rPr>
       </w:pPr>
     </w:p>
@@ -270,8 +224,8 @@
           <w:b/>
           <w:bCs/>
           <w:color w:val="000000" w:themeColor="text1"/>
-          <w:sz w:val="36"/>
-          <w:lang w:val="vi-VN"/>
+          <w:sz w:val="28"/>
+          <w:szCs w:val="20"/>
         </w:rPr>
       </w:pPr>
       <w:r>
@@ -279,9 +233,8 @@
           <w:b/>
           <w:bCs/>
           <w:color w:val="000000" w:themeColor="text1"/>
-          <w:sz w:val="40"/>
-          <w:szCs w:val="40"/>
-          <w:lang w:val="vi-VN"/>
+          <w:sz w:val="32"/>
+          <w:szCs w:val="32"/>
         </w:rPr>
         <w:t>XÂY DỰNG WEBSITE TRUYỀN THÔNG CÔNG ĐOÀN TDMU TÍCH HỢP AI HỖ TRỢ TẠO VÀ ĐĂNG TẢI NỘI DUNG</w:t>
       </w:r>
@@ -289,59 +242,38 @@
     <w:p>
       <w:pPr>
         <w:jc w:val="center"/>
-        <w:rPr>
-          <w:lang w:val="vi-VN"/>
-        </w:rPr>
       </w:pPr>
     </w:p>
     <w:p>
       <w:pPr>
         <w:jc w:val="center"/>
-        <w:rPr>
-          <w:lang w:val="vi-VN"/>
-        </w:rPr>
       </w:pPr>
     </w:p>
     <w:p>
       <w:pPr>
         <w:jc w:val="center"/>
-        <w:rPr>
-          <w:lang w:val="vi-VN"/>
-        </w:rPr>
       </w:pPr>
     </w:p>
     <w:p>
       <w:pPr>
         <w:jc w:val="center"/>
-        <w:rPr>
-          <w:lang w:val="vi-VN"/>
-        </w:rPr>
       </w:pPr>
     </w:p>
     <w:p>
       <w:pPr>
         <w:jc w:val="center"/>
-        <w:rPr>
-          <w:lang w:val="vi-VN"/>
-        </w:rPr>
       </w:pPr>
     </w:p>
     <w:p>
       <w:pPr>
         <w:ind w:firstLine="720"/>
         <w:jc w:val="both"/>
-        <w:rPr>
-          <w:lang w:val="vi-VN"/>
-        </w:rPr>
       </w:pPr>
     </w:p>
     <w:p>
       <w:pPr>
         <w:ind w:firstLine="720"/>
         <w:jc w:val="both"/>
-        <w:rPr>
-          <w:lang w:val="vi-VN"/>
-        </w:rPr>
       </w:pPr>
     </w:p>
     <w:p>
@@ -354,7 +286,6 @@
         <w:rPr>
           <w:sz w:val="28"/>
           <w:szCs w:val="28"/>
-          <w:lang w:val="vi-VN"/>
         </w:rPr>
       </w:pPr>
       <w:r>
@@ -362,7 +293,6 @@
           <w:b/>
           <w:sz w:val="28"/>
           <w:szCs w:val="28"/>
-          <w:lang w:val="vi-VN"/>
         </w:rPr>
         <w:t>SV/ Nhóm SV</w:t>
       </w:r>
@@ -370,7 +300,6 @@
         <w:rPr>
           <w:sz w:val="28"/>
           <w:szCs w:val="28"/>
-          <w:lang w:val="vi-VN"/>
         </w:rPr>
         <w:t xml:space="preserve">:  </w:t>
       </w:r>
@@ -378,7 +307,6 @@
         <w:rPr>
           <w:sz w:val="28"/>
           <w:szCs w:val="28"/>
-          <w:lang w:val="vi-VN"/>
         </w:rPr>
         <w:tab/>
         <w:t>1</w:t>
@@ -388,7 +316,6 @@
           <w:color w:val="000000" w:themeColor="text1"/>
           <w:sz w:val="28"/>
           <w:szCs w:val="28"/>
-          <w:lang w:val="vi-VN"/>
         </w:rPr>
         <w:t>. Nguyễn Bình Dương (Nhóm trưởng)</w:t>
       </w:r>
@@ -403,14 +330,12 @@
         <w:rPr>
           <w:sz w:val="28"/>
           <w:szCs w:val="28"/>
-          <w:lang w:val="vi-VN"/>
         </w:rPr>
       </w:pPr>
       <w:r>
         <w:rPr>
           <w:sz w:val="28"/>
           <w:szCs w:val="28"/>
-          <w:lang w:val="vi-VN"/>
         </w:rPr>
         <w:tab/>
         <w:t>2. Trần Hồng Thanh</w:t>
@@ -426,14 +351,12 @@
         <w:rPr>
           <w:sz w:val="28"/>
           <w:szCs w:val="28"/>
-          <w:lang w:val="vi-VN"/>
         </w:rPr>
       </w:pPr>
       <w:r>
         <w:rPr>
           <w:sz w:val="28"/>
           <w:szCs w:val="28"/>
-          <w:lang w:val="vi-VN"/>
         </w:rPr>
         <w:tab/>
         <w:t>3. Phạm Anh Tuấn</w:t>
@@ -449,14 +372,12 @@
         <w:rPr>
           <w:sz w:val="28"/>
           <w:szCs w:val="28"/>
-          <w:lang w:val="vi-VN"/>
         </w:rPr>
       </w:pPr>
       <w:r>
         <w:rPr>
           <w:sz w:val="28"/>
           <w:szCs w:val="28"/>
-          <w:lang w:val="vi-VN"/>
         </w:rPr>
         <w:tab/>
       </w:r>
@@ -471,7 +392,6 @@
         <w:rPr>
           <w:sz w:val="28"/>
           <w:szCs w:val="28"/>
-          <w:lang w:val="vi-VN"/>
         </w:rPr>
       </w:pPr>
     </w:p>
@@ -485,7 +405,6 @@
         <w:rPr>
           <w:sz w:val="28"/>
           <w:szCs w:val="28"/>
-          <w:lang w:val="vi-VN"/>
         </w:rPr>
       </w:pPr>
     </w:p>
@@ -501,7 +420,6 @@
           <w:color w:val="0000FF"/>
           <w:sz w:val="28"/>
           <w:szCs w:val="28"/>
-          <w:lang w:val="vi-VN"/>
         </w:rPr>
       </w:pPr>
       <w:r>
@@ -509,28 +427,29 @@
           <w:b/>
           <w:sz w:val="28"/>
           <w:szCs w:val="28"/>
-          <w:lang w:val="vi-VN"/>
-        </w:rPr>
-        <w:t>GVHD</w:t>
-      </w:r>
-      <w:r>
-        <w:rPr>
+        </w:rPr>
+        <w:t>G</w:t>
+      </w:r>
+      <w:r>
+        <w:rPr>
+          <w:b/>
           <w:sz w:val="28"/>
           <w:szCs w:val="28"/>
-          <w:lang w:val="vi-VN"/>
+          <w:lang w:val="en-US"/>
+        </w:rPr>
+        <w:t>vhd</w:t>
+      </w:r>
+      <w:r>
+        <w:rPr>
+          <w:sz w:val="28"/>
+          <w:szCs w:val="28"/>
         </w:rPr>
         <w:t>:</w:t>
       </w:r>
       <w:r>
-        <w:rPr>
-          <w:lang w:val="vi-VN"/>
-        </w:rPr>
         <w:t xml:space="preserve"> </w:t>
       </w:r>
       <w:r>
-        <w:rPr>
-          <w:lang w:val="vi-VN"/>
-        </w:rPr>
         <w:tab/>
       </w:r>
       <w:r>
@@ -539,7 +458,6 @@
           <w:bCs/>
           <w:sz w:val="28"/>
           <w:szCs w:val="28"/>
-          <w:lang w:val="vi-VN"/>
         </w:rPr>
         <w:t>ThS. Võ Quốc Lương</w:t>
       </w:r>
@@ -553,7 +471,6 @@
           <w:color w:val="0000FF"/>
           <w:sz w:val="28"/>
           <w:szCs w:val="28"/>
-          <w:lang w:val="vi-VN"/>
         </w:rPr>
       </w:pPr>
     </w:p>
@@ -564,7 +481,6 @@
         <w:rPr>
           <w:i/>
           <w:color w:val="0000FF"/>
-          <w:lang w:val="vi-VN"/>
         </w:rPr>
       </w:pPr>
     </w:p>
@@ -575,7 +491,6 @@
         <w:rPr>
           <w:i/>
           <w:color w:val="0000FF"/>
-          <w:lang w:val="vi-VN"/>
         </w:rPr>
       </w:pPr>
     </w:p>
@@ -588,21 +503,20 @@
           <w:bCs/>
           <w:sz w:val="28"/>
           <w:szCs w:val="28"/>
-          <w:lang w:val="vi-VN"/>
         </w:rPr>
         <w:sectPr>
           <w:footerReference w:type="even" r:id="rId10"/>
           <w:footerReference w:type="default" r:id="rId11"/>
-          <w:pgSz w:w="11907" w:h="16840"/>
+          <w:pgSz w:w="11907" w:h="16840" w:code="9"/>
           <w:pgMar w:top="1418" w:right="1134" w:bottom="1418" w:left="1701" w:header="567" w:footer="680" w:gutter="0"/>
           <w:pgBorders w:display="firstPage">
-            <w:top w:val="double" w:sz="4" w:space="0" w:color="auto"/>
-            <w:left w:val="double" w:sz="4" w:space="0" w:color="auto"/>
-            <w:bottom w:val="double" w:sz="4" w:space="0" w:color="auto"/>
-            <w:right w:val="double" w:sz="4" w:space="0" w:color="auto"/>
+            <w:top w:val="thinThickSmallGap" w:sz="24" w:space="0" w:color="auto"/>
+            <w:left w:val="thinThickSmallGap" w:sz="24" w:space="0" w:color="auto"/>
+            <w:bottom w:val="thickThinSmallGap" w:sz="24" w:space="0" w:color="auto"/>
+            <w:right w:val="thickThinSmallGap" w:sz="24" w:space="0" w:color="auto"/>
           </w:pgBorders>
           <w:cols w:space="720"/>
-          <w:docGrid w:linePitch="78"/>
+          <w:docGrid w:linePitch="326"/>
         </w:sectPr>
       </w:pPr>
       <w:r>
@@ -611,9 +525,26 @@
           <w:bCs/>
           <w:sz w:val="28"/>
           <w:szCs w:val="28"/>
-          <w:lang w:val="vi-VN"/>
-        </w:rPr>
-        <w:t>Thành phố Hồ Chí Minh, tháng 09 năm 2026</w:t>
+        </w:rPr>
+        <w:t xml:space="preserve">Thành phố Hồ Chí Minh, tháng </w:t>
+      </w:r>
+      <w:r>
+        <w:rPr>
+          <w:b/>
+          <w:bCs/>
+          <w:sz w:val="28"/>
+          <w:szCs w:val="28"/>
+        </w:rPr>
+        <w:t>10</w:t>
+      </w:r>
+      <w:r>
+        <w:rPr>
+          <w:b/>
+          <w:bCs/>
+          <w:sz w:val="28"/>
+          <w:szCs w:val="28"/>
+        </w:rPr>
+        <w:t xml:space="preserve"> năm 2026</w:t>
       </w:r>
     </w:p>
     <w:p>
@@ -621,14 +552,8 @@
         <w:spacing w:before="120"/>
         <w:ind w:hanging="2"/>
         <w:jc w:val="center"/>
-        <w:rPr>
-          <w:lang w:val="vi-VN"/>
-        </w:rPr>
-      </w:pPr>
-      <w:r>
-        <w:rPr>
-          <w:lang w:val="vi-VN"/>
-        </w:rPr>
+      </w:pPr>
+      <w:r>
         <w:lastRenderedPageBreak/>
         <w:t>UBND THÀNH PHỐ HỒ CHÍ MINH</w:t>
       </w:r>
@@ -643,13 +568,11 @@
         <w:rPr>
           <w:sz w:val="32"/>
           <w:szCs w:val="32"/>
-          <w:lang w:val="vi-VN"/>
-        </w:rPr>
-      </w:pPr>
-      <w:r>
-        <w:rPr>
-          <w:b/>
-          <w:lang w:val="vi-VN"/>
+        </w:rPr>
+      </w:pPr>
+      <w:r>
+        <w:rPr>
+          <w:b/>
         </w:rPr>
         <w:t>TRƯỜNG ĐẠI HỌC THỦ DẦU MỘT</w:t>
       </w:r>
@@ -661,15 +584,12 @@
         <w:rPr>
           <w:sz w:val="26"/>
           <w:szCs w:val="26"/>
-          <w:lang w:val="vi-VN"/>
-        </w:rPr>
-      </w:pPr>
-      <w:r>
-        <w:rPr>
-          <w:noProof/>
-          <w:sz w:val="26"/>
-          <w:szCs w:val="26"/>
-          <w:lang w:val="vi-VN"/>
+        </w:rPr>
+      </w:pPr>
+      <w:r>
+        <w:rPr>
+          <w:sz w:val="26"/>
+          <w:szCs w:val="26"/>
         </w:rPr>
         <mc:AlternateContent>
           <mc:Choice Requires="wps">
@@ -740,7 +660,6 @@
           <w:bCs/>
           <w:sz w:val="32"/>
           <w:szCs w:val="32"/>
-          <w:lang w:val="vi-VN"/>
         </w:rPr>
       </w:pPr>
       <w:r>
@@ -749,7 +668,6 @@
           <w:bCs/>
           <w:sz w:val="32"/>
           <w:szCs w:val="32"/>
-          <w:lang w:val="vi-VN"/>
         </w:rPr>
         <w:t>THUYẾT MINH ĐỀ TÀI</w:t>
       </w:r>
@@ -762,7 +680,6 @@
           <w:bCs/>
           <w:sz w:val="32"/>
           <w:szCs w:val="32"/>
-          <w:lang w:val="vi-VN"/>
         </w:rPr>
       </w:pPr>
       <w:r>
@@ -771,7 +688,6 @@
           <w:bCs/>
           <w:sz w:val="32"/>
           <w:szCs w:val="32"/>
-          <w:lang w:val="vi-VN"/>
         </w:rPr>
         <w:t>NGHIÊN CỨU KHOA HỌC SINH VIÊN</w:t>
       </w:r>
@@ -784,7 +700,6 @@
           <w:bCs/>
           <w:sz w:val="32"/>
           <w:szCs w:val="32"/>
-          <w:lang w:val="vi-VN"/>
         </w:rPr>
       </w:pPr>
       <w:r>
@@ -793,7 +708,6 @@
           <w:bCs/>
           <w:sz w:val="32"/>
           <w:szCs w:val="32"/>
-          <w:lang w:val="vi-VN"/>
         </w:rPr>
         <w:t>Năm học 2026-2027</w:t>
       </w:r>
@@ -807,7 +721,6 @@
           <w:bCs/>
           <w:sz w:val="26"/>
           <w:szCs w:val="26"/>
-          <w:lang w:val="vi-VN"/>
         </w:rPr>
       </w:pPr>
     </w:p>
@@ -826,7 +739,6 @@
           <w:color w:val="auto"/>
           <w:sz w:val="26"/>
           <w:szCs w:val="26"/>
-          <w:lang w:val="vi-VN"/>
         </w:rPr>
       </w:pPr>
       <w:r>
@@ -837,7 +749,6 @@
           <w:color w:val="auto"/>
           <w:sz w:val="26"/>
           <w:szCs w:val="26"/>
-          <w:lang w:val="vi-VN"/>
         </w:rPr>
         <w:t xml:space="preserve">Tên đề tài: </w:t>
       </w:r>
@@ -853,7 +764,6 @@
           <w:color w:val="000000" w:themeColor="text1"/>
           <w:sz w:val="26"/>
           <w:szCs w:val="26"/>
-          <w:lang w:val="vi-VN"/>
         </w:rPr>
       </w:pPr>
       <w:r>
@@ -863,7 +773,6 @@
           <w:color w:val="000000" w:themeColor="text1"/>
           <w:sz w:val="26"/>
           <w:szCs w:val="26"/>
-          <w:lang w:val="vi-VN"/>
         </w:rPr>
         <w:t>Xây dựng website truyền thông Công đoàn TDMU tích hợp AI hỗ trợ tạo và đăng tải nội dung</w:t>
       </w:r>
@@ -883,7 +792,6 @@
           <w:color w:val="000000" w:themeColor="text1"/>
           <w:sz w:val="26"/>
           <w:szCs w:val="26"/>
-          <w:lang w:val="vi-VN"/>
         </w:rPr>
       </w:pPr>
       <w:r>
@@ -894,7 +802,6 @@
           <w:color w:val="000000" w:themeColor="text1"/>
           <w:sz w:val="26"/>
           <w:szCs w:val="26"/>
-          <w:lang w:val="vi-VN"/>
         </w:rPr>
         <w:t>Loại hình nghiên cứu:</w:t>
       </w:r>
@@ -905,7 +812,6 @@
         <w:rPr>
           <w:sz w:val="26"/>
           <w:szCs w:val="26"/>
-          <w:lang w:val="vi-VN"/>
         </w:rPr>
       </w:pPr>
       <w:r>
@@ -914,7 +820,6 @@
           <w:bCs/>
           <w:sz w:val="26"/>
           <w:szCs w:val="26"/>
-          <w:lang w:val="vi-VN"/>
         </w:rPr>
         <w:sym w:font="Symbol" w:char="F0F0"/>
       </w:r>
@@ -922,7 +827,6 @@
         <w:rPr>
           <w:sz w:val="26"/>
           <w:szCs w:val="26"/>
-          <w:lang w:val="vi-VN"/>
         </w:rPr>
         <w:t xml:space="preserve">  Cơ bản             </w:t>
       </w:r>
@@ -932,7 +836,6 @@
           <w:bCs/>
           <w:sz w:val="26"/>
           <w:szCs w:val="26"/>
-          <w:lang w:val="vi-VN"/>
         </w:rPr>
         <w:sym w:font="Wingdings" w:char="F0FE"/>
       </w:r>
@@ -940,7 +843,6 @@
         <w:rPr>
           <w:sz w:val="26"/>
           <w:szCs w:val="26"/>
-          <w:lang w:val="vi-VN"/>
         </w:rPr>
         <w:t xml:space="preserve">   Ứng dụng            </w:t>
       </w:r>
@@ -950,7 +852,6 @@
           <w:bCs/>
           <w:sz w:val="26"/>
           <w:szCs w:val="26"/>
-          <w:lang w:val="vi-VN"/>
         </w:rPr>
         <w:sym w:font="Symbol" w:char="F0F0"/>
       </w:r>
@@ -958,7 +859,6 @@
         <w:rPr>
           <w:sz w:val="26"/>
           <w:szCs w:val="26"/>
-          <w:lang w:val="vi-VN"/>
         </w:rPr>
         <w:t xml:space="preserve">  Triển khai</w:t>
       </w:r>
@@ -976,7 +876,6 @@
           <w:color w:val="auto"/>
           <w:sz w:val="26"/>
           <w:szCs w:val="26"/>
-          <w:lang w:val="vi-VN"/>
         </w:rPr>
       </w:pPr>
       <w:r>
@@ -987,7 +886,6 @@
           <w:color w:val="auto"/>
           <w:sz w:val="26"/>
           <w:szCs w:val="26"/>
-          <w:lang w:val="vi-VN"/>
         </w:rPr>
         <w:t>Lĩnh vực nghiên cứu:</w:t>
       </w:r>
@@ -997,7 +895,6 @@
           <w:color w:val="auto"/>
           <w:sz w:val="26"/>
           <w:szCs w:val="26"/>
-          <w:lang w:val="vi-VN"/>
         </w:rPr>
         <w:t xml:space="preserve"> </w:t>
       </w:r>
@@ -1012,7 +909,6 @@
           <w:bCs/>
           <w:sz w:val="26"/>
           <w:szCs w:val="26"/>
-          <w:lang w:val="vi-VN"/>
         </w:rPr>
       </w:pPr>
       <w:r>
@@ -1021,7 +917,6 @@
           <w:bCs/>
           <w:sz w:val="26"/>
           <w:szCs w:val="26"/>
-          <w:lang w:val="vi-VN"/>
         </w:rPr>
         <w:sym w:font="Symbol" w:char="F0F0"/>
       </w:r>
@@ -1031,7 +926,6 @@
           <w:bCs/>
           <w:sz w:val="26"/>
           <w:szCs w:val="26"/>
-          <w:lang w:val="vi-VN"/>
         </w:rPr>
         <w:t xml:space="preserve">  </w:t>
       </w:r>
@@ -1040,7 +934,6 @@
           <w:bCs/>
           <w:sz w:val="26"/>
           <w:szCs w:val="26"/>
-          <w:lang w:val="vi-VN"/>
         </w:rPr>
         <w:t xml:space="preserve">Khoa học </w:t>
       </w:r>
@@ -1048,7 +941,6 @@
         <w:rPr>
           <w:sz w:val="26"/>
           <w:szCs w:val="26"/>
-          <w:lang w:val="vi-VN"/>
         </w:rPr>
         <w:t>Xã hội và Nhân văn</w:t>
       </w:r>
@@ -1058,7 +950,6 @@
           <w:bCs/>
           <w:sz w:val="26"/>
           <w:szCs w:val="26"/>
-          <w:lang w:val="vi-VN"/>
         </w:rPr>
         <w:tab/>
       </w:r>
@@ -1068,7 +959,6 @@
           <w:bCs/>
           <w:sz w:val="26"/>
           <w:szCs w:val="26"/>
-          <w:lang w:val="vi-VN"/>
         </w:rPr>
         <w:sym w:font="Wingdings" w:char="F0FE"/>
       </w:r>
@@ -1078,7 +968,6 @@
           <w:bCs/>
           <w:sz w:val="26"/>
           <w:szCs w:val="26"/>
-          <w:lang w:val="vi-VN"/>
         </w:rPr>
         <w:t xml:space="preserve">  </w:t>
       </w:r>
@@ -1087,7 +976,6 @@
           <w:bCs/>
           <w:sz w:val="26"/>
           <w:szCs w:val="26"/>
-          <w:lang w:val="vi-VN"/>
         </w:rPr>
         <w:t xml:space="preserve">Khoa học </w:t>
       </w:r>
@@ -1095,7 +983,6 @@
         <w:rPr>
           <w:sz w:val="26"/>
           <w:szCs w:val="26"/>
-          <w:lang w:val="vi-VN"/>
         </w:rPr>
         <w:t>Kỹ thuật và Công nghệ</w:t>
       </w:r>
@@ -1108,7 +995,6 @@
         <w:rPr>
           <w:sz w:val="26"/>
           <w:szCs w:val="26"/>
-          <w:lang w:val="vi-VN"/>
         </w:rPr>
       </w:pPr>
       <w:r>
@@ -1117,7 +1003,6 @@
           <w:bCs/>
           <w:sz w:val="26"/>
           <w:szCs w:val="26"/>
-          <w:lang w:val="vi-VN"/>
         </w:rPr>
         <w:sym w:font="Symbol" w:char="F0F0"/>
       </w:r>
@@ -1127,7 +1012,6 @@
           <w:bCs/>
           <w:sz w:val="26"/>
           <w:szCs w:val="26"/>
-          <w:lang w:val="vi-VN"/>
         </w:rPr>
         <w:t xml:space="preserve">  </w:t>
       </w:r>
@@ -1135,7 +1019,6 @@
         <w:rPr>
           <w:sz w:val="26"/>
           <w:szCs w:val="26"/>
-          <w:lang w:val="vi-VN"/>
         </w:rPr>
         <w:t xml:space="preserve">Kinh tế </w:t>
       </w:r>
@@ -1143,7 +1026,6 @@
         <w:rPr>
           <w:sz w:val="26"/>
           <w:szCs w:val="26"/>
-          <w:lang w:val="vi-VN"/>
         </w:rPr>
         <w:tab/>
       </w:r>
@@ -1151,7 +1033,6 @@
         <w:rPr>
           <w:sz w:val="26"/>
           <w:szCs w:val="26"/>
-          <w:lang w:val="vi-VN"/>
         </w:rPr>
         <w:tab/>
       </w:r>
@@ -1159,7 +1040,6 @@
         <w:rPr>
           <w:sz w:val="26"/>
           <w:szCs w:val="26"/>
-          <w:lang w:val="vi-VN"/>
         </w:rPr>
         <w:tab/>
       </w:r>
@@ -1167,7 +1047,6 @@
         <w:rPr>
           <w:sz w:val="26"/>
           <w:szCs w:val="26"/>
-          <w:lang w:val="vi-VN"/>
         </w:rPr>
         <w:tab/>
       </w:r>
@@ -1175,7 +1054,6 @@
         <w:rPr>
           <w:sz w:val="26"/>
           <w:szCs w:val="26"/>
-          <w:lang w:val="vi-VN"/>
         </w:rPr>
         <w:tab/>
       </w:r>
@@ -1185,7 +1063,6 @@
           <w:bCs/>
           <w:sz w:val="26"/>
           <w:szCs w:val="26"/>
-          <w:lang w:val="vi-VN"/>
         </w:rPr>
         <w:sym w:font="Symbol" w:char="F0F0"/>
       </w:r>
@@ -1195,7 +1072,6 @@
           <w:bCs/>
           <w:sz w:val="26"/>
           <w:szCs w:val="26"/>
-          <w:lang w:val="vi-VN"/>
         </w:rPr>
         <w:t xml:space="preserve">  </w:t>
       </w:r>
@@ -1204,7 +1080,6 @@
           <w:bCs/>
           <w:sz w:val="26"/>
           <w:szCs w:val="26"/>
-          <w:lang w:val="vi-VN"/>
         </w:rPr>
         <w:t xml:space="preserve">Khoa học </w:t>
       </w:r>
@@ -1212,7 +1087,6 @@
         <w:rPr>
           <w:sz w:val="26"/>
           <w:szCs w:val="26"/>
-          <w:lang w:val="vi-VN"/>
         </w:rPr>
         <w:t>Tự nhiên</w:t>
       </w:r>
@@ -1228,7 +1102,6 @@
         <w:rPr>
           <w:sz w:val="26"/>
           <w:szCs w:val="26"/>
-          <w:lang w:val="vi-VN"/>
         </w:rPr>
       </w:pPr>
       <w:r>
@@ -1237,7 +1110,6 @@
           <w:bCs/>
           <w:sz w:val="26"/>
           <w:szCs w:val="26"/>
-          <w:lang w:val="vi-VN"/>
         </w:rPr>
         <w:sym w:font="Symbol" w:char="F0F0"/>
       </w:r>
@@ -1247,7 +1119,6 @@
           <w:bCs/>
           <w:sz w:val="26"/>
           <w:szCs w:val="26"/>
-          <w:lang w:val="vi-VN"/>
         </w:rPr>
         <w:t xml:space="preserve">  </w:t>
       </w:r>
@@ -1256,7 +1127,6 @@
           <w:bCs/>
           <w:sz w:val="26"/>
           <w:szCs w:val="26"/>
-          <w:lang w:val="vi-VN"/>
         </w:rPr>
         <w:t xml:space="preserve">Khoa học </w:t>
       </w:r>
@@ -1264,7 +1134,6 @@
         <w:rPr>
           <w:sz w:val="26"/>
           <w:szCs w:val="26"/>
-          <w:lang w:val="vi-VN"/>
         </w:rPr>
         <w:t>Giáo dục</w:t>
       </w:r>
@@ -1272,7 +1141,6 @@
         <w:rPr>
           <w:sz w:val="26"/>
           <w:szCs w:val="26"/>
-          <w:lang w:val="vi-VN"/>
         </w:rPr>
         <w:tab/>
       </w:r>
@@ -1292,7 +1160,6 @@
           <w:color w:val="auto"/>
           <w:sz w:val="26"/>
           <w:szCs w:val="26"/>
-          <w:lang w:val="vi-VN"/>
         </w:rPr>
       </w:pPr>
       <w:r>
@@ -1303,7 +1170,6 @@
           <w:color w:val="auto"/>
           <w:sz w:val="26"/>
           <w:szCs w:val="26"/>
-          <w:lang w:val="vi-VN"/>
         </w:rPr>
         <w:t>Thời gian thực hiện:  6 tháng</w:t>
       </w:r>
@@ -1316,25 +1182,20 @@
         <w:rPr>
           <w:sz w:val="26"/>
           <w:szCs w:val="26"/>
-          <w:lang w:val="vi-VN"/>
-        </w:rPr>
-      </w:pPr>
-      <w:r>
-        <w:rPr>
-          <w:sz w:val="26"/>
-          <w:szCs w:val="26"/>
-          <w:lang w:val="vi-VN"/>
+        </w:rPr>
+      </w:pPr>
+      <w:r>
+        <w:rPr>
+          <w:sz w:val="26"/>
         </w:rPr>
         <w:t xml:space="preserve">  </w:t>
       </w:r>
       <w:r>
         <w:rPr>
           <w:sz w:val="26"/>
-          <w:szCs w:val="26"/>
-          <w:lang w:val="vi-VN"/>
         </w:rPr>
         <w:tab/>
-        <w:t>Từ tháng 10 năm 2026 đến tháng 05 năm 2027</w:t>
+        <w:t>Từ tháng 10 năm 2026 đến tháng 04 năm 2027</w:t>
       </w:r>
     </w:p>
     <w:p>
@@ -1344,7 +1205,6 @@
         <w:rPr>
           <w:sz w:val="26"/>
           <w:szCs w:val="26"/>
-          <w:lang w:val="vi-VN"/>
         </w:rPr>
       </w:pPr>
     </w:p>
@@ -1365,7 +1225,6 @@
           <w:bCs/>
           <w:sz w:val="26"/>
           <w:szCs w:val="26"/>
-          <w:lang w:val="vi-VN"/>
         </w:rPr>
       </w:pPr>
       <w:r>
@@ -1375,7 +1234,6 @@
           <w:bCs/>
           <w:sz w:val="26"/>
           <w:szCs w:val="26"/>
-          <w:lang w:val="vi-VN"/>
         </w:rPr>
         <w:t>Đơn vị quản lý về chuyên môn:</w:t>
       </w:r>
@@ -1387,7 +1245,6 @@
           <w:bCs/>
           <w:sz w:val="26"/>
           <w:szCs w:val="26"/>
-          <w:lang w:val="vi-VN"/>
         </w:rPr>
       </w:pPr>
       <w:r>
@@ -1395,7 +1252,6 @@
           <w:bCs/>
           <w:sz w:val="26"/>
           <w:szCs w:val="26"/>
-          <w:lang w:val="vi-VN"/>
         </w:rPr>
         <w:t>Đơn vị: Công nghệ số</w:t>
       </w:r>
@@ -1404,7 +1260,6 @@
           <w:bCs/>
           <w:sz w:val="26"/>
           <w:szCs w:val="26"/>
-          <w:lang w:val="vi-VN"/>
         </w:rPr>
         <w:tab/>
       </w:r>
@@ -1413,7 +1268,6 @@
           <w:bCs/>
           <w:sz w:val="26"/>
           <w:szCs w:val="26"/>
-          <w:lang w:val="vi-VN"/>
         </w:rPr>
         <w:tab/>
         <w:t>Chương trình: Công nghệ thông tin</w:t>
@@ -1423,7 +1277,6 @@
           <w:color w:val="FF0000"/>
           <w:sz w:val="26"/>
           <w:szCs w:val="26"/>
-          <w:lang w:val="vi-VN"/>
         </w:rPr>
         <w:t xml:space="preserve">      </w:t>
       </w:r>
@@ -1435,7 +1288,6 @@
         <w:rPr>
           <w:sz w:val="26"/>
           <w:szCs w:val="26"/>
-          <w:lang w:val="vi-VN"/>
         </w:rPr>
       </w:pPr>
     </w:p>
@@ -1457,7 +1309,6 @@
           <w:bCs/>
           <w:sz w:val="26"/>
           <w:szCs w:val="26"/>
-          <w:lang w:val="vi-VN"/>
         </w:rPr>
       </w:pPr>
       <w:r>
@@ -1467,7 +1318,6 @@
           <w:bCs/>
           <w:sz w:val="26"/>
           <w:szCs w:val="26"/>
-          <w:lang w:val="vi-VN"/>
         </w:rPr>
         <w:t>Giáo viên hướng dẫn:</w:t>
       </w:r>
@@ -1483,14 +1333,12 @@
         <w:rPr>
           <w:sz w:val="26"/>
           <w:szCs w:val="26"/>
-          <w:lang w:val="vi-VN"/>
-        </w:rPr>
-      </w:pPr>
-      <w:r>
-        <w:rPr>
-          <w:sz w:val="26"/>
-          <w:szCs w:val="26"/>
-          <w:lang w:val="vi-VN"/>
+        </w:rPr>
+      </w:pPr>
+      <w:r>
+        <w:rPr>
+          <w:sz w:val="26"/>
+          <w:szCs w:val="26"/>
         </w:rPr>
         <w:t>Họ và tên:  Võ Quốc Lương</w:t>
       </w:r>
@@ -1498,7 +1346,6 @@
         <w:rPr>
           <w:sz w:val="26"/>
           <w:szCs w:val="26"/>
-          <w:lang w:val="vi-VN"/>
         </w:rPr>
         <w:tab/>
         <w:t>Học vị: Thạc s</w:t>
@@ -1507,7 +1354,6 @@
         <w:rPr>
           <w:sz w:val="26"/>
           <w:szCs w:val="26"/>
-          <w:lang w:val="vi-VN"/>
         </w:rPr>
         <w:t>ĩ</w:t>
       </w:r>
@@ -1520,14 +1366,12 @@
         <w:rPr>
           <w:sz w:val="26"/>
           <w:szCs w:val="26"/>
-          <w:lang w:val="vi-VN"/>
-        </w:rPr>
-      </w:pPr>
-      <w:r>
-        <w:rPr>
-          <w:sz w:val="26"/>
-          <w:szCs w:val="26"/>
-          <w:lang w:val="vi-VN"/>
+        </w:rPr>
+      </w:pPr>
+      <w:r>
+        <w:rPr>
+          <w:sz w:val="26"/>
+          <w:szCs w:val="26"/>
         </w:rPr>
         <w:t xml:space="preserve">Đơn vị công tác:  Viện công nghệ số            </w:t>
       </w:r>
@@ -1539,14 +1383,12 @@
         <w:rPr>
           <w:sz w:val="26"/>
           <w:szCs w:val="26"/>
-          <w:lang w:val="vi-VN"/>
-        </w:rPr>
-      </w:pPr>
-      <w:r>
-        <w:rPr>
-          <w:sz w:val="26"/>
-          <w:szCs w:val="26"/>
-          <w:lang w:val="vi-VN"/>
+        </w:rPr>
+      </w:pPr>
+      <w:r>
+        <w:rPr>
+          <w:sz w:val="26"/>
+          <w:szCs w:val="26"/>
         </w:rPr>
         <w:t>Địa chỉ nhà riêng: 92B Trịnh Hoài Đức, Phường Phú Lợi, Thành phố Hồ Chí Minh.</w:t>
       </w:r>
@@ -1558,14 +1400,12 @@
         <w:rPr>
           <w:sz w:val="26"/>
           <w:szCs w:val="26"/>
-          <w:lang w:val="vi-VN"/>
-        </w:rPr>
-      </w:pPr>
-      <w:r>
-        <w:rPr>
-          <w:sz w:val="26"/>
-          <w:szCs w:val="26"/>
-          <w:lang w:val="vi-VN"/>
+        </w:rPr>
+      </w:pPr>
+      <w:r>
+        <w:rPr>
+          <w:sz w:val="26"/>
+          <w:szCs w:val="26"/>
         </w:rPr>
         <w:t>Điện thoại nhà riêng:</w:t>
       </w:r>
@@ -1581,14 +1421,12 @@
         <w:rPr>
           <w:sz w:val="26"/>
           <w:szCs w:val="26"/>
-          <w:lang w:val="vi-VN"/>
-        </w:rPr>
-      </w:pPr>
-      <w:r>
-        <w:rPr>
-          <w:sz w:val="26"/>
-          <w:szCs w:val="26"/>
-          <w:lang w:val="vi-VN"/>
+        </w:rPr>
+      </w:pPr>
+      <w:r>
+        <w:rPr>
+          <w:sz w:val="26"/>
+          <w:szCs w:val="26"/>
         </w:rPr>
         <w:t>Di động:  0988936592</w:t>
       </w:r>
@@ -1596,7 +1434,6 @@
         <w:rPr>
           <w:sz w:val="26"/>
           <w:szCs w:val="26"/>
-          <w:lang w:val="vi-VN"/>
         </w:rPr>
         <w:tab/>
         <w:t>E-mail: luongvq@tdmu.edu.vn</w:t>
@@ -1615,7 +1452,6 @@
           <w:color w:val="auto"/>
           <w:sz w:val="26"/>
           <w:szCs w:val="26"/>
-          <w:lang w:val="vi-VN"/>
         </w:rPr>
       </w:pPr>
       <w:r>
@@ -1626,7 +1462,6 @@
           <w:color w:val="auto"/>
           <w:sz w:val="26"/>
           <w:szCs w:val="26"/>
-          <w:lang w:val="vi-VN"/>
         </w:rPr>
         <w:t>Nhóm sinh viên thực hiện đề tài:</w:t>
       </w:r>
@@ -1636,7 +1471,6 @@
           <w:color w:val="auto"/>
           <w:sz w:val="26"/>
           <w:szCs w:val="26"/>
-          <w:lang w:val="vi-VN"/>
         </w:rPr>
         <w:t xml:space="preserve">    </w:t>
       </w:r>
@@ -1649,14 +1483,12 @@
         <w:rPr>
           <w:sz w:val="26"/>
           <w:szCs w:val="26"/>
-          <w:lang w:val="vi-VN"/>
-        </w:rPr>
-      </w:pPr>
-      <w:r>
-        <w:rPr>
-          <w:sz w:val="26"/>
-          <w:szCs w:val="26"/>
-          <w:lang w:val="vi-VN"/>
+        </w:rPr>
+      </w:pPr>
+      <w:r>
+        <w:rPr>
+          <w:sz w:val="26"/>
+          <w:szCs w:val="26"/>
         </w:rPr>
         <w:t>Các thành viên tham gia đề tài (không quá 05 sinh viên):</w:t>
       </w:r>
@@ -1684,6 +1516,7 @@
       </w:tblGrid>
       <w:tr>
         <w:trPr>
+          <w:cantSplit/>
           <w:trHeight w:val="695"/>
         </w:trPr>
         <w:tc>
@@ -1695,14 +1528,10 @@
             <w:pPr>
               <w:ind w:hanging="2"/>
               <w:jc w:val="center"/>
-              <w:rPr>
-                <w:lang w:val="vi-VN"/>
-              </w:rPr>
             </w:pPr>
             <w:r>
               <w:rPr>
                 <w:b/>
-                <w:lang w:val="vi-VN"/>
               </w:rPr>
               <w:t>TT</w:t>
             </w:r>
@@ -1717,14 +1546,10 @@
             <w:pPr>
               <w:ind w:hanging="2"/>
               <w:jc w:val="center"/>
-              <w:rPr>
-                <w:lang w:val="vi-VN"/>
-              </w:rPr>
             </w:pPr>
             <w:r>
               <w:rPr>
                 <w:b/>
-                <w:lang w:val="vi-VN"/>
               </w:rPr>
               <w:t>Họ và tên</w:t>
             </w:r>
@@ -1741,13 +1566,11 @@
               <w:jc w:val="center"/>
               <w:rPr>
                 <w:b/>
-                <w:lang w:val="vi-VN"/>
               </w:rPr>
             </w:pPr>
             <w:r>
               <w:rPr>
                 <w:b/>
-                <w:lang w:val="vi-VN"/>
               </w:rPr>
               <w:t>MSSV</w:t>
             </w:r>
@@ -1762,14 +1585,10 @@
             <w:pPr>
               <w:ind w:hanging="2"/>
               <w:jc w:val="center"/>
-              <w:rPr>
-                <w:lang w:val="vi-VN"/>
-              </w:rPr>
             </w:pPr>
             <w:r>
               <w:rPr>
                 <w:b/>
-                <w:lang w:val="vi-VN"/>
               </w:rPr>
               <w:t>Lớp</w:t>
             </w:r>
@@ -1784,14 +1603,10 @@
             <w:pPr>
               <w:ind w:hanging="2"/>
               <w:jc w:val="center"/>
-              <w:rPr>
-                <w:lang w:val="vi-VN"/>
-              </w:rPr>
             </w:pPr>
             <w:r>
               <w:rPr>
                 <w:b/>
-                <w:lang w:val="vi-VN"/>
               </w:rPr>
               <w:t>Ghi chú</w:t>
             </w:r>
@@ -1800,6 +1615,7 @@
       </w:tr>
       <w:tr>
         <w:trPr>
+          <w:cantSplit/>
           <w:trHeight w:val="695"/>
         </w:trPr>
         <w:tc>
@@ -1813,13 +1629,11 @@
               <w:jc w:val="center"/>
               <w:rPr>
                 <w:b/>
-                <w:lang w:val="vi-VN"/>
               </w:rPr>
             </w:pPr>
             <w:r>
               <w:rPr>
                 <w:b/>
-                <w:lang w:val="vi-VN"/>
               </w:rPr>
               <w:t>1</w:t>
             </w:r>
@@ -1838,13 +1652,9 @@
                 <w:color w:val="FF0000"/>
                 <w:sz w:val="26"/>
                 <w:szCs w:val="26"/>
-                <w:lang w:val="vi-VN"/>
               </w:rPr>
             </w:pPr>
             <w:r>
-              <w:rPr>
-                <w:lang w:val="vi-VN"/>
-              </w:rPr>
               <w:t>Nguyễn Bình Dương</w:t>
             </w:r>
           </w:p>
@@ -1862,7 +1672,6 @@
                 <w:color w:val="FF0000"/>
                 <w:sz w:val="26"/>
                 <w:szCs w:val="26"/>
-                <w:lang w:val="vi-VN"/>
               </w:rPr>
             </w:pPr>
             <w:r>
@@ -1870,7 +1679,6 @@
                 <w:color w:val="000000" w:themeColor="text1"/>
                 <w:sz w:val="26"/>
                 <w:szCs w:val="26"/>
-                <w:lang w:val="vi-VN"/>
               </w:rPr>
               <w:t>2424802010319</w:t>
             </w:r>
@@ -1887,13 +1695,9 @@
               <w:jc w:val="center"/>
               <w:rPr>
                 <w:bCs/>
-                <w:lang w:val="vi-VN"/>
               </w:rPr>
             </w:pPr>
             <w:r>
-              <w:rPr>
-                <w:lang w:val="vi-VN"/>
-              </w:rPr>
               <w:t>D24CNTT05</w:t>
             </w:r>
           </w:p>
@@ -1909,13 +1713,9 @@
               <w:jc w:val="center"/>
               <w:rPr>
                 <w:b/>
-                <w:lang w:val="vi-VN"/>
               </w:rPr>
             </w:pPr>
             <w:r>
-              <w:rPr>
-                <w:lang w:val="vi-VN"/>
-              </w:rPr>
               <w:t>Nhóm trưởng</w:t>
             </w:r>
           </w:p>
@@ -1923,6 +1723,7 @@
       </w:tr>
       <w:tr>
         <w:trPr>
+          <w:cantSplit/>
           <w:trHeight w:val="695"/>
         </w:trPr>
         <w:tc>
@@ -1936,13 +1737,11 @@
               <w:jc w:val="center"/>
               <w:rPr>
                 <w:b/>
-                <w:lang w:val="vi-VN"/>
               </w:rPr>
             </w:pPr>
             <w:r>
               <w:rPr>
                 <w:b/>
-                <w:lang w:val="vi-VN"/>
               </w:rPr>
               <w:t>2</w:t>
             </w:r>
@@ -1959,13 +1758,9 @@
               <w:jc w:val="center"/>
               <w:rPr>
                 <w:b/>
-                <w:lang w:val="vi-VN"/>
               </w:rPr>
             </w:pPr>
             <w:r>
-              <w:rPr>
-                <w:lang w:val="vi-VN"/>
-              </w:rPr>
               <w:t>Trần Hồng Thanh</w:t>
             </w:r>
           </w:p>
@@ -1981,7 +1776,6 @@
               <w:jc w:val="center"/>
               <w:rPr>
                 <w:b/>
-                <w:lang w:val="vi-VN"/>
               </w:rPr>
             </w:pPr>
             <w:r>
@@ -1989,7 +1783,6 @@
                 <w:color w:val="000000" w:themeColor="text1"/>
                 <w:sz w:val="26"/>
                 <w:szCs w:val="26"/>
-                <w:lang w:val="vi-VN"/>
               </w:rPr>
               <w:t>2424802010439</w:t>
             </w:r>
@@ -2006,13 +1799,9 @@
               <w:jc w:val="center"/>
               <w:rPr>
                 <w:b/>
-                <w:lang w:val="vi-VN"/>
               </w:rPr>
             </w:pPr>
             <w:r>
-              <w:rPr>
-                <w:lang w:val="vi-VN"/>
-              </w:rPr>
               <w:t>D24CNTT03</w:t>
             </w:r>
           </w:p>
@@ -2028,7 +1817,6 @@
               <w:jc w:val="center"/>
               <w:rPr>
                 <w:b/>
-                <w:lang w:val="vi-VN"/>
               </w:rPr>
             </w:pPr>
           </w:p>
@@ -2036,6 +1824,7 @@
       </w:tr>
       <w:tr>
         <w:trPr>
+          <w:cantSplit/>
           <w:trHeight w:val="695"/>
         </w:trPr>
         <w:tc>
@@ -2049,13 +1838,11 @@
               <w:jc w:val="center"/>
               <w:rPr>
                 <w:b/>
-                <w:lang w:val="vi-VN"/>
               </w:rPr>
             </w:pPr>
             <w:r>
               <w:rPr>
                 <w:b/>
-                <w:lang w:val="vi-VN"/>
               </w:rPr>
               <w:lastRenderedPageBreak/>
               <w:t>3</w:t>
@@ -2073,13 +1860,9 @@
               <w:jc w:val="center"/>
               <w:rPr>
                 <w:b/>
-                <w:lang w:val="vi-VN"/>
               </w:rPr>
             </w:pPr>
             <w:r>
-              <w:rPr>
-                <w:lang w:val="vi-VN"/>
-              </w:rPr>
               <w:t>Phạm Anh Tuấn</w:t>
             </w:r>
           </w:p>
@@ -2095,13 +1878,11 @@
               <w:jc w:val="center"/>
               <w:rPr>
                 <w:b/>
-                <w:lang w:val="vi-VN"/>
               </w:rPr>
             </w:pPr>
             <w:r>
               <w:rPr>
                 <w:bCs/>
-                <w:lang w:val="vi-VN"/>
               </w:rPr>
               <w:t>2324802010393</w:t>
             </w:r>
@@ -2118,13 +1899,9 @@
               <w:jc w:val="center"/>
               <w:rPr>
                 <w:b/>
-                <w:lang w:val="vi-VN"/>
               </w:rPr>
             </w:pPr>
             <w:r>
-              <w:rPr>
-                <w:lang w:val="vi-VN"/>
-              </w:rPr>
               <w:t>D23CNTT03</w:t>
             </w:r>
           </w:p>
@@ -2140,7 +1917,6 @@
               <w:jc w:val="center"/>
               <w:rPr>
                 <w:b/>
-                <w:lang w:val="vi-VN"/>
               </w:rPr>
             </w:pPr>
           </w:p>
@@ -2155,7 +1931,6 @@
         <w:rPr>
           <w:sz w:val="26"/>
           <w:szCs w:val="26"/>
-          <w:lang w:val="vi-VN"/>
         </w:rPr>
       </w:pPr>
     </w:p>
@@ -2167,14 +1942,12 @@
         <w:rPr>
           <w:sz w:val="26"/>
           <w:szCs w:val="26"/>
-          <w:lang w:val="vi-VN"/>
-        </w:rPr>
-      </w:pPr>
-      <w:r>
-        <w:rPr>
-          <w:sz w:val="26"/>
-          <w:szCs w:val="26"/>
-          <w:lang w:val="vi-VN"/>
+        </w:rPr>
+      </w:pPr>
+      <w:r>
+        <w:rPr>
+          <w:sz w:val="26"/>
+          <w:szCs w:val="26"/>
         </w:rPr>
         <w:t>Thông tin SV chịu trách nhiệm chính:</w:t>
       </w:r>
@@ -2186,14 +1959,12 @@
         <w:rPr>
           <w:sz w:val="26"/>
           <w:szCs w:val="26"/>
-          <w:lang w:val="vi-VN"/>
-        </w:rPr>
-      </w:pPr>
-      <w:r>
-        <w:rPr>
-          <w:sz w:val="26"/>
-          <w:szCs w:val="26"/>
-          <w:lang w:val="vi-VN"/>
+        </w:rPr>
+      </w:pPr>
+      <w:r>
+        <w:rPr>
+          <w:sz w:val="26"/>
+          <w:szCs w:val="26"/>
         </w:rPr>
         <w:t>Họ và t</w:t>
       </w:r>
@@ -2202,7 +1973,6 @@
           <w:color w:val="000000" w:themeColor="text1"/>
           <w:sz w:val="26"/>
           <w:szCs w:val="26"/>
-          <w:lang w:val="vi-VN"/>
         </w:rPr>
         <w:t>ên: Nguyễn Bình Dương</w:t>
       </w:r>
@@ -2214,14 +1984,12 @@
         <w:rPr>
           <w:sz w:val="26"/>
           <w:szCs w:val="26"/>
-          <w:lang w:val="vi-VN"/>
-        </w:rPr>
-      </w:pPr>
-      <w:r>
-        <w:rPr>
-          <w:sz w:val="26"/>
-          <w:szCs w:val="26"/>
-          <w:lang w:val="vi-VN"/>
+        </w:rPr>
+      </w:pPr>
+      <w:r>
+        <w:rPr>
+          <w:sz w:val="26"/>
+          <w:szCs w:val="26"/>
         </w:rPr>
         <w:t>SĐT:  0386543483</w:t>
       </w:r>
@@ -2234,7 +2002,6 @@
           <w:color w:val="000000" w:themeColor="text1"/>
           <w:sz w:val="26"/>
           <w:szCs w:val="26"/>
-          <w:lang w:val="vi-VN"/>
         </w:rPr>
       </w:pPr>
       <w:r>
@@ -2242,7 +2009,6 @@
           <w:color w:val="000000" w:themeColor="text1"/>
           <w:sz w:val="26"/>
           <w:szCs w:val="26"/>
-          <w:lang w:val="vi-VN"/>
         </w:rPr>
         <w:t>Email: 2424802010319@student.tdmu.edu.vn</w:t>
       </w:r>
@@ -2255,7 +2021,6 @@
         <w:rPr>
           <w:sz w:val="26"/>
           <w:szCs w:val="26"/>
-          <w:lang w:val="vi-VN"/>
         </w:rPr>
       </w:pPr>
     </w:p>
@@ -2267,470 +2032,8 @@
         <w:rPr>
           <w:sz w:val="26"/>
           <w:szCs w:val="26"/>
-          <w:lang w:val="vi-VN"/>
-        </w:rPr>
-      </w:pPr>
-    </w:p>
-    <w:p>
-      <w:pPr>
-        <w:pStyle w:val="oancuaDanhsach"/>
-        <w:numPr>
-          <w:ilvl w:val="0"/>
-          <w:numId w:val="1"/>
-        </w:numPr>
-        <w:shd w:val="clear" w:color="auto" w:fill="FFFFFF" w:themeFill="background1"/>
-        <w:spacing w:line="276" w:lineRule="auto"/>
-        <w:ind w:left="426" w:hanging="426"/>
-        <w:jc w:val="both"/>
-        <w:outlineLvl w:val="0"/>
-        <w:rPr>
-          <w:rFonts w:ascii="Times New Roman" w:hAnsi="Times New Roman"/>
-          <w:b/>
-          <w:bCs/>
-          <w:sz w:val="26"/>
-          <w:szCs w:val="26"/>
-          <w:lang w:val="vi-VN"/>
-        </w:rPr>
-      </w:pPr>
-      <w:r>
-        <w:rPr>
-          <w:rFonts w:ascii="Times New Roman" w:hAnsi="Times New Roman"/>
-          <w:b/>
-          <w:bCs/>
-          <w:sz w:val="26"/>
-          <w:szCs w:val="26"/>
-          <w:lang w:val="vi-VN"/>
-        </w:rPr>
-        <w:t>Tính cấp thiết của đề tài:</w:t>
-      </w:r>
-    </w:p>
-    <w:p>
-      <w:pPr>
-        <w:pStyle w:val="nd"/>
-      </w:pPr>
-      <w:r>
-        <w:t>Trong bối cảnh chuyển đổi số và sự phát triển mạnh mẽ của trí tuệ nhân tạo, việc ứng dụng công nghệ thông tin và AI vào công tác quản lý, vận hành và truyền thông tại các cơ sở giáo dục đại học ngày càng cần thiết. Tại Trường Đại học Thủ Dầu Một, công tác truyền thông Công đoàn đóng vai trò quan trọng trong việc cung cấp thông tin và kết nối giữa Công đoàn với cán bộ, giảng viên, nhân viên và người lao động.</w:t>
-      </w:r>
-    </w:p>
-    <w:p>
-      <w:pPr>
-        <w:pStyle w:val="nd"/>
-      </w:pPr>
-      <w:r>
-        <w:t>Qua khảo sát thực tế, nhóm nhận thấy công tác truyền thông Công đoàn vẫn còn một số hạn chế. Cán bộ Công đoàn thường phải kiêm nhiệm nhiều công việc nên thời gian dành cho việc xây dựng nội dung còn hạn chế. Việc lên ý tưởng, viết bài, chỉnh sửa nội dung và chuẩn bị hình ảnh cho các hoạt động mất nhiều thời gian, đồng thời chất lượng nội dung có thể chưa đồng đều.</w:t>
-      </w:r>
-    </w:p>
-    <w:p>
-      <w:pPr>
-        <w:pStyle w:val="nd"/>
-      </w:pPr>
-      <w:r>
-        <w:t>Bên cạnh đó, việc quản lý và đăng tải nội dung trên các kênh truyền thông còn mang tính thủ công, gây mất thời gian và khó quản lý tập trung. Việc theo dõi lượt xem, lượt tương tác và hiệu quả của từng bài viết cũng chưa được hỗ trợ đầy đủ, gây khó khăn trong việc đánh giá và điều chỉnh hoạt động truyền thông.</w:t>
-      </w:r>
-    </w:p>
-    <w:p>
-      <w:pPr>
-        <w:pStyle w:val="nd"/>
-      </w:pPr>
-      <w:r>
-        <w:t>Sự phát triển của các công nghệ AI tạo sinh mở ra khả năng hỗ trợ hiệu quả cho quá trình xây dựng nội dung. AI có thể hỗ trợ cán bộ Công đoàn tạo bài viết, gợi ý tiêu đề, tóm tắt nội dung và chỉnh sửa văn bản. Kết hợp với hệ thống quản lý nội dung tập trung, chức năng lập lịch đăng tải và thống kê, việc xây dựng website truyền thông Công đoàn TDMU tích hợp AI là cần thiết, có tính thực tiễn và khả năng ứng dụng cao.</w:t>
-      </w:r>
-    </w:p>
-    <w:p>
-      <w:pPr>
-        <w:shd w:val="clear" w:color="auto" w:fill="FFFFFF" w:themeFill="background1"/>
-        <w:spacing w:line="276" w:lineRule="auto"/>
-        <w:ind w:firstLine="567"/>
-        <w:jc w:val="both"/>
-        <w:rPr>
-          <w:color w:val="FF0000"/>
-          <w:sz w:val="26"/>
-          <w:szCs w:val="26"/>
-          <w:lang w:val="vi-VN"/>
-        </w:rPr>
-      </w:pPr>
-    </w:p>
-    <w:p>
-      <w:pPr>
-        <w:keepNext/>
-        <w:numPr>
-          <w:ilvl w:val="0"/>
-          <w:numId w:val="1"/>
-        </w:numPr>
-        <w:shd w:val="clear" w:color="auto" w:fill="FFFFFF" w:themeFill="background1"/>
-        <w:spacing w:line="276" w:lineRule="auto"/>
-        <w:ind w:left="426" w:hanging="426"/>
-        <w:jc w:val="both"/>
-        <w:outlineLvl w:val="0"/>
-        <w:rPr>
-          <w:b/>
-          <w:bCs/>
-          <w:sz w:val="26"/>
-          <w:szCs w:val="26"/>
-          <w:lang w:val="vi-VN"/>
-        </w:rPr>
-      </w:pPr>
-      <w:r>
-        <w:rPr>
-          <w:b/>
-          <w:bCs/>
-          <w:sz w:val="26"/>
-          <w:szCs w:val="26"/>
-          <w:lang w:val="vi-VN"/>
-        </w:rPr>
-        <w:t>Mục tiêu đề tài:</w:t>
-      </w:r>
-    </w:p>
-    <w:p>
-      <w:pPr>
-        <w:pStyle w:val="nd"/>
-      </w:pPr>
-      <w:r>
-        <w:t>Xây dựng website truyền thông Công đoàn TDMU tích hợp AI hỗ trợ tạo và đăng tải nội dung, nhằm xây dựng một hệ thống truyền thông tập trung, hiện đại và thuận tiện cho việc quản lý, biên tập, xuất bản và theo dõi hiệu quả nội dung truyền thông Công đoàn.</w:t>
-      </w:r>
-    </w:p>
-    <w:p>
-      <w:pPr>
-        <w:pStyle w:val="u4"/>
-        <w:keepNext w:val="0"/>
-        <w:numPr>
-          <w:ilvl w:val="1"/>
-          <w:numId w:val="1"/>
-        </w:numPr>
-        <w:shd w:val="clear" w:color="auto" w:fill="FFFFFF" w:themeFill="background1"/>
-        <w:rPr>
-          <w:rFonts w:ascii="Times New Roman" w:hAnsi="Times New Roman"/>
-          <w:sz w:val="26"/>
-          <w:szCs w:val="26"/>
-          <w:lang w:val="vi-VN"/>
-        </w:rPr>
-      </w:pPr>
-      <w:r>
-        <w:rPr>
-          <w:rFonts w:ascii="Times New Roman" w:hAnsi="Times New Roman"/>
-          <w:sz w:val="26"/>
-          <w:szCs w:val="26"/>
-          <w:lang w:val="vi-VN"/>
-        </w:rPr>
-        <w:t>Về chức năng:</w:t>
-      </w:r>
-    </w:p>
-    <w:p>
-      <w:pPr>
-        <w:pStyle w:val="nd"/>
-      </w:pPr>
-      <w:r>
-        <w:rPr>
-          <w:rStyle w:val="Manh"/>
-        </w:rPr>
-        <w:lastRenderedPageBreak/>
-        <w:t>Quản trị nội dung &amp; Quy trình xuất bản:</w:t>
-      </w:r>
-      <w:r>
-        <w:t xml:space="preserve"> Quản lý bài viết, tin tức, thông báo và sự kiện theo chuyên mục; hỗ trợ quy trình biên tập khép kín (soạn bản nháp → gửi duyệt → phê duyệt → xuất bản/hẹn giờ → ẩn → lưu lịch sử chỉnh sửa).</w:t>
-      </w:r>
-    </w:p>
-    <w:p>
-      <w:pPr>
-        <w:pStyle w:val="nd"/>
-      </w:pPr>
-      <w:r>
-        <w:t>Quản lý người dùng &amp; Phân quyền RBAC: Quản lý tài khoản, phân quyền chặt chẽ theo 4 vai trò rõ rệt: Quản trị viên (Admin), Biên tập viên (Editor), Cộng tác viên (Contributor - đại diện 16 Tổ công đoàn trực thuộc) và Đoàn viên/Độc giả (User); gán và quản lý thành viên thuộc 16 Tổ công đoàn trực thuộc.</w:t>
-      </w:r>
-    </w:p>
-    <w:p>
-      <w:pPr>
-        <w:pStyle w:val="nd"/>
-      </w:pPr>
-      <w:r>
-        <w:t>Trợ lý AI Copilot CMS hỗ trợ sáng tạo nội dung: Tích hợp Google Gemini AI và mô hình tạo sinh hình ảnh hỗ trợ sinh dàn ý tự động theo chủ đề, viết bài hoàn chỉnh theo từ khóa, gợi ý tiêu đề thu hút, tạo tóm tắt tin tức, trích xuất từ khóa SEO, tạo ảnh thumbnail banner minh họa và kiểm tra lỗi chính tả, chuẩn hóa văn phong báo chí công đoàn.</w:t>
-      </w:r>
-    </w:p>
-    <w:p>
-      <w:pPr>
-        <w:pStyle w:val="nd"/>
-      </w:pPr>
-      <w:r>
-        <w:t>Quản lý Media, Sự kiện &amp; Thi đua 16 Tổ Công đoàn: Quản lý tải lên, lưu trữ và hiển thị hình ảnh/video; quản lý thông tin sự kiện phong trào; đặc biệt số hóa toàn diện quy trình Thi đua 16 Tổ Công đoàn trực thuộc (nộp báo cáo hoạt động tháng online, đính kèm tệp minh chứng, Ban Thi đua thẩm định chấm điểm theo bộ tiêu chí, hệ thống tự động xếp hạng và công bố bảng xếp hạng thi đua 16 Tổ trực quan).</w:t>
-      </w:r>
-    </w:p>
-    <w:p>
-      <w:pPr>
-        <w:pStyle w:val="nd"/>
-      </w:pPr>
-      <w:r>
-        <w:t>Lập lịch xuất bản &amp; Đồng bộ đa kênh Facebook: Thiết lập lịch hẹn giờ xuất bản tự động (Scheduler); tích hợp Meta Facebook Graph API tự động đồng bộ đăng bài viết và hình ảnh lên Fanpage Facebook Công đoàn TDMU ngay khi bài viết được phê duyệt xuất bản.</w:t>
-      </w:r>
-    </w:p>
-    <w:p>
-      <w:pPr>
-        <w:pStyle w:val="nd"/>
-      </w:pPr>
-      <w:r>
-        <w:t>Tìm kiếm, Tiện ích đoàn viên &amp; Thống kê: Tìm kiếm bài viết nâng cao đa tiêu chí; tích hợp tiện ích thăm dò ý kiến (Polls), khảo sát trực tuyến, gửi ý kiến phản ánh tâm tư nguyện vọng; tương tác Like, bình luận đã kiểm duyệt; cung cấp Dashboard thống kê trực quan lượt xem, tương tác đa kênh và giám sát định mức tiêu thụ Token AI.</w:t>
-      </w:r>
-    </w:p>
-    <w:p>
-      <w:pPr>
-        <w:pStyle w:val="u4"/>
-        <w:keepNext w:val="0"/>
-        <w:numPr>
-          <w:ilvl w:val="1"/>
-          <w:numId w:val="1"/>
-        </w:numPr>
-        <w:shd w:val="clear" w:color="auto" w:fill="FFFFFF" w:themeFill="background1"/>
-        <w:rPr>
-          <w:rFonts w:ascii="Times New Roman" w:hAnsi="Times New Roman"/>
-          <w:sz w:val="26"/>
-          <w:szCs w:val="26"/>
-          <w:lang w:val="vi-VN"/>
-        </w:rPr>
-      </w:pPr>
-      <w:r>
-        <w:rPr>
-          <w:rFonts w:ascii="Times New Roman" w:hAnsi="Times New Roman"/>
-          <w:sz w:val="26"/>
-          <w:szCs w:val="26"/>
-          <w:lang w:val="vi-VN"/>
-        </w:rPr>
-        <w:t>Về thiết kế:</w:t>
-      </w:r>
-    </w:p>
-    <w:p>
-      <w:pPr>
-        <w:pStyle w:val="nd"/>
-      </w:pPr>
-      <w:r>
-        <w:rPr>
-          <w:rStyle w:val="Manh"/>
-        </w:rPr>
-        <w:t>Thiết kế trên Figma:</w:t>
-      </w:r>
-      <w:r>
-        <w:t xml:space="preserve"> Xây dựng Wireframe, UI Design và Prototype mô phỏng các giao diện và luồng tương tác chính của hệ thống trước khi lập trình.</w:t>
-      </w:r>
-    </w:p>
-    <w:p>
-      <w:pPr>
-        <w:pStyle w:val="nd"/>
-      </w:pPr>
-      <w:r>
-        <w:rPr>
-          <w:rStyle w:val="Manh"/>
-        </w:rPr>
-        <w:t>Xây dựng Design System:</w:t>
-      </w:r>
-      <w:r>
-        <w:t xml:space="preserve"> Đồng bộ màu sắc theo nhận diện TDMU, typography, biểu mẫu, nút bấm, modal, card và các thành phần giao diện.</w:t>
-      </w:r>
-    </w:p>
-    <w:p>
-      <w:pPr>
-        <w:pStyle w:val="nd"/>
-      </w:pPr>
-      <w:r>
-        <w:rPr>
-          <w:rStyle w:val="Manh"/>
-        </w:rPr>
-        <w:t>Thiết kế giao diện Portal:</w:t>
-      </w:r>
-      <w:r>
-        <w:t xml:space="preserve"> Xây dựng trang chủ tin tức, chuyên mục, trang sự kiện, trang chi tiết bài viết và khu vực tương tác với bố cục trực quan, dễ sử dụng.</w:t>
-      </w:r>
-    </w:p>
-    <w:p>
-      <w:pPr>
-        <w:pStyle w:val="nd"/>
-      </w:pPr>
-      <w:r>
-        <w:rPr>
-          <w:rStyle w:val="Manh"/>
-        </w:rPr>
-        <w:t>Thiết kế giao diện Quản trị:</w:t>
-      </w:r>
-      <w:r>
-        <w:t xml:space="preserve"> Xây dựng Dashboard, giao diện quản lý và duyệt bài, quản lý người dùng, media, sự kiện, lịch xuất bản và khu vực tương tác với AI.</w:t>
-      </w:r>
-    </w:p>
-    <w:p>
-      <w:pPr>
-        <w:pStyle w:val="nd"/>
-      </w:pPr>
-      <w:r>
-        <w:rPr>
-          <w:rStyle w:val="Manh"/>
-        </w:rPr>
-        <w:t>Thiết kế Responsive:</w:t>
-      </w:r>
-      <w:r>
-        <w:t xml:space="preserve"> Tối ưu giao diện trên Desktop, Tablet và Mobile, đảm bảo khả năng sử dụng và hiển thị thống nhất trên nhiều kích thước màn hình.</w:t>
-      </w:r>
-    </w:p>
-    <w:p>
-      <w:pPr>
-        <w:pStyle w:val="u4"/>
-        <w:keepNext w:val="0"/>
-        <w:numPr>
-          <w:ilvl w:val="1"/>
-          <w:numId w:val="1"/>
-        </w:numPr>
-        <w:shd w:val="clear" w:color="auto" w:fill="FFFFFF" w:themeFill="background1"/>
-        <w:rPr>
-          <w:rFonts w:ascii="Times New Roman" w:hAnsi="Times New Roman"/>
-          <w:sz w:val="26"/>
-          <w:szCs w:val="26"/>
-          <w:lang w:val="vi-VN"/>
-        </w:rPr>
-      </w:pPr>
-      <w:r>
-        <w:rPr>
-          <w:rFonts w:ascii="Times New Roman" w:hAnsi="Times New Roman"/>
-          <w:sz w:val="26"/>
-          <w:szCs w:val="26"/>
-          <w:lang w:val="vi-VN"/>
-        </w:rPr>
-        <w:lastRenderedPageBreak/>
-        <w:t>Về kỹ thuật:</w:t>
-      </w:r>
-    </w:p>
-    <w:p>
-      <w:pPr>
-        <w:pStyle w:val="nd"/>
-      </w:pPr>
-      <w:r>
-        <w:t>Kiến trúc hệ thống: Áp dụng kiến trúc 3 tầng phân tán hiện đại (3-Tier Distributed Architecture): Frontend Single Page Application (SPA) tách rời độc lập với Backend RESTful API, giao tiếp qua giao thức chuẩn JSON/HTTPS, giúp tối ưu hiệu năng tải trang, tăng tính bảo mật và thuận tiện mở rộng các module nghiệp vụ.</w:t>
-      </w:r>
-    </w:p>
-    <w:p>
-      <w:pPr>
-        <w:pStyle w:val="nd"/>
-      </w:pPr>
-      <w:r>
-        <w:t>Cơ sở dữ liệu: Sử dụng hệ quản trị CSDL quan hệ Microsoft SQL Server 2022 (MSSQL) với mô hình chuẩn hóa 15 bảng nghiệp vụ hoàn chỉnh (users, roles, categories, articles, article_history, media_assets, comments, reactions, facebook_sync_logs, ai_generation_logs, union_branches, monthly_reports, criteria_scores, feedback_opinions, system_settings), đảm bảo toàn vẹn dữ liệu và tối ưu hóa hiệu năng truy vấn.</w:t>
-      </w:r>
-    </w:p>
-    <w:p>
-      <w:pPr>
-        <w:pStyle w:val="nd"/>
-      </w:pPr>
-      <w:r>
-        <w:t>Giao diện &amp; Tương tác: Phát triển Frontend bằng React 18, Vite, Tailwind CSS, Lucide React Icons và trình soạn thảo Rich-Text / Markdown chuyên nghiệp; thiết kế giao diện theo phong cách Tạp chí điện tử hiện đại, tương thích tối ưu (Responsive) trên máy tính để bàn, máy tính bảng và điện thoại di động.</w:t>
-      </w:r>
-    </w:p>
-    <w:p>
-      <w:pPr>
-        <w:pStyle w:val="nd"/>
-      </w:pPr>
-      <w:r>
-        <w:t>Tích hợp AI: Kết nối chính thức Google Generative AI (Gemini Pro / Flash API) kết hợp mô hình AI tạo sinh ảnh (DALL-E / Imagen) để hỗ trợ sinh dàn ý, viết bài, gợi ý tiêu đề, tóm tắt, tối ưu SEO, tạo ảnh thumbnail banner và kiểm tra lỗi chính tả tiếng Việt.</w:t>
-      </w:r>
-    </w:p>
-    <w:p>
-      <w:pPr>
-        <w:pStyle w:val="nd"/>
-      </w:pPr>
-      <w:r>
-        <w:t>Tự động hóa &amp; Tác vụ ngầm: Sử dụng Background Scheduler Service (Node-cron / Worker Queue) để tự động kiểm tra và kích hoạt xuất bản bài viết theo lịch hẹn giờ, tự động sao lưu CSDL định kỳ và thực hiện tổng hợp điểm thi đua hàng tháng.</w:t>
-      </w:r>
-    </w:p>
-    <w:p>
-      <w:pPr>
-        <w:pStyle w:val="nd"/>
-      </w:pPr>
-      <w:r>
-        <w:t>Tích hợp dịch vụ ngoài: Tích hợp chính thức Meta Facebook Graph API v19.0 để hỗ trợ đăng tải tự động nội dung và hình ảnh bài viết lên Fanpage Công đoàn TDMU khi bài viết được duyệt xuất bản, lưu trữ Facebook Post ID để theo dõi tương tác chéo.</w:t>
-      </w:r>
-    </w:p>
-    <w:p>
-      <w:pPr>
-        <w:pStyle w:val="nd"/>
-      </w:pPr>
-      <w:r>
-        <w:t>Bảo mật &amp; Phân quyền: Triển khai cơ chế xác thực JSON Web Token (JWT), mã hóa mật khẩu một chiều Bcrypt, kiểm soát truy cập phân quyền vai trò (RBAC) chặt chẽ tại cả tầng Frontend (Route Guards) và Backend (Middleware); bảo vệ hệ thống trước các lỗ hổng phổ biến như SQL Injection, XSS, CSRF.</w:t>
-      </w:r>
-    </w:p>
-    <w:p>
-      <w:pPr>
-        <w:pStyle w:val="u4"/>
-        <w:keepNext w:val="0"/>
-        <w:numPr>
-          <w:ilvl w:val="1"/>
-          <w:numId w:val="1"/>
-        </w:numPr>
-        <w:shd w:val="clear" w:color="auto" w:fill="FFFFFF" w:themeFill="background1"/>
-        <w:rPr>
-          <w:rFonts w:ascii="Times New Roman" w:hAnsi="Times New Roman"/>
-          <w:sz w:val="26"/>
-          <w:szCs w:val="26"/>
-          <w:lang w:val="vi-VN"/>
-        </w:rPr>
-      </w:pPr>
-      <w:r>
-        <w:rPr>
-          <w:rFonts w:ascii="Times New Roman" w:hAnsi="Times New Roman"/>
-          <w:sz w:val="26"/>
-          <w:szCs w:val="26"/>
-          <w:lang w:val="vi-VN"/>
-        </w:rPr>
-        <w:t>Về tính ứng dụng:</w:t>
-      </w:r>
-    </w:p>
-    <w:p>
-      <w:pPr>
-        <w:pStyle w:val="nd"/>
-      </w:pPr>
-      <w:r>
-        <w:rPr>
-          <w:rStyle w:val="Manh"/>
-        </w:rPr>
-        <w:t>Số hóa truyền thông Công đoàn:</w:t>
-      </w:r>
-      <w:r>
-        <w:t xml:space="preserve"> Xây dựng hệ thống truyền thông tập trung, chuyên biệt, góp phần hiện đại hóa hoạt động quản lý và cung cấp thông tin của Công đoàn Trường Đại học Thủ Dầu Một.</w:t>
-      </w:r>
-    </w:p>
-    <w:p>
-      <w:pPr>
-        <w:pStyle w:val="nd"/>
-      </w:pPr>
-      <w:r>
-        <w:rPr>
-          <w:rStyle w:val="Manh"/>
-        </w:rPr>
-        <w:t>Tiết kiệm thời gian &amp; nguồn lực:</w:t>
-      </w:r>
-      <w:r>
-        <w:t xml:space="preserve"> Ứng dụng AI hỗ trợ cán bộ Công đoàn trong việc lên ý tưởng, soạn thảo, tóm tắt và biên tập nội dung, từ đó giảm thời gian thực hiện công việc.</w:t>
-      </w:r>
-    </w:p>
-    <w:p>
-      <w:pPr>
-        <w:pStyle w:val="nd"/>
-      </w:pPr>
-      <w:r>
-        <w:rPr>
-          <w:rStyle w:val="Manh"/>
-        </w:rPr>
-        <w:lastRenderedPageBreak/>
-        <w:t>Quy trình khép kín &amp; kiểm soát nội dung:</w:t>
-      </w:r>
-      <w:r>
-        <w:t xml:space="preserve"> Hỗ trợ xuyên suốt từ khâu tạo nội dung, biên tập, kiểm duyệt đến xuất bản; đảm bảo nội dung do AI hỗ trợ tạo ra vẫn được con người kiểm tra trước khi công khai.</w:t>
-      </w:r>
-    </w:p>
-    <w:p>
-      <w:pPr>
-        <w:pStyle w:val="nd"/>
-      </w:pPr>
-      <w:r>
-        <w:rPr>
-          <w:rStyle w:val="Manh"/>
-        </w:rPr>
-        <w:t>Theo dõi &amp; mở rộng:</w:t>
-      </w:r>
-      <w:r>
-        <w:t xml:space="preserve"> Cung cấp số liệu thống kê để đánh giá hiệu quả truyền thông, đồng thời tạo nền tảng có khả năng mở rộng thêm các chức năng và kênh phân phối trong tương lai.</w:t>
-      </w:r>
+        </w:rPr>
+      </w:pPr>
     </w:p>
     <w:p>
       <w:pPr>
@@ -2741,7 +2044,7 @@
           <w:numId w:val="1"/>
         </w:numPr>
         <w:shd w:val="clear" w:color="auto" w:fill="FFFFFF" w:themeFill="background1"/>
-        <w:spacing w:line="276" w:lineRule="auto"/>
+        <w:spacing w:line="269" w:lineRule="auto"/>
         <w:ind w:left="426" w:hanging="426"/>
         <w:jc w:val="both"/>
         <w:outlineLvl w:val="0"/>
@@ -2751,7 +2054,6 @@
           <w:bCs/>
           <w:sz w:val="26"/>
           <w:szCs w:val="26"/>
-          <w:lang w:val="vi-VN"/>
         </w:rPr>
       </w:pPr>
       <w:r>
@@ -2761,206 +2063,466 @@
           <w:bCs/>
           <w:sz w:val="26"/>
           <w:szCs w:val="26"/>
-          <w:lang w:val="vi-VN"/>
-        </w:rPr>
-        <w:t>Tổng quan tình hình nghiên cứu liên quan đến đề tài:</w:t>
-      </w:r>
-    </w:p>
-    <w:p>
-      <w:pPr>
-        <w:pStyle w:val="nd"/>
-      </w:pPr>
-      <w:r>
-        <w:t>Hiện nay, các giải pháp liên quan đến quản lý nội dung, truyền thông mạng xã hội và ứng dụng AI đã được triển khai khá phổ biến. Qua khảo sát, có thể chia thành hai nhóm chính:</w:t>
-      </w:r>
-    </w:p>
-    <w:p>
-      <w:pPr>
-        <w:pStyle w:val="nd"/>
-      </w:pPr>
-      <w:r>
-        <w:rPr>
-          <w:rStyle w:val="Manh"/>
-        </w:rPr>
-        <w:t>1</w:t>
-      </w:r>
-      <w:r>
-        <w:rPr>
-          <w:rStyle w:val="Manh"/>
-        </w:rPr>
-        <w:t>0.1.</w:t>
-      </w:r>
-      <w:r>
-        <w:rPr>
-          <w:rStyle w:val="Manh"/>
-        </w:rPr>
-        <w:t xml:space="preserve"> Các nền tảng quản lý truyền thông tích hợp AI:</w:t>
-      </w:r>
-      <w:r>
-        <w:br/>
-      </w:r>
-      <w:r>
-        <w:tab/>
-        <w:t>Một số nền tảng quốc tế như Buffer, Hootsuite, StoryChief, Ocoya hỗ trợ quản lý nhiều kênh mạng xã hội, tạo nội dung bằng AI, lập lịch và tự động đăng bài, đồng thời cung cấp thống kê hiệu quả truyền thông. Tuy nhiên, các hệ thống này chủ yếu phục vụ doanh nghiệp và marketing, là nền tảng thương mại, khó tùy chỉnh theo cơ cấu Công đoàn trường đại học, quy trình phân quyền và kiểm duyệt nội dung đặc thù.</w:t>
-      </w:r>
-    </w:p>
-    <w:p>
-      <w:pPr>
-        <w:pStyle w:val="ThngthngWeb"/>
-        <w:shd w:val="clear" w:color="auto" w:fill="FFFFFF" w:themeFill="background1"/>
-        <w:spacing w:before="0" w:after="0"/>
-        <w:ind w:left="426"/>
-        <w:rPr>
-          <w:rStyle w:val="Manh"/>
-          <w:sz w:val="26"/>
-          <w:szCs w:val="26"/>
-          <w:lang w:val="vi-VN"/>
-        </w:rPr>
-      </w:pPr>
-      <w:r>
-        <w:rPr>
-          <w:rStyle w:val="Manh"/>
-          <w:sz w:val="26"/>
-          <w:szCs w:val="26"/>
-          <w:lang w:val="vi-VN"/>
-        </w:rPr>
-        <w:t>10.2.</w:t>
-      </w:r>
-      <w:r>
-        <w:rPr>
-          <w:rStyle w:val="Manh"/>
-          <w:sz w:val="26"/>
-          <w:szCs w:val="26"/>
-          <w:lang w:val="vi-VN"/>
-        </w:rPr>
-        <w:t xml:space="preserve"> Website/Cổng thông tin Công đoàn tại các trường đại học Việt Nam:</w:t>
-      </w:r>
-    </w:p>
-    <w:p>
-      <w:pPr>
-        <w:pStyle w:val="nd"/>
-      </w:pPr>
-      <w:r>
-        <w:tab/>
-        <w:t xml:space="preserve">Có thể tham khảo các </w:t>
-      </w:r>
-      <w:r>
-        <w:rPr>
-          <w:rStyle w:val="Manh"/>
-          <w:b w:val="0"/>
-          <w:bCs w:val="0"/>
-        </w:rPr>
-        <w:t>Website Công đoàn Trường Đại học Công nghiệp TP.HCM (IUH), Công đoàn Trường Đại học Nha Trang (NTU) và Công đoàn Trường Đại học Lâm nghiệp</w:t>
-      </w:r>
-      <w:r>
-        <w:t xml:space="preserve">. Các hệ thống đã đáp ứng việc đăng tải tin tức, thông báo, văn bản, sự kiện và thông tin hoạt động Công đoàn. Tuy nhiên, các hệ thống chủ yếu tập trung vào cung cấp thông tin, chưa tích hợp sâu </w:t>
-      </w:r>
-      <w:r>
-        <w:rPr>
-          <w:rStyle w:val="Manh"/>
-          <w:b w:val="0"/>
-          <w:bCs w:val="0"/>
-        </w:rPr>
-        <w:t>AI hỗ trợ tạo nội dung, quy trình kiểm duyệt tự động, đăng tải đa kênh và thống kê hiệu quả truyền thông tập trung</w:t>
-      </w:r>
-      <w:r>
-        <w:t>.</w:t>
-      </w:r>
-    </w:p>
-    <w:p>
-      <w:pPr>
-        <w:pStyle w:val="nd"/>
-      </w:pPr>
-      <w:r>
-        <w:rPr>
-          <w:rStyle w:val="Manh"/>
-        </w:rPr>
-        <w:t>10.3. Hướng giải quyết và điểm mới của đề tài:</w:t>
-      </w:r>
-      <w:r>
-        <w:br/>
-      </w:r>
-      <w:r>
-        <w:tab/>
-        <w:t xml:space="preserve">Đề tài </w:t>
-      </w:r>
-      <w:r>
-        <w:rPr>
-          <w:rStyle w:val="Manh"/>
-        </w:rPr>
-        <w:t>“Xây dựng Website truyền thông Công đoàn TDMU tích hợp AI hỗ trợ tạo và đăng tải nội dung”</w:t>
-      </w:r>
-      <w:r>
-        <w:t xml:space="preserve"> kế thừa ưu điểm của các hệ thống trên và tập trung giải quyết các hạn chế bằng cách xây dựng một nền tảng thống nhất gồm:</w:t>
-      </w:r>
-    </w:p>
-    <w:p>
-      <w:pPr>
-        <w:pStyle w:val="nd"/>
+        </w:rPr>
+        <w:t>Tính cấp thiết của đề tài:</w:t>
+      </w:r>
+    </w:p>
+    <w:p>
+      <w:pPr>
+        <w:spacing w:after="40" w:line="269" w:lineRule="auto"/>
+        <w:ind w:firstLine="360"/>
+        <w:jc w:val="both"/>
+      </w:pPr>
+      <w:r>
+        <w:rPr>
+          <w:sz w:val="26"/>
+        </w:rPr>
+        <w:t>Công đoàn Trường Đại học Thủ Dầu Một hiện có hơn 800 đoàn viên sinh hoạt tại 16 Tổ công đoàn trực thuộc. Hoạt động truyền thông của Công đoàn đảm nhận nhiệm vụ phổ biến chủ trương, chế độ chính sách và các phong trào đến cán bộ, giảng viên và người lao động toàn trường. Hiện nay, công tác truyền thông chủ yếu thực hiện qua chuyên mục trên website trường, Fanpage Facebook và các nhóm Zalo, bộc lộ một số khó khăn cụ thể:</w:t>
+      </w:r>
+    </w:p>
+    <w:p>
+      <w:pPr>
+        <w:spacing w:after="40" w:line="269" w:lineRule="auto"/>
+        <w:ind w:left="280" w:hanging="280"/>
+        <w:jc w:val="both"/>
+      </w:pPr>
+      <w:r>
+        <w:rPr>
+          <w:sz w:val="26"/>
+        </w:rPr>
+        <w:t>- Cán bộ phụ trách truyền thông đều là giảng viên hoặc chuyên viên kiêm nhiệm, không có chuyên môn về viết báo hay thiết kế. Do áp lực công việc chuyên môn lớn, việc viết bài và đưa tin phong trào thường bị chậm so với thực tế diễn ra.</w:t>
+      </w:r>
+    </w:p>
+    <w:p>
+      <w:pPr>
+        <w:spacing w:after="40" w:line="269" w:lineRule="auto"/>
+        <w:ind w:left="280" w:hanging="280"/>
+        <w:jc w:val="both"/>
+      </w:pPr>
+      <w:r>
+        <w:rPr>
+          <w:sz w:val="26"/>
+        </w:rPr>
+        <w:t>- Việc đăng tải tin tức hoàn toàn thủ công. Mỗi khi có sự kiện, cán bộ phải biên soạn rồi sao chép, tải ảnh lặp lại lên từng kênh riêng lẻ (website trường, Fanpage Facebook, các nhóm Zalo), tốn nhiều thời gian và dễ xảy ra sai sót.</w:t>
+      </w:r>
+    </w:p>
+    <w:p>
+      <w:pPr>
+        <w:spacing w:after="40" w:line="269" w:lineRule="auto"/>
+        <w:ind w:left="280" w:hanging="280"/>
+        <w:jc w:val="both"/>
+      </w:pPr>
+      <w:r>
+        <w:rPr>
+          <w:sz w:val="26"/>
+        </w:rPr>
+        <w:t>- Tin bài chưa được lưu trữ tập trung, khiến đoàn viên khó tìm lại các văn bản, thông báo khi cần; Ban Chấp hành cũng chưa có công cụ thống kê số liệu để nắm được mức độ tiếp cận thông tin của đoàn viên.</w:t>
+      </w:r>
+    </w:p>
+    <w:p>
+      <w:pPr>
+        <w:spacing w:after="40" w:line="269" w:lineRule="auto"/>
+        <w:ind w:firstLine="360"/>
+        <w:jc w:val="both"/>
+      </w:pPr>
+      <w:r>
+        <w:rPr>
+          <w:sz w:val="26"/>
+        </w:rPr>
+        <w:t>Để giải quyết các khó khăn trên, việc xây dựng một website riêng cho Công đoàn kết hợp công cụ AI hỗ trợ viết bài nhanh từ tài liệu, gợi ý hình ảnh và tự động chia sẻ lên Facebook, Zalo là rất cần thiết, giúp tiết kiệm thời gian cho cán bộ và nâng cao hiệu quả thông tin. Do đó, nhóm sinh viên lựa chọn thực hiện đề tài: “Xây dựng website truyền thông Công đoàn TDMU tích hợp AI hỗ trợ tạo và đăng tải nội dung”.</w:t>
+      </w:r>
+    </w:p>
+    <w:p>
+      <w:pPr>
+        <w:keepNext/>
         <w:numPr>
           <w:ilvl w:val="0"/>
-          <w:numId w:val="21"/>
+          <w:numId w:val="1"/>
         </w:numPr>
-      </w:pPr>
-      <w:r>
-        <w:t>CMS quản lý tin tức, bài viết, chuyên mục, sự kiện và thư viện media chuyên biệt cho Công đoàn TDMU theo quy trình biên tập và kiểm duyệt 4 bước nghiêm ngặt: Nháp → Chờ duyệt → Đã duyệt → Xuất bản/Hẹn giờ.</w:t>
-      </w:r>
-    </w:p>
-    <w:p>
-      <w:pPr>
-        <w:pStyle w:val="nd"/>
-        <w:numPr>
-          <w:ilvl w:val="0"/>
-          <w:numId w:val="21"/>
-        </w:numPr>
-      </w:pPr>
-      <w:r>
-        <w:t>Trợ lý AI Copilot CMS tích hợp Google Gemini AI hỗ trợ viết bài, sáng tạo nội dung chuẩn phong cách báo chí công đoàn, gợi ý tiêu đề, tóm tắt, trích xuất SEO, kiểm tra lỗi chính tả và tạo ảnh banner minh họa.</w:t>
-      </w:r>
-    </w:p>
-    <w:p>
-      <w:pPr>
-        <w:pStyle w:val="nd"/>
-        <w:numPr>
-          <w:ilvl w:val="0"/>
-          <w:numId w:val="21"/>
-        </w:numPr>
-      </w:pPr>
-      <w:r>
+        <w:shd w:val="clear" w:color="auto" w:fill="FFFFFF" w:themeFill="background1"/>
+        <w:spacing w:line="269" w:lineRule="auto"/>
+        <w:ind w:left="426" w:hanging="426"/>
+        <w:jc w:val="both"/>
+        <w:outlineLvl w:val="0"/>
+        <w:rPr>
+          <w:b/>
+          <w:bCs/>
+          <w:sz w:val="26"/>
+          <w:szCs w:val="26"/>
+        </w:rPr>
+      </w:pPr>
+      <w:r>
+        <w:rPr>
+          <w:b/>
+          <w:bCs/>
+          <w:sz w:val="26"/>
+          <w:szCs w:val="26"/>
+        </w:rPr>
+        <w:t>Mục tiêu đề tài:</w:t>
+      </w:r>
+    </w:p>
+    <w:p>
+      <w:pPr>
+        <w:spacing w:after="40" w:line="269" w:lineRule="auto"/>
+        <w:ind w:firstLine="360"/>
+        <w:jc w:val="both"/>
+      </w:pPr>
+      <w:r>
+        <w:rPr>
+          <w:sz w:val="26"/>
+        </w:rPr>
+        <w:t>Mục tiêu của đề tài là xây dựng website truyền thông cho Công đoàn Trường Đại học Thủ Dầu Một, tích hợp trợ lý AI hỗ trợ cán bộ soạn thảo bài viết từ tài liệu có sẵn, tự động đăng tải lên mạng xã hội (Facebook, Zalo) và cung cấp nơi tra cứu tin tức, văn bản thuận tiện cho đoàn viên.</w:t>
+      </w:r>
+    </w:p>
+    <w:p>
+      <w:pPr>
+        <w:keepNext/>
+        <w:spacing w:after="40" w:line="269" w:lineRule="auto"/>
+        <w:jc w:val="both"/>
+      </w:pPr>
+      <w:r>
+        <w:rPr>
+          <w:b/>
+          <w:color w:val="000000"/>
+          <w:sz w:val="26"/>
+        </w:rPr>
+        <w:t>9.1. Về chức năng:</w:t>
+      </w:r>
+    </w:p>
+    <w:p>
+      <w:pPr>
+        <w:spacing w:after="40" w:line="269" w:lineRule="auto"/>
+        <w:ind w:left="280" w:hanging="280"/>
+        <w:jc w:val="both"/>
+      </w:pPr>
+      <w:r>
+        <w:rPr>
+          <w:b/>
+          <w:sz w:val="26"/>
+        </w:rPr>
+        <w:t xml:space="preserve">- Cổng thông tin cho đoàn viên: </w:t>
+      </w:r>
+      <w:r>
+        <w:rPr>
+          <w:sz w:val="26"/>
+        </w:rPr>
+        <w:t>Cung cấp giao diện xem tin tức, thông báo, sự kiện, hình ảnh hoạt động của Công đoàn; tích hợp công cụ tìm kiếm và tiếp nhận ý kiến đóng góp của đoàn viên.</w:t>
+      </w:r>
+    </w:p>
+    <w:p>
+      <w:pPr>
+        <w:spacing w:after="40" w:line="269" w:lineRule="auto"/>
+        <w:ind w:left="280" w:hanging="280"/>
+        <w:jc w:val="both"/>
+      </w:pPr>
+      <w:r>
+        <w:rPr>
+          <w:b/>
+          <w:sz w:val="26"/>
+        </w:rPr>
         <w:lastRenderedPageBreak/>
-        <w:t>Phân quyền RBAC 4 vai trò rõ rệt kết hợp phân hệ số hóa Quản lý Phong trào &amp; Thi đua 16 Tổ Công đoàn trực thuộc (nộp báo cáo tháng online, đính kèm minh chứng, chấm điểm theo tiêu chí và công bố bảng xếp hạng trực quan).</w:t>
-      </w:r>
-    </w:p>
-    <w:p>
-      <w:pPr>
-        <w:pStyle w:val="nd"/>
-        <w:numPr>
-          <w:ilvl w:val="0"/>
-          <w:numId w:val="21"/>
-        </w:numPr>
-      </w:pPr>
-      <w:r>
-        <w:t>Lập lịch xuất bản tự động (Scheduler) và tích hợp Meta Facebook Graph API tự động đồng bộ đăng bài viết kèm hình ảnh lên Fanpage.</w:t>
-      </w:r>
-    </w:p>
-    <w:p>
-      <w:pPr>
-        <w:pStyle w:val="nd"/>
-        <w:numPr>
-          <w:ilvl w:val="0"/>
-          <w:numId w:val="21"/>
-        </w:numPr>
-      </w:pPr>
-      <w:r>
-        <w:t>Dashboard thống kê hiệu quả truyền thông đa kênh tập trung, tích hợp tiện ích thăm dò ý kiến, khảo sát trực tuyến và giám sát định mức Token AI.</w:t>
-      </w:r>
-    </w:p>
-    <w:p>
-      <w:pPr>
-        <w:pStyle w:val="nd"/>
-      </w:pPr>
-      <w:r>
-        <w:t>Điểm mới của đề tài: Tích hợp hoàn chỉnh giữa AI tạo sinh (Google Gemini), CMS quản trị nội dung chuyên biệt, quy trình kiểm duyệt khép kín, phân hệ thi đua đặc thù của 16 Tổ Công đoàn và tự động hóa xuất bản đa kênh Fanpage trên nền tảng kiến trúc 3 tầng phân tán hiện đại (React SPA + Node.js Express RESTful API + Microsoft SQL Server 2022 15 bảng), giải quyết trọn vẹn bài toán chuyển đổi số truyền thông và phong trào đoàn thể trong môi trường đại học.</w:t>
+        <w:t xml:space="preserve">- Quản lý bài viết và kiểm duyệt: </w:t>
+      </w:r>
+      <w:r>
+        <w:rPr>
+          <w:sz w:val="26"/>
+        </w:rPr>
+        <w:t>Hỗ trợ cán bộ soạn thảo bài viết, gửi</w:t>
+      </w:r>
+      <w:r>
+        <w:rPr>
+          <w:sz w:val="26"/>
+        </w:rPr>
+        <w:t xml:space="preserve"> duyệt trước</w:t>
+      </w:r>
+      <w:r>
+        <w:rPr>
+          <w:sz w:val="26"/>
+        </w:rPr>
+        <w:t xml:space="preserve"> </w:t>
+      </w:r>
+      <w:r>
+        <w:rPr>
+          <w:sz w:val="26"/>
+        </w:rPr>
+        <w:t>khi</w:t>
+      </w:r>
+      <w:r>
+        <w:rPr>
+          <w:sz w:val="26"/>
+        </w:rPr>
+        <w:t xml:space="preserve"> xuất bản lên website.</w:t>
+      </w:r>
+    </w:p>
+    <w:p>
+      <w:pPr>
+        <w:spacing w:after="40" w:line="269" w:lineRule="auto"/>
+        <w:ind w:left="280" w:hanging="280"/>
+        <w:jc w:val="both"/>
+      </w:pPr>
+      <w:r>
+        <w:rPr>
+          <w:b/>
+          <w:sz w:val="26"/>
+        </w:rPr>
+        <w:t xml:space="preserve">- Trợ lý AI hỗ trợ nội dung: </w:t>
+      </w:r>
+      <w:r>
+        <w:rPr>
+          <w:sz w:val="26"/>
+        </w:rPr>
+        <w:t>Hỗ trợ tự động tạo bài viết từ từ khóa hoặc tài liệu tải lên; tóm tắt bài viết, gợi ý tiêu đề thu hút và gợi ý hình ảnh minh họa phù hợp.</w:t>
+      </w:r>
+    </w:p>
+    <w:p>
+      <w:pPr>
+        <w:spacing w:after="40" w:line="269" w:lineRule="auto"/>
+        <w:ind w:left="280" w:hanging="280"/>
+        <w:jc w:val="both"/>
+      </w:pPr>
+      <w:r>
+        <w:rPr>
+          <w:b/>
+          <w:sz w:val="26"/>
+        </w:rPr>
+        <w:t xml:space="preserve">- Tự động chia sẻ đa kênh: </w:t>
+      </w:r>
+      <w:r>
+        <w:rPr>
+          <w:sz w:val="26"/>
+        </w:rPr>
+        <w:t>Cho phép hẹn giờ và tự động đồng bộ đăng bài viết kèm hình ảnh từ website lên Fanpage Facebook và Zalo OA của Công đoàn.</w:t>
+      </w:r>
+    </w:p>
+    <w:p>
+      <w:pPr>
+        <w:spacing w:after="40" w:line="269" w:lineRule="auto"/>
+        <w:ind w:left="280" w:hanging="280"/>
+        <w:jc w:val="both"/>
+      </w:pPr>
+      <w:r>
+        <w:rPr>
+          <w:b/>
+          <w:sz w:val="26"/>
+        </w:rPr>
+        <w:t xml:space="preserve">- Thống kê tương tác: </w:t>
+      </w:r>
+      <w:r>
+        <w:rPr>
+          <w:sz w:val="26"/>
+        </w:rPr>
+        <w:t>Thống kê số lượng bài viết, lượt xem trên website và các lượt tương tác (thích, bình luận, chia sẻ) đồng bộ từ Facebook.</w:t>
+      </w:r>
+    </w:p>
+    <w:p>
+      <w:pPr>
+        <w:keepNext/>
+        <w:spacing w:after="40" w:line="269" w:lineRule="auto"/>
+        <w:jc w:val="both"/>
+      </w:pPr>
+      <w:r>
+        <w:rPr>
+          <w:b/>
+          <w:color w:val="000000"/>
+          <w:sz w:val="26"/>
+        </w:rPr>
+        <w:t>9.2. Về thiết kế:</w:t>
+      </w:r>
+    </w:p>
+    <w:p>
+      <w:pPr>
+        <w:spacing w:after="40" w:line="269" w:lineRule="auto"/>
+        <w:ind w:left="280" w:hanging="280"/>
+        <w:jc w:val="both"/>
+      </w:pPr>
+      <w:r>
+        <w:rPr>
+          <w:b/>
+          <w:sz w:val="26"/>
+        </w:rPr>
+        <w:t xml:space="preserve">- Bản vẽ thiết kế Figma: </w:t>
+      </w:r>
+      <w:r>
+        <w:rPr>
+          <w:sz w:val="26"/>
+        </w:rPr>
+        <w:t>Thiết kế đầy đủ giao diện người dùng và trang quản trị trên Figma trước khi lập trình, đảm bảo rõ ràng, trực quan và dễ sử dụng.</w:t>
+      </w:r>
+    </w:p>
+    <w:p>
+      <w:pPr>
+        <w:spacing w:after="40" w:line="269" w:lineRule="auto"/>
+        <w:ind w:left="280" w:hanging="280"/>
+        <w:jc w:val="both"/>
+      </w:pPr>
+      <w:r>
+        <w:rPr>
+          <w:b/>
+          <w:sz w:val="26"/>
+        </w:rPr>
+        <w:t xml:space="preserve">- Nhận diện thương hiệu: </w:t>
+      </w:r>
+      <w:r>
+        <w:rPr>
+          <w:sz w:val="26"/>
+        </w:rPr>
+        <w:t>Sử dụng màu sắc, logo và biểu trưng đồng bộ với hệ thống nhận diện của Công đoàn và Trường Đại học Thủ Dầu Một.</w:t>
+      </w:r>
+    </w:p>
+    <w:p>
+      <w:pPr>
+        <w:spacing w:after="40" w:line="269" w:lineRule="auto"/>
+        <w:ind w:left="280" w:hanging="280"/>
+        <w:jc w:val="both"/>
+      </w:pPr>
+      <w:r>
+        <w:rPr>
+          <w:b/>
+          <w:sz w:val="26"/>
+        </w:rPr>
+        <w:t xml:space="preserve">- Tương thích thiết bị: </w:t>
+      </w:r>
+      <w:r>
+        <w:rPr>
+          <w:sz w:val="26"/>
+        </w:rPr>
+        <w:t>Giao diện hiển thị tốt và hoạt động ổn định trên cả máy tính để bàn, máy tính bảng và điện thoại di động.</w:t>
+      </w:r>
+    </w:p>
+    <w:p>
+      <w:pPr>
+        <w:keepNext/>
+        <w:spacing w:after="40" w:line="269" w:lineRule="auto"/>
+        <w:jc w:val="both"/>
+      </w:pPr>
+      <w:r>
+        <w:rPr>
+          <w:b/>
+          <w:color w:val="000000"/>
+          <w:sz w:val="26"/>
+        </w:rPr>
+        <w:t>9.3. Về kỹ thuật:</w:t>
+      </w:r>
+    </w:p>
+    <w:p>
+      <w:pPr>
+        <w:spacing w:after="40" w:line="269" w:lineRule="auto"/>
+        <w:ind w:left="280" w:hanging="280"/>
+        <w:jc w:val="both"/>
+      </w:pPr>
+      <w:r>
+        <w:rPr>
+          <w:b/>
+          <w:sz w:val="26"/>
+        </w:rPr>
+        <w:t xml:space="preserve">- Kiến trúc hệ thống: </w:t>
+      </w:r>
+      <w:r>
+        <w:rPr>
+          <w:sz w:val="26"/>
+        </w:rPr>
+        <w:t>Xây dựng website trên kiến trúc tách biệt giữa giao diện người dùng (React) và máy chủ xử lý dữ liệu (Node.js).</w:t>
+      </w:r>
+    </w:p>
+    <w:p>
+      <w:pPr>
+        <w:spacing w:after="40" w:line="269" w:lineRule="auto"/>
+        <w:ind w:left="280" w:hanging="280"/>
+        <w:jc w:val="both"/>
+      </w:pPr>
+      <w:r>
+        <w:rPr>
+          <w:b/>
+          <w:sz w:val="26"/>
+        </w:rPr>
+        <w:t xml:space="preserve">- Cơ sở dữ liệu: </w:t>
+      </w:r>
+      <w:r>
+        <w:rPr>
+          <w:sz w:val="26"/>
+        </w:rPr>
+        <w:t>Thiết kế cơ sở dữ liệu quan hệ trên SQL Server để quản lý tài khoản, tin tức, văn bản chính sách và tư liệu hình ảnh.</w:t>
+      </w:r>
+    </w:p>
+    <w:p>
+      <w:pPr>
+        <w:spacing w:after="40" w:line="269" w:lineRule="auto"/>
+        <w:ind w:left="280" w:hanging="280"/>
+        <w:jc w:val="both"/>
+      </w:pPr>
+      <w:r>
+        <w:rPr>
+          <w:b/>
+          <w:sz w:val="26"/>
+        </w:rPr>
+        <w:t xml:space="preserve">- Tích hợp dịch vụ ngoài: </w:t>
+      </w:r>
+      <w:r>
+        <w:rPr>
+          <w:sz w:val="26"/>
+        </w:rPr>
+        <w:t>Kết nối Google Gemini API để xử lý ngôn ngữ tiếng Việt; kết nối Facebook Graph API và Zalo OA API để chia sẻ bài viết đa kênh.</w:t>
+      </w:r>
+    </w:p>
+    <w:p>
+      <w:pPr>
+        <w:spacing w:after="40" w:line="269" w:lineRule="auto"/>
+        <w:ind w:left="280" w:hanging="280"/>
+        <w:jc w:val="both"/>
+      </w:pPr>
+      <w:r>
+        <w:rPr>
+          <w:b/>
+          <w:sz w:val="26"/>
+        </w:rPr>
+        <w:t xml:space="preserve">- Bảo mật và phân quyền: </w:t>
+      </w:r>
+      <w:r>
+        <w:rPr>
+          <w:sz w:val="26"/>
+        </w:rPr>
+        <w:t>Phân quyền theo vai trò (Quản trị viên, Cán bộ biên tập, Đoàn viên), mã hóa mật khẩu tài khoản và đảm bảo an toàn thông tin.</w:t>
+      </w:r>
+    </w:p>
+    <w:p>
+      <w:pPr>
+        <w:keepNext/>
+        <w:spacing w:after="40" w:line="269" w:lineRule="auto"/>
+        <w:jc w:val="both"/>
+      </w:pPr>
+      <w:r>
+        <w:rPr>
+          <w:b/>
+          <w:color w:val="000000"/>
+          <w:sz w:val="26"/>
+        </w:rPr>
+        <w:t>9.4. Về tính ứng dụng:</w:t>
+      </w:r>
+    </w:p>
+    <w:p>
+      <w:pPr>
+        <w:spacing w:after="40" w:line="269" w:lineRule="auto"/>
+        <w:ind w:left="280" w:hanging="280"/>
+        <w:jc w:val="both"/>
+      </w:pPr>
+      <w:r>
+        <w:rPr>
+          <w:sz w:val="26"/>
+        </w:rPr>
+        <w:t>- Giúp cán bộ công đoàn tiết kiệm thời gian viết bài và quản lý đăng tin đa kênh.</w:t>
+      </w:r>
+    </w:p>
+    <w:p>
+      <w:pPr>
+        <w:spacing w:after="40" w:line="269" w:lineRule="auto"/>
+        <w:ind w:left="280" w:hanging="280"/>
+        <w:jc w:val="both"/>
+      </w:pPr>
+      <w:r>
+        <w:rPr>
+          <w:sz w:val="26"/>
+        </w:rPr>
+        <w:t>- Giúp đoàn viên theo dõi kịp thời các phong trào, hoạt động và chế độ chính sách của nhà trường.</w:t>
       </w:r>
     </w:p>
     <w:p>
@@ -2972,7 +2534,7 @@
           <w:numId w:val="1"/>
         </w:numPr>
         <w:shd w:val="clear" w:color="auto" w:fill="FFFFFF" w:themeFill="background1"/>
-        <w:spacing w:line="276" w:lineRule="auto"/>
+        <w:spacing w:line="269" w:lineRule="auto"/>
         <w:ind w:left="426" w:hanging="426"/>
         <w:jc w:val="both"/>
         <w:outlineLvl w:val="0"/>
@@ -2982,7 +2544,6 @@
           <w:bCs/>
           <w:sz w:val="26"/>
           <w:szCs w:val="26"/>
-          <w:lang w:val="vi-VN"/>
         </w:rPr>
       </w:pPr>
       <w:r>
@@ -2992,666 +2553,250 @@
           <w:bCs/>
           <w:sz w:val="26"/>
           <w:szCs w:val="26"/>
-          <w:lang w:val="vi-VN"/>
-        </w:rPr>
-        <w:t xml:space="preserve">Đối tượng, phạm vi nghiên cứu, cách tiếp cận và phương pháp nghiên cứu: </w:t>
+        </w:rPr>
+        <w:t>Tổng quan tình hình nghiên cứu liên quan đến đề tài:</w:t>
+      </w:r>
+    </w:p>
+    <w:p>
+      <w:pPr>
+        <w:spacing w:after="50" w:line="269" w:lineRule="auto"/>
+        <w:ind w:firstLine="360"/>
+        <w:jc w:val="both"/>
+      </w:pPr>
+      <w:r>
+        <w:rPr>
+          <w:sz w:val="26"/>
+        </w:rPr>
+        <w:t>Các giải pháp về quản trị nội dung (CMS), truyền thông mạng xã hội và ứng dụng trí tuệ nhân tạo (AI) hiện được ứng dụng rộng rãi. Tình hình nghiên cứu và thực tế liên quan đến đề tài gồm các nhóm sau:</w:t>
+      </w:r>
+    </w:p>
+    <w:p>
+      <w:pPr>
+        <w:keepNext/>
+        <w:spacing w:after="50" w:line="269" w:lineRule="auto"/>
+        <w:jc w:val="both"/>
+      </w:pPr>
+      <w:r>
+        <w:rPr>
+          <w:b/>
+          <w:color w:val="000000"/>
+          <w:sz w:val="26"/>
+        </w:rPr>
+        <w:t>10.1. Các nền tảng quản lý truyền thông tích hợp AI trên thế giới:</w:t>
+      </w:r>
+    </w:p>
+    <w:p>
+      <w:pPr>
+        <w:spacing w:after="50" w:line="269" w:lineRule="auto"/>
+        <w:ind w:left="280" w:hanging="280"/>
+        <w:jc w:val="both"/>
+      </w:pPr>
+      <w:r>
+        <w:rPr>
+          <w:b/>
+          <w:sz w:val="26"/>
+        </w:rPr>
+        <w:t xml:space="preserve">- Các hệ thống tiêu biểu: </w:t>
+      </w:r>
+      <w:r>
+        <w:rPr>
+          <w:sz w:val="26"/>
+        </w:rPr>
+        <w:t>Các nền tảng quốc tế phổ biến như Buffer, Hootsuite, StoryChief, Ocoya đã tích hợp các mô hình AI để hỗ trợ người dùng viết bài, gợi ý tiêu đề, đặt lịch và tự động đăng lên nhiều mạng xã hội cùng lúc, kèm bảng thống kê tương tác.</w:t>
+      </w:r>
+    </w:p>
+    <w:p>
+      <w:pPr>
+        <w:spacing w:after="50" w:line="269" w:lineRule="auto"/>
+        <w:ind w:left="280" w:hanging="280"/>
+        <w:jc w:val="both"/>
+      </w:pPr>
+      <w:r>
+        <w:rPr>
+          <w:b/>
+          <w:sz w:val="26"/>
+        </w:rPr>
+        <w:lastRenderedPageBreak/>
+        <w:t xml:space="preserve">- Ưu điểm: </w:t>
+      </w:r>
+      <w:r>
+        <w:rPr>
+          <w:sz w:val="26"/>
+        </w:rPr>
+        <w:t>Mức độ tự động hóa cao, quản lý được nhiều kênh mạng xã hội và tính năng AI giúp giảm đáng kể thời gian biên soạn nội dung.</w:t>
+      </w:r>
+    </w:p>
+    <w:p>
+      <w:pPr>
+        <w:spacing w:after="50" w:line="269" w:lineRule="auto"/>
+        <w:ind w:left="280" w:hanging="280"/>
+        <w:jc w:val="both"/>
+      </w:pPr>
+      <w:r>
+        <w:rPr>
+          <w:b/>
+          <w:sz w:val="26"/>
+        </w:rPr>
+        <w:t xml:space="preserve">- Hạn chế và khoảng trống: </w:t>
+      </w:r>
+      <w:r>
+        <w:rPr>
+          <w:sz w:val="26"/>
+        </w:rPr>
+        <w:t>Các nền tảng này chủ yếu phục vụ doanh nghiệp kinh doanh và marketing với chi phí thuê bao định kỳ rất cao; không cung cấp cổng tin tức chuyên biệt cho đoàn viên tra cứu; đồng thời không thể tùy biến để phù hợp với quy trình kiểm duyệt và mô hình tổ chức đoàn thể trong trường đại học tại Việt Nam.</w:t>
+      </w:r>
+    </w:p>
+    <w:p>
+      <w:pPr>
+        <w:keepNext/>
+        <w:spacing w:after="50" w:line="269" w:lineRule="auto"/>
+        <w:jc w:val="both"/>
+      </w:pPr>
+      <w:r>
+        <w:rPr>
+          <w:b/>
+          <w:color w:val="000000"/>
+          <w:sz w:val="26"/>
+        </w:rPr>
+        <w:t>10.2. Cổng thông tin và Website Công đoàn tại các trường đại học trong nước:</w:t>
+      </w:r>
+    </w:p>
+    <w:p>
+      <w:pPr>
+        <w:spacing w:after="50" w:line="269" w:lineRule="auto"/>
+        <w:ind w:left="280" w:hanging="280"/>
+        <w:jc w:val="both"/>
+      </w:pPr>
+      <w:r>
+        <w:rPr>
+          <w:b/>
+          <w:sz w:val="26"/>
+        </w:rPr>
+        <w:t xml:space="preserve">- Các hệ thống tiêu biểu: </w:t>
+      </w:r>
+      <w:r>
+        <w:rPr>
+          <w:sz w:val="26"/>
+        </w:rPr>
+        <w:t>Có thể tham khảo Website/Cổng thông tin Công đoàn của các trường như: Công đoàn Trường ĐH Công nghiệp TP.HCM (IUH), Công đoàn Trường ĐH Nha Trang (NTU), Công đoàn Đại học Quốc gia TP.HCM... Các hệ thống này đáp ứng việc đăng tin tức, văn bản chính sách và thông tin hoạt động phong trào.</w:t>
+      </w:r>
+    </w:p>
+    <w:p>
+      <w:pPr>
+        <w:spacing w:after="50" w:line="269" w:lineRule="auto"/>
+        <w:ind w:left="280" w:hanging="280"/>
+        <w:jc w:val="both"/>
+      </w:pPr>
+      <w:r>
+        <w:rPr>
+          <w:b/>
+          <w:sz w:val="26"/>
+        </w:rPr>
+        <w:t xml:space="preserve">- Ưu điểm: </w:t>
+      </w:r>
+      <w:r>
+        <w:rPr>
+          <w:sz w:val="26"/>
+        </w:rPr>
+        <w:t>Giao diện và bố cục thông tin phù hợp với mô hình đoàn thể giáo dục, cung cấp thông tin chính thức cho cán bộ, giảng viên.</w:t>
+      </w:r>
+    </w:p>
+    <w:p>
+      <w:pPr>
+        <w:spacing w:after="50" w:line="269" w:lineRule="auto"/>
+        <w:ind w:left="280" w:hanging="280"/>
+        <w:jc w:val="both"/>
+      </w:pPr>
+      <w:r>
+        <w:rPr>
+          <w:b/>
+          <w:sz w:val="26"/>
+        </w:rPr>
+        <w:t xml:space="preserve">- Hạn chế và khoảng trống: </w:t>
+      </w:r>
+      <w:r>
+        <w:rPr>
+          <w:sz w:val="26"/>
+        </w:rPr>
+        <w:t>Hầu hết các website hiện tại chỉ dừng lại ở vai trò hiển thị thông tin tĩnh. Cán bộ công đoàn vẫn phải tự viết bài hoàn toàn thủ công, chưa có công cụ AI hỗ trợ viết bài từ tài liệu hay gợi ý hình ảnh; việc chia sẻ bài lên Facebook, Zalo vẫn làm bằng tay; đồng thời thiếu bảng thống kê để đo lường mức độ tương tác của đoàn viên.</w:t>
+      </w:r>
+    </w:p>
+    <w:p>
+      <w:pPr>
+        <w:keepNext/>
+        <w:spacing w:after="50" w:line="269" w:lineRule="auto"/>
+        <w:jc w:val="both"/>
+      </w:pPr>
+      <w:r>
+        <w:rPr>
+          <w:b/>
+          <w:color w:val="000000"/>
+          <w:sz w:val="26"/>
+        </w:rPr>
+        <w:t>10.</w:t>
+      </w:r>
+      <w:r>
+        <w:rPr>
+          <w:b/>
+          <w:color w:val="000000"/>
+          <w:sz w:val="26"/>
+          <w:lang w:val="en-US"/>
+        </w:rPr>
+        <w:t>3</w:t>
+      </w:r>
+      <w:r>
+        <w:rPr>
+          <w:b/>
+          <w:color w:val="000000"/>
+          <w:sz w:val="26"/>
+        </w:rPr>
+        <w:t>. Hướng giải quyết và điểm mới của đề tài:</w:t>
+      </w:r>
+    </w:p>
+    <w:p>
+      <w:pPr>
+        <w:spacing w:after="50" w:line="269" w:lineRule="auto"/>
+        <w:ind w:firstLine="360"/>
+        <w:jc w:val="both"/>
+      </w:pPr>
+      <w:r>
+        <w:rPr>
+          <w:sz w:val="26"/>
+        </w:rPr>
+        <w:t>Giải quyết trực tiếp các khó khăn thực tiễn tại Công đoàn TDMU, đề tài xây dựng một hệ thống truyền thông thống nhất gồm: (1) Cổng thông tin cho đoàn viên tra cứu tin tức, văn bản và gửi phản hồi; (2) Trợ lý AI hỗ trợ viết bài từ tài liệu tải lên hoặc từ khóa, gợi ý tiêu đề và hình ảnh minh họa; (3) Quy trình phân quyền và kiểm duyệt bài viết trước khi xuất bản; (4) Tính năng hẹn giờ và tự động chia sẻ tin bài lên Fanpage Facebook, Zalo OA; (5) Bảng điều khiển thống kê lượt xem và tương tác đa kênh.</w:t>
+      </w:r>
+    </w:p>
+    <w:p>
+      <w:pPr>
+        <w:spacing w:after="50" w:line="269" w:lineRule="auto"/>
+        <w:ind w:left="280" w:hanging="280"/>
+        <w:jc w:val="both"/>
+      </w:pPr>
+      <w:r>
+        <w:rPr>
+          <w:b/>
+          <w:sz w:val="26"/>
+        </w:rPr>
+        <w:t xml:space="preserve">- Điểm mới của đề tài: </w:t>
+      </w:r>
+      <w:r>
+        <w:rPr>
+          <w:sz w:val="26"/>
+        </w:rPr>
+        <w:t>Đề tài tập trung vào tính ứng dụng thực tế: kết hợp AI hỗ trợ soạn bài, hệ thống quản lý nội dung và cơ chế tự động chia sẻ mạng xã hội vào một website duy nhất; được thiết kế bám sát cơ cấu tổ chức và giải quyết trực tiếp bài toán truyền thông thực tế của Công đoàn Trường Đại học Thủ Dầu Một.</w:t>
       </w:r>
     </w:p>
     <w:p>
       <w:pPr>
         <w:pStyle w:val="oancuaDanhsach"/>
-        <w:numPr>
-          <w:ilvl w:val="1"/>
-          <w:numId w:val="1"/>
-        </w:numPr>
-        <w:shd w:val="clear" w:color="auto" w:fill="FFFFFF" w:themeFill="background1"/>
-        <w:spacing w:line="276" w:lineRule="auto"/>
-        <w:jc w:val="both"/>
-        <w:rPr>
-          <w:rFonts w:ascii="Times New Roman" w:hAnsi="Times New Roman"/>
-          <w:b/>
-          <w:bCs/>
-          <w:sz w:val="26"/>
-          <w:szCs w:val="26"/>
-          <w:lang w:val="vi-VN"/>
-        </w:rPr>
-      </w:pPr>
-      <w:r>
-        <w:rPr>
-          <w:rFonts w:ascii="Times New Roman" w:hAnsi="Times New Roman"/>
-          <w:b/>
-          <w:bCs/>
-          <w:sz w:val="26"/>
-          <w:szCs w:val="26"/>
-          <w:lang w:val="vi-VN"/>
-        </w:rPr>
-        <w:t xml:space="preserve">Đối tượng: </w:t>
-      </w:r>
-    </w:p>
-    <w:p>
-      <w:pPr>
-        <w:pStyle w:val="nd"/>
-      </w:pPr>
-      <w:r>
-        <w:t xml:space="preserve">Đối tượng nghiên cứu của đề tài là </w:t>
-      </w:r>
-      <w:r>
-        <w:rPr>
-          <w:rStyle w:val="Manh"/>
-          <w:b w:val="0"/>
-          <w:bCs w:val="0"/>
-        </w:rPr>
-        <w:t>các nhóm người tham gia vào hoạt động truyền thông của Công đoàn Trường Đại học Thủ Dầu Một (TDMU)</w:t>
-      </w:r>
-      <w:r>
-        <w:t>, bao gồm:</w:t>
-      </w:r>
-    </w:p>
-    <w:p>
-      <w:pPr>
-        <w:pStyle w:val="nd"/>
-        <w:numPr>
-          <w:ilvl w:val="0"/>
-          <w:numId w:val="22"/>
-        </w:numPr>
-      </w:pPr>
-      <w:r>
-        <w:rPr>
-          <w:rStyle w:val="Manh"/>
-        </w:rPr>
-        <w:t>Ban Chấp hành Công đoàn:</w:t>
-      </w:r>
-      <w:r>
-        <w:t xml:space="preserve"> là nhóm có vai trò quản lý, kiểm soát và phê duyệt các nội dung truyền thông trước khi công khai. Nhóm này cần được nghiên cứu về nhu cầu quản lý nội dung, phân quyền, kiểm duyệt và theo dõi hoạt động truyền thông.</w:t>
-      </w:r>
-    </w:p>
-    <w:p>
-      <w:pPr>
-        <w:pStyle w:val="nd"/>
-        <w:numPr>
-          <w:ilvl w:val="0"/>
-          <w:numId w:val="22"/>
-        </w:numPr>
-      </w:pPr>
-      <w:r>
-        <w:t>Biên tập viên &amp; Cộng tác viên (Đại diện 16 Tổ Công đoàn): là nhóm trực tiếp xây dựng, biên tập nội dung bài viết, nộp báo cáo hoạt động thi đua tháng của Tổ. Đây là nhóm sử dụng hệ thống thường xuyên, cần được hỗ trợ tối đa bằng công cụ AI và quy trình xuất bản số hóa khép kín.</w:t>
-      </w:r>
-    </w:p>
-    <w:p>
-      <w:pPr>
-        <w:pStyle w:val="nd"/>
-        <w:numPr>
-          <w:ilvl w:val="0"/>
-          <w:numId w:val="22"/>
-        </w:numPr>
-        <w:rPr>
-          <w:bCs/>
-          <w:color w:val="000000" w:themeColor="text1"/>
-        </w:rPr>
-      </w:pPr>
-      <w:r>
-        <w:rPr>
-          <w:rStyle w:val="Manh"/>
-        </w:rPr>
-        <w:t>Đoàn viên, cán bộ, giảng viên, sinh viên và người lao động:</w:t>
-      </w:r>
-      <w:r>
-        <w:t xml:space="preserve"> là nhóm người tiếp nhận nội dung truyền thông của Công đoàn. Nhu cầu của nhóm này được nghiên cứu nhằm đánh giá khả năng tra cứu, tiếp nhận và tương tác với tin tức, thông báo, hoạt động và các nội dung được đăng tải trên hệ thống.</w:t>
-      </w:r>
-    </w:p>
-    <w:p>
-      <w:pPr>
-        <w:pStyle w:val="oancuaDanhsach"/>
-        <w:numPr>
-          <w:ilvl w:val="1"/>
-          <w:numId w:val="1"/>
-        </w:numPr>
-        <w:shd w:val="clear" w:color="auto" w:fill="FFFFFF" w:themeFill="background1"/>
-        <w:spacing w:line="276" w:lineRule="auto"/>
-        <w:jc w:val="both"/>
-        <w:rPr>
-          <w:rFonts w:ascii="Times New Roman" w:hAnsi="Times New Roman"/>
-          <w:b/>
-          <w:bCs/>
-          <w:sz w:val="26"/>
-          <w:szCs w:val="26"/>
-        </w:rPr>
-      </w:pPr>
-      <w:r>
-        <w:rPr>
-          <w:rFonts w:ascii="Times New Roman" w:hAnsi="Times New Roman"/>
-          <w:b/>
-          <w:bCs/>
-          <w:sz w:val="26"/>
-          <w:szCs w:val="26"/>
-          <w:lang w:val="vi-VN"/>
-        </w:rPr>
-        <w:t xml:space="preserve">Phạm vi nghiên cứu: </w:t>
-      </w:r>
-    </w:p>
-    <w:p>
-      <w:pPr>
-        <w:pStyle w:val="nd"/>
-        <w:numPr>
-          <w:ilvl w:val="0"/>
-          <w:numId w:val="23"/>
-        </w:numPr>
-      </w:pPr>
-      <w:r>
-        <w:t>Về không gian: triển khai thí điểm cho hoạt động truyền thông của Công đoàn Trường Đại học Thủ Dầu Một.</w:t>
-      </w:r>
-    </w:p>
-    <w:p>
-      <w:pPr>
-        <w:pStyle w:val="nd"/>
-        <w:numPr>
-          <w:ilvl w:val="0"/>
-          <w:numId w:val="23"/>
-        </w:numPr>
-      </w:pPr>
-      <w:r>
-        <w:lastRenderedPageBreak/>
-        <w:t>Về nội dung: đề tài tập trung vào 6 phân hệ chức năng cốt lõi (với 26 Use Case chi tiết): (1) Cổng thông tin &amp; Tương tác đoàn viên; (2) Quản trị nội dung (CMS) &amp; Quy trình xuất bản 4 bước; (3) Trợ lý AI Copilot CMS &amp; Sáng tạo nội dung đa năng; (4) Quản lý Phong trào &amp; Thi đua 16 Tổ Công đoàn trực thuộc; (5) Tiện ích, Thăm dò &amp; Khảo sát ý kiến đoàn viên; (6) Quản trị Hệ thống, Phân quyền RBAC &amp; Giám sát kiểm toán.</w:t>
-      </w:r>
-    </w:p>
-    <w:p>
-      <w:pPr>
-        <w:pStyle w:val="nd"/>
-        <w:numPr>
-          <w:ilvl w:val="0"/>
-          <w:numId w:val="23"/>
-        </w:numPr>
-      </w:pPr>
-      <w:r>
-        <w:t>Về công nghệ: xây dựng trên nền tảng kiến trúc 3 tầng phân tán hiện đại: Frontend Single Page Application bằng React 18, Vite, Tailwind CSS; Backend RESTful API bằng Node.js và Express framework; Cơ sở dữ liệu quan hệ Microsoft SQL Server 2022 chuẩn hóa 15 bảng nghiệp vụ; Tích hợp Google Generative AI (Gemini Pro/Flash API), Meta Facebook Graph API v19.0 và Background Scheduler.</w:t>
-      </w:r>
-    </w:p>
-    <w:p>
-      <w:pPr>
-        <w:pStyle w:val="nd"/>
-        <w:numPr>
-          <w:ilvl w:val="0"/>
-          <w:numId w:val="23"/>
-        </w:numPr>
-      </w:pPr>
-      <w:r>
-        <w:t>Về thời gian: thực hiện trong khuôn khổ thời gian làm đồ án/khóa luận, từ tháng 10 năm 2026 đến tháng 05 năm 2027 (theo Mục 4 - Thời gian thực hiện).</w:t>
-      </w:r>
-    </w:p>
-    <w:p>
-      <w:pPr>
-        <w:pStyle w:val="oancuaDanhsach"/>
-        <w:numPr>
-          <w:ilvl w:val="1"/>
-          <w:numId w:val="1"/>
-        </w:numPr>
-        <w:shd w:val="clear" w:color="auto" w:fill="FFFFFF" w:themeFill="background1"/>
-        <w:spacing w:line="276" w:lineRule="auto"/>
-        <w:jc w:val="both"/>
-        <w:rPr>
-          <w:rFonts w:ascii="Times New Roman" w:hAnsi="Times New Roman"/>
-          <w:b/>
-          <w:bCs/>
-          <w:sz w:val="26"/>
-          <w:szCs w:val="26"/>
-        </w:rPr>
-      </w:pPr>
-      <w:r>
-        <w:rPr>
-          <w:rFonts w:ascii="Times New Roman" w:hAnsi="Times New Roman"/>
-          <w:b/>
-          <w:bCs/>
-          <w:sz w:val="26"/>
-          <w:szCs w:val="26"/>
-          <w:lang w:val="vi-VN"/>
-        </w:rPr>
-        <w:t>Cách tiếp cận</w:t>
-      </w:r>
-      <w:r>
-        <w:rPr>
-          <w:rFonts w:ascii="Times New Roman" w:hAnsi="Times New Roman"/>
-          <w:b/>
-          <w:bCs/>
-          <w:sz w:val="26"/>
-          <w:szCs w:val="26"/>
-        </w:rPr>
-        <w:t>:</w:t>
-      </w:r>
-    </w:p>
-    <w:p>
-      <w:pPr>
-        <w:pStyle w:val="nd"/>
-      </w:pPr>
-      <w:r>
-        <w:t>Đề tài được tiếp cận theo hướng khảo sát thực tế → phân tích yêu cầu → nghiên cứu công nghệ → xây dựng nguyên mẫu → kiểm thử → hoàn thiện.</w:t>
-      </w:r>
-    </w:p>
-    <w:p>
-      <w:pPr>
-        <w:pStyle w:val="nd"/>
-      </w:pPr>
-      <w:r>
-        <w:t>Trước tiên, nhóm khảo sát hoạt động truyền thông hiện tại của Công đoàn TDMU, tập trung vào cách thức tạo, biên tập, phê duyệt và đăng tải nội dung. Qua đó xác định những khó khăn như quá trình biên soạn còn thủ công, việc quản lý nội dung và đăng tải trên nhiều kênh còn phân tán, đồng thời khó theo dõi và đánh giá hiệu quả truyền thông.</w:t>
-      </w:r>
-    </w:p>
-    <w:p>
-      <w:pPr>
-        <w:pStyle w:val="nd"/>
-      </w:pPr>
-      <w:r>
-        <w:t>Tiếp theo, nhóm khảo sát các hệ thống và công cụ liên quan trong và ngoài nước để xác định các chức năng đã có, ưu điểm, hạn chế và khoảng trống mà đề tài cần giải quyết.</w:t>
-      </w:r>
-    </w:p>
-    <w:p>
-      <w:pPr>
-        <w:pStyle w:val="nd"/>
-      </w:pPr>
-      <w:r>
-        <w:t>Sau khi xác định yêu cầu, nhóm nghiên cứu và lựa chọn các công nghệ hiện đại gồm: React SPA, Node.js Express RESTful API, Microsoft SQL Server 2022, Google Gemini AI API, Meta Facebook Graph API và Background Scheduler Service.</w:t>
-      </w:r>
-    </w:p>
-    <w:p>
-      <w:pPr>
-        <w:pStyle w:val="nd"/>
-      </w:pPr>
-      <w:r>
-        <w:t>Hệ thống được xây dựng theo từng module, ưu tiên hoàn thiện các chức năng cốt lõi trước. Sau đó, nhóm kiểm thử với dữ liệu và tình huống thực tế, lấy ý kiến từ người sử dụng để điều chỉnh giao diện, quy trình và chức năng trước khi hoàn thiện sản phẩm.</w:t>
-      </w:r>
-    </w:p>
-    <w:p>
-      <w:pPr>
-        <w:pStyle w:val="oancuaDanhsach"/>
-        <w:numPr>
-          <w:ilvl w:val="1"/>
-          <w:numId w:val="1"/>
-        </w:numPr>
-        <w:shd w:val="clear" w:color="auto" w:fill="FFFFFF" w:themeFill="background1"/>
-        <w:spacing w:line="276" w:lineRule="auto"/>
-        <w:jc w:val="both"/>
-        <w:rPr>
-          <w:rFonts w:ascii="Times New Roman" w:hAnsi="Times New Roman"/>
-          <w:b/>
-          <w:bCs/>
-          <w:sz w:val="26"/>
-          <w:szCs w:val="26"/>
-          <w:lang w:val="vi-VN"/>
-        </w:rPr>
-      </w:pPr>
-      <w:r>
-        <w:rPr>
-          <w:rFonts w:ascii="Times New Roman" w:hAnsi="Times New Roman"/>
-          <w:b/>
-          <w:bCs/>
-          <w:sz w:val="26"/>
-          <w:szCs w:val="26"/>
-          <w:lang w:val="vi-VN"/>
-        </w:rPr>
-        <w:t>Phương pháp nghiên cứu:</w:t>
-      </w:r>
-    </w:p>
-    <w:p>
-      <w:pPr>
-        <w:pStyle w:val="ThngthngWeb"/>
-        <w:numPr>
-          <w:ilvl w:val="0"/>
-          <w:numId w:val="9"/>
-        </w:numPr>
-        <w:shd w:val="clear" w:color="auto" w:fill="FFFFFF" w:themeFill="background1"/>
-        <w:spacing w:before="0" w:after="0"/>
-        <w:ind w:left="568" w:hanging="284"/>
-        <w:rPr>
-          <w:sz w:val="26"/>
-          <w:szCs w:val="26"/>
-          <w:lang w:val="vi-VN"/>
-        </w:rPr>
-      </w:pPr>
-      <w:r>
-        <w:rPr>
-          <w:rStyle w:val="Manh"/>
-          <w:b w:val="0"/>
-          <w:bCs w:val="0"/>
-          <w:sz w:val="26"/>
-          <w:szCs w:val="26"/>
-          <w:lang w:val="vi-VN"/>
-        </w:rPr>
-        <w:t>Phương pháp khảo sát và phân tích</w:t>
-      </w:r>
-      <w:r>
-        <w:rPr>
-          <w:rStyle w:val="Manh"/>
-          <w:b w:val="0"/>
-          <w:bCs w:val="0"/>
-          <w:sz w:val="26"/>
-          <w:szCs w:val="26"/>
-          <w:lang w:val="vi-VN"/>
-        </w:rPr>
-        <w:t>:</w:t>
-      </w:r>
-    </w:p>
-    <w:p>
-      <w:pPr>
-        <w:pStyle w:val="nd"/>
-        <w:numPr>
-          <w:ilvl w:val="0"/>
-          <w:numId w:val="25"/>
-        </w:numPr>
-      </w:pPr>
-      <w:r>
-        <w:lastRenderedPageBreak/>
-        <w:t>Khảo sát quy trình truyền thông hiện tại của Công đoàn TDMU</w:t>
-      </w:r>
-    </w:p>
-    <w:p>
-      <w:pPr>
-        <w:pStyle w:val="nd"/>
-        <w:numPr>
-          <w:ilvl w:val="0"/>
-          <w:numId w:val="25"/>
-        </w:numPr>
-      </w:pPr>
-      <w:r>
-        <w:t>Thu thập nhu cầu của Ban Chấp hành và cán bộ phụ trách truyền thông.</w:t>
-      </w:r>
-    </w:p>
-    <w:p>
-      <w:pPr>
-        <w:pStyle w:val="nd"/>
-        <w:numPr>
-          <w:ilvl w:val="0"/>
-          <w:numId w:val="25"/>
-        </w:numPr>
-      </w:pPr>
-      <w:r>
-        <w:t>Phân tích các vấn đề trong quá trình tạo, biên tập, phê duyệt, đăng tải và theo dõi nội dung.</w:t>
-      </w:r>
-    </w:p>
-    <w:p>
-      <w:pPr>
-        <w:pStyle w:val="nd"/>
-        <w:numPr>
-          <w:ilvl w:val="0"/>
-          <w:numId w:val="25"/>
-        </w:numPr>
-      </w:pPr>
-      <w:r>
-        <w:t>Phân tích các hệ thống, công cụ và đề tài liên quan để xác định yêu cầu và hướng phát triển của hệ thống.</w:t>
-      </w:r>
-    </w:p>
-    <w:p>
-      <w:pPr>
-        <w:numPr>
-          <w:ilvl w:val="0"/>
-          <w:numId w:val="11"/>
-        </w:numPr>
-        <w:shd w:val="clear" w:color="auto" w:fill="FFFFFF" w:themeFill="background1"/>
-        <w:spacing w:line="276" w:lineRule="auto"/>
-        <w:ind w:left="568" w:hanging="284"/>
-        <w:jc w:val="both"/>
-        <w:rPr>
-          <w:bCs/>
-          <w:color w:val="000000" w:themeColor="text1"/>
-          <w:sz w:val="26"/>
-          <w:szCs w:val="26"/>
-          <w:lang w:val="vi-VN"/>
-        </w:rPr>
-      </w:pPr>
-      <w:r>
-        <w:rPr>
-          <w:bCs/>
-          <w:color w:val="000000" w:themeColor="text1"/>
-          <w:sz w:val="26"/>
-          <w:szCs w:val="26"/>
-          <w:lang w:val="vi-VN"/>
-        </w:rPr>
-        <w:t>Phương pháp nghiên cứu lý thuyết:</w:t>
-      </w:r>
-    </w:p>
-    <w:p>
-      <w:pPr>
-        <w:shd w:val="clear" w:color="auto" w:fill="FFFFFF" w:themeFill="background1"/>
-        <w:spacing w:line="276" w:lineRule="auto"/>
-        <w:ind w:left="284"/>
-        <w:jc w:val="both"/>
-        <w:rPr>
-          <w:bCs/>
-          <w:color w:val="000000" w:themeColor="text1"/>
-          <w:sz w:val="26"/>
-          <w:szCs w:val="26"/>
-          <w:lang w:val="vi-VN"/>
-        </w:rPr>
-      </w:pPr>
-    </w:p>
-    <w:p>
-      <w:pPr>
-        <w:pStyle w:val="nd"/>
-        <w:numPr>
-          <w:ilvl w:val="0"/>
-          <w:numId w:val="25"/>
-        </w:numPr>
-      </w:pPr>
-      <w:r>
-        <w:t>Nghiên cứu kiến trúc 3 tầng phân tán (Client-Server / RESTful API) và cách thức xây dựng Frontend React SPA kết hợp Backend Node.js Express framework phân tách rõ rệt giữa Presentation Tier và Application Logic Tier.</w:t>
-      </w:r>
-    </w:p>
-    <w:p>
-      <w:pPr>
-        <w:pStyle w:val="nd"/>
-        <w:numPr>
-          <w:ilvl w:val="0"/>
-          <w:numId w:val="25"/>
-        </w:numPr>
-      </w:pPr>
-      <w:r>
-        <w:t>Nghiên cứu cơ sở dữ liệu quan hệ, phương pháp thiết kế mô hình thực thể liên kết (ERD) và chuẩn hóa cơ sở dữ liệu trên Microsoft SQL Server 2022 với 15 bảng nghiệp vụ hoàn chỉnh, đảm bảo tính toàn vẹn và tối ưu truy vấn.</w:t>
-      </w:r>
-    </w:p>
-    <w:p>
-      <w:pPr>
-        <w:pStyle w:val="nd"/>
-        <w:numPr>
-          <w:ilvl w:val="0"/>
-          <w:numId w:val="25"/>
-        </w:numPr>
-      </w:pPr>
-      <w:r>
-        <w:t>Nghiên cứu nguyên lý hoạt động của Generative AI, đặc biệt là các mô hình hỗ trợ sinh và xử lý nội dung văn bản, hình ảnh.</w:t>
-      </w:r>
-    </w:p>
-    <w:p>
-      <w:pPr>
-        <w:pStyle w:val="nd"/>
-        <w:numPr>
-          <w:ilvl w:val="0"/>
-          <w:numId w:val="25"/>
-        </w:numPr>
-      </w:pPr>
-      <w:r>
-        <w:t>Nghiên cứu phương thức kết nối, xác thực và trao đổi dữ liệu thông qua RESTful API.</w:t>
-      </w:r>
-    </w:p>
-    <w:p>
-      <w:pPr>
-        <w:pStyle w:val="nd"/>
-        <w:numPr>
-          <w:ilvl w:val="0"/>
-          <w:numId w:val="25"/>
-        </w:numPr>
-      </w:pPr>
-      <w:r>
-        <w:t>Nghiên cứu cơ chế hoạt động và điều kiện tích hợp của Facebook Graph API phục vụ việc đăng tải nội dung lên Fanpage.</w:t>
-      </w:r>
-    </w:p>
-    <w:p>
-      <w:pPr>
-        <w:pStyle w:val="nd"/>
-        <w:numPr>
-          <w:ilvl w:val="0"/>
-          <w:numId w:val="25"/>
-        </w:numPr>
-      </w:pPr>
-      <w:r>
-        <w:t>Nghiên cứu quy trình quản lý, kiểm duyệt, lập lịch và xuất bản nội dung trong hoạt động truyền thông.</w:t>
-      </w:r>
-    </w:p>
-    <w:p>
-      <w:pPr>
-        <w:shd w:val="clear" w:color="auto" w:fill="FFFFFF" w:themeFill="background1"/>
-        <w:ind w:left="720"/>
-        <w:rPr>
-          <w:sz w:val="26"/>
-          <w:szCs w:val="26"/>
-          <w:lang w:val="vi-VN"/>
-        </w:rPr>
-      </w:pPr>
-    </w:p>
-    <w:p>
-      <w:pPr>
-        <w:numPr>
-          <w:ilvl w:val="0"/>
-          <w:numId w:val="11"/>
-        </w:numPr>
-        <w:shd w:val="clear" w:color="auto" w:fill="FFFFFF" w:themeFill="background1"/>
-        <w:spacing w:line="276" w:lineRule="auto"/>
-        <w:ind w:left="568" w:hanging="284"/>
-        <w:jc w:val="both"/>
-        <w:rPr>
-          <w:bCs/>
-          <w:color w:val="000000" w:themeColor="text1"/>
-          <w:sz w:val="26"/>
-          <w:szCs w:val="26"/>
-          <w:lang w:val="vi-VN"/>
-        </w:rPr>
-      </w:pPr>
-      <w:r>
-        <w:rPr>
-          <w:bCs/>
-          <w:color w:val="000000" w:themeColor="text1"/>
-          <w:sz w:val="26"/>
-          <w:szCs w:val="26"/>
-          <w:lang w:val="vi-VN"/>
-        </w:rPr>
-        <w:t>Phương pháp thực nghiệm:</w:t>
-      </w:r>
-    </w:p>
-    <w:p>
-      <w:pPr>
-        <w:shd w:val="clear" w:color="auto" w:fill="FFFFFF" w:themeFill="background1"/>
-        <w:spacing w:line="276" w:lineRule="auto"/>
-        <w:ind w:left="284"/>
-        <w:jc w:val="both"/>
-        <w:rPr>
-          <w:bCs/>
-          <w:color w:val="000000" w:themeColor="text1"/>
-          <w:sz w:val="26"/>
-          <w:szCs w:val="26"/>
-        </w:rPr>
-      </w:pPr>
-    </w:p>
-    <w:p>
-      <w:pPr>
-        <w:pStyle w:val="nd"/>
-        <w:numPr>
-          <w:ilvl w:val="0"/>
-          <w:numId w:val="27"/>
-        </w:numPr>
-      </w:pPr>
-      <w:r>
-        <w:t>Xây dựng hệ thống Website theo kiến trúc 3 tầng hiện đại: Frontend React 18 SPA + Backend Node.js Express API + CSDL Microsoft SQL Server 2022.</w:t>
-      </w:r>
-    </w:p>
-    <w:p>
-      <w:pPr>
-        <w:pStyle w:val="nd"/>
-        <w:numPr>
-          <w:ilvl w:val="0"/>
-          <w:numId w:val="27"/>
-        </w:numPr>
-      </w:pPr>
-      <w:r>
-        <w:t>Phát triển toàn diện 6 phân hệ chức năng: CMS quản lý nội dung &amp; quy trình duyệt 4 bước, phân quyền RBAC 4 vai trò, Trợ lý AI Copilot CMS, Phân hệ quản lý thi đua 16 Tổ Công đoàn, Tiện ích thăm dò khảo sát và Lập lịch xuất bản đa kênh Facebook.</w:t>
-      </w:r>
-    </w:p>
-    <w:p>
-      <w:pPr>
-        <w:pStyle w:val="nd"/>
-        <w:numPr>
-          <w:ilvl w:val="0"/>
-          <w:numId w:val="27"/>
-        </w:numPr>
-      </w:pPr>
-      <w:r>
-        <w:t>tạo nội dung, lập lịch xuất bản và thống kê.</w:t>
-      </w:r>
-    </w:p>
-    <w:p>
-      <w:pPr>
-        <w:pStyle w:val="nd"/>
-        <w:numPr>
-          <w:ilvl w:val="0"/>
-          <w:numId w:val="27"/>
-        </w:numPr>
-      </w:pPr>
-      <w:r>
-        <w:t>Tích hợp và kiểm thử các API AI trong quá trình tạo và biên tập nội dung.</w:t>
-      </w:r>
-    </w:p>
-    <w:p>
-      <w:pPr>
-        <w:pStyle w:val="nd"/>
-        <w:numPr>
-          <w:ilvl w:val="0"/>
-          <w:numId w:val="27"/>
-        </w:numPr>
-      </w:pPr>
-      <w:r>
-        <w:lastRenderedPageBreak/>
-        <w:t>Nghiên cứu và thử nghiệm kết nối Facebook Graph API trong phạm vi điều kiện cho phép.</w:t>
-      </w:r>
-    </w:p>
-    <w:p>
-      <w:pPr>
-        <w:pStyle w:val="nd"/>
-        <w:numPr>
-          <w:ilvl w:val="0"/>
-          <w:numId w:val="27"/>
-        </w:numPr>
-      </w:pPr>
-      <w:r>
-        <w:t>Thực hiện kiểm thử chức năng đối với từng module và kiểm thử toàn bộ quy trình từ tạo nội dung đến xuất bản.</w:t>
-      </w:r>
-    </w:p>
-    <w:p>
-      <w:pPr>
-        <w:pStyle w:val="nd"/>
-        <w:numPr>
-          <w:ilvl w:val="0"/>
-          <w:numId w:val="27"/>
-        </w:numPr>
-      </w:pPr>
-      <w:r>
-        <w:t>Triển khai thử nghiệm với một số nội dung truyền thông thực tế, thu thập phản hồi từ cán bộ phụ trách truyền thông và điều chỉnh hệ thống.</w:t>
-      </w:r>
-    </w:p>
-    <w:p>
-      <w:pPr>
-        <w:ind w:left="1440"/>
-        <w:rPr>
-          <w:bCs/>
-          <w:color w:val="000000" w:themeColor="text1"/>
-          <w:sz w:val="26"/>
-          <w:szCs w:val="26"/>
-          <w:lang w:val="vi-VN"/>
-        </w:rPr>
-      </w:pPr>
-    </w:p>
-    <w:p>
-      <w:pPr>
-        <w:pStyle w:val="oancuaDanhsach"/>
+        <w:keepNext/>
+        <w:pageBreakBefore/>
         <w:numPr>
           <w:ilvl w:val="0"/>
           <w:numId w:val="1"/>
         </w:numPr>
-        <w:spacing w:line="276" w:lineRule="auto"/>
+        <w:shd w:val="clear" w:color="auto" w:fill="FFFFFF" w:themeFill="background1"/>
+        <w:spacing w:line="269" w:lineRule="auto"/>
         <w:ind w:left="426" w:hanging="426"/>
         <w:jc w:val="both"/>
         <w:outlineLvl w:val="0"/>
@@ -3661,7 +2806,6 @@
           <w:bCs/>
           <w:sz w:val="26"/>
           <w:szCs w:val="26"/>
-          <w:lang w:val="vi-VN"/>
         </w:rPr>
       </w:pPr>
       <w:r>
@@ -3671,401 +2815,535 @@
           <w:bCs/>
           <w:sz w:val="26"/>
           <w:szCs w:val="26"/>
-          <w:lang w:val="vi-VN"/>
-        </w:rPr>
-        <w:t>Nội dung nghiên cứu và tiến độ thực hiện:</w:t>
+        </w:rPr>
+        <w:lastRenderedPageBreak/>
+        <w:t xml:space="preserve">Đối tượng, phạm vi nghiên cứu, cách tiếp cận và phương pháp nghiên cứu: </w:t>
+      </w:r>
+    </w:p>
+    <w:p>
+      <w:pPr>
+        <w:keepNext/>
+        <w:spacing w:after="40" w:line="269" w:lineRule="auto"/>
+        <w:jc w:val="both"/>
+      </w:pPr>
+      <w:r>
+        <w:rPr>
+          <w:b/>
+          <w:color w:val="000000"/>
+          <w:sz w:val="26"/>
+        </w:rPr>
+        <w:t>11.1. Đối tượng nghiên cứu:</w:t>
+      </w:r>
+    </w:p>
+    <w:p>
+      <w:pPr>
+        <w:spacing w:after="40" w:line="269" w:lineRule="auto"/>
+        <w:ind w:left="280" w:hanging="280"/>
+        <w:jc w:val="both"/>
+      </w:pPr>
+      <w:r>
+        <w:rPr>
+          <w:b/>
+          <w:sz w:val="26"/>
+        </w:rPr>
+        <w:t xml:space="preserve">- Đối tượng người dùng: </w:t>
+      </w:r>
+      <w:r>
+        <w:rPr>
+          <w:sz w:val="26"/>
+        </w:rPr>
+        <w:t>Ban Chấp hành Công đoàn (kiểm duyệt và quản trị), cán bộ phụ trách truyền thông tại các tổ công đoàn (soạn thảo bài viết) và toàn thể đoàn viên, người lao động nhà trường (tiếp nhận thông tin).</w:t>
+      </w:r>
+    </w:p>
+    <w:p>
+      <w:pPr>
+        <w:spacing w:after="40" w:line="269" w:lineRule="auto"/>
+        <w:ind w:left="280" w:hanging="280"/>
+        <w:jc w:val="both"/>
+      </w:pPr>
+      <w:r>
+        <w:rPr>
+          <w:b/>
+          <w:sz w:val="26"/>
+        </w:rPr>
+        <w:t xml:space="preserve">- Đối tượng kỹ thuật: </w:t>
+      </w:r>
+      <w:r>
+        <w:rPr>
+          <w:sz w:val="26"/>
+        </w:rPr>
+        <w:t>Quy trình quản lý và đăng tải tin bài; công nghệ lập trình website (React, Node.js, SQL Server); kỹ thuật kết nối Google Gemini API và API mạng xã hội (Facebook, Zalo).</w:t>
+      </w:r>
+    </w:p>
+    <w:p>
+      <w:pPr>
+        <w:keepNext/>
+        <w:spacing w:after="40" w:line="269" w:lineRule="auto"/>
+        <w:jc w:val="both"/>
+      </w:pPr>
+      <w:r>
+        <w:rPr>
+          <w:b/>
+          <w:color w:val="000000"/>
+          <w:sz w:val="26"/>
+        </w:rPr>
+        <w:t>11.2. Phạm vi nghiên cứu:</w:t>
+      </w:r>
+    </w:p>
+    <w:p>
+      <w:pPr>
+        <w:spacing w:after="40" w:line="269" w:lineRule="auto"/>
+        <w:ind w:left="280" w:hanging="280"/>
+        <w:jc w:val="both"/>
+      </w:pPr>
+      <w:r>
+        <w:rPr>
+          <w:b/>
+          <w:sz w:val="26"/>
+        </w:rPr>
+        <w:t xml:space="preserve">- Về không gian: </w:t>
+      </w:r>
+      <w:r>
+        <w:rPr>
+          <w:sz w:val="26"/>
+        </w:rPr>
+        <w:t>Triển khai nghiên cứu và thử nghiệm thực tế tại Công đoàn Trường Đại học Thủ Dầu Một.</w:t>
+      </w:r>
+    </w:p>
+    <w:p>
+      <w:pPr>
+        <w:spacing w:after="40" w:line="269" w:lineRule="auto"/>
+        <w:ind w:left="280" w:hanging="280"/>
+        <w:jc w:val="both"/>
+      </w:pPr>
+      <w:r>
+        <w:rPr>
+          <w:b/>
+          <w:sz w:val="26"/>
+        </w:rPr>
+        <w:t xml:space="preserve">- Về nội dung: </w:t>
+      </w:r>
+      <w:r>
+        <w:rPr>
+          <w:sz w:val="26"/>
+        </w:rPr>
+        <w:t>Tập trung vào các chức năng cốt lõi gồm quản lý tin bài, kiểm duyệt, trợ lý AI hỗ trợ soạn bài và gợi ý ảnh, hẹn giờ chia sẻ bài lên Fanpage và Zalo OA, tiếp nhận phản hồi từ đoàn viên.</w:t>
+      </w:r>
+    </w:p>
+    <w:p>
+      <w:pPr>
+        <w:spacing w:after="40" w:line="269" w:lineRule="auto"/>
+        <w:ind w:left="280" w:hanging="280"/>
+        <w:jc w:val="both"/>
+      </w:pPr>
+      <w:r>
+        <w:rPr>
+          <w:b/>
+          <w:sz w:val="26"/>
+        </w:rPr>
+        <w:t xml:space="preserve">- Về thời gian: </w:t>
+      </w:r>
+      <w:r>
+        <w:rPr>
+          <w:sz w:val="26"/>
+        </w:rPr>
+        <w:t>Thời gian thực hiện đề tài là 6 tháng, từ tháng 10 năm 2026 đến tháng 04 năm 2027.</w:t>
+      </w:r>
+    </w:p>
+    <w:p>
+      <w:pPr>
+        <w:keepNext/>
+        <w:spacing w:after="40" w:line="269" w:lineRule="auto"/>
+        <w:jc w:val="both"/>
+      </w:pPr>
+      <w:r>
+        <w:rPr>
+          <w:b/>
+          <w:color w:val="000000"/>
+          <w:sz w:val="26"/>
+        </w:rPr>
+        <w:t>11.3. Cách tiếp cận:</w:t>
+      </w:r>
+    </w:p>
+    <w:p>
+      <w:pPr>
+        <w:spacing w:after="40" w:line="269" w:lineRule="auto"/>
+        <w:ind w:firstLine="360"/>
+        <w:jc w:val="both"/>
+      </w:pPr>
+      <w:r>
+        <w:rPr>
+          <w:sz w:val="26"/>
+        </w:rPr>
+        <w:t>Đề tài tiếp cận theo hướng từ nhu cầu thực tế đến giải pháp công nghệ:</w:t>
+      </w:r>
+    </w:p>
+    <w:p>
+      <w:pPr>
+        <w:spacing w:after="40" w:line="269" w:lineRule="auto"/>
+        <w:ind w:left="280" w:hanging="280"/>
+        <w:jc w:val="both"/>
+      </w:pPr>
+      <w:r>
+        <w:rPr>
+          <w:sz w:val="26"/>
+        </w:rPr>
+        <w:t>- Khảo sát thực tế nhu cầu và công tác truyền thông hiện tại của Công đoàn trường.</w:t>
+      </w:r>
+    </w:p>
+    <w:p>
+      <w:pPr>
+        <w:spacing w:after="40" w:line="269" w:lineRule="auto"/>
+        <w:ind w:left="280" w:hanging="280"/>
+        <w:jc w:val="both"/>
+      </w:pPr>
+      <w:r>
+        <w:rPr>
+          <w:sz w:val="26"/>
+        </w:rPr>
+        <w:t>- Phân tích yêu cầu chức năng, lựa chọn công nghệ phù hợp và dễ sử dụng cho cán bộ kiêm nhiệm.</w:t>
+      </w:r>
+    </w:p>
+    <w:p>
+      <w:pPr>
+        <w:spacing w:after="40" w:line="269" w:lineRule="auto"/>
+        <w:ind w:left="280" w:hanging="280"/>
+        <w:jc w:val="both"/>
+      </w:pPr>
+      <w:r>
+        <w:rPr>
+          <w:sz w:val="26"/>
+        </w:rPr>
+        <w:t>- Thiết kế giao diện trên Figma và phát triển phần mềm theo từng giai đoạn, thử nghiệm và tiếp thu phản hồi thực tế để hoàn thiện.</w:t>
+      </w:r>
+    </w:p>
+    <w:p>
+      <w:pPr>
+        <w:keepNext/>
+        <w:spacing w:after="40" w:line="269" w:lineRule="auto"/>
+        <w:jc w:val="both"/>
+      </w:pPr>
+      <w:r>
+        <w:rPr>
+          <w:b/>
+          <w:color w:val="000000"/>
+          <w:sz w:val="26"/>
+        </w:rPr>
+        <w:t>11.4. Phương pháp nghiên cứu:</w:t>
+      </w:r>
+    </w:p>
+    <w:p>
+      <w:pPr>
+        <w:spacing w:after="40" w:line="269" w:lineRule="auto"/>
+        <w:ind w:left="280" w:hanging="280"/>
+        <w:jc w:val="both"/>
+      </w:pPr>
+      <w:r>
+        <w:rPr>
+          <w:b/>
+          <w:sz w:val="26"/>
+        </w:rPr>
+        <w:t xml:space="preserve">- Phương pháp khảo sát và phân tích: </w:t>
+      </w:r>
+      <w:r>
+        <w:rPr>
+          <w:sz w:val="26"/>
+        </w:rPr>
+        <w:t>Thu thập ý kiến của cán bộ công đoàn để làm rõ các khó khăn thực tế và yêu cầu đối với hệ thống mới.</w:t>
+      </w:r>
+    </w:p>
+    <w:p>
+      <w:pPr>
+        <w:spacing w:after="40" w:line="269" w:lineRule="auto"/>
+        <w:ind w:left="280" w:hanging="280"/>
+        <w:jc w:val="both"/>
+      </w:pPr>
+      <w:r>
+        <w:rPr>
+          <w:b/>
+          <w:sz w:val="26"/>
+        </w:rPr>
+        <w:t xml:space="preserve">- Phương pháp nghiên cứu tài liệu: </w:t>
+      </w:r>
+      <w:r>
+        <w:rPr>
+          <w:sz w:val="26"/>
+        </w:rPr>
+        <w:t>Tìm hiểu kiến trúc ứng dụng web, phương pháp thiết kế cơ sở dữ liệu quan hệ, cách thức tích hợp API mô hình AI và API mạng xã hội.</w:t>
+      </w:r>
+    </w:p>
+    <w:p>
+      <w:pPr>
+        <w:spacing w:after="40" w:line="269" w:lineRule="auto"/>
+        <w:ind w:left="280" w:hanging="280"/>
+        <w:jc w:val="both"/>
+      </w:pPr>
+      <w:r>
+        <w:rPr>
+          <w:b/>
+          <w:sz w:val="26"/>
+        </w:rPr>
+        <w:t xml:space="preserve">- Phương pháp thực nghiệm: </w:t>
+      </w:r>
+      <w:r>
+        <w:rPr>
+          <w:sz w:val="26"/>
+        </w:rPr>
+        <w:t>Lập trình xây dựng website, tiến hành kiểm thử các chức năng và triển khai thử nghiệm thực tế với các bài viết của Công đoàn trường.</w:t>
       </w:r>
     </w:p>
     <w:p>
       <w:pPr>
         <w:pStyle w:val="oancuaDanhsach"/>
+        <w:keepNext/>
+        <w:pageBreakBefore/>
         <w:numPr>
-          <w:ilvl w:val="1"/>
+          <w:ilvl w:val="0"/>
           <w:numId w:val="1"/>
         </w:numPr>
-        <w:spacing w:line="276" w:lineRule="auto"/>
-        <w:ind w:left="567" w:hanging="567"/>
-        <w:jc w:val="both"/>
-        <w:outlineLvl w:val="1"/>
+        <w:spacing w:after="20" w:line="240" w:lineRule="auto"/>
+        <w:ind w:left="426" w:hanging="426"/>
+        <w:jc w:val="both"/>
+        <w:outlineLvl w:val="0"/>
         <w:rPr>
           <w:rFonts w:ascii="Times New Roman" w:hAnsi="Times New Roman"/>
           <w:b/>
-          <w:i/>
-          <w:iCs/>
-          <w:sz w:val="26"/>
-          <w:szCs w:val="26"/>
-          <w:lang w:val="vi-VN"/>
+          <w:bCs/>
+          <w:sz w:val="26"/>
+          <w:szCs w:val="26"/>
         </w:rPr>
       </w:pPr>
       <w:r>
         <w:rPr>
           <w:rFonts w:ascii="Times New Roman" w:hAnsi="Times New Roman"/>
           <w:b/>
-          <w:i/>
-          <w:iCs/>
-          <w:sz w:val="26"/>
-          <w:szCs w:val="26"/>
-          <w:lang w:val="vi-VN"/>
-        </w:rPr>
-        <w:t>Nội dung nghiên cứu</w:t>
-      </w:r>
-      <w:r>
-        <w:rPr>
-          <w:rFonts w:ascii="Times New Roman" w:hAnsi="Times New Roman"/>
-          <w:i/>
-          <w:iCs/>
-          <w:sz w:val="26"/>
-          <w:szCs w:val="26"/>
-          <w:lang w:val="vi-VN"/>
-        </w:rPr>
-        <w:t xml:space="preserve"> (trình bày dưới dạng đề cương nghiên cứu chi tiết)</w:t>
-      </w:r>
-    </w:p>
-    <w:p>
-      <w:pPr>
-        <w:spacing w:before="120" w:after="40"/>
-        <w:rPr>
-          <w:sz w:val="26"/>
-          <w:szCs w:val="26"/>
-          <w:lang w:val="vi-VN"/>
-        </w:rPr>
-      </w:pPr>
-      <w:r>
-        <w:rPr>
-          <w:rFonts w:ascii="Times New Roman" w:hAnsi="Times New Roman" w:cs="Times New Roman" w:eastAsia="Times New Roman"/>
-          <w:b/>
-          <w:sz w:val="26"/>
-        </w:rPr>
-        <w:t>Chương 1: Tổng quan</w:t>
-      </w:r>
-    </w:p>
-    <w:p>
-      <w:pPr>
-        <w:pStyle w:val="oancuaDanhsach"/>
-        <w:spacing w:before="20" w:after="30" w:line="276" w:lineRule="auto"/>
-        <w:rPr>
-          <w:sz w:val="26"/>
-          <w:szCs w:val="26"/>
-          <w:lang w:val="vi-VN"/>
-        </w:rPr>
-      </w:pPr>
-      <w:r>
-        <w:rPr>
-          <w:rFonts w:ascii="Times New Roman" w:hAnsi="Times New Roman" w:cs="Times New Roman" w:eastAsia="Times New Roman"/>
-          <w:b w:val="0"/>
-          <w:sz w:val="26"/>
+          <w:bCs/>
+          <w:sz w:val="24"/>
+          <w:szCs w:val="26"/>
+        </w:rPr>
+        <w:lastRenderedPageBreak/>
+        <w:t>Nội dung nghiên cứu và tiến độ thực hiện:</w:t>
+      </w:r>
+    </w:p>
+    <w:p>
+      <w:pPr>
+        <w:keepNext/>
+        <w:spacing w:after="20"/>
+        <w:jc w:val="both"/>
+      </w:pPr>
+      <w:r>
+        <w:rPr>
+          <w:b/>
+          <w:color w:val="000000"/>
+        </w:rPr>
+        <w:t>12.1. Nội dung nghiên cứu (đề cương nghiên cứu chi tiết):</w:t>
+      </w:r>
+    </w:p>
+    <w:p>
+      <w:pPr>
+        <w:spacing w:after="20"/>
+        <w:jc w:val="both"/>
+      </w:pPr>
+      <w:r>
+        <w:rPr>
+          <w:b/>
+          <w:color w:val="000000"/>
+        </w:rPr>
+        <w:t>Chương 1: Tổng quan và cơ sở lý thuyết</w:t>
+      </w:r>
+    </w:p>
+    <w:p>
+      <w:pPr>
+        <w:spacing w:after="20"/>
+        <w:ind w:left="280" w:hanging="280"/>
+        <w:jc w:val="both"/>
+      </w:pPr>
+      <w:r>
+        <w:rPr>
+          <w:color w:val="000000"/>
         </w:rPr>
         <w:t>1.1. Lý do chọn đề tài và tính cấp thiết</w:t>
       </w:r>
     </w:p>
     <w:p>
       <w:pPr>
-        <w:pStyle w:val="oancuaDanhsach"/>
-        <w:spacing w:before="20" w:after="30" w:line="276" w:lineRule="auto"/>
-        <w:rPr>
-          <w:sz w:val="26"/>
-          <w:szCs w:val="26"/>
-          <w:lang w:val="vi-VN"/>
-        </w:rPr>
-      </w:pPr>
-      <w:r>
-        <w:rPr>
-          <w:rFonts w:ascii="Times New Roman" w:hAnsi="Times New Roman" w:cs="Times New Roman" w:eastAsia="Times New Roman"/>
-          <w:b w:val="0"/>
-          <w:sz w:val="26"/>
-        </w:rPr>
-        <w:t>1.2. Mục đích và nhiệm vụ nghiên cứu</w:t>
-      </w:r>
-    </w:p>
-    <w:p>
-      <w:pPr>
-        <w:pStyle w:val="oancuaDanhsach"/>
-        <w:spacing w:before="20" w:after="30" w:line="276" w:lineRule="auto"/>
-        <w:rPr>
-          <w:sz w:val="26"/>
-          <w:szCs w:val="26"/>
-          <w:lang w:val="vi-VN"/>
-        </w:rPr>
-      </w:pPr>
-      <w:r>
-        <w:rPr>
-          <w:rFonts w:ascii="Times New Roman" w:hAnsi="Times New Roman" w:cs="Times New Roman" w:eastAsia="Times New Roman"/>
-          <w:b w:val="0"/>
-          <w:sz w:val="26"/>
-        </w:rPr>
-        <w:t>1.3. Phạm vi và đối tượng nghiên cứu</w:t>
-      </w:r>
-    </w:p>
-    <w:p>
-      <w:pPr>
-        <w:pStyle w:val="oancuaDanhsach"/>
-        <w:spacing w:before="20" w:after="30" w:line="276" w:lineRule="auto"/>
-        <w:rPr>
-          <w:sz w:val="26"/>
-          <w:szCs w:val="26"/>
-          <w:lang w:val="vi-VN"/>
-        </w:rPr>
-      </w:pPr>
-      <w:r>
-        <w:rPr>
-          <w:rFonts w:ascii="Times New Roman" w:hAnsi="Times New Roman" w:cs="Times New Roman" w:eastAsia="Times New Roman"/>
-          <w:b w:val="0"/>
-          <w:sz w:val="26"/>
-        </w:rPr>
-        <w:t>1.4. Phương pháp nghiên cứu</w:t>
-      </w:r>
-    </w:p>
-    <w:p>
-      <w:pPr>
-        <w:pStyle w:val="oancuaDanhsach"/>
-        <w:spacing w:before="20" w:after="30" w:line="276" w:lineRule="auto"/>
-        <w:rPr>
-          <w:sz w:val="26"/>
-          <w:szCs w:val="26"/>
-          <w:lang w:val="vi-VN"/>
-        </w:rPr>
-      </w:pPr>
-      <w:r>
-        <w:rPr>
-          <w:rFonts w:ascii="Times New Roman" w:hAnsi="Times New Roman" w:cs="Times New Roman" w:eastAsia="Times New Roman"/>
-          <w:b w:val="0"/>
-          <w:sz w:val="26"/>
-        </w:rPr>
-        <w:t>1.5. Khảo sát thực trạng công tác truyền thông tại Công đoàn TDMU (khó khăn kiêm nhiệm, phân tán kênh, hạ tầng CNTT và kết quả phỏng vấn nhu cầu thực tế)</w:t>
-      </w:r>
-    </w:p>
-    <w:p>
-      <w:pPr>
-        <w:spacing w:before="120" w:after="40"/>
-        <w:rPr>
-          <w:sz w:val="26"/>
-          <w:szCs w:val="26"/>
-          <w:lang w:val="vi-VN"/>
-        </w:rPr>
-      </w:pPr>
-      <w:r>
-        <w:rPr>
-          <w:rFonts w:ascii="Times New Roman" w:hAnsi="Times New Roman" w:cs="Times New Roman" w:eastAsia="Times New Roman"/>
-          <w:b/>
-          <w:sz w:val="26"/>
-        </w:rPr>
-        <w:t>Chương 2: Xây dựng ứng dụng</w:t>
-      </w:r>
-    </w:p>
-    <w:p>
-      <w:pPr>
-        <w:pStyle w:val="oancuaDanhsach"/>
-        <w:spacing w:before="20" w:after="30" w:line="276" w:lineRule="auto"/>
-        <w:rPr>
-          <w:sz w:val="26"/>
-          <w:szCs w:val="26"/>
-        </w:rPr>
-      </w:pPr>
-      <w:r>
-        <w:rPr>
-          <w:rFonts w:ascii="Times New Roman" w:hAnsi="Times New Roman" w:cs="Times New Roman" w:eastAsia="Times New Roman"/>
-          <w:b w:val="0"/>
-          <w:sz w:val="26"/>
-        </w:rPr>
-        <w:t>2.1. Xây dựng các yêu cầu và đặc tả chức năng (Yêu cầu chức năng và phi chức năng, phân cấp 4 Actor: Admin, Editor, Contributor, User + 3 Actor dịch vụ ngoài, danh mục 26 Use Case)</w:t>
-      </w:r>
-    </w:p>
-    <w:p>
-      <w:pPr>
-        <w:pStyle w:val="oancuaDanhsach"/>
-        <w:spacing w:before="20" w:after="30" w:line="276" w:lineRule="auto"/>
-        <w:rPr>
-          <w:sz w:val="26"/>
-          <w:szCs w:val="26"/>
-        </w:rPr>
-      </w:pPr>
-      <w:r>
-        <w:rPr>
-          <w:rFonts w:ascii="Times New Roman" w:hAnsi="Times New Roman" w:cs="Times New Roman" w:eastAsia="Times New Roman"/>
-          <w:b w:val="0"/>
-          <w:sz w:val="26"/>
-        </w:rPr>
-        <w:t>2.2. Phân tích và thiết kế hệ thống theo chuẩn UML (Biểu đồ Use Case tổng quát và 6 phân hệ phân rã, Ma trận quan hệ &lt;&lt;include&gt;&gt;, &lt;&lt;extend&gt;&gt; &amp; phân quyền CRUD, Biểu đồ tuần tự Sequence Diagram các luồng nghiệp vụ cốt lõi)</w:t>
-      </w:r>
-    </w:p>
-    <w:p>
-      <w:pPr>
-        <w:pStyle w:val="oancuaDanhsach"/>
-        <w:spacing w:before="20" w:after="30" w:line="276" w:lineRule="auto"/>
-        <w:rPr>
-          <w:sz w:val="26"/>
-          <w:szCs w:val="26"/>
-        </w:rPr>
-      </w:pPr>
-      <w:r>
-        <w:rPr>
-          <w:rFonts w:ascii="Times New Roman" w:hAnsi="Times New Roman" w:cs="Times New Roman" w:eastAsia="Times New Roman"/>
-          <w:b w:val="0"/>
-          <w:sz w:val="26"/>
-        </w:rPr>
-        <w:t>2.3. Thiết kế cơ sở dữ liệu quan hệ và kiến trúc phần mềm (Sơ đồ thực thể liên kết ERD, Thiết kế chi tiết 15 bảng MSSQL chuẩn hóa: ORGANIZATIONS, UNION_BRANCHES, MEMBERS, CATEGORIES, ARTICLES, DOCUMENTS, MONTHLY_REPORTS, SCHEDULES, USERS, ARTICLE_AUDITS, COMMENTS, BOOKMARKS, WELFARE_PROGRAMS, AID_REQUESTS, INBOX_FEEDBACK, Kiến trúc 3 tầng Client-Server)</w:t>
-      </w:r>
-    </w:p>
-    <w:p>
-      <w:pPr>
-        <w:pStyle w:val="oancuaDanhsach"/>
-        <w:spacing w:before="20" w:after="30" w:line="276" w:lineRule="auto"/>
-        <w:rPr>
-          <w:sz w:val="26"/>
-          <w:szCs w:val="26"/>
-        </w:rPr>
-      </w:pPr>
-      <w:r>
-        <w:rPr>
-          <w:rFonts w:ascii="Times New Roman" w:hAnsi="Times New Roman" w:cs="Times New Roman" w:eastAsia="Times New Roman"/>
-          <w:b w:val="0"/>
-          <w:sz w:val="26"/>
-        </w:rPr>
-        <w:t>2.4. Xây dựng ứng dụng và tích hợp công nghệ hiện đại (Phát triển Frontend React 18 SPA, Backend Node.js Express RESTful API, Tích hợp Trợ lý Google Gemini Pro/Flash API hỗ trợ viết bài/tóm tắt/banner, Kết nối Meta Facebook Graph API v19.0 xuất bản tự động, Phân hệ quản lý thi đua và chấm điểm 16 Tổ công đoàn)</w:t>
-      </w:r>
-    </w:p>
-    <w:p>
-      <w:pPr>
-        <w:pStyle w:val="oancuaDanhsach"/>
-        <w:spacing w:before="20" w:after="30" w:line="276" w:lineRule="auto"/>
-        <w:rPr>
-          <w:sz w:val="26"/>
-          <w:szCs w:val="26"/>
-        </w:rPr>
-      </w:pPr>
-      <w:r>
-        <w:rPr>
-          <w:rFonts w:ascii="Times New Roman" w:hAnsi="Times New Roman" w:cs="Times New Roman" w:eastAsia="Times New Roman"/>
-          <w:b w:val="0"/>
-          <w:sz w:val="26"/>
-        </w:rPr>
-        <w:t>2.5. Thử nghiệm và kiểm thử hệ thống (Kiểm thử chức năng Black-box testing trên 6 phân hệ, kiểm thử bảo mật xác thực JWT và đo lường hiệu năng phản hồi API)</w:t>
-      </w:r>
-    </w:p>
-    <w:p>
-      <w:pPr>
-        <w:spacing w:before="120" w:after="40"/>
-        <w:rPr>
-          <w:sz w:val="26"/>
-          <w:szCs w:val="26"/>
-        </w:rPr>
-      </w:pPr>
-      <w:r>
-        <w:rPr>
-          <w:rFonts w:ascii="Times New Roman" w:hAnsi="Times New Roman" w:cs="Times New Roman" w:eastAsia="Times New Roman"/>
-          <w:b/>
-          <w:sz w:val="26"/>
-        </w:rPr>
-        <w:t>Chương 3: Tổng kết, đánh giá và hướng phát triển</w:t>
-      </w:r>
-    </w:p>
-    <w:p>
-      <w:pPr>
-        <w:pStyle w:val="oancuaDanhsach"/>
-        <w:spacing w:before="20" w:after="30" w:line="276" w:lineRule="auto"/>
-        <w:rPr>
-          <w:sz w:val="26"/>
-          <w:szCs w:val="26"/>
-        </w:rPr>
-      </w:pPr>
-      <w:r>
-        <w:rPr>
-          <w:rFonts w:ascii="Times New Roman" w:hAnsi="Times New Roman" w:cs="Times New Roman" w:eastAsia="Times New Roman"/>
-          <w:b w:val="0"/>
-          <w:sz w:val="26"/>
-        </w:rPr>
-        <w:t>3.1. Kết quả đạt được của đề tài (Mức độ hoàn thành các mục tiêu nghiên cứu, hoàn thiện hệ thống Website và CMS Trợ lý AI)</w:t>
-      </w:r>
-    </w:p>
-    <w:p>
-      <w:pPr>
-        <w:pStyle w:val="oancuaDanhsach"/>
-        <w:spacing w:before="20" w:after="30" w:line="276" w:lineRule="auto"/>
-        <w:rPr>
-          <w:sz w:val="26"/>
-          <w:szCs w:val="26"/>
-        </w:rPr>
-      </w:pPr>
-      <w:r>
-        <w:rPr>
-          <w:rFonts w:ascii="Times New Roman" w:hAnsi="Times New Roman" w:cs="Times New Roman" w:eastAsia="Times New Roman"/>
-          <w:b w:val="0"/>
-          <w:sz w:val="26"/>
-        </w:rPr>
-        <w:t>3.2. Triển khai thử nghiệm thực tế và đánh giá hiệu quả tại Công đoàn Trường ĐH Thủ Dầu Một (Kết quả đánh giá từ Ban Chấp hành, Ban Tuyên giáo và đại diện 16 Tổ công đoàn)</w:t>
-      </w:r>
-    </w:p>
-    <w:p>
-      <w:pPr>
-        <w:pStyle w:val="oancuaDanhsach"/>
-        <w:spacing w:before="20" w:after="30" w:line="276" w:lineRule="auto"/>
-        <w:rPr>
-          <w:sz w:val="26"/>
-          <w:szCs w:val="26"/>
-        </w:rPr>
-      </w:pPr>
-      <w:r>
-        <w:rPr>
-          <w:rFonts w:ascii="Times New Roman" w:hAnsi="Times New Roman" w:cs="Times New Roman" w:eastAsia="Times New Roman"/>
-          <w:b w:val="0"/>
-          <w:sz w:val="26"/>
+        <w:spacing w:after="20"/>
+        <w:ind w:left="280" w:hanging="280"/>
+        <w:jc w:val="both"/>
+      </w:pPr>
+      <w:r>
+        <w:rPr>
+          <w:color w:val="000000"/>
+        </w:rPr>
+        <w:t>1.2. Mục tiêu, đối tượng và phạm vi nghiên cứu</w:t>
+      </w:r>
+    </w:p>
+    <w:p>
+      <w:pPr>
+        <w:spacing w:after="20"/>
+        <w:ind w:left="280" w:hanging="280"/>
+        <w:jc w:val="both"/>
+      </w:pPr>
+      <w:r>
+        <w:t>1.3. Khảo sát thực trạng công tác truyền thông tại Công đoàn TDMU</w:t>
+      </w:r>
+    </w:p>
+    <w:p>
+      <w:pPr>
+        <w:spacing w:after="20"/>
+        <w:ind w:left="280" w:hanging="280"/>
+        <w:jc w:val="both"/>
+      </w:pPr>
+      <w:r>
+        <w:t>1.4. Tổng quan về công nghệ phát triển web và ứng dụng AI trong hỗ trợ biên tập nội dung</w:t>
+      </w:r>
+    </w:p>
+    <w:p>
+      <w:pPr>
+        <w:spacing w:after="20"/>
+        <w:jc w:val="both"/>
+      </w:pPr>
+      <w:r>
+        <w:rPr>
+          <w:b/>
+          <w:color w:val="000000"/>
+        </w:rPr>
+        <w:t>Chương 2: Phân tích, thiết kế và xây dựng hệ thống</w:t>
+      </w:r>
+    </w:p>
+    <w:p>
+      <w:pPr>
+        <w:spacing w:after="20"/>
+        <w:ind w:left="280" w:hanging="280"/>
+        <w:jc w:val="both"/>
+      </w:pPr>
+      <w:r>
+        <w:rPr>
+          <w:color w:val="000000"/>
+        </w:rPr>
+        <w:t>2.1. Xác định yêu cầu chức năng và yêu cầu kỹ thuật của hệ thống</w:t>
+      </w:r>
+    </w:p>
+    <w:p>
+      <w:pPr>
+        <w:spacing w:after="20"/>
+        <w:ind w:left="280" w:hanging="280"/>
+        <w:jc w:val="both"/>
+      </w:pPr>
+      <w:r>
+        <w:rPr>
+          <w:color w:val="000000"/>
+        </w:rPr>
+        <w:t>2.2. Thiết kế giao diện người dùng trên Figma</w:t>
+      </w:r>
+    </w:p>
+    <w:p>
+      <w:pPr>
+        <w:spacing w:after="20"/>
+        <w:ind w:left="280" w:hanging="280"/>
+        <w:jc w:val="both"/>
+      </w:pPr>
+      <w:r>
+        <w:rPr>
+          <w:color w:val="000000"/>
+        </w:rPr>
+        <w:t>2.3. Thiết kế cơ sở dữ liệu và kiến trúc phần mềm</w:t>
+      </w:r>
+    </w:p>
+    <w:p>
+      <w:pPr>
+        <w:spacing w:after="20"/>
+        <w:ind w:left="280" w:hanging="280"/>
+        <w:jc w:val="both"/>
+      </w:pPr>
+      <w:r>
+        <w:t>2.4. Lập trình phát triển website và tích hợp tính năng AI, mạng xã hội</w:t>
+      </w:r>
+    </w:p>
+    <w:p>
+      <w:pPr>
+        <w:spacing w:after="20"/>
+        <w:ind w:left="280" w:hanging="280"/>
+        <w:jc w:val="both"/>
+      </w:pPr>
+      <w:r>
+        <w:t>2.5. Kiểm thử các chức năng và hoàn thiện hệ thống</w:t>
+      </w:r>
+    </w:p>
+    <w:p>
+      <w:pPr>
+        <w:spacing w:after="20"/>
+        <w:jc w:val="both"/>
+      </w:pPr>
+      <w:r>
+        <w:rPr>
+          <w:b/>
+          <w:color w:val="000000"/>
+        </w:rPr>
+        <w:t>Chương 3: Thử nghiệm thực tế và đánh giá kết quả</w:t>
+      </w:r>
+    </w:p>
+    <w:p>
+      <w:pPr>
+        <w:spacing w:after="20"/>
+        <w:ind w:left="280" w:hanging="280"/>
+        <w:jc w:val="both"/>
+      </w:pPr>
+      <w:r>
+        <w:rPr>
+          <w:color w:val="000000"/>
+        </w:rPr>
+        <w:t>3.1. Kết quả xây dựng website và các chức năng đã hoàn thành</w:t>
+      </w:r>
+    </w:p>
+    <w:p>
+      <w:pPr>
+        <w:spacing w:after="20"/>
+        <w:ind w:left="280" w:hanging="280"/>
+        <w:jc w:val="both"/>
+      </w:pPr>
+      <w:r>
+        <w:t>3.2. Triển khai thử nghiệm thực tế và khảo sát người dùng tại trường</w:t>
+      </w:r>
+    </w:p>
+    <w:p>
+      <w:pPr>
+        <w:spacing w:after="20"/>
+        <w:ind w:left="280" w:hanging="280"/>
+        <w:jc w:val="both"/>
+      </w:pPr>
+      <w:r>
+        <w:rPr>
+          <w:color w:val="000000"/>
         </w:rPr>
         <w:t>3.3. Đánh giá ưu điểm, hạn chế và bài học kinh nghiệm</w:t>
       </w:r>
     </w:p>
     <w:p>
       <w:pPr>
-        <w:pStyle w:val="oancuaDanhsach"/>
-        <w:spacing w:before="120" w:after="40"/>
-        <w:rPr>
-          <w:sz w:val="26"/>
-          <w:szCs w:val="26"/>
-        </w:rPr>
-      </w:pPr>
-      <w:r>
-        <w:rPr>
-          <w:rFonts w:ascii="Times New Roman" w:hAnsi="Times New Roman" w:cs="Times New Roman" w:eastAsia="Times New Roman"/>
-          <w:b w:val="0"/>
-          <w:sz w:val="26"/>
-        </w:rPr>
-        <w:t>3.4. Hướng phát triển đề tài (Tích hợp Zalo Official Account, phát triển Mobile App đa nền tảng, ứng dụng AI phân tích cảm xúc phản hồi của đoàn viên)</w:t>
-      </w:r>
-    </w:p>
-    <w:p>
-      <w:pPr>
-        <w:pStyle w:val="oancuaDanhsach"/>
-        <w:numPr>
-          <w:ilvl w:val="1"/>
-          <w:numId w:val="1"/>
-        </w:numPr>
-        <w:shd w:val="clear" w:color="auto" w:fill="FFFFFF" w:themeFill="background1"/>
-        <w:spacing w:after="120" w:line="276" w:lineRule="auto"/>
-        <w:ind w:left="567" w:hanging="567"/>
-        <w:jc w:val="both"/>
-        <w:outlineLvl w:val="1"/>
-        <w:rPr>
-          <w:rFonts w:ascii="Times New Roman" w:hAnsi="Times New Roman"/>
-          <w:b/>
-          <w:bCs/>
-          <w:i/>
-          <w:iCs/>
-          <w:sz w:val="26"/>
-          <w:szCs w:val="26"/>
-          <w:lang w:val="vi-VN"/>
-        </w:rPr>
-      </w:pPr>
-      <w:r>
-        <w:rPr>
-          <w:rFonts w:ascii="Times New Roman" w:hAnsi="Times New Roman"/>
-          <w:b/>
-          <w:bCs/>
-          <w:i/>
-          <w:iCs/>
-          <w:sz w:val="26"/>
-          <w:szCs w:val="26"/>
-          <w:lang w:val="vi-VN"/>
-        </w:rPr>
-        <w:t>Tiến độ thực hiện</w:t>
+        <w:spacing w:after="20"/>
+        <w:ind w:left="280" w:hanging="280"/>
+        <w:jc w:val="both"/>
+      </w:pPr>
+      <w:r>
+        <w:rPr>
+          <w:color w:val="000000"/>
+        </w:rPr>
+        <w:t>3.4. Kết luận và hướng phát triển tiếp theo của đề tài</w:t>
+      </w:r>
+    </w:p>
+    <w:p>
+      <w:pPr>
+        <w:keepNext/>
+        <w:spacing w:after="20"/>
+        <w:jc w:val="both"/>
+      </w:pPr>
+      <w:r>
+        <w:rPr>
+          <w:b/>
+          <w:color w:val="000000"/>
+        </w:rPr>
+        <w:t>12.2. Tiến độ thực hiện:</w:t>
       </w:r>
     </w:p>
     <w:tbl>
@@ -4102,23 +3380,20 @@
           <w:p>
             <w:pPr>
               <w:shd w:val="clear" w:color="auto" w:fill="FFFFFF" w:themeFill="background1"/>
-              <w:spacing w:before="40" w:after="40" w:line="276" w:lineRule="auto"/>
+              <w:spacing w:after="20"/>
               <w:contextualSpacing/>
               <w:jc w:val="center"/>
               <w:rPr>
                 <w:b/>
                 <w:sz w:val="26"/>
                 <w:szCs w:val="26"/>
-                <w:lang w:val="vi-VN"/>
               </w:rPr>
             </w:pPr>
             <w:r>
               <w:rPr>
-                <w:rFonts w:ascii="Times New Roman" w:hAnsi="Times New Roman" w:cs="Times New Roman" w:eastAsia="Times New Roman"/>
                 <w:b/>
-                <w:sz w:val="22"/>
+                <w:sz w:val="20"/>
                 <w:szCs w:val="26"/>
-                <w:lang w:val="vi-VN"/>
               </w:rPr>
               <w:t>Thời gian</w:t>
             </w:r>
@@ -4132,23 +3407,20 @@
           <w:p>
             <w:pPr>
               <w:shd w:val="clear" w:color="auto" w:fill="FFFFFF" w:themeFill="background1"/>
-              <w:spacing w:before="40" w:after="40" w:line="276" w:lineRule="auto"/>
+              <w:spacing w:after="20"/>
               <w:contextualSpacing/>
               <w:jc w:val="center"/>
               <w:rPr>
                 <w:b/>
                 <w:sz w:val="26"/>
                 <w:szCs w:val="26"/>
-                <w:lang w:val="vi-VN"/>
               </w:rPr>
             </w:pPr>
             <w:r>
               <w:rPr>
-                <w:rFonts w:ascii="Times New Roman" w:hAnsi="Times New Roman" w:cs="Times New Roman" w:eastAsia="Times New Roman"/>
                 <w:b/>
-                <w:sz w:val="22"/>
+                <w:sz w:val="20"/>
                 <w:szCs w:val="26"/>
-                <w:lang w:val="vi-VN"/>
               </w:rPr>
               <w:t>Các nội dung, công việc thực hiện</w:t>
             </w:r>
@@ -4162,23 +3434,20 @@
           <w:p>
             <w:pPr>
               <w:shd w:val="clear" w:color="auto" w:fill="FFFFFF" w:themeFill="background1"/>
-              <w:spacing w:before="40" w:after="40" w:line="276" w:lineRule="auto"/>
+              <w:spacing w:after="20"/>
               <w:contextualSpacing/>
               <w:jc w:val="center"/>
               <w:rPr>
                 <w:b/>
                 <w:sz w:val="26"/>
                 <w:szCs w:val="26"/>
-                <w:lang w:val="vi-VN"/>
               </w:rPr>
             </w:pPr>
             <w:r>
               <w:rPr>
-                <w:rFonts w:ascii="Times New Roman" w:hAnsi="Times New Roman" w:cs="Times New Roman" w:eastAsia="Times New Roman"/>
                 <w:b/>
-                <w:sz w:val="22"/>
+                <w:sz w:val="20"/>
                 <w:szCs w:val="26"/>
-                <w:lang w:val="vi-VN"/>
               </w:rPr>
               <w:t>Sản phẩm</w:t>
             </w:r>
@@ -4186,14 +3455,13 @@
           <w:p>
             <w:pPr>
               <w:shd w:val="clear" w:color="auto" w:fill="FFFFFF" w:themeFill="background1"/>
-              <w:spacing w:before="40" w:after="40" w:line="276" w:lineRule="auto"/>
+              <w:spacing w:after="20"/>
               <w:contextualSpacing/>
               <w:jc w:val="center"/>
               <w:rPr>
                 <w:b/>
                 <w:sz w:val="26"/>
                 <w:szCs w:val="26"/>
-                <w:lang w:val="vi-VN"/>
               </w:rPr>
             </w:pPr>
           </w:p>
@@ -4206,22 +3474,19 @@
           <w:p>
             <w:pPr>
               <w:shd w:val="clear" w:color="auto" w:fill="FFFFFF" w:themeFill="background1"/>
-              <w:spacing w:before="40" w:after="40" w:line="276" w:lineRule="auto"/>
+              <w:spacing w:after="20"/>
               <w:contextualSpacing/>
               <w:rPr>
                 <w:b/>
                 <w:sz w:val="26"/>
                 <w:szCs w:val="26"/>
-                <w:lang w:val="vi-VN"/>
               </w:rPr>
             </w:pPr>
             <w:r>
               <w:rPr>
-                <w:rFonts w:ascii="Times New Roman" w:hAnsi="Times New Roman" w:cs="Times New Roman" w:eastAsia="Times New Roman"/>
                 <w:b/>
-                <w:sz w:val="22"/>
+                <w:sz w:val="20"/>
                 <w:szCs w:val="26"/>
-                <w:lang w:val="vi-VN"/>
               </w:rPr>
               <w:t>Người thực hiện</w:t>
             </w:r>
@@ -4236,13 +3501,22 @@
         <w:tc>
           <w:tcPr>
             <w:tcW w:w="1701" w:type="dxa"/>
+            <w:tcMar>
+              <w:top w:w="20" w:type="dxa"/>
+              <w:left w:w="50" w:type="dxa"/>
+              <w:bottom w:w="20" w:type="dxa"/>
+              <w:right w:w="50" w:type="dxa"/>
+            </w:tcMar>
             <w:vAlign w:val="center"/>
           </w:tcPr>
           <w:p>
+            <w:pPr>
+              <w:spacing w:after="20"/>
+              <w:jc w:val="center"/>
+            </w:pPr>
             <w:r>
               <w:rPr>
-                <w:rFonts w:ascii="Times New Roman" w:hAnsi="Times New Roman" w:cs="Times New Roman" w:eastAsia="Times New Roman"/>
-                <w:sz w:val="22"/>
+                <w:sz w:val="20"/>
               </w:rPr>
               <w:t>1 tháng</w:t>
             </w:r>
@@ -4251,45 +3525,79 @@
         <w:tc>
           <w:tcPr>
             <w:tcW w:w="2410" w:type="dxa"/>
+            <w:tcMar>
+              <w:top w:w="20" w:type="dxa"/>
+              <w:left w:w="50" w:type="dxa"/>
+              <w:bottom w:w="20" w:type="dxa"/>
+              <w:right w:w="50" w:type="dxa"/>
+            </w:tcMar>
             <w:vAlign w:val="center"/>
           </w:tcPr>
           <w:p>
+            <w:pPr>
+              <w:spacing w:after="20"/>
+              <w:jc w:val="both"/>
+            </w:pPr>
             <w:r>
               <w:rPr>
-                <w:rFonts w:ascii="Times New Roman" w:hAnsi="Times New Roman" w:cs="Times New Roman" w:eastAsia="Times New Roman"/>
-                <w:sz w:val="22"/>
+                <w:sz w:val="20"/>
               </w:rPr>
-              <w:t>Thực hiện Chương 1: Tổng quan, khảo sát hiện trạng công tác truyền thông và hạ tầng CNTT tại Công đoàn Trường Đại học Thủ Dầu Một</w:t>
+              <w:t>Khảo sát hiện trạng truyền thông Công đoàn TDMU; thu thập yêu cầu người dùng và viết nội dung Chương 1.</w:t>
             </w:r>
           </w:p>
         </w:tc>
         <w:tc>
           <w:tcPr>
             <w:tcW w:w="2382" w:type="dxa"/>
+            <w:tcMar>
+              <w:top w:w="20" w:type="dxa"/>
+              <w:left w:w="50" w:type="dxa"/>
+              <w:bottom w:w="20" w:type="dxa"/>
+              <w:right w:w="50" w:type="dxa"/>
+            </w:tcMar>
             <w:vAlign w:val="center"/>
           </w:tcPr>
           <w:p>
+            <w:pPr>
+              <w:spacing w:after="20"/>
+              <w:jc w:val="both"/>
+            </w:pPr>
             <w:r>
               <w:rPr>
-                <w:rFonts w:ascii="Times New Roman" w:hAnsi="Times New Roman" w:cs="Times New Roman" w:eastAsia="Times New Roman"/>
-                <w:sz w:val="22"/>
+                <w:sz w:val="20"/>
               </w:rPr>
-              <w:t>Đề cương chi tiết và nội dung báo cáo Chương 1</w:t>
+              <w:t>Báo cáo khảo sát và dự thảo nội dung Chương 1</w:t>
             </w:r>
           </w:p>
         </w:tc>
         <w:tc>
           <w:tcPr>
             <w:tcW w:w="2479" w:type="dxa"/>
+            <w:tcMar>
+              <w:top w:w="20" w:type="dxa"/>
+              <w:left w:w="50" w:type="dxa"/>
+              <w:bottom w:w="20" w:type="dxa"/>
+              <w:right w:w="50" w:type="dxa"/>
+            </w:tcMar>
             <w:vAlign w:val="center"/>
           </w:tcPr>
           <w:p>
+            <w:pPr>
+              <w:spacing w:after="20"/>
+              <w:jc w:val="center"/>
+            </w:pPr>
             <w:r>
               <w:rPr>
-                <w:rFonts w:ascii="Times New Roman" w:hAnsi="Times New Roman" w:cs="Times New Roman" w:eastAsia="Times New Roman"/>
-                <w:sz w:val="22"/>
+                <w:sz w:val="20"/>
               </w:rPr>
               <w:t>Trần Hồng Thanh</w:t>
+            </w:r>
+            <w:r>
+              <w:rPr>
+                <w:sz w:val="20"/>
+              </w:rPr>
+              <w:br/>
+              <w:t>Nguyễn Bình Dương</w:t>
             </w:r>
           </w:p>
         </w:tc>
@@ -4302,13 +3610,22 @@
         <w:tc>
           <w:tcPr>
             <w:tcW w:w="1701" w:type="dxa"/>
+            <w:tcMar>
+              <w:top w:w="20" w:type="dxa"/>
+              <w:left w:w="50" w:type="dxa"/>
+              <w:bottom w:w="20" w:type="dxa"/>
+              <w:right w:w="50" w:type="dxa"/>
+            </w:tcMar>
             <w:vAlign w:val="center"/>
           </w:tcPr>
           <w:p>
+            <w:pPr>
+              <w:spacing w:after="20"/>
+              <w:jc w:val="center"/>
+            </w:pPr>
             <w:r>
               <w:rPr>
-                <w:rFonts w:ascii="Times New Roman" w:hAnsi="Times New Roman" w:cs="Times New Roman" w:eastAsia="Times New Roman"/>
-                <w:sz w:val="22"/>
+                <w:sz w:val="20"/>
               </w:rPr>
               <w:t>1 tháng</w:t>
             </w:r>
@@ -4317,45 +3634,77 @@
         <w:tc>
           <w:tcPr>
             <w:tcW w:w="2410" w:type="dxa"/>
+            <w:tcMar>
+              <w:top w:w="20" w:type="dxa"/>
+              <w:left w:w="50" w:type="dxa"/>
+              <w:bottom w:w="20" w:type="dxa"/>
+              <w:right w:w="50" w:type="dxa"/>
+            </w:tcMar>
             <w:vAlign w:val="center"/>
           </w:tcPr>
           <w:p>
+            <w:pPr>
+              <w:spacing w:after="20"/>
+              <w:jc w:val="both"/>
+            </w:pPr>
             <w:r>
               <w:rPr>
-                <w:rFonts w:ascii="Times New Roman" w:hAnsi="Times New Roman" w:cs="Times New Roman" w:eastAsia="Times New Roman"/>
-                <w:sz w:val="22"/>
+                <w:sz w:val="20"/>
               </w:rPr>
-              <w:t>Phân tích và thiết kế hệ thống (Chương 2): Phân tích 4 Actor, 26 Use Case, xây dựng biểu đồ UML (Use Case, Sequence Diagram), thiết kế CSDL 15 bảng MSSQL và thiết kế giao diện Figma (UI/UX)</w:t>
+              <w:t>Phân tích hệ thống, thiết kế sơ đồ CSDL và thiết kế giao diện người dùng trên Figma (Chương 2).</w:t>
             </w:r>
           </w:p>
         </w:tc>
         <w:tc>
           <w:tcPr>
             <w:tcW w:w="2382" w:type="dxa"/>
+            <w:tcMar>
+              <w:top w:w="20" w:type="dxa"/>
+              <w:left w:w="50" w:type="dxa"/>
+              <w:bottom w:w="20" w:type="dxa"/>
+              <w:right w:w="50" w:type="dxa"/>
+            </w:tcMar>
             <w:vAlign w:val="center"/>
           </w:tcPr>
           <w:p>
+            <w:pPr>
+              <w:spacing w:after="20"/>
+              <w:jc w:val="both"/>
+            </w:pPr>
             <w:r>
               <w:rPr>
-                <w:rFonts w:ascii="Times New Roman" w:hAnsi="Times New Roman" w:cs="Times New Roman" w:eastAsia="Times New Roman"/>
-                <w:sz w:val="22"/>
+                <w:sz w:val="20"/>
               </w:rPr>
-              <w:t>Tập biểu đồ UML phân tích hệ thống, Sơ đồ ERD 15 bảng CSDL và bộ thiết kế giao diện Figma UI/UX hoàn chỉnh</w:t>
+              <w:t>Bản thiết kế Figma và sơ đồ thiết kế CSDL</w:t>
             </w:r>
           </w:p>
         </w:tc>
         <w:tc>
           <w:tcPr>
             <w:tcW w:w="2479" w:type="dxa"/>
+            <w:tcMar>
+              <w:top w:w="20" w:type="dxa"/>
+              <w:left w:w="50" w:type="dxa"/>
+              <w:bottom w:w="20" w:type="dxa"/>
+              <w:right w:w="50" w:type="dxa"/>
+            </w:tcMar>
             <w:vAlign w:val="center"/>
           </w:tcPr>
           <w:p>
+            <w:pPr>
+              <w:spacing w:after="20"/>
+              <w:jc w:val="center"/>
+            </w:pPr>
             <w:r>
               <w:rPr>
-                <w:rFonts w:ascii="Times New Roman" w:hAnsi="Times New Roman" w:cs="Times New Roman" w:eastAsia="Times New Roman"/>
-                <w:sz w:val="22"/>
+                <w:sz w:val="20"/>
               </w:rPr>
               <w:t>Nguyễn Bình Dương</w:t>
+            </w:r>
+            <w:r>
+              <w:rPr>
+                <w:sz w:val="20"/>
+              </w:rPr>
               <w:br/>
               <w:t>Phạm Anh Tuấn</w:t>
             </w:r>
@@ -4370,13 +3719,22 @@
         <w:tc>
           <w:tcPr>
             <w:tcW w:w="1701" w:type="dxa"/>
+            <w:tcMar>
+              <w:top w:w="20" w:type="dxa"/>
+              <w:left w:w="50" w:type="dxa"/>
+              <w:bottom w:w="20" w:type="dxa"/>
+              <w:right w:w="50" w:type="dxa"/>
+            </w:tcMar>
             <w:vAlign w:val="center"/>
           </w:tcPr>
           <w:p>
+            <w:pPr>
+              <w:spacing w:after="20"/>
+              <w:jc w:val="center"/>
+            </w:pPr>
             <w:r>
               <w:rPr>
-                <w:rFonts w:ascii="Times New Roman" w:hAnsi="Times New Roman" w:cs="Times New Roman" w:eastAsia="Times New Roman"/>
-                <w:sz w:val="22"/>
+                <w:sz w:val="20"/>
               </w:rPr>
               <w:t>2 tháng</w:t>
             </w:r>
@@ -4385,45 +3743,77 @@
         <w:tc>
           <w:tcPr>
             <w:tcW w:w="2410" w:type="dxa"/>
+            <w:tcMar>
+              <w:top w:w="20" w:type="dxa"/>
+              <w:left w:w="50" w:type="dxa"/>
+              <w:bottom w:w="20" w:type="dxa"/>
+              <w:right w:w="50" w:type="dxa"/>
+            </w:tcMar>
             <w:vAlign w:val="center"/>
           </w:tcPr>
           <w:p>
+            <w:pPr>
+              <w:spacing w:after="20"/>
+              <w:jc w:val="both"/>
+            </w:pPr>
             <w:r>
               <w:rPr>
-                <w:rFonts w:ascii="Times New Roman" w:hAnsi="Times New Roman" w:cs="Times New Roman" w:eastAsia="Times New Roman"/>
-                <w:sz w:val="22"/>
+                <w:sz w:val="20"/>
               </w:rPr>
-              <w:t>Xây dựng ứng dụng (Chương 2): Lập trình Frontend React SPA, Backend Node.js Express RESTful API, Tích hợp Trợ lý Gemini AI, Facebook Graph API và Phân hệ thi đua 16 Tổ công đoàn</w:t>
+              <w:t>Lập trình website, xây dựng máy chủ, tích hợp tính năng AI và kết nối đăng bài Facebook, Zalo (Chương 2).</w:t>
             </w:r>
           </w:p>
         </w:tc>
         <w:tc>
           <w:tcPr>
             <w:tcW w:w="2382" w:type="dxa"/>
+            <w:tcMar>
+              <w:top w:w="20" w:type="dxa"/>
+              <w:left w:w="50" w:type="dxa"/>
+              <w:bottom w:w="20" w:type="dxa"/>
+              <w:right w:w="50" w:type="dxa"/>
+            </w:tcMar>
             <w:vAlign w:val="center"/>
           </w:tcPr>
           <w:p>
+            <w:pPr>
+              <w:spacing w:after="20"/>
+              <w:jc w:val="both"/>
+            </w:pPr>
             <w:r>
               <w:rPr>
-                <w:rFonts w:ascii="Times New Roman" w:hAnsi="Times New Roman" w:cs="Times New Roman" w:eastAsia="Times New Roman"/>
-                <w:sz w:val="22"/>
+                <w:sz w:val="20"/>
               </w:rPr>
-              <w:t>Mã nguồn hệ thống, CSDL MSSQL và Website hoàn chỉnh chạy thử nghiệm (bản beta)</w:t>
+              <w:t>Website hoàn thiện các tính năng cốt lõi</w:t>
             </w:r>
           </w:p>
         </w:tc>
         <w:tc>
           <w:tcPr>
             <w:tcW w:w="2479" w:type="dxa"/>
+            <w:tcMar>
+              <w:top w:w="20" w:type="dxa"/>
+              <w:left w:w="50" w:type="dxa"/>
+              <w:bottom w:w="20" w:type="dxa"/>
+              <w:right w:w="50" w:type="dxa"/>
+            </w:tcMar>
             <w:vAlign w:val="center"/>
           </w:tcPr>
           <w:p>
+            <w:pPr>
+              <w:spacing w:after="20"/>
+              <w:jc w:val="center"/>
+            </w:pPr>
             <w:r>
               <w:rPr>
-                <w:rFonts w:ascii="Times New Roman" w:hAnsi="Times New Roman" w:cs="Times New Roman" w:eastAsia="Times New Roman"/>
-                <w:sz w:val="22"/>
+                <w:sz w:val="20"/>
               </w:rPr>
               <w:t>Nguyễn Bình Dương</w:t>
+            </w:r>
+            <w:r>
+              <w:rPr>
+                <w:sz w:val="20"/>
+              </w:rPr>
               <w:br/>
               <w:t>Trần Hồng Thanh</w:t>
             </w:r>
@@ -4438,13 +3828,22 @@
         <w:tc>
           <w:tcPr>
             <w:tcW w:w="1701" w:type="dxa"/>
+            <w:tcMar>
+              <w:top w:w="20" w:type="dxa"/>
+              <w:left w:w="50" w:type="dxa"/>
+              <w:bottom w:w="20" w:type="dxa"/>
+              <w:right w:w="50" w:type="dxa"/>
+            </w:tcMar>
             <w:vAlign w:val="center"/>
           </w:tcPr>
           <w:p>
+            <w:pPr>
+              <w:spacing w:after="20"/>
+              <w:jc w:val="center"/>
+            </w:pPr>
             <w:r>
               <w:rPr>
-                <w:rFonts w:ascii="Times New Roman" w:hAnsi="Times New Roman" w:cs="Times New Roman" w:eastAsia="Times New Roman"/>
-                <w:sz w:val="22"/>
+                <w:sz w:val="20"/>
               </w:rPr>
               <w:t>1 tháng</w:t>
             </w:r>
@@ -4453,43 +3852,70 @@
         <w:tc>
           <w:tcPr>
             <w:tcW w:w="2410" w:type="dxa"/>
+            <w:tcMar>
+              <w:top w:w="20" w:type="dxa"/>
+              <w:left w:w="50" w:type="dxa"/>
+              <w:bottom w:w="20" w:type="dxa"/>
+              <w:right w:w="50" w:type="dxa"/>
+            </w:tcMar>
             <w:vAlign w:val="center"/>
           </w:tcPr>
           <w:p>
+            <w:pPr>
+              <w:spacing w:after="20"/>
+              <w:jc w:val="both"/>
+            </w:pPr>
             <w:r>
               <w:rPr>
-                <w:rFonts w:ascii="Times New Roman" w:hAnsi="Times New Roman" w:cs="Times New Roman" w:eastAsia="Times New Roman"/>
-                <w:sz w:val="22"/>
+                <w:sz w:val="20"/>
               </w:rPr>
-              <w:t>Kiểm thử hệ thống và hoàn thiện báo cáo đề tài Chương 2, Chương 3: Tổng kết, đánh giá kết quả đạt được, phân tích ưu nhược điểm và hướng phát triển</w:t>
+              <w:t>Kiểm thử chức năng website, khắc phục lỗi phát sinh và hoàn thiện báo cáo Chương 2, Chương 3.</w:t>
             </w:r>
           </w:p>
         </w:tc>
         <w:tc>
           <w:tcPr>
             <w:tcW w:w="2382" w:type="dxa"/>
+            <w:tcMar>
+              <w:top w:w="20" w:type="dxa"/>
+              <w:left w:w="50" w:type="dxa"/>
+              <w:bottom w:w="20" w:type="dxa"/>
+              <w:right w:w="50" w:type="dxa"/>
+            </w:tcMar>
             <w:vAlign w:val="center"/>
           </w:tcPr>
           <w:p>
+            <w:pPr>
+              <w:spacing w:after="20"/>
+              <w:jc w:val="both"/>
+            </w:pPr>
             <w:r>
               <w:rPr>
-                <w:rFonts w:ascii="Times New Roman" w:hAnsi="Times New Roman" w:cs="Times New Roman" w:eastAsia="Times New Roman"/>
-                <w:sz w:val="22"/>
+                <w:sz w:val="20"/>
               </w:rPr>
-              <w:t>Báo cáo kiểm thử chức năng và Cuốn báo cáo NCKH hoàn chỉnh 3 chương</w:t>
+              <w:t>Báo cáo kiểm thử và dự thảo báo cáo tổng kết</w:t>
             </w:r>
           </w:p>
         </w:tc>
         <w:tc>
           <w:tcPr>
             <w:tcW w:w="2479" w:type="dxa"/>
+            <w:tcMar>
+              <w:top w:w="20" w:type="dxa"/>
+              <w:left w:w="50" w:type="dxa"/>
+              <w:bottom w:w="20" w:type="dxa"/>
+              <w:right w:w="50" w:type="dxa"/>
+            </w:tcMar>
             <w:vAlign w:val="center"/>
           </w:tcPr>
           <w:p>
+            <w:pPr>
+              <w:spacing w:after="20"/>
+              <w:jc w:val="center"/>
+            </w:pPr>
             <w:r>
               <w:rPr>
-                <w:rFonts w:ascii="Times New Roman" w:hAnsi="Times New Roman" w:cs="Times New Roman" w:eastAsia="Times New Roman"/>
-                <w:sz w:val="22"/>
+                <w:sz w:val="20"/>
               </w:rPr>
               <w:t>Phạm Anh Tuấn</w:t>
             </w:r>
@@ -4504,13 +3930,22 @@
         <w:tc>
           <w:tcPr>
             <w:tcW w:w="1701" w:type="dxa"/>
+            <w:tcMar>
+              <w:top w:w="20" w:type="dxa"/>
+              <w:left w:w="50" w:type="dxa"/>
+              <w:bottom w:w="20" w:type="dxa"/>
+              <w:right w:w="50" w:type="dxa"/>
+            </w:tcMar>
             <w:vAlign w:val="center"/>
           </w:tcPr>
           <w:p>
+            <w:pPr>
+              <w:spacing w:after="20"/>
+              <w:jc w:val="center"/>
+            </w:pPr>
             <w:r>
               <w:rPr>
-                <w:rFonts w:ascii="Times New Roman" w:hAnsi="Times New Roman" w:cs="Times New Roman" w:eastAsia="Times New Roman"/>
-                <w:sz w:val="22"/>
+                <w:sz w:val="20"/>
               </w:rPr>
               <w:t>1 tháng</w:t>
             </w:r>
@@ -4519,47 +3954,86 @@
         <w:tc>
           <w:tcPr>
             <w:tcW w:w="2410" w:type="dxa"/>
+            <w:tcMar>
+              <w:top w:w="20" w:type="dxa"/>
+              <w:left w:w="50" w:type="dxa"/>
+              <w:bottom w:w="20" w:type="dxa"/>
+              <w:right w:w="50" w:type="dxa"/>
+            </w:tcMar>
             <w:vAlign w:val="center"/>
           </w:tcPr>
           <w:p>
+            <w:pPr>
+              <w:spacing w:after="20"/>
+              <w:jc w:val="both"/>
+            </w:pPr>
             <w:r>
               <w:rPr>
-                <w:rFonts w:ascii="Times New Roman" w:hAnsi="Times New Roman" w:cs="Times New Roman" w:eastAsia="Times New Roman"/>
-                <w:sz w:val="22"/>
+                <w:sz w:val="20"/>
               </w:rPr>
-              <w:t>Triển khai thử nghiệm thực tế tại Công đoàn TDMU, thu thập kết quả đánh giá phản hồi của cán bộ đoàn viên và hoàn thiện hồ sơ nghiệm thu đề tài</w:t>
+              <w:t>Thử nghiệm thực tế tại Công đoàn trường, thu thập ý kiến đánh giá và hoàn thiện hồ sơ nghiệm thu.</w:t>
             </w:r>
           </w:p>
         </w:tc>
         <w:tc>
           <w:tcPr>
             <w:tcW w:w="2382" w:type="dxa"/>
+            <w:tcMar>
+              <w:top w:w="20" w:type="dxa"/>
+              <w:left w:w="50" w:type="dxa"/>
+              <w:bottom w:w="20" w:type="dxa"/>
+              <w:right w:w="50" w:type="dxa"/>
+            </w:tcMar>
             <w:vAlign w:val="center"/>
           </w:tcPr>
           <w:p>
+            <w:pPr>
+              <w:spacing w:after="20"/>
+              <w:jc w:val="both"/>
+            </w:pPr>
             <w:r>
               <w:rPr>
-                <w:rFonts w:ascii="Times New Roman" w:hAnsi="Times New Roman" w:cs="Times New Roman" w:eastAsia="Times New Roman"/>
-                <w:sz w:val="22"/>
+                <w:sz w:val="20"/>
               </w:rPr>
-              <w:t>Biên bản nghiệm thu thử nghiệm thực tế, kết quả đánh giá của Công đoàn TDMU và hồ sơ nghiệm thu</w:t>
+              <w:t>Biên bản thử nghiệm và hồ sơ nghiệm thu hoàn chỉnh</w:t>
             </w:r>
           </w:p>
         </w:tc>
         <w:tc>
           <w:tcPr>
             <w:tcW w:w="2479" w:type="dxa"/>
+            <w:tcMar>
+              <w:top w:w="20" w:type="dxa"/>
+              <w:left w:w="50" w:type="dxa"/>
+              <w:bottom w:w="20" w:type="dxa"/>
+              <w:right w:w="50" w:type="dxa"/>
+            </w:tcMar>
             <w:vAlign w:val="center"/>
           </w:tcPr>
           <w:p>
+            <w:pPr>
+              <w:spacing w:after="20"/>
+              <w:jc w:val="center"/>
+            </w:pPr>
             <w:r>
               <w:rPr>
-                <w:rFonts w:ascii="Times New Roman" w:hAnsi="Times New Roman" w:cs="Times New Roman" w:eastAsia="Times New Roman"/>
-                <w:sz w:val="22"/>
+                <w:sz w:val="20"/>
               </w:rPr>
               <w:t>Nguyễn Bình Dương</w:t>
+            </w:r>
+            <w:r>
+              <w:rPr>
+                <w:sz w:val="20"/>
+              </w:rPr>
               <w:br/>
               <w:t>Trần Hồng Thanh</w:t>
+            </w:r>
+            <w:r>
+              <w:rPr>
+                <w:sz w:val="20"/>
+              </w:rPr>
+              <w:br/>
+              <w:t>Phạm Anh Tuấn</w:t>
             </w:r>
           </w:p>
         </w:tc>
@@ -4581,12 +4055,14 @@
     <w:p>
       <w:pPr>
         <w:pStyle w:val="oancuaDanhsach"/>
+        <w:keepNext/>
+        <w:pageBreakBefore/>
         <w:numPr>
           <w:ilvl w:val="0"/>
           <w:numId w:val="1"/>
         </w:numPr>
         <w:shd w:val="clear" w:color="auto" w:fill="FFFFFF" w:themeFill="background1"/>
-        <w:spacing w:line="276" w:lineRule="auto"/>
+        <w:spacing w:line="269" w:lineRule="auto"/>
         <w:ind w:left="426" w:hanging="426"/>
         <w:jc w:val="both"/>
         <w:outlineLvl w:val="0"/>
@@ -4596,7 +4072,6 @@
           <w:bCs/>
           <w:sz w:val="26"/>
           <w:szCs w:val="26"/>
-          <w:lang w:val="vi-VN"/>
         </w:rPr>
       </w:pPr>
       <w:r>
@@ -4606,231 +4081,171 @@
           <w:bCs/>
           <w:sz w:val="26"/>
           <w:szCs w:val="26"/>
-          <w:lang w:val="vi-VN"/>
-        </w:rPr>
+        </w:rPr>
+        <w:lastRenderedPageBreak/>
         <w:t>Sản phẩm và khả năng ứng dụng:</w:t>
       </w:r>
     </w:p>
     <w:p>
       <w:pPr>
-        <w:shd w:val="clear" w:color="auto" w:fill="FFFFFF" w:themeFill="background1"/>
-        <w:spacing w:line="276" w:lineRule="auto"/>
-        <w:jc w:val="both"/>
-        <w:rPr>
-          <w:bCs/>
-          <w:color w:val="000000" w:themeColor="text1"/>
-          <w:sz w:val="26"/>
-          <w:szCs w:val="26"/>
-          <w:lang w:val="vi-VN"/>
-        </w:rPr>
-      </w:pPr>
-      <w:r>
-        <w:rPr>
-          <w:b/>
-          <w:bCs/>
-          <w:color w:val="000000" w:themeColor="text1"/>
-          <w:sz w:val="26"/>
-          <w:szCs w:val="26"/>
-          <w:lang w:val="vi-VN"/>
-        </w:rPr>
-        <w:t>Sản phẩm:</w:t>
-      </w:r>
-    </w:p>
-    <w:p>
-      <w:pPr>
-        <w:shd w:val="clear" w:color="auto" w:fill="FFFFFF" w:themeFill="background1"/>
-        <w:spacing w:line="276" w:lineRule="auto"/>
-        <w:jc w:val="both"/>
-        <w:rPr>
-          <w:bCs/>
-          <w:color w:val="000000" w:themeColor="text1"/>
-          <w:sz w:val="26"/>
-          <w:szCs w:val="26"/>
-          <w:lang w:val="vi-VN"/>
-        </w:rPr>
-      </w:pPr>
-      <w:r>
-        <w:rPr>
-          <w:bCs/>
-          <w:color w:val="000000" w:themeColor="text1"/>
-          <w:sz w:val="26"/>
-          <w:szCs w:val="26"/>
-          <w:lang w:val="vi-VN"/>
-        </w:rPr>
-        <w:t>Hệ thống đáp ứng mục tiêu đã đặt ra, đáp ứng nhu cầu của các nhóm người dùng sau:</w:t>
-      </w:r>
-    </w:p>
-    <w:p>
-      <w:pPr>
-        <w:pStyle w:val="oancuaDanhsach"/>
-        <w:numPr>
-          <w:ilvl w:val="0"/>
-          <w:numId w:val="18"/>
-        </w:numPr>
-        <w:shd w:val="clear" w:color="auto" w:fill="FFFFFF" w:themeFill="background1"/>
-        <w:spacing w:line="276" w:lineRule="auto"/>
-        <w:ind w:left="567" w:hanging="283"/>
-        <w:jc w:val="both"/>
+        <w:keepNext/>
+        <w:spacing w:after="40" w:line="269" w:lineRule="auto"/>
+        <w:jc w:val="both"/>
+      </w:pPr>
+      <w:r>
+        <w:rPr>
+          <w:b/>
+          <w:color w:val="000000"/>
+          <w:sz w:val="26"/>
+        </w:rPr>
+        <w:t>13.1. Sản phẩm:</w:t>
+      </w:r>
+    </w:p>
+    <w:p>
+      <w:pPr>
+        <w:spacing w:after="40" w:line="269" w:lineRule="auto"/>
+        <w:ind w:firstLine="360"/>
+        <w:jc w:val="both"/>
+      </w:pPr>
+      <w:r>
+        <w:rPr>
+          <w:sz w:val="26"/>
+        </w:rPr>
+        <w:t>Website truyền thông Công đoàn Trường Đại học Thủ Dầu Một tích hợp AI hỗ trợ tạo và đăng tải nội dung, bao gồm:</w:t>
+      </w:r>
+    </w:p>
+    <w:p>
+      <w:pPr>
+        <w:spacing w:after="40" w:line="269" w:lineRule="auto"/>
+        <w:ind w:left="280" w:hanging="280"/>
+        <w:jc w:val="both"/>
+      </w:pPr>
+      <w:r/>
+      <w:r>
         <w:rPr>
           <w:rFonts w:ascii="Times New Roman" w:hAnsi="Times New Roman"/>
-          <w:bCs/>
-          <w:color w:val="000000" w:themeColor="text1"/>
-          <w:sz w:val="26"/>
-          <w:szCs w:val="26"/>
-          <w:lang w:val="vi-VN"/>
-        </w:rPr>
-      </w:pPr>
-      <w:r>
-        <w:rPr>
-          <w:lang w:val="vi-VN"/>
-        </w:rPr>
-        <w:t>Quản trị viên (Ban Chấp hành Công đoàn): Quản lý tài khoản, phân quyền RBAC 4 vai trò, quản lý cơ cấu 16 Tổ công đoàn, cấu hình API Keys (AI, Facebook, Mail), duyệt bài, giám sát định mức Token AI và nhật ký kiểm toán.</w:t>
-      </w:r>
-    </w:p>
-    <w:p>
-      <w:pPr>
-        <w:pStyle w:val="oancuaDanhsach"/>
-        <w:numPr>
-          <w:ilvl w:val="0"/>
-          <w:numId w:val="18"/>
-        </w:numPr>
-        <w:shd w:val="clear" w:color="auto" w:fill="FFFFFF" w:themeFill="background1"/>
-        <w:spacing w:line="276" w:lineRule="auto"/>
-        <w:ind w:left="567" w:hanging="283"/>
-        <w:jc w:val="both"/>
+          <w:b/>
+          <w:sz w:val="26"/>
+        </w:rPr>
+        <w:t xml:space="preserve">- Cổng thông tin cho đoàn viên và người lao động: </w:t>
+      </w:r>
+      <w:r>
         <w:rPr>
           <w:rFonts w:ascii="Times New Roman" w:hAnsi="Times New Roman"/>
-          <w:bCs/>
-          <w:color w:val="000000" w:themeColor="text1"/>
-          <w:sz w:val="26"/>
-          <w:szCs w:val="26"/>
-          <w:lang w:val="vi-VN"/>
-        </w:rPr>
-      </w:pPr>
-      <w:r>
-        <w:rPr>
-          <w:lang w:val="vi-VN"/>
-        </w:rPr>
-        <w:t>Biên tập viên (Ban Tuyên giáo Công đoàn): Soạn thảo, biên tập nội dung, tiếp nhận hàng đợi duyệt bài, sử dụng AI Copilot CMS tối ưu SEO/tóm tắt/ảnh banner, thiết lập lịch đăng bài, xuất bản đa kênh Facebook và thẩm định chấm điểm thi đua 16 Tổ.</w:t>
-      </w:r>
-    </w:p>
-    <w:p>
-      <w:pPr>
-        <w:pStyle w:val="oancuaDanhsach"/>
-        <w:spacing w:before="20" w:after="40"/>
-        <w:rPr>
-          <w:lang w:val="vi-VN"/>
-        </w:rPr>
-      </w:pPr>
+          <w:b w:val="0"/>
+          <w:sz w:val="26"/>
+        </w:rPr>
+        <w:t>Cung cấp giao diện trực quan xem tin tức, thông báo, sự kiện và hình ảnh hoạt động của Công đoàn; tích hợp công cụ tìm kiếm, tra cứu văn bản chính sách và tiếp nhận ý kiến đóng góp, phản hồi từ đoàn viên.</w:t>
+      </w:r>
+    </w:p>
+    <w:p>
+      <w:pPr>
+        <w:spacing w:after="40" w:line="269" w:lineRule="auto"/>
+        <w:ind w:left="280" w:hanging="280"/>
+        <w:jc w:val="both"/>
+      </w:pPr>
+      <w:r/>
       <w:r>
         <w:rPr>
           <w:rFonts w:ascii="Times New Roman" w:hAnsi="Times New Roman"/>
-          <w:sz w:val="20"/>
-          <w:lang w:val="vi-VN"/>
-        </w:rPr>
-        <w:t>Cộng tác viên (Đại diện 16 Tổ Công đoàn): Soạn thảo bài viết bản nháp, sử dụng Trợ lý AI gợi ý nội dung, nộp bài yêu cầu phê duyệt và nộp báo cáo hoạt động thi đua tháng của Tổ online kèm minh chứng.</w:t>
-      </w:r>
-    </w:p>
-    <w:p>
-      <w:pPr>
-        <w:pStyle w:val="oancuaDanhsach"/>
-        <w:numPr>
-          <w:ilvl w:val="0"/>
-          <w:numId w:val="18"/>
-        </w:numPr>
-        <w:shd w:val="clear" w:color="auto" w:fill="FFFFFF" w:themeFill="background1"/>
-        <w:spacing w:line="276" w:lineRule="auto"/>
-        <w:ind w:left="567" w:hanging="283"/>
-        <w:jc w:val="both"/>
+          <w:b/>
+          <w:sz w:val="26"/>
+        </w:rPr>
+        <w:t xml:space="preserve">- Phân hệ quản trị (Dành cho Ban Chấp hành): </w:t>
+      </w:r>
+      <w:r>
         <w:rPr>
           <w:rFonts w:ascii="Times New Roman" w:hAnsi="Times New Roman"/>
-          <w:bCs/>
-          <w:color w:val="000000" w:themeColor="text1"/>
-          <w:sz w:val="26"/>
-          <w:szCs w:val="26"/>
-          <w:lang w:val="vi-VN"/>
-        </w:rPr>
-      </w:pPr>
-      <w:r>
-        <w:rPr>
-          <w:lang w:val="vi-VN"/>
-        </w:rPr>
-        <w:t>Hệ thống (tự động): Tự động xuất bản bài viết theo lịch hẹn giờ, tự động đồng bộ đăng bài kèm ảnh sang Fanpage Facebook Công đoàn qua Graph API, tự động tính điểm và xếp hạng thi đua 16 Tổ, tự động sao lưu CSDL định kỳ.</w:t>
-      </w:r>
-    </w:p>
-    <w:p>
-      <w:pPr>
-        <w:pStyle w:val="oancuaDanhsach"/>
-        <w:numPr>
-          <w:ilvl w:val="0"/>
-          <w:numId w:val="18"/>
-        </w:numPr>
-        <w:shd w:val="clear" w:color="auto" w:fill="FFFFFF" w:themeFill="background1"/>
-        <w:spacing w:line="276" w:lineRule="auto"/>
-        <w:ind w:left="567" w:hanging="283"/>
-        <w:jc w:val="both"/>
+          <w:b w:val="0"/>
+          <w:sz w:val="26"/>
+        </w:rPr>
+        <w:t>Hỗ trợ phân quyền người dùng (Quản trị viên, Biên tập viên, Đoàn viên), kiểm duyệt tin bài trước khi xuất bản, quản lý chuyên mục nội dung và theo dõi bảng thống kê lượt xem, tương tác đa kênh.</w:t>
+      </w:r>
+    </w:p>
+    <w:p>
+      <w:pPr>
+        <w:spacing w:line="269" w:lineRule="auto" w:after="40"/>
+        <w:jc w:val="both"/>
+      </w:pPr>
+      <w:r>
         <w:rPr>
           <w:rFonts w:ascii="Times New Roman" w:hAnsi="Times New Roman"/>
-          <w:bCs/>
-          <w:color w:val="000000" w:themeColor="text1"/>
-          <w:sz w:val="26"/>
-          <w:szCs w:val="26"/>
-          <w:lang w:val="vi-VN"/>
-        </w:rPr>
-      </w:pPr>
-      <w:r>
-        <w:rPr>
-          <w:lang w:val="vi-VN"/>
-        </w:rPr>
-        <w:t>Đoàn viên &amp; Độc giả (cán bộ, giảng viên, nhân viên, sinh viên): Xem và tìm kiếm tin tức đa tiêu chí, tải văn bản biểu mẫu chính sách, gửi phản ánh tâm tư nguyện vọng, tham gia bình chọn thăm dò ý kiến và tương tác bài viết (Like, bình luận, chia sẻ).</w:t>
-      </w:r>
-    </w:p>
-    <w:p>
-      <w:pPr>
-        <w:shd w:val="clear" w:color="auto" w:fill="FFFFFF" w:themeFill="background1"/>
-        <w:spacing w:line="276" w:lineRule="auto"/>
-        <w:jc w:val="both"/>
-        <w:rPr>
-          <w:b/>
-          <w:bCs/>
-          <w:color w:val="000000" w:themeColor="text1"/>
-          <w:sz w:val="26"/>
-          <w:szCs w:val="26"/>
-          <w:lang w:val="vi-VN"/>
-        </w:rPr>
-      </w:pPr>
-      <w:r>
-        <w:rPr>
-          <w:lang w:val="vi-VN"/>
-        </w:rPr>
-        <w:t>Khả năng ứng dụng: Triển khai ứng dụng thực tế trực tiếp trong công tác truyền thông và phong trào thi đua của Công đoàn Trường Đại học Thủ Dầu Một, giúp rút ngắn thời gian tạo nội dung nhờ AI hỗ trợ, số hóa minh bạch công tác thi đua 16 Tổ công đoàn trực thuộc, thống nhất quản lý lịch đăng đa kênh và cung cấp công cụ thống kê tập trung để đánh giá hiệu quả truyền thông. Mô hình có khả năng mở rộng áp dụng cho các đơn vị/phòng ban khác trong trường hoặc các tổ chức Công đoàn cơ sở, Đoàn Thanh niên trong hệ thống giáo dục đại học.</w:t>
-      </w:r>
-    </w:p>
-    <w:p>
-      <w:pPr>
-        <w:shd w:val="clear" w:color="auto" w:fill="FFFFFF" w:themeFill="background1"/>
-        <w:spacing w:line="276" w:lineRule="auto"/>
-        <w:jc w:val="both"/>
-        <w:rPr>
-          <w:b/>
-          <w:bCs/>
-          <w:sz w:val="26"/>
-          <w:szCs w:val="26"/>
-        </w:rPr>
-      </w:pPr>
-    </w:p>
-    <w:p>
-      <w:pPr>
-        <w:shd w:val="clear" w:color="auto" w:fill="FFFFFF" w:themeFill="background1"/>
-        <w:spacing w:line="276" w:lineRule="auto"/>
-        <w:jc w:val="both"/>
-        <w:rPr>
-          <w:b/>
-          <w:bCs/>
-          <w:sz w:val="26"/>
-          <w:szCs w:val="26"/>
-        </w:rPr>
-      </w:pPr>
+          <w:b/>
+          <w:sz w:val="26"/>
+        </w:rPr>
+        <w:t xml:space="preserve">- Phân hệ biên tập và Trợ lý AI (Dành cho cán bộ truyền thông): </w:t>
+      </w:r>
+      <w:r>
+        <w:rPr>
+          <w:rFonts w:ascii="Times New Roman" w:hAnsi="Times New Roman"/>
+          <w:b w:val="0"/>
+          <w:sz w:val="26"/>
+        </w:rPr>
+        <w:t>Cung cấp trình soạn thảo bài viết trực quan; tích hợp trợ lý AI hỗ trợ tạo bài viết từ tài liệu tải lên hoặc từ khóa, tóm tắt tin tức, gợi ý tiêu đề thu hút và hình ảnh minh họa phù hợp; thiết lập lịch hẹn giờ xuất bản tin bài.</w:t>
+      </w:r>
+    </w:p>
+    <w:p>
+      <w:pPr>
+        <w:spacing w:line="269" w:lineRule="auto" w:after="40"/>
+        <w:jc w:val="both"/>
+      </w:pPr>
+      <w:r>
+        <w:rPr>
+          <w:rFonts w:ascii="Times New Roman" w:hAnsi="Times New Roman"/>
+          <w:b/>
+          <w:sz w:val="26"/>
+        </w:rPr>
+        <w:t xml:space="preserve">- Phân hệ dịch vụ tự động hóa và kết nối đa kênh: </w:t>
+      </w:r>
+      <w:r>
+        <w:rPr>
+          <w:rFonts w:ascii="Times New Roman" w:hAnsi="Times New Roman"/>
+          <w:b w:val="0"/>
+          <w:sz w:val="26"/>
+        </w:rPr>
+        <w:t>Tự động đồng bộ và đăng tải bài viết kèm hình ảnh từ website lên Fanpage Facebook và Zalo OA theo lịch đã cài đặt; tự động thu thập và đồng bộ số liệu tương tác (lượt xem, thích, chia sẻ) về hệ thống.</w:t>
+      </w:r>
+    </w:p>
+    <w:p>
+      <w:pPr>
+        <w:keepNext/>
+        <w:spacing w:after="40" w:line="269" w:lineRule="auto"/>
+        <w:jc w:val="both"/>
+      </w:pPr>
+      <w:r>
+        <w:rPr>
+          <w:b/>
+          <w:color w:val="000000"/>
+          <w:sz w:val="26"/>
+        </w:rPr>
+        <w:t>13.2. Khả năng ứng dụng:</w:t>
+      </w:r>
+    </w:p>
+    <w:p>
+      <w:pPr>
+        <w:spacing w:after="40" w:line="269" w:lineRule="auto"/>
+        <w:ind w:left="280" w:hanging="280"/>
+        <w:jc w:val="both"/>
+      </w:pPr>
+      <w:r>
+        <w:rPr>
+          <w:sz w:val="26"/>
+        </w:rPr>
+        <w:t>- Hệ thống có khả năng ứng dụng thực tế trực tiếp tại Công đoàn Trường Đại học Thủ Dầu Một để phục vụ hiệu quả cho công tác thông tin, tuyên truyền và hoạt động phong trào.</w:t>
+      </w:r>
+    </w:p>
+    <w:p>
+      <w:pPr>
+        <w:spacing w:after="40" w:line="269" w:lineRule="auto"/>
+        <w:ind w:left="280" w:hanging="280"/>
+        <w:jc w:val="both"/>
+      </w:pPr>
+      <w:r>
+        <w:rPr>
+          <w:sz w:val="26"/>
+        </w:rPr>
+        <w:t>- Mô hình website và giải pháp tích hợp AI của đề tài có thể mở rộng để áp dụng cho Đoàn Thanh niên - Hội Sinh viên hoặc các tổ chức đoàn thể tương tự trong nhà trường.</w:t>
+      </w:r>
     </w:p>
     <w:p>
       <w:pPr>
@@ -4839,7 +4254,7 @@
           <w:ilvl w:val="0"/>
           <w:numId w:val="1"/>
         </w:numPr>
-        <w:spacing w:line="276" w:lineRule="auto"/>
+        <w:spacing w:line="269" w:lineRule="auto"/>
         <w:ind w:left="426" w:hanging="426"/>
         <w:outlineLvl w:val="0"/>
         <w:rPr>
@@ -4857,7 +4272,6 @@
           <w:szCs w:val="26"/>
           <w:lang w:val="vi-VN"/>
         </w:rPr>
-        <w:lastRenderedPageBreak/>
         <w:t>Kinh phí thực hiện đề tài:</w:t>
       </w:r>
       <w:r>
@@ -4887,471 +4301,263 @@
         <w:tabs>
           <w:tab w:val="right" w:leader="dot" w:pos="9639"/>
         </w:tabs>
-        <w:spacing w:after="120" w:line="276" w:lineRule="auto"/>
+        <w:spacing w:after="40" w:line="269" w:lineRule="auto"/>
         <w:ind w:left="284"/>
         <w:rPr>
           <w:sz w:val="26"/>
           <w:szCs w:val="26"/>
-          <w:lang w:val="vi-VN"/>
-        </w:rPr>
-      </w:pPr>
-      <w:r>
-        <w:rPr>
-          <w:sz w:val="26"/>
-          <w:szCs w:val="26"/>
-          <w:lang w:val="vi-VN"/>
+        </w:rPr>
+      </w:pPr>
+      <w:r>
+        <w:rPr>
+          <w:sz w:val="26"/>
+          <w:szCs w:val="26"/>
         </w:rPr>
         <w:t>Bằng chữ: Bốn triệu chín trăm ngàn đồng.</w:t>
       </w:r>
     </w:p>
-    <w:p>
-      <w:pPr>
-        <w:pStyle w:val="ThnVnban"/>
-        <w:tabs>
-          <w:tab w:val="center" w:pos="2268"/>
-          <w:tab w:val="center" w:pos="7371"/>
-        </w:tabs>
-        <w:spacing w:line="276" w:lineRule="auto"/>
-        <w:rPr>
-          <w:rFonts w:ascii="Times New Roman" w:hAnsi="Times New Roman"/>
+    <w:tbl>
+      <w:tblPr>
+        <w:tblW w:w="0" w:type="auto"/>
+        <w:jc w:val="center"/>
+        <w:tblLayout w:type="fixed"/>
+        <w:tblLook w:val="04A0" w:firstRow="1" w:lastRow="0" w:firstColumn="1" w:lastColumn="0" w:noHBand="0" w:noVBand="1"/>
+      </w:tblPr>
+      <w:tblGrid>
+        <w:gridCol w:w="4608"/>
+        <w:gridCol w:w="4608"/>
+      </w:tblGrid>
+      <w:tr>
+        <w:trPr>
+          <w:cantSplit/>
+          <w:jc w:val="center"/>
+        </w:trPr>
+        <w:tc>
+          <w:tcPr>
+            <w:tcW w:w="4608" w:type="dxa"/>
+          </w:tcPr>
+          <w:p>
+            <w:pPr>
+              <w:spacing w:before="80" w:after="40" w:line="276" w:lineRule="auto"/>
+              <w:jc w:val="center"/>
+              <w:rPr>
+                <w:b/>
+                <w:sz w:val="26"/>
+                <w:lang w:val="en-US"/>
+              </w:rPr>
+            </w:pPr>
+          </w:p>
+          <w:p>
+            <w:pPr>
+              <w:spacing w:before="80" w:after="40" w:line="276" w:lineRule="auto"/>
+              <w:jc w:val="center"/>
+            </w:pPr>
+            <w:r>
+              <w:rPr>
+                <w:b/>
+                <w:sz w:val="26"/>
+              </w:rPr>
+              <w:t>Giáo viên hướng dẫn đề tài</w:t>
+            </w:r>
+          </w:p>
+          <w:p>
+            <w:pPr>
+              <w:spacing w:line="276" w:lineRule="auto"/>
+              <w:jc w:val="center"/>
+            </w:pPr>
+            <w:r>
+              <w:rPr>
+                <w:i/>
+              </w:rPr>
+              <w:t>(Ký, ghi rõ họ tên)</w:t>
+            </w:r>
+          </w:p>
+        </w:tc>
+        <w:tc>
+          <w:tcPr>
+            <w:tcW w:w="4608" w:type="dxa"/>
+          </w:tcPr>
+          <w:p>
+            <w:pPr>
+              <w:spacing w:before="80" w:after="40" w:line="276" w:lineRule="auto"/>
+              <w:jc w:val="center"/>
+            </w:pPr>
+            <w:r>
+              <w:rPr>
+                <w:i/>
+              </w:rPr>
+              <w:t xml:space="preserve">Ngày </w:t>
+            </w:r>
+            <w:r>
+              <w:rPr>
+                <w:i/>
+                <w:lang w:val="en-US"/>
+              </w:rPr>
+              <w:t>28</w:t>
+            </w:r>
+            <w:r>
+              <w:rPr>
+                <w:i/>
+              </w:rPr>
+              <w:t xml:space="preserve"> tháng </w:t>
+            </w:r>
+            <w:r>
+              <w:rPr>
+                <w:i/>
+                <w:lang w:val="en-US"/>
+              </w:rPr>
+              <w:t>10</w:t>
+            </w:r>
+            <w:r>
+              <w:rPr>
+                <w:i/>
+              </w:rPr>
+              <w:t xml:space="preserve"> năm 2026</w:t>
+            </w:r>
+          </w:p>
+          <w:p>
+            <w:pPr>
+              <w:spacing w:after="40" w:line="276" w:lineRule="auto"/>
+              <w:jc w:val="center"/>
+            </w:pPr>
+            <w:r>
+              <w:rPr>
+                <w:b/>
+                <w:sz w:val="26"/>
+              </w:rPr>
+              <w:t>Sinh viên chịu trách nhiệm chính</w:t>
+            </w:r>
+          </w:p>
+          <w:p>
+            <w:pPr>
+              <w:spacing w:line="276" w:lineRule="auto"/>
+              <w:jc w:val="center"/>
+            </w:pPr>
+            <w:r>
+              <w:rPr>
+                <w:i/>
+              </w:rPr>
+              <w:t>(Ký, ghi rõ họ tên)</w:t>
+            </w:r>
+          </w:p>
+        </w:tc>
+      </w:tr>
+      <w:tr>
+        <w:trPr>
+          <w:cantSplit/>
+          <w:trHeight w:val="600"/>
+          <w:jc w:val="center"/>
+        </w:trPr>
+        <w:tc>
+          <w:tcPr>
+            <w:tcW w:w="4608" w:type="dxa"/>
+          </w:tcPr>
+          <w:p/>
+        </w:tc>
+        <w:tc>
+          <w:tcPr>
+            <w:tcW w:w="4608" w:type="dxa"/>
+          </w:tcPr>
+          <w:p/>
+        </w:tc>
+      </w:tr>
+      <w:tr>
+        <w:trPr>
+          <w:cantSplit/>
+          <w:jc w:val="center"/>
+        </w:trPr>
+        <w:tc>
+          <w:tcPr>
+            <w:tcW w:w="4608" w:type="dxa"/>
+          </w:tcPr>
+          <w:p>
+            <w:pPr>
+              <w:jc w:val="center"/>
+            </w:pPr>
+            <w:r>
+              <w:rPr>
+                <w:b/>
+                <w:sz w:val="26"/>
+              </w:rPr>
+              <w:t>ThS. Võ Quốc Lương</w:t>
+            </w:r>
+          </w:p>
+        </w:tc>
+        <w:tc>
+          <w:tcPr>
+            <w:tcW w:w="4608" w:type="dxa"/>
+          </w:tcPr>
+          <w:p>
+            <w:pPr>
+              <w:jc w:val="center"/>
+            </w:pPr>
+            <w:r>
+              <w:rPr>
+                <w:b/>
+                <w:sz w:val="26"/>
+              </w:rPr>
+              <w:t>Nguyễn Bình Dương</w:t>
+            </w:r>
+          </w:p>
+        </w:tc>
+      </w:tr>
+    </w:tbl>
+    <w:p>
+      <w:pPr>
+        <w:spacing w:before="320" w:after="40" w:line="269" w:lineRule="auto"/>
+        <w:jc w:val="right"/>
+      </w:pPr>
+      <w:r>
+        <w:rPr>
           <w:i/>
-          <w:iCs/>
-          <w:szCs w:val="26"/>
-          <w:lang w:val="vi-VN"/>
-        </w:rPr>
-      </w:pPr>
-    </w:p>
-    <w:p>
-      <w:pPr>
-        <w:pStyle w:val="ThnVnban"/>
-        <w:tabs>
-          <w:tab w:val="center" w:pos="2268"/>
-          <w:tab w:val="center" w:pos="7371"/>
-        </w:tabs>
-        <w:spacing w:line="276" w:lineRule="auto"/>
-        <w:rPr>
-          <w:rFonts w:ascii="Times New Roman" w:hAnsi="Times New Roman"/>
-          <w:b w:val="0"/>
+        </w:rPr>
+        <w:t xml:space="preserve">Thành phố Hồ Chí Minh, ngày …… tháng </w:t>
+      </w:r>
+      <w:r>
+        <w:rPr>
           <w:i/>
-          <w:iCs/>
-          <w:szCs w:val="26"/>
-          <w:lang w:val="vi-VN"/>
-        </w:rPr>
-      </w:pPr>
-      <w:r>
-        <w:rPr>
-          <w:rFonts w:ascii="Times New Roman" w:hAnsi="Times New Roman"/>
-          <w:b w:val="0"/>
+        </w:rPr>
+        <w:t>10</w:t>
+      </w:r>
+      <w:r>
+        <w:rPr>
           <w:i/>
-          <w:iCs/>
-          <w:szCs w:val="26"/>
-          <w:lang w:val="vi-VN"/>
-        </w:rPr>
-        <w:tab/>
-      </w:r>
-      <w:r>
-        <w:rPr>
-          <w:rFonts w:ascii="Times New Roman" w:hAnsi="Times New Roman"/>
-          <w:b w:val="0"/>
+        </w:rPr>
+        <w:t xml:space="preserve"> năm 2026</w:t>
+      </w:r>
+    </w:p>
+    <w:p>
+      <w:pPr>
+        <w:spacing w:after="40" w:line="269" w:lineRule="auto"/>
+        <w:ind w:left="2880" w:firstLine="720"/>
+        <w:jc w:val="center"/>
+      </w:pPr>
+      <w:r>
+        <w:rPr>
+          <w:b/>
+          <w:sz w:val="26"/>
+        </w:rPr>
+        <w:t>TRƯỞNG ĐƠN VỊ</w:t>
+      </w:r>
+    </w:p>
+    <w:p>
+      <w:pPr>
+        <w:spacing w:line="269" w:lineRule="auto"/>
+        <w:ind w:left="2880" w:firstLine="720"/>
+        <w:jc w:val="center"/>
+      </w:pPr>
+      <w:r>
+        <w:rPr>
           <w:i/>
-          <w:iCs/>
-          <w:szCs w:val="26"/>
-          <w:lang w:val="vi-VN"/>
-        </w:rPr>
-        <w:tab/>
-        <w:t>Ngày 2</w:t>
-      </w:r>
-      <w:r>
-        <w:rPr>
-          <w:rFonts w:ascii="Times New Roman" w:hAnsi="Times New Roman"/>
-          <w:b w:val="0"/>
-          <w:i/>
-          <w:iCs/>
-          <w:szCs w:val="26"/>
-          <w:lang w:val="en-US"/>
-        </w:rPr>
-        <w:t>4</w:t>
-      </w:r>
-      <w:r>
-        <w:rPr>
-          <w:rFonts w:ascii="Times New Roman" w:hAnsi="Times New Roman"/>
-          <w:b w:val="0"/>
-          <w:i/>
-          <w:iCs/>
-          <w:szCs w:val="26"/>
-          <w:lang w:val="vi-VN"/>
-        </w:rPr>
-        <w:t xml:space="preserve"> tháng </w:t>
-      </w:r>
-      <w:r>
-        <w:rPr>
-          <w:rFonts w:ascii="Times New Roman" w:hAnsi="Times New Roman"/>
-          <w:b w:val="0"/>
-          <w:i/>
-          <w:iCs/>
-          <w:szCs w:val="26"/>
-          <w:lang w:val="vi-VN"/>
-        </w:rPr>
-        <w:t>09</w:t>
-      </w:r>
-      <w:r>
-        <w:rPr>
-          <w:rFonts w:ascii="Times New Roman" w:hAnsi="Times New Roman"/>
-          <w:b w:val="0"/>
-          <w:i/>
-          <w:iCs/>
-          <w:szCs w:val="26"/>
-          <w:lang w:val="vi-VN"/>
-        </w:rPr>
-        <w:t xml:space="preserve"> năm 2026</w:t>
-      </w:r>
-    </w:p>
-    <w:p>
-      <w:pPr>
-        <w:pStyle w:val="ThnVnban"/>
-        <w:tabs>
-          <w:tab w:val="center" w:pos="2268"/>
-          <w:tab w:val="center" w:pos="7371"/>
-        </w:tabs>
-        <w:spacing w:line="276" w:lineRule="auto"/>
-        <w:jc w:val="left"/>
-        <w:rPr>
-          <w:rFonts w:ascii="Times New Roman" w:hAnsi="Times New Roman"/>
-          <w:bCs/>
-          <w:szCs w:val="26"/>
-          <w:lang w:val="vi-VN"/>
-        </w:rPr>
-      </w:pPr>
-      <w:r>
-        <w:rPr>
-          <w:rFonts w:ascii="Times New Roman" w:hAnsi="Times New Roman"/>
-          <w:bCs/>
-          <w:szCs w:val="26"/>
-          <w:lang w:val="vi-VN"/>
-        </w:rPr>
-        <w:tab/>
-        <w:t>Giáo viên hướng dẫn</w:t>
-      </w:r>
-      <w:r>
-        <w:rPr>
-          <w:rFonts w:ascii="Times New Roman" w:hAnsi="Times New Roman"/>
-          <w:bCs/>
-          <w:szCs w:val="26"/>
-          <w:lang w:val="vi-VN"/>
-        </w:rPr>
-        <w:tab/>
-      </w:r>
-      <w:r>
-        <w:rPr>
-          <w:rFonts w:ascii="Times New Roman" w:hAnsi="Times New Roman"/>
-          <w:bCs/>
-          <w:iCs/>
-          <w:szCs w:val="26"/>
-          <w:lang w:val="vi-VN"/>
-        </w:rPr>
-        <w:t>Sinh viên</w:t>
-      </w:r>
-    </w:p>
-    <w:p>
-      <w:pPr>
-        <w:pStyle w:val="ThnVnban"/>
-        <w:tabs>
-          <w:tab w:val="center" w:pos="2268"/>
-          <w:tab w:val="center" w:pos="7371"/>
-        </w:tabs>
-        <w:spacing w:line="276" w:lineRule="auto"/>
-        <w:jc w:val="left"/>
-        <w:rPr>
-          <w:rFonts w:ascii="Times New Roman" w:hAnsi="Times New Roman"/>
-          <w:b w:val="0"/>
-          <w:szCs w:val="26"/>
-          <w:lang w:val="vi-VN"/>
-        </w:rPr>
-      </w:pPr>
-      <w:r>
-        <w:rPr>
-          <w:rFonts w:ascii="Times New Roman" w:hAnsi="Times New Roman"/>
-          <w:bCs/>
-          <w:szCs w:val="26"/>
-          <w:lang w:val="vi-VN"/>
-        </w:rPr>
-        <w:tab/>
-        <w:t xml:space="preserve"> đề tài</w:t>
-      </w:r>
-      <w:r>
-        <w:rPr>
-          <w:rFonts w:ascii="Times New Roman" w:hAnsi="Times New Roman"/>
-          <w:bCs/>
-          <w:szCs w:val="26"/>
-          <w:lang w:val="vi-VN"/>
-        </w:rPr>
-        <w:tab/>
-      </w:r>
-      <w:r>
-        <w:rPr>
-          <w:rFonts w:ascii="Times New Roman" w:hAnsi="Times New Roman"/>
-          <w:iCs/>
-          <w:szCs w:val="26"/>
-          <w:lang w:val="vi-VN"/>
-        </w:rPr>
-        <w:t>chịu trách nhiệm chính</w:t>
-      </w:r>
-      <w:r>
-        <w:rPr>
-          <w:rFonts w:ascii="Times New Roman" w:hAnsi="Times New Roman"/>
-          <w:b w:val="0"/>
-          <w:szCs w:val="26"/>
-          <w:lang w:val="vi-VN"/>
-        </w:rPr>
-        <w:tab/>
-        <w:t>Ký, ghi rõ họ tên )</w:t>
-      </w:r>
-      <w:r>
-        <w:rPr>
-          <w:rFonts w:ascii="Times New Roman" w:hAnsi="Times New Roman"/>
-          <w:b w:val="0"/>
-          <w:szCs w:val="26"/>
-          <w:lang w:val="vi-VN"/>
-        </w:rPr>
-        <w:tab/>
+        </w:rPr>
         <w:t>(Ký, ghi rõ họ tên)</w:t>
       </w:r>
     </w:p>
-    <w:p>
-      <w:pPr>
-        <w:tabs>
-          <w:tab w:val="center" w:pos="2268"/>
-          <w:tab w:val="center" w:pos="7371"/>
-        </w:tabs>
-        <w:spacing w:line="276" w:lineRule="auto"/>
-        <w:rPr>
-          <w:sz w:val="26"/>
-          <w:szCs w:val="26"/>
-          <w:lang w:val="vi-VN"/>
-        </w:rPr>
-      </w:pPr>
-    </w:p>
-    <w:p>
-      <w:pPr>
-        <w:tabs>
-          <w:tab w:val="center" w:pos="2268"/>
-          <w:tab w:val="center" w:pos="7371"/>
-        </w:tabs>
-        <w:spacing w:line="276" w:lineRule="auto"/>
-        <w:rPr>
-          <w:sz w:val="26"/>
-          <w:szCs w:val="26"/>
-          <w:lang w:val="vi-VN"/>
-        </w:rPr>
-      </w:pPr>
-    </w:p>
-    <w:p>
-      <w:pPr>
-        <w:tabs>
-          <w:tab w:val="center" w:pos="2268"/>
-          <w:tab w:val="center" w:pos="7371"/>
-        </w:tabs>
-        <w:spacing w:line="276" w:lineRule="auto"/>
-        <w:rPr>
-          <w:sz w:val="26"/>
-          <w:szCs w:val="26"/>
-          <w:lang w:val="vi-VN"/>
-        </w:rPr>
-      </w:pPr>
-    </w:p>
-    <w:p>
-      <w:pPr>
-        <w:tabs>
-          <w:tab w:val="center" w:pos="2268"/>
-          <w:tab w:val="center" w:pos="7371"/>
-        </w:tabs>
-        <w:spacing w:line="276" w:lineRule="auto"/>
-        <w:rPr>
-          <w:b/>
-          <w:bCs/>
-          <w:sz w:val="26"/>
-          <w:szCs w:val="26"/>
-          <w:lang w:val="vi-VN"/>
-        </w:rPr>
-      </w:pPr>
-      <w:r>
-        <w:rPr>
-          <w:b/>
-          <w:bCs/>
-          <w:sz w:val="26"/>
-          <w:szCs w:val="26"/>
-          <w:lang w:val="vi-VN"/>
-        </w:rPr>
-        <w:tab/>
-        <w:t xml:space="preserve">Võ Quốc Lương </w:t>
-      </w:r>
-      <w:r>
-        <w:rPr>
-          <w:b/>
-          <w:bCs/>
-          <w:sz w:val="26"/>
-          <w:szCs w:val="26"/>
-          <w:lang w:val="vi-VN"/>
-        </w:rPr>
-        <w:tab/>
-      </w:r>
-      <w:r>
-        <w:rPr>
-          <w:b/>
-          <w:bCs/>
-          <w:color w:val="000000" w:themeColor="text1"/>
-          <w:sz w:val="26"/>
-          <w:szCs w:val="26"/>
-          <w:lang w:val="vi-VN"/>
-        </w:rPr>
-        <w:t>Nguyễn Bình Dương</w:t>
-      </w:r>
-    </w:p>
-    <w:p>
-      <w:pPr>
-        <w:tabs>
-          <w:tab w:val="center" w:pos="2268"/>
-          <w:tab w:val="center" w:pos="7371"/>
-        </w:tabs>
-        <w:spacing w:line="276" w:lineRule="auto"/>
-        <w:rPr>
-          <w:sz w:val="26"/>
-          <w:szCs w:val="26"/>
-          <w:lang w:val="vi-VN"/>
-        </w:rPr>
-      </w:pPr>
-    </w:p>
-    <w:p>
-      <w:pPr>
-        <w:tabs>
-          <w:tab w:val="center" w:pos="2268"/>
-          <w:tab w:val="center" w:pos="7371"/>
-        </w:tabs>
-        <w:spacing w:line="276" w:lineRule="auto"/>
-        <w:rPr>
-          <w:sz w:val="26"/>
-          <w:szCs w:val="26"/>
-          <w:lang w:val="vi-VN"/>
-        </w:rPr>
-      </w:pPr>
-    </w:p>
-    <w:p>
-      <w:pPr>
-        <w:pStyle w:val="ThnVnban"/>
-        <w:spacing w:line="276" w:lineRule="auto"/>
-        <w:jc w:val="center"/>
-        <w:rPr>
-          <w:rFonts w:ascii="Times New Roman" w:hAnsi="Times New Roman"/>
-          <w:b w:val="0"/>
-          <w:i/>
-          <w:iCs/>
-          <w:szCs w:val="26"/>
-          <w:lang w:val="vi-VN"/>
-        </w:rPr>
-      </w:pPr>
-      <w:r>
-        <w:rPr>
-          <w:rFonts w:ascii="Times New Roman" w:hAnsi="Times New Roman"/>
-          <w:b w:val="0"/>
-          <w:bCs/>
-          <w:i/>
-          <w:color w:val="000000"/>
-          <w:szCs w:val="26"/>
-          <w:lang w:val="vi-VN"/>
-        </w:rPr>
-        <w:t>Thành phố Hồ Chí Minh</w:t>
-      </w:r>
-      <w:r>
-        <w:rPr>
-          <w:rFonts w:ascii="Times New Roman" w:hAnsi="Times New Roman"/>
-          <w:b w:val="0"/>
-          <w:i/>
-          <w:iCs/>
-          <w:szCs w:val="26"/>
-          <w:lang w:val="vi-VN"/>
-        </w:rPr>
-        <w:t xml:space="preserve">, ngày …… tháng </w:t>
-      </w:r>
-      <w:r>
-        <w:rPr>
-          <w:rFonts w:ascii="Times New Roman" w:hAnsi="Times New Roman"/>
-          <w:b w:val="0"/>
-          <w:i/>
-          <w:iCs/>
-          <w:szCs w:val="26"/>
-          <w:lang w:val="vi-VN"/>
-        </w:rPr>
-        <w:t>09</w:t>
-      </w:r>
-      <w:r>
-        <w:rPr>
-          <w:rFonts w:ascii="Times New Roman" w:hAnsi="Times New Roman"/>
-          <w:b w:val="0"/>
-          <w:i/>
-          <w:iCs/>
-          <w:szCs w:val="26"/>
-          <w:lang w:val="vi-VN"/>
-        </w:rPr>
-        <w:t xml:space="preserve"> năm 2026</w:t>
-      </w:r>
-    </w:p>
-    <w:p>
-      <w:pPr>
-        <w:ind w:hanging="2"/>
-        <w:jc w:val="center"/>
-        <w:rPr>
-          <w:b/>
-          <w:sz w:val="26"/>
-          <w:szCs w:val="26"/>
-          <w:lang w:val="vi-VN"/>
-        </w:rPr>
-      </w:pPr>
-      <w:r>
-        <w:rPr>
-          <w:b/>
-          <w:sz w:val="26"/>
-          <w:szCs w:val="26"/>
-          <w:lang w:val="vi-VN"/>
-        </w:rPr>
-        <w:t>TRƯỞNG ĐƠN VỊ</w:t>
-      </w:r>
-    </w:p>
-    <w:p>
-      <w:pPr>
-        <w:ind w:hanging="2"/>
-        <w:jc w:val="center"/>
-        <w:rPr>
-          <w:sz w:val="26"/>
-          <w:szCs w:val="26"/>
-          <w:lang w:val="vi-VN"/>
-        </w:rPr>
-      </w:pPr>
-      <w:r>
-        <w:rPr>
-          <w:sz w:val="26"/>
-          <w:szCs w:val="26"/>
-          <w:lang w:val="vi-VN"/>
-        </w:rPr>
-        <w:t>(Ký, ghi rõ họ tên)</w:t>
-      </w:r>
-    </w:p>
-    <w:p>
-      <w:pPr>
-        <w:spacing w:line="276" w:lineRule="auto"/>
-        <w:rPr>
-          <w:sz w:val="26"/>
-          <w:szCs w:val="26"/>
-          <w:lang w:val="vi-VN"/>
-        </w:rPr>
-      </w:pPr>
-    </w:p>
     <w:sectPr>
-      <w:footerReference w:type="default" r:id="rId12"/>
-      <w:pgSz w:w="11907" w:h="16840"/>
-      <w:pgMar w:top="1418" w:right="1134" w:bottom="1418" w:left="1701" w:header="567" w:footer="680" w:gutter="0"/>
-      <w:pgNumType w:start="1"/>
+      <w:pgSz w:w="11906" w:h="16838" w:code="9"/>
+      <w:pgMar w:top="1440" w:right="1440" w:bottom="1440" w:left="1440" w:header="720" w:footer="720" w:gutter="0"/>
       <w:cols w:space="720"/>
-      <w:docGrid w:linePitch="78"/>
+      <w:docGrid w:linePitch="360"/>
     </w:sectPr>
   </w:body>
 </w:document>
@@ -5384,18 +4590,26 @@
       <w:framePr w:wrap="around" w:vAnchor="text" w:hAnchor="margin" w:xAlign="center" w:y="1"/>
       <w:rPr>
         <w:rStyle w:val="Strang"/>
+        <w:lang w:val="vi-VN"/>
       </w:rPr>
     </w:pPr>
     <w:r>
+      <w:rPr>
+        <w:lang w:val="vi-VN"/>
+      </w:rPr>
       <w:fldChar w:fldCharType="begin"/>
     </w:r>
     <w:r>
       <w:rPr>
         <w:rStyle w:val="Strang"/>
+        <w:lang w:val="vi-VN"/>
       </w:rPr>
       <w:instrText xml:space="preserve">PAGE  </w:instrText>
     </w:r>
     <w:r>
+      <w:rPr>
+        <w:lang w:val="vi-VN"/>
+      </w:rPr>
       <w:fldChar w:fldCharType="end"/>
     </w:r>
   </w:p>
@@ -5403,6 +4617,9 @@
     <w:pPr>
       <w:pStyle w:val="Chntrang"/>
       <w:ind w:right="360"/>
+      <w:rPr>
+        <w:lang w:val="vi-VN"/>
+      </w:rPr>
     </w:pPr>
   </w:p>
 </w:ftr>
@@ -5416,11 +4633,13 @@
       <w:jc w:val="center"/>
       <w:rPr>
         <w:color w:val="FFFFFF" w:themeColor="background1"/>
+        <w:lang w:val="vi-VN"/>
       </w:rPr>
     </w:pPr>
     <w:r>
       <w:rPr>
         <w:color w:val="FFFFFF" w:themeColor="background1"/>
+        <w:lang w:val="vi-VN"/>
       </w:rPr>
       <w:t xml:space="preserve">1  </w:t>
     </w:r>
@@ -5429,71 +4648,7 @@
     <w:pPr>
       <w:pStyle w:val="Chntrang"/>
       <w:rPr>
-        <w:lang w:val="en-US"/>
-      </w:rPr>
-    </w:pPr>
-  </w:p>
-</w:ftr>
-</file>
-
-<file path=word/footer3.xml><?xml version="1.0" encoding="utf-8"?>
-<w:ftr xmlns:wpc="http://schemas.microsoft.com/office/word/2010/wordprocessingCanvas" xmlns:cx="http://schemas.microsoft.com/office/drawing/2014/chartex" xmlns:cx1="http://schemas.microsoft.com/office/drawing/2015/9/8/chartex" xmlns:cx2="http://schemas.microsoft.com/office/drawing/2015/10/21/chartex" xmlns:cx3="http://schemas.microsoft.com/office/drawing/2016/5/9/chartex" xmlns:cx4="http://schemas.microsoft.com/office/drawing/2016/5/10/chartex" xmlns:cx5="http://schemas.microsoft.com/office/drawing/2016/5/11/chartex" xmlns:cx6="http://schemas.microsoft.com/office/drawing/2016/5/12/chartex" xmlns:cx7="http://schemas.microsoft.com/office/drawing/2016/5/13/chartex" xmlns:cx8="http://schemas.microsoft.com/office/drawing/2016/5/14/chartex" xmlns:mc="http://schemas.openxmlformats.org/markup-compatibility/2006" xmlns:aink="http://schemas.microsoft.com/office/drawing/2016/ink" xmlns:am3d="http://schemas.microsoft.com/office/drawing/2017/model3d" xmlns:o="urn:schemas-microsoft-com:office:office" xmlns:oel="http://schemas.microsoft.com/office/2019/extlst" xmlns:r="http://schemas.openxmlformats.org/officeDocument/2006/relationships" xmlns:m="http://schemas.openxmlformats.org/officeDocument/2006/math" xmlns:v="urn:schemas-microsoft-com:vml" xmlns:wp14="http://schemas.microsoft.com/office/word/2010/wordprocessingDrawing" xmlns:wp="http://schemas.openxmlformats.org/drawingml/2006/wordprocessingDrawing" xmlns:w10="urn:schemas-microsoft-com:office:word" xmlns:w="http://schemas.openxmlformats.org/wordprocessingml/2006/main" xmlns:w14="http://schemas.microsoft.com/office/word/2010/wordml" xmlns:w15="http://schemas.microsoft.com/office/word/2012/wordml" xmlns:w16cex="http://schemas.microsoft.com/office/word/2018/wordml/cex" xmlns:w16cid="http://schemas.microsoft.com/office/word/2016/wordml/cid" xmlns:w16="http://schemas.microsoft.com/office/word/2018/wordml" xmlns:w16du="http://schemas.microsoft.com/office/word/2023/wordml/word16du" xmlns:w16sdtdh="http://schemas.microsoft.com/office/word/2020/wordml/sdtdatahash" xmlns:w16sdtfl="http://schemas.microsoft.com/office/word/2024/wordml/sdtformatlock" xmlns:w16se="http://schemas.microsoft.com/office/word/2015/wordml/symex" xmlns:wpg="http://schemas.microsoft.com/office/word/2010/wordprocessingGroup" xmlns:wpi="http://schemas.microsoft.com/office/word/2010/wordprocessingInk" xmlns:wne="http://schemas.microsoft.com/office/word/2006/wordml" xmlns:wps="http://schemas.microsoft.com/office/word/2010/wordprocessingShape" mc:Ignorable="w14 w15 w16se w16cid w16 w16cex w16sdtdh w16sdtfl w16du wp14">
-  <w:sdt>
-    <w:sdtPr>
-      <w:id w:val="1530835504"/>
-    </w:sdtPr>
-    <w:sdtEndPr>
-      <w:rPr>
-        <w:rFonts w:ascii="Times New Roman" w:hAnsi="Times New Roman"/>
-      </w:rPr>
-    </w:sdtEndPr>
-    <w:sdtContent>
-      <w:p>
-        <w:pPr>
-          <w:pStyle w:val="Chntrang"/>
-          <w:jc w:val="center"/>
-          <w:rPr>
-            <w:rFonts w:ascii="Times New Roman" w:hAnsi="Times New Roman"/>
-          </w:rPr>
-        </w:pPr>
-        <w:r>
-          <w:rPr>
-            <w:rFonts w:ascii="Times New Roman" w:hAnsi="Times New Roman"/>
-          </w:rPr>
-          <w:fldChar w:fldCharType="begin"/>
-        </w:r>
-        <w:r>
-          <w:rPr>
-            <w:rFonts w:ascii="Times New Roman" w:hAnsi="Times New Roman"/>
-          </w:rPr>
-          <w:instrText xml:space="preserve"> PAGE   \* MERGEFORMAT </w:instrText>
-        </w:r>
-        <w:r>
-          <w:rPr>
-            <w:rFonts w:ascii="Times New Roman" w:hAnsi="Times New Roman"/>
-          </w:rPr>
-          <w:fldChar w:fldCharType="separate"/>
-        </w:r>
-        <w:r>
-          <w:rPr>
-            <w:rFonts w:ascii="Times New Roman" w:hAnsi="Times New Roman"/>
-          </w:rPr>
-          <w:t>2</w:t>
-        </w:r>
-        <w:r>
-          <w:rPr>
-            <w:rFonts w:ascii="Times New Roman" w:hAnsi="Times New Roman"/>
-          </w:rPr>
-          <w:fldChar w:fldCharType="end"/>
-        </w:r>
-      </w:p>
-    </w:sdtContent>
-  </w:sdt>
-  <w:p>
-    <w:pPr>
-      <w:pStyle w:val="Chntrang"/>
-      <w:rPr>
-        <w:lang w:val="en-US"/>
+        <w:lang w:val="vi-VN"/>
       </w:rPr>
     </w:pPr>
   </w:p>
@@ -6275,6 +5430,118 @@
     </w:lvl>
   </w:abstractNum>
   <w:abstractNum w:abstractNumId="5" w15:restartNumberingAfterBreak="0">
+    <w:nsid w:val="0CB51CA2"/>
+    <w:multiLevelType w:val="hybridMultilevel"/>
+    <w:tmpl w:val="351CF0D6"/>
+    <w:lvl w:ilvl="0" w:tplc="46DE0E12">
+      <w:numFmt w:val="bullet"/>
+      <w:lvlText w:val="-"/>
+      <w:lvlJc w:val="left"/>
+      <w:pPr>
+        <w:ind w:left="644" w:hanging="360"/>
+      </w:pPr>
+      <w:rPr>
+        <w:rFonts w:ascii="Times New Roman" w:eastAsia="Times New Roman" w:hAnsi="Times New Roman" w:cs="Times New Roman" w:hint="default"/>
+      </w:rPr>
+    </w:lvl>
+    <w:lvl w:ilvl="1" w:tplc="04090003" w:tentative="1">
+      <w:start w:val="1"/>
+      <w:numFmt w:val="bullet"/>
+      <w:lvlText w:val="o"/>
+      <w:lvlJc w:val="left"/>
+      <w:pPr>
+        <w:ind w:left="1364" w:hanging="360"/>
+      </w:pPr>
+      <w:rPr>
+        <w:rFonts w:ascii="Courier New" w:hAnsi="Courier New" w:cs="Courier New" w:hint="default"/>
+      </w:rPr>
+    </w:lvl>
+    <w:lvl w:ilvl="2" w:tplc="04090005" w:tentative="1">
+      <w:start w:val="1"/>
+      <w:numFmt w:val="bullet"/>
+      <w:lvlText w:val=""/>
+      <w:lvlJc w:val="left"/>
+      <w:pPr>
+        <w:ind w:left="2084" w:hanging="360"/>
+      </w:pPr>
+      <w:rPr>
+        <w:rFonts w:ascii="Wingdings" w:hAnsi="Wingdings" w:hint="default"/>
+      </w:rPr>
+    </w:lvl>
+    <w:lvl w:ilvl="3" w:tplc="04090001" w:tentative="1">
+      <w:start w:val="1"/>
+      <w:numFmt w:val="bullet"/>
+      <w:lvlText w:val=""/>
+      <w:lvlJc w:val="left"/>
+      <w:pPr>
+        <w:ind w:left="2804" w:hanging="360"/>
+      </w:pPr>
+      <w:rPr>
+        <w:rFonts w:ascii="Symbol" w:hAnsi="Symbol" w:hint="default"/>
+      </w:rPr>
+    </w:lvl>
+    <w:lvl w:ilvl="4" w:tplc="04090003" w:tentative="1">
+      <w:start w:val="1"/>
+      <w:numFmt w:val="bullet"/>
+      <w:lvlText w:val="o"/>
+      <w:lvlJc w:val="left"/>
+      <w:pPr>
+        <w:ind w:left="3524" w:hanging="360"/>
+      </w:pPr>
+      <w:rPr>
+        <w:rFonts w:ascii="Courier New" w:hAnsi="Courier New" w:cs="Courier New" w:hint="default"/>
+      </w:rPr>
+    </w:lvl>
+    <w:lvl w:ilvl="5" w:tplc="04090005" w:tentative="1">
+      <w:start w:val="1"/>
+      <w:numFmt w:val="bullet"/>
+      <w:lvlText w:val=""/>
+      <w:lvlJc w:val="left"/>
+      <w:pPr>
+        <w:ind w:left="4244" w:hanging="360"/>
+      </w:pPr>
+      <w:rPr>
+        <w:rFonts w:ascii="Wingdings" w:hAnsi="Wingdings" w:hint="default"/>
+      </w:rPr>
+    </w:lvl>
+    <w:lvl w:ilvl="6" w:tplc="04090001" w:tentative="1">
+      <w:start w:val="1"/>
+      <w:numFmt w:val="bullet"/>
+      <w:lvlText w:val=""/>
+      <w:lvlJc w:val="left"/>
+      <w:pPr>
+        <w:ind w:left="4964" w:hanging="360"/>
+      </w:pPr>
+      <w:rPr>
+        <w:rFonts w:ascii="Symbol" w:hAnsi="Symbol" w:hint="default"/>
+      </w:rPr>
+    </w:lvl>
+    <w:lvl w:ilvl="7" w:tplc="04090003" w:tentative="1">
+      <w:start w:val="1"/>
+      <w:numFmt w:val="bullet"/>
+      <w:lvlText w:val="o"/>
+      <w:lvlJc w:val="left"/>
+      <w:pPr>
+        <w:ind w:left="5684" w:hanging="360"/>
+      </w:pPr>
+      <w:rPr>
+        <w:rFonts w:ascii="Courier New" w:hAnsi="Courier New" w:cs="Courier New" w:hint="default"/>
+      </w:rPr>
+    </w:lvl>
+    <w:lvl w:ilvl="8" w:tplc="04090005" w:tentative="1">
+      <w:start w:val="1"/>
+      <w:numFmt w:val="bullet"/>
+      <w:lvlText w:val=""/>
+      <w:lvlJc w:val="left"/>
+      <w:pPr>
+        <w:ind w:left="6404" w:hanging="360"/>
+      </w:pPr>
+      <w:rPr>
+        <w:rFonts w:ascii="Wingdings" w:hAnsi="Wingdings" w:hint="default"/>
+      </w:rPr>
+    </w:lvl>
+  </w:abstractNum>
+  <w:abstractNum w:abstractNumId="6" w15:restartNumberingAfterBreak="0">
     <w:nsid w:val="0E493CD9"/>
     <w:multiLevelType w:val="hybridMultilevel"/>
     <w:tmpl w:val="3000FC9A"/>
@@ -6387,7 +5654,7 @@
       </w:rPr>
     </w:lvl>
   </w:abstractNum>
-  <w:abstractNum w:abstractNumId="6" w15:restartNumberingAfterBreak="0">
+  <w:abstractNum w:abstractNumId="7" w15:restartNumberingAfterBreak="0">
     <w:nsid w:val="1043D4EA"/>
     <w:multiLevelType w:val="multilevel"/>
     <w:tmpl w:val="B1CC56A4"/>
@@ -6538,7 +5805,7 @@
       </w:rPr>
     </w:lvl>
   </w:abstractNum>
-  <w:abstractNum w:abstractNumId="7" w15:restartNumberingAfterBreak="0">
+  <w:abstractNum w:abstractNumId="8" w15:restartNumberingAfterBreak="0">
     <w:nsid w:val="10CF76AD"/>
     <w:multiLevelType w:val="hybridMultilevel"/>
     <w:tmpl w:val="155CF2A8"/>
@@ -6651,7 +5918,7 @@
       </w:rPr>
     </w:lvl>
   </w:abstractNum>
-  <w:abstractNum w:abstractNumId="8" w15:restartNumberingAfterBreak="0">
+  <w:abstractNum w:abstractNumId="9" w15:restartNumberingAfterBreak="0">
     <w:nsid w:val="145AF01A"/>
     <w:multiLevelType w:val="multilevel"/>
     <w:tmpl w:val="145AF01A"/>
@@ -6800,7 +6067,7 @@
       </w:rPr>
     </w:lvl>
   </w:abstractNum>
-  <w:abstractNum w:abstractNumId="9" w15:restartNumberingAfterBreak="0">
+  <w:abstractNum w:abstractNumId="10" w15:restartNumberingAfterBreak="0">
     <w:nsid w:val="1A2D3A2D"/>
     <w:multiLevelType w:val="multilevel"/>
     <w:tmpl w:val="A47A6784"/>
@@ -6951,7 +6218,7 @@
       </w:rPr>
     </w:lvl>
   </w:abstractNum>
-  <w:abstractNum w:abstractNumId="10" w15:restartNumberingAfterBreak="0">
+  <w:abstractNum w:abstractNumId="11" w15:restartNumberingAfterBreak="0">
     <w:nsid w:val="22A30127"/>
     <w:multiLevelType w:val="multilevel"/>
     <w:tmpl w:val="7188FCAC"/>
@@ -7066,7 +6333,7 @@
       </w:rPr>
     </w:lvl>
   </w:abstractNum>
-  <w:abstractNum w:abstractNumId="11" w15:restartNumberingAfterBreak="0">
+  <w:abstractNum w:abstractNumId="12" w15:restartNumberingAfterBreak="0">
     <w:nsid w:val="2D75125A"/>
     <w:multiLevelType w:val="multilevel"/>
     <w:tmpl w:val="2D75125A"/>
@@ -7178,7 +6445,119 @@
       </w:rPr>
     </w:lvl>
   </w:abstractNum>
-  <w:abstractNum w:abstractNumId="12" w15:restartNumberingAfterBreak="0">
+  <w:abstractNum w:abstractNumId="13" w15:restartNumberingAfterBreak="0">
+    <w:nsid w:val="3857281A"/>
+    <w:multiLevelType w:val="hybridMultilevel"/>
+    <w:tmpl w:val="6BB44C0A"/>
+    <w:lvl w:ilvl="0" w:tplc="923A3114">
+      <w:numFmt w:val="bullet"/>
+      <w:lvlText w:val="-"/>
+      <w:lvlJc w:val="left"/>
+      <w:pPr>
+        <w:ind w:left="720" w:hanging="360"/>
+      </w:pPr>
+      <w:rPr>
+        <w:rFonts w:ascii="Times New Roman" w:eastAsiaTheme="minorEastAsia" w:hAnsi="Times New Roman" w:cs="Times New Roman" w:hint="default"/>
+      </w:rPr>
+    </w:lvl>
+    <w:lvl w:ilvl="1" w:tplc="04090003" w:tentative="1">
+      <w:start w:val="1"/>
+      <w:numFmt w:val="bullet"/>
+      <w:lvlText w:val="o"/>
+      <w:lvlJc w:val="left"/>
+      <w:pPr>
+        <w:ind w:left="1440" w:hanging="360"/>
+      </w:pPr>
+      <w:rPr>
+        <w:rFonts w:ascii="Courier New" w:hAnsi="Courier New" w:cs="Courier New" w:hint="default"/>
+      </w:rPr>
+    </w:lvl>
+    <w:lvl w:ilvl="2" w:tplc="04090005" w:tentative="1">
+      <w:start w:val="1"/>
+      <w:numFmt w:val="bullet"/>
+      <w:lvlText w:val=""/>
+      <w:lvlJc w:val="left"/>
+      <w:pPr>
+        <w:ind w:left="2160" w:hanging="360"/>
+      </w:pPr>
+      <w:rPr>
+        <w:rFonts w:ascii="Wingdings" w:hAnsi="Wingdings" w:hint="default"/>
+      </w:rPr>
+    </w:lvl>
+    <w:lvl w:ilvl="3" w:tplc="04090001" w:tentative="1">
+      <w:start w:val="1"/>
+      <w:numFmt w:val="bullet"/>
+      <w:lvlText w:val=""/>
+      <w:lvlJc w:val="left"/>
+      <w:pPr>
+        <w:ind w:left="2880" w:hanging="360"/>
+      </w:pPr>
+      <w:rPr>
+        <w:rFonts w:ascii="Symbol" w:hAnsi="Symbol" w:hint="default"/>
+      </w:rPr>
+    </w:lvl>
+    <w:lvl w:ilvl="4" w:tplc="04090003" w:tentative="1">
+      <w:start w:val="1"/>
+      <w:numFmt w:val="bullet"/>
+      <w:lvlText w:val="o"/>
+      <w:lvlJc w:val="left"/>
+      <w:pPr>
+        <w:ind w:left="3600" w:hanging="360"/>
+      </w:pPr>
+      <w:rPr>
+        <w:rFonts w:ascii="Courier New" w:hAnsi="Courier New" w:cs="Courier New" w:hint="default"/>
+      </w:rPr>
+    </w:lvl>
+    <w:lvl w:ilvl="5" w:tplc="04090005" w:tentative="1">
+      <w:start w:val="1"/>
+      <w:numFmt w:val="bullet"/>
+      <w:lvlText w:val=""/>
+      <w:lvlJc w:val="left"/>
+      <w:pPr>
+        <w:ind w:left="4320" w:hanging="360"/>
+      </w:pPr>
+      <w:rPr>
+        <w:rFonts w:ascii="Wingdings" w:hAnsi="Wingdings" w:hint="default"/>
+      </w:rPr>
+    </w:lvl>
+    <w:lvl w:ilvl="6" w:tplc="04090001" w:tentative="1">
+      <w:start w:val="1"/>
+      <w:numFmt w:val="bullet"/>
+      <w:lvlText w:val=""/>
+      <w:lvlJc w:val="left"/>
+      <w:pPr>
+        <w:ind w:left="5040" w:hanging="360"/>
+      </w:pPr>
+      <w:rPr>
+        <w:rFonts w:ascii="Symbol" w:hAnsi="Symbol" w:hint="default"/>
+      </w:rPr>
+    </w:lvl>
+    <w:lvl w:ilvl="7" w:tplc="04090003" w:tentative="1">
+      <w:start w:val="1"/>
+      <w:numFmt w:val="bullet"/>
+      <w:lvlText w:val="o"/>
+      <w:lvlJc w:val="left"/>
+      <w:pPr>
+        <w:ind w:left="5760" w:hanging="360"/>
+      </w:pPr>
+      <w:rPr>
+        <w:rFonts w:ascii="Courier New" w:hAnsi="Courier New" w:cs="Courier New" w:hint="default"/>
+      </w:rPr>
+    </w:lvl>
+    <w:lvl w:ilvl="8" w:tplc="04090005" w:tentative="1">
+      <w:start w:val="1"/>
+      <w:numFmt w:val="bullet"/>
+      <w:lvlText w:val=""/>
+      <w:lvlJc w:val="left"/>
+      <w:pPr>
+        <w:ind w:left="6480" w:hanging="360"/>
+      </w:pPr>
+      <w:rPr>
+        <w:rFonts w:ascii="Wingdings" w:hAnsi="Wingdings" w:hint="default"/>
+      </w:rPr>
+    </w:lvl>
+  </w:abstractNum>
+  <w:abstractNum w:abstractNumId="14" w15:restartNumberingAfterBreak="0">
     <w:nsid w:val="406BCCC0"/>
     <w:multiLevelType w:val="singleLevel"/>
     <w:tmpl w:val="654437EA"/>
@@ -7200,7 +6579,7 @@
       </w:rPr>
     </w:lvl>
   </w:abstractNum>
-  <w:abstractNum w:abstractNumId="13" w15:restartNumberingAfterBreak="0">
+  <w:abstractNum w:abstractNumId="15" w15:restartNumberingAfterBreak="0">
     <w:nsid w:val="41B9B9A1"/>
     <w:multiLevelType w:val="multilevel"/>
     <w:tmpl w:val="41B9B9A1"/>
@@ -7349,7 +6728,7 @@
       </w:rPr>
     </w:lvl>
   </w:abstractNum>
-  <w:abstractNum w:abstractNumId="14" w15:restartNumberingAfterBreak="0">
+  <w:abstractNum w:abstractNumId="16" w15:restartNumberingAfterBreak="0">
     <w:nsid w:val="473E5402"/>
     <w:multiLevelType w:val="hybridMultilevel"/>
     <w:tmpl w:val="17C6799C"/>
@@ -7462,7 +6841,7 @@
       </w:rPr>
     </w:lvl>
   </w:abstractNum>
-  <w:abstractNum w:abstractNumId="15" w15:restartNumberingAfterBreak="0">
+  <w:abstractNum w:abstractNumId="17" w15:restartNumberingAfterBreak="0">
     <w:nsid w:val="47653678"/>
     <w:multiLevelType w:val="hybridMultilevel"/>
     <w:tmpl w:val="94C268B4"/>
@@ -7575,7 +6954,7 @@
       </w:rPr>
     </w:lvl>
   </w:abstractNum>
-  <w:abstractNum w:abstractNumId="16" w15:restartNumberingAfterBreak="0">
+  <w:abstractNum w:abstractNumId="18" w15:restartNumberingAfterBreak="0">
     <w:nsid w:val="4C3147B7"/>
     <w:multiLevelType w:val="hybridMultilevel"/>
     <w:tmpl w:val="DFDA5F28"/>
@@ -7688,7 +7067,7 @@
       </w:rPr>
     </w:lvl>
   </w:abstractNum>
-  <w:abstractNum w:abstractNumId="17" w15:restartNumberingAfterBreak="0">
+  <w:abstractNum w:abstractNumId="19" w15:restartNumberingAfterBreak="0">
     <w:nsid w:val="5663573D"/>
     <w:multiLevelType w:val="multilevel"/>
     <w:tmpl w:val="5663573D"/>
@@ -7800,7 +7179,7 @@
       </w:rPr>
     </w:lvl>
   </w:abstractNum>
-  <w:abstractNum w:abstractNumId="18" w15:restartNumberingAfterBreak="0">
+  <w:abstractNum w:abstractNumId="20" w15:restartNumberingAfterBreak="0">
     <w:nsid w:val="592D5263"/>
     <w:multiLevelType w:val="hybridMultilevel"/>
     <w:tmpl w:val="B4D4AA52"/>
@@ -7913,7 +7292,7 @@
       </w:rPr>
     </w:lvl>
   </w:abstractNum>
-  <w:abstractNum w:abstractNumId="19" w15:restartNumberingAfterBreak="0">
+  <w:abstractNum w:abstractNumId="21" w15:restartNumberingAfterBreak="0">
     <w:nsid w:val="5BC972E7"/>
     <w:multiLevelType w:val="multilevel"/>
     <w:tmpl w:val="5BC972E7"/>
@@ -8026,7 +7405,7 @@
       </w:rPr>
     </w:lvl>
   </w:abstractNum>
-  <w:abstractNum w:abstractNumId="20" w15:restartNumberingAfterBreak="0">
+  <w:abstractNum w:abstractNumId="22" w15:restartNumberingAfterBreak="0">
     <w:nsid w:val="617507BA"/>
     <w:multiLevelType w:val="multilevel"/>
     <w:tmpl w:val="617507BA"/>
@@ -8115,7 +7494,7 @@
       </w:pPr>
     </w:lvl>
   </w:abstractNum>
-  <w:abstractNum w:abstractNumId="21" w15:restartNumberingAfterBreak="0">
+  <w:abstractNum w:abstractNumId="23" w15:restartNumberingAfterBreak="0">
     <w:nsid w:val="6CCA8B83"/>
     <w:multiLevelType w:val="singleLevel"/>
     <w:tmpl w:val="6CCA8B83"/>
@@ -8130,7 +7509,7 @@
       </w:rPr>
     </w:lvl>
   </w:abstractNum>
-  <w:abstractNum w:abstractNumId="22" w15:restartNumberingAfterBreak="0">
+  <w:abstractNum w:abstractNumId="24" w15:restartNumberingAfterBreak="0">
     <w:nsid w:val="6FD74980"/>
     <w:multiLevelType w:val="multilevel"/>
     <w:tmpl w:val="6FD74980"/>
@@ -8261,7 +7640,7 @@
       </w:rPr>
     </w:lvl>
   </w:abstractNum>
-  <w:abstractNum w:abstractNumId="23" w15:restartNumberingAfterBreak="0">
+  <w:abstractNum w:abstractNumId="25" w15:restartNumberingAfterBreak="0">
     <w:nsid w:val="760191BC"/>
     <w:multiLevelType w:val="singleLevel"/>
     <w:tmpl w:val="F28EB664"/>
@@ -8283,7 +7662,7 @@
       </w:rPr>
     </w:lvl>
   </w:abstractNum>
-  <w:abstractNum w:abstractNumId="24" w15:restartNumberingAfterBreak="0">
+  <w:abstractNum w:abstractNumId="26" w15:restartNumberingAfterBreak="0">
     <w:nsid w:val="7CB861A3"/>
     <w:multiLevelType w:val="hybridMultilevel"/>
     <w:tmpl w:val="EEF23918"/>
@@ -8396,7 +7775,7 @@
       </w:rPr>
     </w:lvl>
   </w:abstractNum>
-  <w:abstractNum w:abstractNumId="25" w15:restartNumberingAfterBreak="0">
+  <w:abstractNum w:abstractNumId="27" w15:restartNumberingAfterBreak="0">
     <w:nsid w:val="7E986423"/>
     <w:multiLevelType w:val="multilevel"/>
     <w:tmpl w:val="7E986423"/>
@@ -8485,7 +7864,7 @@
       </w:pPr>
     </w:lvl>
   </w:abstractNum>
-  <w:abstractNum w:abstractNumId="26" w15:restartNumberingAfterBreak="0">
+  <w:abstractNum w:abstractNumId="28" w15:restartNumberingAfterBreak="0">
     <w:nsid w:val="7F21A850"/>
     <w:multiLevelType w:val="multilevel"/>
     <w:tmpl w:val="92765D08"/>
@@ -8637,13 +8016,13 @@
     </w:lvl>
   </w:abstractNum>
   <w:num w:numId="1" w16cid:durableId="278151582">
-    <w:abstractNumId w:val="22"/>
+    <w:abstractNumId w:val="24"/>
   </w:num>
   <w:num w:numId="2" w16cid:durableId="1731536817">
     <w:abstractNumId w:val="3"/>
   </w:num>
   <w:num w:numId="3" w16cid:durableId="1047221456">
-    <w:abstractNumId w:val="9"/>
+    <w:abstractNumId w:val="10"/>
   </w:num>
   <w:num w:numId="4" w16cid:durableId="1248269710">
     <w:abstractNumId w:val="2"/>
@@ -8652,70 +8031,76 @@
     <w:abstractNumId w:val="1"/>
   </w:num>
   <w:num w:numId="6" w16cid:durableId="1342202653">
-    <w:abstractNumId w:val="6"/>
+    <w:abstractNumId w:val="7"/>
   </w:num>
   <w:num w:numId="7" w16cid:durableId="1912959241">
-    <w:abstractNumId w:val="26"/>
+    <w:abstractNumId w:val="28"/>
   </w:num>
   <w:num w:numId="8" w16cid:durableId="546138712">
     <w:abstractNumId w:val="4"/>
   </w:num>
   <w:num w:numId="9" w16cid:durableId="1265459932">
-    <w:abstractNumId w:val="12"/>
+    <w:abstractNumId w:val="14"/>
   </w:num>
   <w:num w:numId="10" w16cid:durableId="217667810">
-    <w:abstractNumId w:val="8"/>
+    <w:abstractNumId w:val="9"/>
   </w:num>
   <w:num w:numId="11" w16cid:durableId="1463110554">
-    <w:abstractNumId w:val="10"/>
+    <w:abstractNumId w:val="11"/>
   </w:num>
   <w:num w:numId="12" w16cid:durableId="2044282816">
-    <w:abstractNumId w:val="13"/>
+    <w:abstractNumId w:val="15"/>
   </w:num>
   <w:num w:numId="13" w16cid:durableId="375393556">
     <w:abstractNumId w:val="0"/>
   </w:num>
   <w:num w:numId="14" w16cid:durableId="115560784">
+    <w:abstractNumId w:val="25"/>
+  </w:num>
+  <w:num w:numId="15" w16cid:durableId="1282298486">
+    <w:abstractNumId w:val="22"/>
+  </w:num>
+  <w:num w:numId="16" w16cid:durableId="2072803561">
     <w:abstractNumId w:val="23"/>
   </w:num>
-  <w:num w:numId="15" w16cid:durableId="1282298486">
+  <w:num w:numId="17" w16cid:durableId="281814689">
+    <w:abstractNumId w:val="27"/>
+  </w:num>
+  <w:num w:numId="18" w16cid:durableId="590968514">
+    <w:abstractNumId w:val="21"/>
+  </w:num>
+  <w:num w:numId="19" w16cid:durableId="989746865">
+    <w:abstractNumId w:val="19"/>
+  </w:num>
+  <w:num w:numId="20" w16cid:durableId="450132120">
+    <w:abstractNumId w:val="12"/>
+  </w:num>
+  <w:num w:numId="21" w16cid:durableId="444542430">
     <w:abstractNumId w:val="20"/>
   </w:num>
-  <w:num w:numId="16" w16cid:durableId="2072803561">
-    <w:abstractNumId w:val="21"/>
+  <w:num w:numId="22" w16cid:durableId="1518226668">
+    <w:abstractNumId w:val="16"/>
   </w:num>
-  <w:num w:numId="17" w16cid:durableId="281814689">
-    <w:abstractNumId w:val="25"/>
+  <w:num w:numId="23" w16cid:durableId="1157571667">
+    <w:abstractNumId w:val="18"/>
   </w:num>
-  <w:num w:numId="18" w16cid:durableId="590968514">
-    <w:abstractNumId w:val="19"/>
+  <w:num w:numId="24" w16cid:durableId="437212272">
+    <w:abstractNumId w:val="8"/>
   </w:num>
-  <w:num w:numId="19" w16cid:durableId="989746865">
+  <w:num w:numId="25" w16cid:durableId="1362976522">
     <w:abstractNumId w:val="17"/>
   </w:num>
-  <w:num w:numId="20" w16cid:durableId="450132120">
-    <w:abstractNumId w:val="11"/>
-  </w:num>
-  <w:num w:numId="21" w16cid:durableId="444542430">
-    <w:abstractNumId w:val="18"/>
-  </w:num>
-  <w:num w:numId="22" w16cid:durableId="1518226668">
-    <w:abstractNumId w:val="14"/>
-  </w:num>
-  <w:num w:numId="23" w16cid:durableId="1157571667">
-    <w:abstractNumId w:val="16"/>
-  </w:num>
-  <w:num w:numId="24" w16cid:durableId="437212272">
-    <w:abstractNumId w:val="7"/>
-  </w:num>
-  <w:num w:numId="25" w16cid:durableId="1362976522">
-    <w:abstractNumId w:val="15"/>
-  </w:num>
   <w:num w:numId="26" w16cid:durableId="706829824">
-    <w:abstractNumId w:val="24"/>
+    <w:abstractNumId w:val="26"/>
   </w:num>
   <w:num w:numId="27" w16cid:durableId="1038358929">
+    <w:abstractNumId w:val="6"/>
+  </w:num>
+  <w:num w:numId="28" w16cid:durableId="1008214252">
     <w:abstractNumId w:val="5"/>
+  </w:num>
+  <w:num w:numId="29" w16cid:durableId="455682421">
+    <w:abstractNumId w:val="13"/>
   </w:num>
 </w:numbering>
 </file>
@@ -9030,8 +8415,10 @@
     <w:qFormat/>
     <w:rPr>
       <w:rFonts w:eastAsia="Times New Roman"/>
+      <w:noProof/>
       <w:sz w:val="24"/>
       <w:szCs w:val="24"/>
+      <w:lang w:val="vi-VN"/>
     </w:rPr>
   </w:style>
   <w:style w:type="paragraph" w:styleId="u1">
@@ -9296,7 +8683,6 @@
     <w:rPr>
       <w:sz w:val="26"/>
       <w:szCs w:val="26"/>
-      <w:lang w:val="vi-VN"/>
     </w:rPr>
   </w:style>
 </w:styles>
